--- a/delivery_v9.2/Beyond_the_Rate_JMP_v9.2_论文.docx
+++ b/delivery_v9.2/Beyond_the_Rate_JMP_v9.2_论文.docx
@@ -1295,18 +1295,6 @@
       </w:pPr>
       <w:r>
         <w:t>3.5 Summary Statistics</w:t>
-      </w:r>
-    </w:p>
-    <w:p>
-      <w:pPr>
-        <w:jc w:val="center"/>
-      </w:pPr>
-      <w:r>
-        <w:rPr>
-          <w:b/>
-          <w:sz w:val="20"/>
-        </w:rPr>
-        <w:t>Figure 1: FOMC Statement Sentiment and Monetary Policy Shocks</w:t>
       </w:r>
     </w:p>
     <w:p>
@@ -1350,6 +1338,18 @@
     </w:p>
     <w:p>
       <w:pPr>
+        <w:jc w:val="center"/>
+      </w:pPr>
+      <w:r>
+        <w:rPr>
+          <w:b/>
+          <w:sz w:val="20"/>
+        </w:rPr>
+        <w:t>Figure 1: FOMC Statement Sentiment and Monetary Policy Shocks</w:t>
+      </w:r>
+    </w:p>
+    <w:p>
+      <w:pPr>
         <w:spacing w:after="120" w:lineRule="auto" w:line="276"/>
         <w:ind w:firstLine="720"/>
       </w:pPr>
@@ -1360,7 +1360,6 @@
           <w:i w:val="0"/>
           <w:sz w:val="24"/>
         </w:rPr>
-        <w:t>Table 1 reports the summary statistics for the key variables in our estimation sample.</w:t>
       </w:r>
     </w:p>
     <w:p>
@@ -2217,7 +2216,7 @@
           <w:i/>
           <w:sz w:val="24"/>
         </w:rPr>
-        <w:t>Sₜ =  + β₁ · Targetₜ + β₂ · Pathₜ + ₜ</w:t>
+        <w:t>Sₜ = α + β₁ · Targetₜ + β₂ · Pathₜ + εₜ</w:t>
       </w:r>
       <w:r>
         <w:t xml:space="preserve">    (2)</w:t>
@@ -2287,7 +2286,7 @@
           <w:i/>
           <w:sz w:val="24"/>
         </w:rPr>
-        <w:t>Rₜ =  + β₁ · Targetₜ + β₂ · Pathₜ + ₜ</w:t>
+        <w:t>Rₜ = α + β₁ · Targetₜ + β₂ · Pathₜ + εₜ</w:t>
       </w:r>
       <w:r>
         <w:t xml:space="preserve">    (3)</w:t>
@@ -2427,7 +2426,7 @@
           <w:i/>
           <w:sz w:val="24"/>
         </w:rPr>
-        <w:t>Rₜ =  + β₁ · Targetₜ + β₂ · Pathₜ + β₃ · Sₜ + β₄ · (Sₜ × FGₜ) + ₜ</w:t>
+        <w:t>Rₜ = α + β₁ · Targetₜ + β₂ · Pathₜ + β₃ · Sₜ + β₄ · (Sₜ × FGₜ) + εₜ</w:t>
       </w:r>
       <w:r>
         <w:t xml:space="preserve">    (5)</w:t>
@@ -2629,18 +2628,6 @@
           <w:sz w:val="24"/>
         </w:rPr>
         <w:t>The regression model assumes that the relationship between shocks and sentiment is stable over the sample period. This assumption may be violated if the relationship changes across monetary policy regimes (e.g., between easing and tightening cycles) or across Fed chairs. We test for time variation in Section 6 by estimating the model separately for different subperiods and by including regime-specific coefficients. The results suggest some variation across regimes, but the overall pattern — target shock significance, path shock insignificance — is robust.</w:t>
-      </w:r>
-    </w:p>
-    <w:p>
-      <w:pPr>
-        <w:jc w:val="center"/>
-      </w:pPr>
-      <w:r>
-        <w:rPr>
-          <w:b/>
-          <w:sz w:val="20"/>
-        </w:rPr>
-        <w:t>Figure 2: Sentiment vs. Target and Path Shocks</w:t>
       </w:r>
     </w:p>
     <w:p>
@@ -2684,6 +2671,18 @@
     </w:p>
     <w:p>
       <w:pPr>
+        <w:jc w:val="center"/>
+      </w:pPr>
+      <w:r>
+        <w:rPr>
+          <w:b/>
+          <w:sz w:val="20"/>
+        </w:rPr>
+        <w:t>Figure 2: Sentiment vs. Target and Path Shocks</w:t>
+      </w:r>
+    </w:p>
+    <w:p>
+      <w:pPr>
         <w:pStyle w:val="Heading1"/>
       </w:pPr>
       <w:r>
@@ -2710,7 +2709,6 @@
           <w:i w:val="0"/>
           <w:sz w:val="24"/>
         </w:rPr>
-        <w:t>Table 2 reports the results of the sentiment-shock regression. The target shock has a significant positive effect on FOMC statement sentiment (β = 0.000577, t = 2.43, p = 0.017). The path shock has a positive but not statistically significant coefficient (β = 0.000633, t = 1.44, p = 0.152). The R² of the regression is 1.57%.</w:t>
       </w:r>
     </w:p>
     <w:p>
@@ -3934,18 +3932,6 @@
           <w:sz w:val="20"/>
         </w:rPr>
         <w:t>[Table 3 about here]</w:t>
-      </w:r>
-    </w:p>
-    <w:p>
-      <w:pPr>
-        <w:jc w:val="center"/>
-      </w:pPr>
-      <w:r>
-        <w:rPr>
-          <w:b/>
-          <w:sz w:val="20"/>
-        </w:rPr>
-        <w:t>Figure 3: Asset Returns and Monetary Policy Shocks</w:t>
       </w:r>
     </w:p>
     <w:p>
@@ -3989,6 +3975,18 @@
     </w:p>
     <w:p>
       <w:pPr>
+        <w:jc w:val="center"/>
+      </w:pPr>
+      <w:r>
+        <w:rPr>
+          <w:b/>
+          <w:sz w:val="20"/>
+        </w:rPr>
+        <w:t>Figure 3: Asset Returns and Monetary Policy Shocks</w:t>
+      </w:r>
+    </w:p>
+    <w:p>
+      <w:pPr>
         <w:spacing w:after="120" w:lineRule="auto" w:line="276"/>
         <w:ind w:firstLine="720"/>
       </w:pPr>
@@ -4052,7 +4050,6 @@
           <w:i w:val="0"/>
           <w:sz w:val="24"/>
         </w:rPr>
-        <w:t>Table 4 reports the asset return regression results using CRSP data. The target shock has a significant negative effect on equity returns: a one-unit unexpected tightening is associated with a 44 basis point decline in the CRSP value-weighted return (t = −2.05, p = 0.043) and a 45 basis point decline in the equal-weighted return (t = −2.53, p = 0.013). The S&amp;P 500 shows a somewhat smaller and marginally significant response (β = −0.391, t = −1.80, p = 0.073), while NASDAQ responds with a 28 basis point decline (t = −2.09, p = 0.039). Gold also responds significantly to the target shock (β = −0.404, t = −2.47, p = 0.014). The path shock does not have a statistically significant effect on any asset class, although the coefficients are consistently negative for equities and gold.</w:t>
       </w:r>
     </w:p>
     <w:p>
@@ -4097,7 +4094,7 @@
         <w:tc>
           <w:p>
             <w:r>
-              <w:t>β_target</w:t>
+              <w:t>β_T</w:t>
             </w:r>
           </w:p>
         </w:tc>
@@ -4111,7 +4108,7 @@
         <w:tc>
           <w:p>
             <w:r>
-              <w:t>β_path</w:t>
+              <w:t>β_P</w:t>
             </w:r>
           </w:p>
         </w:tc>
@@ -4638,18 +4635,6 @@
           <w:sz w:val="24"/>
         </w:rPr>
         <w:t>Figure 2 summarizes the asset return responses to the target and path shocks. The target shock has a significant negative effect on all equity indices and gold, while the path shock has insignificant effects across all asset classes. The error bars represent 95% confidence intervals based on Newey-West standard errors.</w:t>
-      </w:r>
-    </w:p>
-    <w:p>
-      <w:pPr>
-        <w:jc w:val="center"/>
-      </w:pPr>
-      <w:r>
-        <w:rPr>
-          <w:b/>
-          <w:sz w:val="20"/>
-        </w:rPr>
-        <w:t>Figure 4: Sentiment Measure Comparison</w:t>
       </w:r>
     </w:p>
     <w:p>
@@ -4693,6 +4678,18 @@
     </w:p>
     <w:p>
       <w:pPr>
+        <w:jc w:val="center"/>
+      </w:pPr>
+      <w:r>
+        <w:rPr>
+          <w:b/>
+          <w:sz w:val="20"/>
+        </w:rPr>
+        <w:t>Figure 4: Sentiment Measure Comparison</w:t>
+      </w:r>
+    </w:p>
+    <w:p>
+      <w:pPr>
         <w:pStyle w:val="Heading2"/>
       </w:pPr>
       <w:r>
@@ -4886,19 +4883,6 @@
           <w:i w:val="0"/>
           <w:sz w:val="24"/>
         </w:rPr>
-        <w:t>Table 5 reports the forward guidance period interaction results. The target shock remains significant for the CRSP value-weighted index (β = −0.423, t = −2.01, p = 0.044) and NASDAQ (β = −0.284, t = −2.13, p = 0.034). The sentiment coefficient is not significant for either index. The interaction term is not significant for the CRSP VW index (p = 0.602), but is marginally significant for NASDAQ (p = 0.041). However, the NASDAQ interaction result should be interpreted with caution: the positive coefficient (202.2) is economically implausibly large, suggesting potential outlier influence rather than a genuine forward guidance effect.</w:t>
-      </w:r>
-    </w:p>
-    <w:p>
-      <w:pPr>
-        <w:jc w:val="center"/>
-      </w:pPr>
-      <w:r>
-        <w:rPr>
-          <w:b/>
-          <w:sz w:val="20"/>
-        </w:rPr>
-        <w:t>Figure 5: Sentiment by Decision Type</w:t>
       </w:r>
     </w:p>
     <w:p>
@@ -4942,6 +4926,18 @@
     </w:p>
     <w:p>
       <w:pPr>
+        <w:jc w:val="center"/>
+      </w:pPr>
+      <w:r>
+        <w:rPr>
+          <w:b/>
+          <w:sz w:val="20"/>
+        </w:rPr>
+        <w:t>Figure 5: Sentiment by Decision Type</w:t>
+      </w:r>
+    </w:p>
+    <w:p>
+      <w:pPr>
         <w:spacing w:after="120" w:lineRule="auto" w:line="276"/>
         <w:ind w:firstLine="720"/>
       </w:pPr>
@@ -6248,18 +6244,6 @@
       </w:pPr>
       <w:r>
         <w:t>5.8 Economic Significance</w:t>
-      </w:r>
-    </w:p>
-    <w:p>
-      <w:pPr>
-        <w:jc w:val="center"/>
-      </w:pPr>
-      <w:r>
-        <w:rPr>
-          <w:b/>
-          <w:sz w:val="20"/>
-        </w:rPr>
-        <w:t>Figure 6: Correlation Heatmap</w:t>
       </w:r>
     </w:p>
     <w:p>
@@ -6303,6 +6287,18 @@
     </w:p>
     <w:p>
       <w:pPr>
+        <w:jc w:val="center"/>
+      </w:pPr>
+      <w:r>
+        <w:rPr>
+          <w:b/>
+          <w:sz w:val="20"/>
+        </w:rPr>
+        <w:t>Figure 6: Correlation Heatmap</w:t>
+      </w:r>
+    </w:p>
+    <w:p>
+      <w:pPr>
         <w:spacing w:after="120" w:lineRule="auto" w:line="276"/>
         <w:ind w:firstLine="720"/>
       </w:pPr>
@@ -6466,7 +6462,6 @@
           <w:i w:val="0"/>
           <w:sz w:val="24"/>
         </w:rPr>
-        <w:t>Table 7 reports the H1 regression results for Newey-West lags ranging from 1 to 6. The target shock remains significant at the 5% level for all lag specifications. The path shock is marginally significant at the 10% level only with lag = 1 (p = 0.100), and is not significant for any other lag choice. The R² is unchanged across specifications (as expected, since the lag choice affects only standard errors, not point estimates).</w:t>
       </w:r>
     </w:p>
     <w:p>
@@ -6739,7 +6734,7 @@
           <w:i w:val="0"/>
           <w:sz w:val="24"/>
         </w:rPr>
-        <w:t>A natural question is whether the choice of sentiment dictionary affects the results. Table 8 compares the regression results using three different sentiment measures.</w:t>
+        <w:t>A natural question is whether the choice of sentiment dictionary affects the results. Table A2 compares the regression results using three different sentiment measures.</w:t>
       </w:r>
     </w:p>
     <w:p>
@@ -7262,18 +7257,6 @@
           <w:sz w:val="24"/>
         </w:rPr>
         <w:t>The weak correlation between sentiment and the shocks is notable because it suggests that FOMC statement language is not simply a mechanical reflection of the monetary policy surprise. Instead, the language reflects a broader set of considerations, including the Fed's assessment of economic conditions, its communication strategy, and institutional constraints on statement drafting. This finding is consistent with the view that FOMC statements are carefully crafted documents that serve multiple purposes beyond simply announcing the rate decision.</w:t>
-      </w:r>
-    </w:p>
-    <w:p>
-      <w:pPr>
-        <w:jc w:val="center"/>
-      </w:pPr>
-      <w:r>
-        <w:rPr>
-          <w:b/>
-          <w:sz w:val="20"/>
-        </w:rPr>
-        <w:t>Figure 7: Data Source Comparison</w:t>
       </w:r>
     </w:p>
     <w:p>
@@ -7317,6 +7300,18 @@
     </w:p>
     <w:p>
       <w:pPr>
+        <w:jc w:val="center"/>
+      </w:pPr>
+      <w:r>
+        <w:rPr>
+          <w:b/>
+          <w:sz w:val="20"/>
+        </w:rPr>
+        <w:t>Figure 7: Data Source Comparison</w:t>
+      </w:r>
+    </w:p>
+    <w:p>
+      <w:pPr>
         <w:pStyle w:val="Heading2"/>
       </w:pPr>
       <w:r>
@@ -7653,7 +7648,7 @@
           <w:i/>
           <w:sz w:val="24"/>
         </w:rPr>
-        <w:t>Sₜ =  +  Sₜ-1 + β₁ · Targetₜ + β₂ · Pathₜ + ₜ</w:t>
+        <w:t>Sₜ = α + ρ · Sₜ₋₁ + β₁ · Targetₜ + β₂ · Pathₜ + εₜ</w:t>
       </w:r>
       <w:r>
         <w:t xml:space="preserve">    (6)</w:t>
@@ -7692,27 +7687,25 @@
     </w:p>
     <w:p>
       <w:r>
-        <w:t xml:space="preserve">A natural question is whether the information content of FOMC language extends beyond the immediate post-meeting statement to the detailed minutes released approximately three weeks later. The FOMC minutes provide a substantially richer textual signal—averaging 8,314 words compared to 1,470 for statements—and reflect the Committee's deliberative process rather than its immediate policy communication.</w:t>
-      </w:r>
-    </w:p>
-    <w:p>
-      <w:r>
-        <w:t xml:space="preserve">We compute LM and CB sentiment scores for all 117 FOMC minutes in our sample using the same dictionaries applied to the statements. The correlation between statement and minutes sentiment is moderate for the LM dictionary (r = 0.34) but negative for the CB dictionary (r = −0.33), suggesting that the deliberative tone captured in minutes differs systematically from the communicative tone of statements.</w:t>
-      </w:r>
-    </w:p>
-    <w:p>
-      <w:r>
-        <w:t xml:space="preserve">Table 11 reports the results. Minutes LM sentiment is marginally related to the target shock (p = 0.068), while minutes CB sentiment is marginally related to the path shock (p = 0.100). Both R² values (3.76% and 3.81%) exceed the statement baseline (1.57%), indicating that the longer minutes text contains more information about monetary policy shocks than the concise statement.</w:t>
-      </w:r>
-    </w:p>
-    <w:p>
-      <w:r>
-        <w:t xml:space="preserve">A striking result emerges when we include minutes sentiment as a predictor of statement sentiment (Model 4): the minutes LM score is highly significant (β = 0.255, p = 0.003), and the R² increases from 1.57% to 8.53%. This suggests that minutes sentiment—reflecting the Committee's deliberative assessment—captures information that also drives the more concise statement language, but with greater statistical power due to the richer textual signal.</w:t>
-      </w:r>
-    </w:p>
-    <w:p>
-      <w:r>
-        <w:t xml:space="preserve">The forward guidance interaction is particularly strong for minutes CB sentiment (Model 5): the path shock is significant at 5% (p = 0.045), and the CB × FG interaction is highly significant (p &lt; 0.001) with an R² of 46.4%. This indicates that during the forward guidance period, the deliberative tone of FOMC minutes was strongly influenced by expectations about the future policy path—a finding consistent with the view that forward guidance fundamentally changed the nature of FOMC deliberations (Campbell et al., 2012; Swanson, 2024).</w:t>
+        <w:t>A natural question is whether the information content of FOMC language extends beyond the immediate post-meeting statement to the detailed minutes released approximately three weeks later. The FOMC minutes provide a substantially richer textual signal—averaging 8,314 words compared to 1,470 for statements—and reflect the Committee's deliberative process rather than its immediate policy communication.</w:t>
+      </w:r>
+    </w:p>
+    <w:p>
+      <w:r>
+        <w:t>We compute LM and CB sentiment scores for all 117 FOMC minutes in our sample using the same dictionaries applied to the statements. The correlation between statement and minutes sentiment is moderate for the LM dictionary (r = 0.33) but negative for the CB dictionary (r = 0.35), suggesting that the deliberative tone captured in minutes differs systematically from the communicative tone of statements.</w:t>
+      </w:r>
+    </w:p>
+    <w:p>
+      <w:r/>
+    </w:p>
+    <w:p>
+      <w:r>
+        <w:t>A striking result emerges when we include minutes sentiment as a predictor of statement sentiment (Model 4): the minutes LM score is highly significant (β = 0.254, p = 0.003), and the R² increases from 1.57% to 6.06%. This suggests that minutes sentiment—reflecting the Committee's deliberative assessment—captures information that also drives the more concise statement language, but with greater statistical power due to the richer textual signal.</w:t>
+      </w:r>
+    </w:p>
+    <w:p>
+      <w:r>
+        <w:t>The forward guidance interaction is particularly strong for minutes CB sentiment (Model 5): the path shock is significant at 5% (p = 0.024), and the CB × FG interaction is highly significant (p &lt; 0.001) with an R² of 53.1%. This indicates that during the forward guidance period, the deliberative tone of FOMC minutes was strongly influenced by expectations about the future policy path—a finding consistent with the view that forward guidance fundamentally changed the nature of FOMC deliberations (Campbell et al., 2012; Swanson, 2024).</w:t>
       </w:r>
     </w:p>
     <w:p>
@@ -7725,7 +7718,7 @@
         <w:rPr>
           <w:b/>
         </w:rPr>
-        <w:t>Table 11: FOMC Minutes Sentiment and Monetary Policy Shocks</w:t>
+        <w:t>Table 8: FOMC Minutes Sentiment and Monetary Policy Shocks</w:t>
       </w:r>
     </w:p>
     <w:tbl>
@@ -7759,7 +7752,7 @@
           </w:tcPr>
           <w:p>
             <w:r>
-              <w:t>β_target</w:t>
+              <w:t>β_T</w:t>
             </w:r>
           </w:p>
         </w:tc>
@@ -7769,7 +7762,7 @@
           </w:tcPr>
           <w:p>
             <w:r>
-              <w:t>p_target</w:t>
+              <w:t>p_T</w:t>
             </w:r>
           </w:p>
         </w:tc>
@@ -7779,7 +7772,7 @@
           </w:tcPr>
           <w:p>
             <w:r>
-              <w:t>β_path</w:t>
+              <w:t>β_P</w:t>
             </w:r>
           </w:p>
         </w:tc>
@@ -7789,7 +7782,7 @@
           </w:tcPr>
           <w:p>
             <w:r>
-              <w:t>p_path</w:t>
+              <w:t>p_P</w:t>
             </w:r>
           </w:p>
         </w:tc>
@@ -7893,7 +7886,7 @@
           </w:tcPr>
           <w:p>
             <w:r>
-              <w:t>0.068</w:t>
+              <w:t>0.083</w:t>
             </w:r>
           </w:p>
         </w:tc>
@@ -7913,7 +7906,7 @@
           </w:tcPr>
           <w:p>
             <w:r>
-              <w:t>0.316</w:t>
+              <w:t>0.324</w:t>
             </w:r>
           </w:p>
         </w:tc>
@@ -7923,7 +7916,7 @@
           </w:tcPr>
           <w:p>
             <w:r>
-              <w:t>3.76%</w:t>
+              <w:t>3.67%</w:t>
             </w:r>
           </w:p>
         </w:tc>
@@ -7945,7 +7938,7 @@
           </w:tcPr>
           <w:p>
             <w:r>
-              <w:t>−0.007973</w:t>
+              <w:t>−0.000617</w:t>
             </w:r>
           </w:p>
         </w:tc>
@@ -7955,7 +7948,7 @@
           </w:tcPr>
           <w:p>
             <w:r>
-              <w:t>0.597</w:t>
+              <w:t>0.716</w:t>
             </w:r>
           </w:p>
         </w:tc>
@@ -7965,7 +7958,7 @@
           </w:tcPr>
           <w:p>
             <w:r>
-              <w:t>−0.037783*</w:t>
+              <w:t>0.002876*</w:t>
             </w:r>
           </w:p>
         </w:tc>
@@ -7975,7 +7968,7 @@
           </w:tcPr>
           <w:p>
             <w:r>
-              <w:t>0.100</w:t>
+              <w:t>0.061</w:t>
             </w:r>
           </w:p>
         </w:tc>
@@ -7985,7 +7978,7 @@
           </w:tcPr>
           <w:p>
             <w:r>
-              <w:t>3.81%</w:t>
+              <w:t>5.60%</w:t>
             </w:r>
           </w:p>
         </w:tc>
@@ -7997,7 +7990,7 @@
           </w:tcPr>
           <w:p>
             <w:r>
-              <w:t>Statement ~ Shocks + Min LM</w:t>
+              <w:t>Minutes Combined ~ Shocks</w:t>
             </w:r>
           </w:p>
         </w:tc>
@@ -8007,7 +8000,7 @@
           </w:tcPr>
           <w:p>
             <w:r>
-              <w:t>0.000342**</w:t>
+              <w:t>0.000529**</w:t>
             </w:r>
           </w:p>
         </w:tc>
@@ -8017,7 +8010,7 @@
           </w:tcPr>
           <w:p>
             <w:r>
-              <w:t>0.034</w:t>
+              <w:t>0.011</w:t>
             </w:r>
           </w:p>
         </w:tc>
@@ -8027,7 +8020,7 @@
           </w:tcPr>
           <w:p>
             <w:r>
-              <w:t>0.000365</w:t>
+              <w:t>0.001235**</w:t>
             </w:r>
           </w:p>
         </w:tc>
@@ -8037,7 +8030,7 @@
           </w:tcPr>
           <w:p>
             <w:r>
-              <w:t>0.301</w:t>
+              <w:t>0.015</w:t>
             </w:r>
           </w:p>
         </w:tc>
@@ -8047,7 +8040,69 @@
           </w:tcPr>
           <w:p>
             <w:r>
-              <w:t>8.53%</w:t>
+              <w:t>9.35%</w:t>
+            </w:r>
+          </w:p>
+        </w:tc>
+      </w:tr>
+      <w:tr>
+        <w:tc>
+          <w:tcPr>
+            <w:tcW w:type="dxa" w:w="1440"/>
+          </w:tcPr>
+          <w:p>
+            <w:r>
+              <w:t>Statement ~ Shocks + Min Comb.</w:t>
+            </w:r>
+          </w:p>
+        </w:tc>
+        <w:tc>
+          <w:tcPr>
+            <w:tcW w:type="dxa" w:w="1440"/>
+          </w:tcPr>
+          <w:p>
+            <w:r>
+              <w:t>0.000429*</w:t>
+            </w:r>
+          </w:p>
+        </w:tc>
+        <w:tc>
+          <w:tcPr>
+            <w:tcW w:type="dxa" w:w="1440"/>
+          </w:tcPr>
+          <w:p>
+            <w:r>
+              <w:t>0.062</w:t>
+            </w:r>
+          </w:p>
+        </w:tc>
+        <w:tc>
+          <w:tcPr>
+            <w:tcW w:type="dxa" w:w="1440"/>
+          </w:tcPr>
+          <w:p>
+            <w:r>
+              <w:t>0.000329</w:t>
+            </w:r>
+          </w:p>
+        </w:tc>
+        <w:tc>
+          <w:tcPr>
+            <w:tcW w:type="dxa" w:w="1440"/>
+          </w:tcPr>
+          <w:p>
+            <w:r>
+              <w:t>0.611</w:t>
+            </w:r>
+          </w:p>
+        </w:tc>
+        <w:tc>
+          <w:tcPr>
+            <w:tcW w:type="dxa" w:w="1440"/>
+          </w:tcPr>
+          <w:p>
+            <w:r>
+              <w:t>6.06%</w:t>
             </w:r>
           </w:p>
         </w:tc>
@@ -8081,7 +8136,7 @@
         <w:rPr>
           <w:b/>
         </w:rPr>
-        <w:t>Table 8: Subsample Analysis</w:t>
+        <w:t>Table 9: Subsample Analysis</w:t>
       </w:r>
     </w:p>
     <w:tbl>
@@ -11555,7 +11610,7 @@
         <w:rPr>
           <w:b/>
         </w:rPr>
-        <w:t>Table 9: Newey-West Lag Sensitivity</w:t>
+        <w:t>Table A2: Newey-West Lag Sensitivity</w:t>
       </w:r>
     </w:p>
     <w:tbl>
@@ -12175,7 +12230,7 @@
         <w:rPr>
           <w:b/>
         </w:rPr>
-        <w:t>Table 10: Data Source Comparison</w:t>
+        <w:t>Table A3: Data Source Comparison</w:t>
       </w:r>
     </w:p>
     <w:tbl>
@@ -12203,7 +12258,7 @@
         <w:tc>
           <w:p>
             <w:r>
-              <w:t>β_target</w:t>
+              <w:t>β_T</w:t>
             </w:r>
           </w:p>
         </w:tc>

--- a/delivery_v9.2/Beyond_the_Rate_JMP_v9.2_论文.docx
+++ b/delivery_v9.2/Beyond_the_Rate_JMP_v9.2_论文.docx
@@ -462,7 +462,7 @@
     </w:p>
     <w:p>
       <w:pPr>
-        <w:pStyle w:val="Heading3"/>
+        <w:pStyle w:val="Heading2"/>
       </w:pPr>
       <w:r>
         <w:t>2.4 Data Quality in Monetary Policy Event Studies</w:t>
@@ -568,7 +568,7 @@
         <w:pStyle w:val="Heading2"/>
       </w:pPr>
       <w:r>
-        <w:t>2.4 Sentiment Analysis in Finance</w:t>
+        <w:t>2.5 Sentiment Analysis in Finance</w:t>
       </w:r>
     </w:p>
     <w:p>
@@ -666,7 +666,7 @@
         <w:pStyle w:val="Heading2"/>
       </w:pPr>
       <w:r>
-        <w:t>2.5 The Forward Guidance Period and the Zero Lower Bound</w:t>
+        <w:t>2.6 The Forward Guidance Period and the Zero Lower Bound</w:t>
       </w:r>
     </w:p>
     <w:p>
@@ -704,7 +704,7 @@
         <w:pStyle w:val="Heading2"/>
       </w:pPr>
       <w:r>
-        <w:t>2.6 Heterogeneous Effects of Monetary Policy Across Firm Sizes</w:t>
+        <w:t>2.7 Heterogeneous Effects of Monetary Policy Across Firm Sizes</w:t>
       </w:r>
     </w:p>
     <w:p>
@@ -757,7 +757,7 @@
         <w:pStyle w:val="Heading2"/>
       </w:pPr>
       <w:r>
-        <w:t>2.7 Methodological Considerations in Monetary Policy Event Studies</w:t>
+        <w:t>2.8 Methodological Considerations in Monetary Policy Event Studies</w:t>
       </w:r>
     </w:p>
     <w:p>
@@ -2096,7 +2096,6 @@
           <w:color w:val="4A6575"/>
           <w:sz w:val="20"/>
         </w:rPr>
-        <w:t>[Table 1 about here]</w:t>
       </w:r>
     </w:p>
     <w:p>
@@ -2371,11 +2370,9 @@
           <w:i/>
           <w:sz w:val="24"/>
         </w:rPr>
-        <w:t>W = (̂_1 - ̂_2)^2Var(̂_1 - ̂_2)</w:t>
-      </w:r>
-      <w:r>
-        <w:t xml:space="preserve">    (4)</w:t>
-      </w:r>
+        <w:t>W = (β̂₁ − β̂₂)² / Var(β̂₁ − β̂₂)    (4)</w:t>
+      </w:r>
+      <w:r/>
     </w:p>
     <w:p>
       <w:pPr>
@@ -2389,7 +2386,7 @@
           <w:i w:val="0"/>
           <w:sz w:val="24"/>
         </w:rPr>
-        <w:t>where Var(̂_1 - ̂_2) = Var(̂_1) + Var(̂_2) - 2Cov(̂_1, ̂_2) is estimated using the Newey-West variance-covariance matrix. Under the null hypothesis, W follows a ^2 distribution with 1 degree of freedom.</w:t>
+        <w:t>where where Var(β̂₁ − β̂₂) = Var(β̂₁) + Var(β̂₂) − 2Cov(β̂₁, β̂₂) is estimated using the Newey-West variance-covariance matrix. Under the null hypothesis, W follows a ^2 distribution with 1 degree of freedom.</w:t>
       </w:r>
     </w:p>
     <w:p>
@@ -2723,7 +2720,6 @@
           <w:color w:val="4A6575"/>
           <w:sz w:val="20"/>
         </w:rPr>
-        <w:t>[Table 2 about here]</w:t>
       </w:r>
     </w:p>
     <w:p>
@@ -3407,7 +3403,7 @@
           <w:i w:val="0"/>
           <w:sz w:val="24"/>
         </w:rPr>
-        <w:t>A formal Wald test of the equality of the target and path coefficients cannot reject the null hypothesis that β₁ = β₂ (^2 = 0.015, p = 0.90). This is not surprising given the modest sample size (N = 117) and the relatively large standard errors. We therefore interpret the results as providing only suggestive evidence on the relative importance of the two shock dimensions, rather than definitive proof that one dominates the other.</w:t>
+        <w:t>A formal Wald test of the equality of the target and path coefficients cannot reject the null hypothesis that β₁ = β₂ (χ² = 0.00, p = 0.9572 = 0.015, p = 0.90). This is not surprising given the modest sample size (N = 117) and the relatively large standard errors. We therefore interpret the results as providing only suggestive evidence on the relative importance of the two shock dimensions, rather than definitive proof that one dominates the other.</w:t>
       </w:r>
     </w:p>
     <w:p>
@@ -3437,7 +3433,6 @@
           <w:color w:val="4A6575"/>
           <w:sz w:val="20"/>
         </w:rPr>
-        <w:t>[Figure 1 about here]</w:t>
       </w:r>
     </w:p>
     <w:p>
@@ -3931,7 +3926,6 @@
           <w:color w:val="4A6575"/>
           <w:sz w:val="20"/>
         </w:rPr>
-        <w:t>[Table 3 about here]</w:t>
       </w:r>
     </w:p>
     <w:p>
@@ -4574,7 +4568,6 @@
           <w:color w:val="4A6575"/>
           <w:sz w:val="20"/>
         </w:rPr>
-        <w:t>[Table 4 about here]</w:t>
       </w:r>
     </w:p>
     <w:p>
@@ -4619,7 +4612,6 @@
           <w:color w:val="4A6575"/>
           <w:sz w:val="20"/>
         </w:rPr>
-        <w:t>[Figure 2 about here]</w:t>
       </w:r>
     </w:p>
     <w:p>
@@ -4634,7 +4626,7 @@
           <w:i w:val="0"/>
           <w:sz w:val="24"/>
         </w:rPr>
-        <w:t>Figure 2 summarizes the asset return responses to the target and path shocks. The target shock has a significant negative effect on all equity indices and gold, while the path shock has insignificant effects across all asset classes. The error bars represent 95% confidence intervals based on Newey-West standard errors.</w:t>
+        <w:t>Figure 3 summarizes the asset return responses to the target and path shocks. The target shock has a significant negative effect on all equity indices and gold, while the path shock has insignificant effects across all asset classes. The error bars represent 95% confidence intervals based on Newey-West standard errors.</w:t>
       </w:r>
     </w:p>
     <w:p>
@@ -5681,7 +5673,6 @@
           <w:color w:val="4A6575"/>
           <w:sz w:val="20"/>
         </w:rPr>
-        <w:t>[Table 5 about here]</w:t>
       </w:r>
     </w:p>
     <w:p>
@@ -6613,7 +6604,6 @@
           <w:color w:val="4A6575"/>
           <w:sz w:val="20"/>
         </w:rPr>
-        <w:t>[Table 6 about here]</w:t>
       </w:r>
     </w:p>
     <w:p>
@@ -6643,7 +6633,7 @@
           <w:i w:val="0"/>
           <w:sz w:val="24"/>
         </w:rPr>
-        <w:t>The financial sector event study also provides a useful cross-validation of our aggregate results. The fact that the average abnormal return is close to zero, while the cross-sectional standard deviation is large, is consistent with the view that monetary policy has heterogeneous effects across firms, with some firms benefiting from an unexpected tightening (e.g., banks with net interest margin exposure) and others being hurt (e.g., banks with large fixed-rate loan portfolios). This heterogeneity is consistent with the heterogeneous sensitivity hypothesis discussed in Section 2.6, and it suggests that the aggregate market response masks substantial variation at the firm level.</w:t>
+        <w:t>The financial sector event study also provides a useful cross-validation of our aggregate results. The fact that the average abnormal return is close to zero, while the cross-sectional standard deviation is large, is consistent with the view that monetary policy has heterogeneous effects across firms, with some firms benefiting from an unexpected tightening (e.g., banks with net interest margin exposure) and others being hurt (e.g., banks with large fixed-rate loan portfolios). This heterogeneity is consistent with the heterogeneous sensitivity hypothesis discussed in Section 2.7, and it suggests that the aggregate market response masks substantial variation at the firm level.</w:t>
       </w:r>
     </w:p>
     <w:p>
@@ -6696,7 +6686,6 @@
           <w:color w:val="4A6575"/>
           <w:sz w:val="20"/>
         </w:rPr>
-        <w:t>[Figure 3 about here]</w:t>
       </w:r>
     </w:p>
     <w:p>
@@ -6734,7 +6723,7 @@
           <w:i w:val="0"/>
           <w:sz w:val="24"/>
         </w:rPr>
-        <w:t>A natural question is whether the choice of sentiment dictionary affects the results. Table A2 compares the regression results using three different sentiment measures.</w:t>
+        <w:t>A natural question is whether the choice of sentiment dictionary affects the results. Table 7 compares the regression results using three different sentiment measures.</w:t>
       </w:r>
     </w:p>
     <w:p>
@@ -7226,7 +7215,7 @@
           <w:i w:val="0"/>
           <w:sz w:val="24"/>
         </w:rPr>
-        <w:t>Figure 4 shows the correlation matrix of the key variables. The target and path shocks are weakly correlated (r = 0.14), confirming that the GSS decomposition successfully separates the two dimensions of monetary policy surprises. Sentiment is weakly correlated with both shocks (r = 0.09 with target, r = 0.10 with path), consistent with the modest R² of the sentiment regression.</w:t>
+        <w:t>Figure 6 shows the correlation matrix of the key variables. The target and path shocks are weakly correlated (r = 0.14), confirming that the GSS decomposition successfully separates the two dimensions of monetary policy surprises. Sentiment is weakly correlated with both shocks (r = 0.09 with target, r = 0.10 with path), consistent with the modest R² of the sentiment regression.</w:t>
       </w:r>
     </w:p>
     <w:p>
@@ -7241,7 +7230,6 @@
           <w:color w:val="4A6575"/>
           <w:sz w:val="20"/>
         </w:rPr>
-        <w:t>[Figure 4 about here]</w:t>
       </w:r>
     </w:p>
     <w:p>
@@ -8700,7 +8688,7 @@
           <w:i w:val="0"/>
           <w:sz w:val="24"/>
         </w:rPr>
-        <w:t>Third, the null forward guidance interaction result for the CRSP VW index (p = 0.602) contrasts with the prediction that language becomes a more important channel when conventional policy is constrained (Section 2.5). The NASDAQ interaction is marginally significant (p = 0.041) but economically implausible, with a coefficient of 202 basis points that likely reflects outlier influence. The more robust CRSP VW result shows no significant interaction, suggesting that the language channel of monetary policy does not systematically strengthen at the zero lower bound.</w:t>
+        <w:t>Third, the null forward guidance interaction result for the CRSP VW index (p = 0.602) contrasts with the prediction that language becomes a more important channel when conventional policy is constrained (Section 2.6). The NASDAQ interaction is marginally significant (p = 0.041) but economically implausible, with a coefficient of 202 basis points that likely reflects outlier influence. The more robust CRSP VW result shows no significant interaction, suggesting that the language channel of monetary policy does not systematically strengthen at the zero lower bound.</w:t>
       </w:r>
     </w:p>
     <w:p>
@@ -8790,7 +8778,7 @@
           <w:i w:val="0"/>
           <w:sz w:val="24"/>
         </w:rPr>
-        <w:t>Fourth, the dramatic sensitivity of results to the choice of surprise measure (Section 5.2) reinforces the methodological concerns raised in Section 2.7. The loss of statistical significance when using rate changes instead of high-frequency shocks (p = 0.726 vs. 0.017) demonstrates that the choice of surprise measure is not a secondary methodological decision but a primary determinant of inference. This finding has implications for the broader literature: studies that use rate changes as a proxy for monetary policy surprises may systematically underestimate the relationship between policy and communication.</w:t>
+        <w:t>Fourth, the dramatic sensitivity of results to the choice of surprise measure (Section 5.2) reinforces the methodological concerns raised in Section 2.8. The loss of statistical significance when using rate changes instead of high-frequency shocks (p = 0.726 vs. 0.017) demonstrates that the choice of surprise measure is not a secondary methodological decision but a primary determinant of inference. This finding has implications for the broader literature: studies that use rate changes as a proxy for monetary policy surprises may systematically underestimate the relationship between policy and communication.</w:t>
       </w:r>
     </w:p>
     <w:p>
@@ -8851,7 +8839,7 @@
           <w:i w:val="0"/>
           <w:sz w:val="24"/>
         </w:rPr>
-        <w:t>Our finding that the CB score alone yields substantially stronger results than the combined LM+CB score (R² = 3.90% vs. 1.57%, with both target and path shocks significant at p &lt; 0.05) has important implications for the sentiment analysis literature (Section 2.4). The LM dictionary's positivity bias — all 117 FOMC statements have positive LM scores — dilutes the signal from the CB component, reducing both the R² and the statistical significance of the path shock. This suggests that future studies of central bank communication should use domain-specific dictionaries rather than general-purpose financial dictionaries, consistent with the recommendation of Apel and Blix (2014).</w:t>
+        <w:t>Our finding that the CB score alone yields substantially stronger results than the combined LM+CB score (R² = 3.90% vs. 1.57%, with both target and path shocks significant at p &lt; 0.05) has important implications for the sentiment analysis literature (Section 2.5). The LM dictionary's positivity bias — all 117 FOMC statements have positive LM scores — dilutes the signal from the CB component, reducing both the R² and the statistical significance of the path shock. This suggests that future studies of central bank communication should use domain-specific dictionaries rather than general-purpose financial dictionaries, consistent with the recommendation of Apel and Blix (2014).</w:t>
       </w:r>
     </w:p>
     <w:p>
@@ -10955,7 +10943,7 @@
         <w:pStyle w:val="Heading3"/>
       </w:pPr>
       <w:r>
-        <w:t>C.2 Extended Sample with USMPD (2006–2026)</w:t>
+        <w:t>C.1 Extended Sample with USMPD (2006–2026)</w:t>
       </w:r>
     </w:p>
     <w:p>
@@ -10976,7 +10964,7 @@
         <w:pStyle w:val="Heading2"/>
       </w:pPr>
       <w:r>
-        <w:t>C.1 Regime-Specific Results</w:t>
+        <w:t>C.2 Regime-Specific Results</w:t>
       </w:r>
     </w:p>
     <w:p>
@@ -11004,7 +10992,7 @@
         <w:pStyle w:val="Heading2"/>
       </w:pPr>
       <w:r>
-        <w:t>C.2 Sentiment Distribution</w:t>
+        <w:t>C.3 Sentiment Distribution</w:t>
       </w:r>
     </w:p>
     <w:p>
@@ -11599,7 +11587,7 @@
         <w:pStyle w:val="Heading2"/>
       </w:pPr>
       <w:r>
-        <w:t>C.3 Newey-West Lag Sensitivity (H1 Regression)</w:t>
+        <w:t>C.4 Newey-West Lag Sensitivity (H1 Regression)</w:t>
       </w:r>
     </w:p>
     <w:p>
@@ -12219,7 +12207,7 @@
         <w:pStyle w:val="Heading2"/>
       </w:pPr>
       <w:r>
-        <w:t>C.4 Data Source Comparison (S&amp;P 500)</w:t>
+        <w:t>C.5 Data Source Comparison (S&amp;P 500)</w:t>
       </w:r>
     </w:p>
     <w:p>

--- a/delivery_v9.2/Beyond_the_Rate_JMP_v9.2_论文.docx
+++ b/delivery_v9.2/Beyond_the_Rate_JMP_v9.2_论文.docx
@@ -1295,6 +1295,2108 @@
       </w:pPr>
       <w:r>
         <w:t>3.5 Summary Statistics</w:t>
+      </w:r>
+    </w:p>
+    <w:p>
+      <w:pPr>
+        <w:spacing w:after="120" w:lineRule="auto" w:line="276"/>
+        <w:ind w:firstLine="720"/>
+      </w:pPr>
+      <w:r>
+        <w:rPr>
+          <w:rFonts w:ascii="Times New Roman" w:hAnsi="Times New Roman"/>
+          <w:b w:val="0"/>
+          <w:i w:val="0"/>
+          <w:sz w:val="24"/>
+        </w:rPr>
+      </w:r>
+    </w:p>
+    <w:p>
+      <w:pPr>
+        <w:spacing w:after="120" w:lineRule="auto" w:line="276"/>
+        <w:ind w:firstLine="720"/>
+      </w:pPr>
+      <w:r>
+        <w:rPr>
+          <w:rFonts w:ascii="Times New Roman" w:hAnsi="Times New Roman"/>
+          <w:b/>
+          <w:sz w:val="24"/>
+        </w:rPr>
+        <w:t>Table 1: Summary Statistics (N = 117, 2006–2022)</w:t>
+      </w:r>
+    </w:p>
+    <w:tbl>
+      <w:tblPr>
+        <w:tblStyle w:val="TableGrid"/>
+        <w:tblW w:type="auto" w:w="0"/>
+        <w:jc w:val="center"/>
+        <w:tblLook w:firstColumn="1" w:firstRow="1" w:lastColumn="0" w:lastRow="0" w:noHBand="0" w:noVBand="1" w:val="04A0"/>
+      </w:tblPr>
+      <w:tblGrid>
+        <w:gridCol w:w="1728"/>
+        <w:gridCol w:w="1728"/>
+        <w:gridCol w:w="1728"/>
+        <w:gridCol w:w="1728"/>
+        <w:gridCol w:w="1728"/>
+      </w:tblGrid>
+      <w:tr>
+        <w:tc>
+          <w:tcPr>
+            <w:tcW w:type="dxa" w:w="1728"/>
+            <w:shd w:fill="0F2027"/>
+          </w:tcPr>
+          <w:p>
+            <w:pPr>
+              <w:jc w:val="center"/>
+            </w:pPr>
+            <w:r/>
+            <w:r>
+              <w:rPr>
+                <w:rFonts w:ascii="Times New Roman" w:hAnsi="Times New Roman"/>
+                <w:b/>
+                <w:color w:val="FFFFFF"/>
+                <w:sz w:val="20"/>
+              </w:rPr>
+              <w:t>Variable</w:t>
+            </w:r>
+          </w:p>
+        </w:tc>
+        <w:tc>
+          <w:tcPr>
+            <w:tcW w:type="dxa" w:w="1728"/>
+            <w:shd w:fill="0F2027"/>
+          </w:tcPr>
+          <w:p>
+            <w:pPr>
+              <w:jc w:val="center"/>
+            </w:pPr>
+            <w:r/>
+            <w:r>
+              <w:rPr>
+                <w:rFonts w:ascii="Times New Roman" w:hAnsi="Times New Roman"/>
+                <w:b/>
+                <w:color w:val="FFFFFF"/>
+                <w:sz w:val="20"/>
+              </w:rPr>
+              <w:t>Mean</w:t>
+            </w:r>
+          </w:p>
+        </w:tc>
+        <w:tc>
+          <w:tcPr>
+            <w:tcW w:type="dxa" w:w="1728"/>
+            <w:shd w:fill="0F2027"/>
+          </w:tcPr>
+          <w:p>
+            <w:pPr>
+              <w:jc w:val="center"/>
+            </w:pPr>
+            <w:r/>
+            <w:r>
+              <w:rPr>
+                <w:rFonts w:ascii="Times New Roman" w:hAnsi="Times New Roman"/>
+                <w:b/>
+                <w:color w:val="FFFFFF"/>
+                <w:sz w:val="20"/>
+              </w:rPr>
+              <w:t>Std</w:t>
+            </w:r>
+          </w:p>
+        </w:tc>
+        <w:tc>
+          <w:tcPr>
+            <w:tcW w:type="dxa" w:w="1728"/>
+            <w:shd w:fill="0F2027"/>
+          </w:tcPr>
+          <w:p>
+            <w:pPr>
+              <w:jc w:val="center"/>
+            </w:pPr>
+            <w:r/>
+            <w:r>
+              <w:rPr>
+                <w:rFonts w:ascii="Times New Roman" w:hAnsi="Times New Roman"/>
+                <w:b/>
+                <w:color w:val="FFFFFF"/>
+                <w:sz w:val="20"/>
+              </w:rPr>
+              <w:t>Min</w:t>
+            </w:r>
+          </w:p>
+        </w:tc>
+        <w:tc>
+          <w:tcPr>
+            <w:tcW w:type="dxa" w:w="1728"/>
+            <w:shd w:fill="0F2027"/>
+          </w:tcPr>
+          <w:p>
+            <w:pPr>
+              <w:jc w:val="center"/>
+            </w:pPr>
+            <w:r/>
+            <w:r>
+              <w:rPr>
+                <w:rFonts w:ascii="Times New Roman" w:hAnsi="Times New Roman"/>
+                <w:b/>
+                <w:color w:val="FFFFFF"/>
+                <w:sz w:val="20"/>
+              </w:rPr>
+              <w:t>Max</w:t>
+            </w:r>
+          </w:p>
+        </w:tc>
+      </w:tr>
+      <w:tr>
+        <w:tc>
+          <w:tcPr>
+            <w:tcW w:type="dxa" w:w="1728"/>
+            <w:shd w:fill="F0F4F8"/>
+          </w:tcPr>
+          <w:p>
+            <w:pPr>
+              <w:jc w:val="center"/>
+            </w:pPr>
+            <w:r/>
+            <w:r>
+              <w:rPr>
+                <w:rFonts w:ascii="Times New Roman" w:hAnsi="Times New Roman"/>
+                <w:sz w:val="20"/>
+              </w:rPr>
+              <w:t>Target shock</w:t>
+            </w:r>
+          </w:p>
+        </w:tc>
+        <w:tc>
+          <w:tcPr>
+            <w:tcW w:type="dxa" w:w="1728"/>
+            <w:shd w:fill="F0F4F8"/>
+          </w:tcPr>
+          <w:p>
+            <w:pPr>
+              <w:jc w:val="center"/>
+            </w:pPr>
+            <w:r/>
+            <w:r>
+              <w:rPr>
+                <w:rFonts w:ascii="Times New Roman" w:hAnsi="Times New Roman"/>
+                <w:sz w:val="20"/>
+              </w:rPr>
+              <w:t>−0.022</w:t>
+            </w:r>
+          </w:p>
+        </w:tc>
+        <w:tc>
+          <w:tcPr>
+            <w:tcW w:type="dxa" w:w="1728"/>
+            <w:shd w:fill="F0F4F8"/>
+          </w:tcPr>
+          <w:p>
+            <w:pPr>
+              <w:jc w:val="center"/>
+            </w:pPr>
+            <w:r/>
+            <w:r>
+              <w:rPr>
+                <w:rFonts w:ascii="Times New Roman" w:hAnsi="Times New Roman"/>
+                <w:sz w:val="20"/>
+              </w:rPr>
+              <w:t>0.823</w:t>
+            </w:r>
+          </w:p>
+        </w:tc>
+        <w:tc>
+          <w:tcPr>
+            <w:tcW w:type="dxa" w:w="1728"/>
+            <w:shd w:fill="F0F4F8"/>
+          </w:tcPr>
+          <w:p>
+            <w:pPr>
+              <w:jc w:val="center"/>
+            </w:pPr>
+            <w:r/>
+            <w:r>
+              <w:rPr>
+                <w:rFonts w:ascii="Times New Roman" w:hAnsi="Times New Roman"/>
+                <w:sz w:val="20"/>
+              </w:rPr>
+              <w:t>−4.955</w:t>
+            </w:r>
+          </w:p>
+        </w:tc>
+        <w:tc>
+          <w:tcPr>
+            <w:tcW w:type="dxa" w:w="1728"/>
+            <w:shd w:fill="F0F4F8"/>
+          </w:tcPr>
+          <w:p>
+            <w:pPr>
+              <w:jc w:val="center"/>
+            </w:pPr>
+            <w:r/>
+            <w:r>
+              <w:rPr>
+                <w:rFonts w:ascii="Times New Roman" w:hAnsi="Times New Roman"/>
+                <w:sz w:val="20"/>
+              </w:rPr>
+              <w:t>2.691</w:t>
+            </w:r>
+          </w:p>
+        </w:tc>
+      </w:tr>
+      <w:tr>
+        <w:tc>
+          <w:tcPr>
+            <w:tcW w:type="dxa" w:w="1728"/>
+          </w:tcPr>
+          <w:p>
+            <w:pPr>
+              <w:jc w:val="center"/>
+            </w:pPr>
+            <w:r/>
+            <w:r>
+              <w:rPr>
+                <w:rFonts w:ascii="Times New Roman" w:hAnsi="Times New Roman"/>
+                <w:sz w:val="20"/>
+              </w:rPr>
+              <w:t>Path shock</w:t>
+            </w:r>
+          </w:p>
+        </w:tc>
+        <w:tc>
+          <w:tcPr>
+            <w:tcW w:type="dxa" w:w="1728"/>
+          </w:tcPr>
+          <w:p>
+            <w:pPr>
+              <w:jc w:val="center"/>
+            </w:pPr>
+            <w:r/>
+            <w:r>
+              <w:rPr>
+                <w:rFonts w:ascii="Times New Roman" w:hAnsi="Times New Roman"/>
+                <w:sz w:val="20"/>
+              </w:rPr>
+              <w:t>0.003</w:t>
+            </w:r>
+          </w:p>
+        </w:tc>
+        <w:tc>
+          <w:tcPr>
+            <w:tcW w:type="dxa" w:w="1728"/>
+          </w:tcPr>
+          <w:p>
+            <w:pPr>
+              <w:jc w:val="center"/>
+            </w:pPr>
+            <w:r/>
+            <w:r>
+              <w:rPr>
+                <w:rFonts w:ascii="Times New Roman" w:hAnsi="Times New Roman"/>
+                <w:sz w:val="20"/>
+              </w:rPr>
+              <w:t>0.795</w:t>
+            </w:r>
+          </w:p>
+        </w:tc>
+        <w:tc>
+          <w:tcPr>
+            <w:tcW w:type="dxa" w:w="1728"/>
+          </w:tcPr>
+          <w:p>
+            <w:pPr>
+              <w:jc w:val="center"/>
+            </w:pPr>
+            <w:r/>
+            <w:r>
+              <w:rPr>
+                <w:rFonts w:ascii="Times New Roman" w:hAnsi="Times New Roman"/>
+                <w:sz w:val="20"/>
+              </w:rPr>
+              <w:t>−2.615</w:t>
+            </w:r>
+          </w:p>
+        </w:tc>
+        <w:tc>
+          <w:tcPr>
+            <w:tcW w:type="dxa" w:w="1728"/>
+          </w:tcPr>
+          <w:p>
+            <w:pPr>
+              <w:jc w:val="center"/>
+            </w:pPr>
+            <w:r/>
+            <w:r>
+              <w:rPr>
+                <w:rFonts w:ascii="Times New Roman" w:hAnsi="Times New Roman"/>
+                <w:sz w:val="20"/>
+              </w:rPr>
+              <w:t>3.389</w:t>
+            </w:r>
+          </w:p>
+        </w:tc>
+      </w:tr>
+      <w:tr>
+        <w:tc>
+          <w:tcPr>
+            <w:tcW w:type="dxa" w:w="1728"/>
+            <w:shd w:fill="F0F4F8"/>
+          </w:tcPr>
+          <w:p>
+            <w:pPr>
+              <w:jc w:val="center"/>
+            </w:pPr>
+            <w:r/>
+            <w:r>
+              <w:rPr>
+                <w:rFonts w:ascii="Times New Roman" w:hAnsi="Times New Roman"/>
+                <w:sz w:val="20"/>
+              </w:rPr>
+              <w:t>Combined sentiment</w:t>
+            </w:r>
+          </w:p>
+        </w:tc>
+        <w:tc>
+          <w:tcPr>
+            <w:tcW w:type="dxa" w:w="1728"/>
+            <w:shd w:fill="F0F4F8"/>
+          </w:tcPr>
+          <w:p>
+            <w:pPr>
+              <w:jc w:val="center"/>
+            </w:pPr>
+            <w:r/>
+            <w:r>
+              <w:rPr>
+                <w:rFonts w:ascii="Times New Roman" w:hAnsi="Times New Roman"/>
+                <w:sz w:val="20"/>
+              </w:rPr>
+              <w:t>0.014</w:t>
+            </w:r>
+          </w:p>
+        </w:tc>
+        <w:tc>
+          <w:tcPr>
+            <w:tcW w:type="dxa" w:w="1728"/>
+            <w:shd w:fill="F0F4F8"/>
+          </w:tcPr>
+          <w:p>
+            <w:pPr>
+              <w:jc w:val="center"/>
+            </w:pPr>
+            <w:r/>
+            <w:r>
+              <w:rPr>
+                <w:rFonts w:ascii="Times New Roman" w:hAnsi="Times New Roman"/>
+                <w:sz w:val="20"/>
+              </w:rPr>
+              <w:t>0.006</w:t>
+            </w:r>
+          </w:p>
+        </w:tc>
+        <w:tc>
+          <w:tcPr>
+            <w:tcW w:type="dxa" w:w="1728"/>
+            <w:shd w:fill="F0F4F8"/>
+          </w:tcPr>
+          <w:p>
+            <w:pPr>
+              <w:jc w:val="center"/>
+            </w:pPr>
+            <w:r/>
+            <w:r>
+              <w:rPr>
+                <w:rFonts w:ascii="Times New Roman" w:hAnsi="Times New Roman"/>
+                <w:sz w:val="20"/>
+              </w:rPr>
+              <w:t>0.008</w:t>
+            </w:r>
+          </w:p>
+        </w:tc>
+        <w:tc>
+          <w:tcPr>
+            <w:tcW w:type="dxa" w:w="1728"/>
+            <w:shd w:fill="F0F4F8"/>
+          </w:tcPr>
+          <w:p>
+            <w:pPr>
+              <w:jc w:val="center"/>
+            </w:pPr>
+            <w:r/>
+            <w:r>
+              <w:rPr>
+                <w:rFonts w:ascii="Times New Roman" w:hAnsi="Times New Roman"/>
+                <w:sz w:val="20"/>
+              </w:rPr>
+              <w:t>0.034</w:t>
+            </w:r>
+          </w:p>
+        </w:tc>
+      </w:tr>
+      <w:tr>
+        <w:tc>
+          <w:tcPr>
+            <w:tcW w:type="dxa" w:w="1728"/>
+          </w:tcPr>
+          <w:p>
+            <w:pPr>
+              <w:jc w:val="center"/>
+            </w:pPr>
+            <w:r/>
+            <w:r>
+              <w:rPr>
+                <w:rFonts w:ascii="Times New Roman" w:hAnsi="Times New Roman"/>
+                <w:sz w:val="20"/>
+              </w:rPr>
+              <w:t>LM score</w:t>
+            </w:r>
+          </w:p>
+        </w:tc>
+        <w:tc>
+          <w:tcPr>
+            <w:tcW w:type="dxa" w:w="1728"/>
+          </w:tcPr>
+          <w:p>
+            <w:pPr>
+              <w:jc w:val="center"/>
+            </w:pPr>
+            <w:r/>
+            <w:r>
+              <w:rPr>
+                <w:rFonts w:ascii="Times New Roman" w:hAnsi="Times New Roman"/>
+                <w:sz w:val="20"/>
+              </w:rPr>
+              <w:t>0.041</w:t>
+            </w:r>
+          </w:p>
+        </w:tc>
+        <w:tc>
+          <w:tcPr>
+            <w:tcW w:type="dxa" w:w="1728"/>
+          </w:tcPr>
+          <w:p>
+            <w:pPr>
+              <w:jc w:val="center"/>
+            </w:pPr>
+            <w:r/>
+            <w:r>
+              <w:rPr>
+                <w:rFonts w:ascii="Times New Roman" w:hAnsi="Times New Roman"/>
+                <w:sz w:val="20"/>
+              </w:rPr>
+              <w:t>0.008</w:t>
+            </w:r>
+          </w:p>
+        </w:tc>
+        <w:tc>
+          <w:tcPr>
+            <w:tcW w:type="dxa" w:w="1728"/>
+          </w:tcPr>
+          <w:p>
+            <w:pPr>
+              <w:jc w:val="center"/>
+            </w:pPr>
+            <w:r/>
+            <w:r>
+              <w:rPr>
+                <w:rFonts w:ascii="Times New Roman" w:hAnsi="Times New Roman"/>
+                <w:sz w:val="20"/>
+              </w:rPr>
+              <w:t>0.031</w:t>
+            </w:r>
+          </w:p>
+        </w:tc>
+        <w:tc>
+          <w:tcPr>
+            <w:tcW w:type="dxa" w:w="1728"/>
+          </w:tcPr>
+          <w:p>
+            <w:pPr>
+              <w:jc w:val="center"/>
+            </w:pPr>
+            <w:r/>
+            <w:r>
+              <w:rPr>
+                <w:rFonts w:ascii="Times New Roman" w:hAnsi="Times New Roman"/>
+                <w:sz w:val="20"/>
+              </w:rPr>
+              <w:t>0.071</w:t>
+            </w:r>
+          </w:p>
+        </w:tc>
+      </w:tr>
+      <w:tr>
+        <w:tc>
+          <w:tcPr>
+            <w:tcW w:type="dxa" w:w="1728"/>
+            <w:shd w:fill="F0F4F8"/>
+          </w:tcPr>
+          <w:p>
+            <w:pPr>
+              <w:jc w:val="center"/>
+            </w:pPr>
+            <w:r/>
+            <w:r>
+              <w:rPr>
+                <w:rFonts w:ascii="Times New Roman" w:hAnsi="Times New Roman"/>
+                <w:sz w:val="20"/>
+              </w:rPr>
+              <w:t>CB score</w:t>
+            </w:r>
+          </w:p>
+        </w:tc>
+        <w:tc>
+          <w:tcPr>
+            <w:tcW w:type="dxa" w:w="1728"/>
+            <w:shd w:fill="F0F4F8"/>
+          </w:tcPr>
+          <w:p>
+            <w:pPr>
+              <w:jc w:val="center"/>
+            </w:pPr>
+            <w:r/>
+            <w:r>
+              <w:rPr>
+                <w:rFonts w:ascii="Times New Roman" w:hAnsi="Times New Roman"/>
+                <w:sz w:val="20"/>
+              </w:rPr>
+              <w:t>−0.013</w:t>
+            </w:r>
+          </w:p>
+        </w:tc>
+        <w:tc>
+          <w:tcPr>
+            <w:tcW w:type="dxa" w:w="1728"/>
+            <w:shd w:fill="F0F4F8"/>
+          </w:tcPr>
+          <w:p>
+            <w:pPr>
+              <w:jc w:val="center"/>
+            </w:pPr>
+            <w:r/>
+            <w:r>
+              <w:rPr>
+                <w:rFonts w:ascii="Times New Roman" w:hAnsi="Times New Roman"/>
+                <w:sz w:val="20"/>
+              </w:rPr>
+              <w:t>0.005</w:t>
+            </w:r>
+          </w:p>
+        </w:tc>
+        <w:tc>
+          <w:tcPr>
+            <w:tcW w:type="dxa" w:w="1728"/>
+            <w:shd w:fill="F0F4F8"/>
+          </w:tcPr>
+          <w:p>
+            <w:pPr>
+              <w:jc w:val="center"/>
+            </w:pPr>
+            <w:r/>
+            <w:r>
+              <w:rPr>
+                <w:rFonts w:ascii="Times New Roman" w:hAnsi="Times New Roman"/>
+                <w:sz w:val="20"/>
+              </w:rPr>
+              <w:t>−0.022</w:t>
+            </w:r>
+          </w:p>
+        </w:tc>
+        <w:tc>
+          <w:tcPr>
+            <w:tcW w:type="dxa" w:w="1728"/>
+            <w:shd w:fill="F0F4F8"/>
+          </w:tcPr>
+          <w:p>
+            <w:pPr>
+              <w:jc w:val="center"/>
+            </w:pPr>
+            <w:r/>
+            <w:r>
+              <w:rPr>
+                <w:rFonts w:ascii="Times New Roman" w:hAnsi="Times New Roman"/>
+                <w:sz w:val="20"/>
+              </w:rPr>
+              <w:t>0.005</w:t>
+            </w:r>
+          </w:p>
+        </w:tc>
+      </w:tr>
+      <w:tr>
+        <w:tc>
+          <w:tcPr>
+            <w:tcW w:type="dxa" w:w="1728"/>
+          </w:tcPr>
+          <w:p>
+            <w:pPr>
+              <w:jc w:val="center"/>
+            </w:pPr>
+            <w:r/>
+            <w:r>
+              <w:rPr>
+                <w:rFonts w:ascii="Times New Roman" w:hAnsi="Times New Roman"/>
+                <w:sz w:val="20"/>
+              </w:rPr>
+              <w:t>Kuttner surprise (bp)</w:t>
+            </w:r>
+          </w:p>
+        </w:tc>
+        <w:tc>
+          <w:tcPr>
+            <w:tcW w:type="dxa" w:w="1728"/>
+          </w:tcPr>
+          <w:p>
+            <w:pPr>
+              <w:jc w:val="center"/>
+            </w:pPr>
+            <w:r/>
+            <w:r>
+              <w:rPr>
+                <w:rFonts w:ascii="Times New Roman" w:hAnsi="Times New Roman"/>
+                <w:sz w:val="20"/>
+              </w:rPr>
+              <w:t>−0.449</w:t>
+            </w:r>
+          </w:p>
+        </w:tc>
+        <w:tc>
+          <w:tcPr>
+            <w:tcW w:type="dxa" w:w="1728"/>
+          </w:tcPr>
+          <w:p>
+            <w:pPr>
+              <w:jc w:val="center"/>
+            </w:pPr>
+            <w:r/>
+            <w:r>
+              <w:rPr>
+                <w:rFonts w:ascii="Times New Roman" w:hAnsi="Times New Roman"/>
+                <w:sz w:val="20"/>
+              </w:rPr>
+              <w:t>3.076</w:t>
+            </w:r>
+          </w:p>
+        </w:tc>
+        <w:tc>
+          <w:tcPr>
+            <w:tcW w:type="dxa" w:w="1728"/>
+          </w:tcPr>
+          <w:p>
+            <w:pPr>
+              <w:jc w:val="center"/>
+            </w:pPr>
+            <w:r/>
+            <w:r>
+              <w:rPr>
+                <w:rFonts w:ascii="Times New Roman" w:hAnsi="Times New Roman"/>
+                <w:sz w:val="20"/>
+              </w:rPr>
+              <w:t>−20.000</w:t>
+            </w:r>
+          </w:p>
+        </w:tc>
+        <w:tc>
+          <w:tcPr>
+            <w:tcW w:type="dxa" w:w="1728"/>
+          </w:tcPr>
+          <w:p>
+            <w:pPr>
+              <w:jc w:val="center"/>
+            </w:pPr>
+            <w:r/>
+            <w:r>
+              <w:rPr>
+                <w:rFonts w:ascii="Times New Roman" w:hAnsi="Times New Roman"/>
+                <w:sz w:val="20"/>
+              </w:rPr>
+              <w:t>9.539</w:t>
+            </w:r>
+          </w:p>
+        </w:tc>
+      </w:tr>
+    </w:tbl>
+    <w:p>
+      <w:pPr>
+        <w:spacing w:after="120"/>
+      </w:pPr>
+    </w:p>
+    <w:p>
+      <w:pPr>
+        <w:spacing w:after="160"/>
+      </w:pPr>
+      <w:r>
+        <w:rPr>
+          <w:rFonts w:ascii="Times New Roman" w:hAnsi="Times New Roman"/>
+          <w:b w:val="0"/>
+          <w:i/>
+          <w:sz w:val="20"/>
+        </w:rPr>
+        <w:t>Note: Target and path shocks from Acosta (2022), standardized to unit variance in the full sample (1995–2022). Combined sentiment = 0.5 × LM + 0.5 × CB. Kuttner surprise in basis points.</w:t>
+      </w:r>
+    </w:p>
+    <w:p>
+      <w:pPr>
+        <w:spacing w:before="120" w:after="120"/>
+        <w:jc w:val="center"/>
+      </w:pPr>
+      <w:r>
+        <w:rPr>
+          <w:rFonts w:ascii="Times New Roman" w:hAnsi="Times New Roman"/>
+          <w:i/>
+          <w:color w:val="4A6575"/>
+          <w:sz w:val="20"/>
+        </w:rPr>
+      </w:r>
+    </w:p>
+    <w:p>
+      <w:pPr>
+        <w:spacing w:after="120" w:lineRule="auto" w:line="276"/>
+        <w:ind w:firstLine="720"/>
+      </w:pPr>
+      <w:r>
+        <w:rPr>
+          <w:rFonts w:ascii="Times New Roman" w:hAnsi="Times New Roman"/>
+          <w:b w:val="0"/>
+          <w:i w:val="0"/>
+          <w:sz w:val="24"/>
+        </w:rPr>
+        <w:t>Several features deserve comment. First, the combined sentiment score has a mean of 0.014 and a standard deviation of 0.006, reflecting the relatively low variation in FOMC statement language. The LM score is always positive (minimum = 0.031), consistent with the well-known positivity bias of the LM dictionary in the context of central bank communication. The CB score has a negative mean (−0.013), indicating that FOMC statements use more dovish than hawkish language on average, with a standard deviation of 0.005. The negative mean of the CB score reflects the predominantly accommodative stance of monetary policy during our sample period, which includes the extended zero-lower-bound period from 2008 to 2015.</w:t>
+      </w:r>
+    </w:p>
+    <w:p>
+      <w:pPr>
+        <w:spacing w:after="120" w:lineRule="auto" w:line="276"/>
+        <w:ind w:firstLine="720"/>
+      </w:pPr>
+      <w:r>
+        <w:rPr>
+          <w:rFonts w:ascii="Times New Roman" w:hAnsi="Times New Roman"/>
+          <w:b w:val="0"/>
+          <w:i w:val="0"/>
+          <w:sz w:val="24"/>
+        </w:rPr>
+        <w:t>Second, the target and path shocks have standard deviations of 0.82 and 0.80 respectively in our sample, rather than 1.00 as in the full Acosta sample. This reflects the different variance structure of the 2006–2022 subsample, which excludes the high-volatility period of the mid-1990s and includes the extended period of near-zero interest rates. The implication is that a one-unit change in the Acosta shock series corresponds to slightly more than a one-standard-deviation change in our subsample. We use the shocks as provided by Acosta without re-standardizing, because re-standardizing would change the economic interpretation of the coefficients: they would represent the effect of a one-standard-deviation shock within our subsample rather than the effect of a one-unit change in the Acosta shock series. Since the Acosta shocks are the standard measure used in the literature, maintaining the original scale facilitates comparison with other studies.</w:t>
+      </w:r>
+    </w:p>
+    <w:p>
+      <w:pPr>
+        <w:spacing w:after="120" w:lineRule="auto" w:line="276"/>
+        <w:ind w:firstLine="720"/>
+      </w:pPr>
+      <w:r>
+        <w:rPr>
+          <w:rFonts w:ascii="Times New Roman" w:hAnsi="Times New Roman"/>
+          <w:b w:val="0"/>
+          <w:i w:val="0"/>
+          <w:sz w:val="24"/>
+        </w:rPr>
+        <w:t>Third, the correlation between the target and path shocks is 0.14, indicating that the two dimensions of monetary policy surprises are largely orthogonal. This low correlation is a key feature of the GSS decomposition: it allows us to separately identify the effects of the target and path shocks in a multivariate regression, without concerns about multicollinearity. The correlation of 0.14 is consistent with the values reported in the original GSS paper and in subsequent updates by Swanson (2021) and Acosta (2022). The correlation between sentiment and the target shock (0.09) is slightly lower than the correlation with the path shock (0.10), but both are modest, consistent with the low R² of the sentiment regression.</w:t>
+      </w:r>
+    </w:p>
+    <w:p>
+      <w:pPr>
+        <w:spacing w:after="120" w:lineRule="auto" w:line="276"/>
+        <w:ind w:firstLine="720"/>
+      </w:pPr>
+      <w:r>
+        <w:rPr>
+          <w:rFonts w:ascii="Times New Roman" w:hAnsi="Times New Roman"/>
+          <w:b w:val="0"/>
+          <w:i w:val="0"/>
+          <w:sz w:val="24"/>
+        </w:rPr>
+        <w:t>Fourth, the Kuttner surprise has a mean of −0.45 basis points and a standard deviation of 3.08 basis points, reflecting the predominantly easing stance of monetary policy during our sample period. The large standard deviation relative to the mean indicates substantial variation in the magnitude of monetary policy surprises, with the largest surprises occurring during the financial crisis (the emergency rate cut of March 2008 produced a Kuttner surprise of −20 basis points) and the COVID pandemic (the emergency rate cut of March 2020 produced a similarly large surprise). The minimum value of −20.0 basis points corresponds to the March 18, 2008 emergency rate cut, while the maximum value of 9.54 basis points corresponds to the June 13, 2019 meeting, when the Fed surprised markets by not cutting rates as expected.</w:t>
+      </w:r>
+    </w:p>
+    <w:p>
+      <w:pPr>
+        <w:spacing w:after="120" w:lineRule="auto" w:line="276"/>
+        <w:ind w:firstLine="720"/>
+      </w:pPr>
+      <w:r>
+        <w:rPr>
+          <w:rFonts w:ascii="Times New Roman" w:hAnsi="Times New Roman"/>
+          <w:b w:val="0"/>
+          <w:i w:val="0"/>
+          <w:sz w:val="24"/>
+        </w:rPr>
+        <w:t>Fifth, the positivity bias of the LM score deserves further discussion. The LM dictionary was designed for 10-K filings, where the distinction between positive and negative language is relatively clear-cut: firms use positive words to describe favorable developments and negative words to describe unfavorable ones. In FOMC statements, however, the relationship between word choice and policy stance is more nuanced. The Fed uses positive words such as "moderate" and "measured" to describe both expansionary and contractionary policy environments, because these words convey a sense of careful deliberation rather than a specific policy direction. As a result, the LM score is always positive for FOMC statements, providing little discriminatory power across policy regimes. The CB score, by contrast, has substantial sign variation: 108 of 117 statements in our sample have negative CB scores, reflecting the predominantly dovish language used by the Fed during the 2006–2022 period. Only 2 statements have positive CB scores, and 7 have zero scores. The near-zero maximum CB score (0.005) suggests that even the most hawkish statements in our sample used nearly equal numbers of hawkish and dovish terms.</w:t>
+      </w:r>
+    </w:p>
+    <w:p>
+      <w:pPr>
+        <w:pStyle w:val="Heading1"/>
+      </w:pPr>
+      <w:r>
+        <w:t>4. Empirical Methodology</w:t>
+      </w:r>
+    </w:p>
+    <w:p>
+      <w:pPr>
+        <w:pStyle w:val="Heading2"/>
+      </w:pPr>
+      <w:r>
+        <w:t>4.1 Sentiment and Monetary Policy Shocks</w:t>
+      </w:r>
+    </w:p>
+    <w:p>
+      <w:pPr>
+        <w:spacing w:after="120" w:lineRule="auto" w:line="276"/>
+        <w:ind w:firstLine="720"/>
+      </w:pPr>
+      <w:r>
+        <w:rPr>
+          <w:rFonts w:ascii="Times New Roman" w:hAnsi="Times New Roman"/>
+          <w:b w:val="0"/>
+          <w:i w:val="0"/>
+          <w:sz w:val="24"/>
+        </w:rPr>
+        <w:t>We estimate the following regression to test whether FOMC statement sentiment is related to monetary policy shocks:</w:t>
+      </w:r>
+    </w:p>
+    <w:p>
+      <w:pPr>
+        <w:spacing w:before="120" w:after="120"/>
+        <w:jc w:val="center"/>
+      </w:pPr>
+      <w:r>
+        <w:rPr>
+          <w:rFonts w:ascii="Times New Roman" w:hAnsi="Times New Roman"/>
+          <w:i/>
+          <w:sz w:val="24"/>
+        </w:rPr>
+        <w:t>Sₜ = α + β₁ · Targetₜ + β₂ · Pathₜ + εₜ</w:t>
+      </w:r>
+      <w:r>
+        <w:t xml:space="preserve">    (2)</w:t>
+      </w:r>
+    </w:p>
+    <w:p>
+      <w:pPr>
+        <w:spacing w:after="120" w:lineRule="auto" w:line="276"/>
+        <w:ind w:firstLine="720"/>
+      </w:pPr>
+      <w:r>
+        <w:rPr>
+          <w:rFonts w:ascii="Times New Roman" w:hAnsi="Times New Roman"/>
+          <w:b w:val="0"/>
+          <w:i w:val="0"/>
+          <w:sz w:val="24"/>
+        </w:rPr>
+        <w:t>where Sₜ is the combined sentiment score for FOMC meeting t, Targetₜ is the target shock, and Pathₜ is the path shock. Under the information channel hypothesis, β₂ &gt; β₁, because the path shock captures forward guidance information that is primarily conveyed through language. Under the alternative hypothesis that FOMC language primarily reflects the current rate decision, β₁ ≥ β₂.</w:t>
+      </w:r>
+    </w:p>
+    <w:p>
+      <w:pPr>
+        <w:spacing w:after="120" w:lineRule="auto" w:line="276"/>
+        <w:ind w:firstLine="720"/>
+      </w:pPr>
+      <w:r>
+        <w:rPr>
+          <w:rFonts w:ascii="Times New Roman" w:hAnsi="Times New Roman"/>
+          <w:b w:val="0"/>
+          <w:i w:val="0"/>
+          <w:sz w:val="24"/>
+        </w:rPr>
+        <w:t>The economic interpretation of the coefficients depends on the scale of the variables. Since the target and path shocks are standardized to unit variance in the full Acosta sample (but have standard deviations of 0.82 and 0.80 in our subsample), a one-unit change in the target shock corresponds to approximately a 1.22-standard-deviation change within our sample. The sentiment score is measured in percentage points, so the coefficient β₁ = 0.000577 implies that a one-unit increase in the target shock is associated with a 0.058 percentage point increase in the sentiment score.</w:t>
+      </w:r>
+    </w:p>
+    <w:p>
+      <w:pPr>
+        <w:pStyle w:val="Heading2"/>
+      </w:pPr>
+      <w:r>
+        <w:t>4.2 Asset Returns and Monetary Policy Shocks</w:t>
+      </w:r>
+    </w:p>
+    <w:p>
+      <w:pPr>
+        <w:spacing w:after="120" w:lineRule="auto" w:line="276"/>
+        <w:ind w:firstLine="720"/>
+      </w:pPr>
+      <w:r>
+        <w:rPr>
+          <w:rFonts w:ascii="Times New Roman" w:hAnsi="Times New Roman"/>
+          <w:b w:val="0"/>
+          <w:i w:val="0"/>
+          <w:sz w:val="24"/>
+        </w:rPr>
+        <w:t>We estimate separate regressions for each asset class:</w:t>
+      </w:r>
+    </w:p>
+    <w:p>
+      <w:pPr>
+        <w:spacing w:before="120" w:after="120"/>
+        <w:jc w:val="center"/>
+      </w:pPr>
+      <w:r>
+        <w:rPr>
+          <w:rFonts w:ascii="Times New Roman" w:hAnsi="Times New Roman"/>
+          <w:i/>
+          <w:sz w:val="24"/>
+        </w:rPr>
+        <w:t>Rₜ = α + β₁ · Targetₜ + β₂ · Pathₜ + εₜ</w:t>
+      </w:r>
+      <w:r>
+        <w:t xml:space="preserve">    (3)</w:t>
+      </w:r>
+    </w:p>
+    <w:p>
+      <w:pPr>
+        <w:spacing w:after="120" w:lineRule="auto" w:line="276"/>
+        <w:ind w:firstLine="720"/>
+      </w:pPr>
+      <w:r>
+        <w:rPr>
+          <w:rFonts w:ascii="Times New Roman" w:hAnsi="Times New Roman"/>
+          <w:b w:val="0"/>
+          <w:i w:val="0"/>
+          <w:sz w:val="24"/>
+        </w:rPr>
+        <w:t>where Rₜ is the daily return on the asset in question. We expect β₁ &lt; 0 for equities (an unexpected tightening reduces equity valuations through higher discount rates and lower expected cash flows) and β₁ &gt; 0 for short-term Treasury yields (an unexpected tightening raises short rates). The path shock is expected to have similar directional effects, but with potentially different magnitudes reflecting the different channels through which forward guidance affects asset prices.</w:t>
+      </w:r>
+    </w:p>
+    <w:p>
+      <w:pPr>
+        <w:spacing w:after="120" w:lineRule="auto" w:line="276"/>
+        <w:ind w:firstLine="720"/>
+      </w:pPr>
+      <w:r>
+        <w:rPr>
+          <w:rFonts w:ascii="Times New Roman" w:hAnsi="Times New Roman"/>
+          <w:b w:val="0"/>
+          <w:i w:val="0"/>
+          <w:sz w:val="24"/>
+        </w:rPr>
+        <w:t>We estimate this regression for six asset classes: the CRSP value-weighted index, the CRSP equal-weighted index, the CRSP S&amp;P 500 index, gold, 10-year Treasury yields, and 13-week T-bill yields. The comparison between value-weighted and equal-weighted returns is of particular interest, because it provides a test of the heterogeneous sensitivity hypothesis: if small firms are more sensitive to monetary policy, the target shock should have a larger effect on equal-weighted returns than on value-weighted returns.</w:t>
+      </w:r>
+    </w:p>
+    <w:p>
+      <w:pPr>
+        <w:pStyle w:val="Heading2"/>
+      </w:pPr>
+      <w:r>
+        <w:t>4.3 Information Channel Test</w:t>
+      </w:r>
+    </w:p>
+    <w:p>
+      <w:pPr>
+        <w:spacing w:after="120" w:lineRule="auto" w:line="276"/>
+        <w:ind w:firstLine="720"/>
+      </w:pPr>
+      <w:r>
+        <w:rPr>
+          <w:rFonts w:ascii="Times New Roman" w:hAnsi="Times New Roman"/>
+          <w:b w:val="0"/>
+          <w:i w:val="0"/>
+          <w:sz w:val="24"/>
+        </w:rPr>
+        <w:t>We test the information channel by comparing the relative magnitudes of β₁ and β₂ in the sentiment regression. A formal Wald test of the null hypothesis β₁ = β₂ provides a statistical assessment of whether the two shock dimensions have differential effects on language.</w:t>
+      </w:r>
+    </w:p>
+    <w:p>
+      <w:pPr>
+        <w:spacing w:after="120" w:lineRule="auto" w:line="276"/>
+        <w:ind w:firstLine="720"/>
+      </w:pPr>
+      <w:r>
+        <w:rPr>
+          <w:rFonts w:ascii="Times New Roman" w:hAnsi="Times New Roman"/>
+          <w:b w:val="0"/>
+          <w:i w:val="0"/>
+          <w:sz w:val="24"/>
+        </w:rPr>
+        <w:t>The Wald test statistic is:</w:t>
+      </w:r>
+    </w:p>
+    <w:p>
+      <w:pPr>
+        <w:spacing w:before="120" w:after="120"/>
+        <w:jc w:val="center"/>
+      </w:pPr>
+      <w:r>
+        <w:rPr>
+          <w:rFonts w:ascii="Times New Roman" w:hAnsi="Times New Roman"/>
+          <w:i/>
+          <w:sz w:val="24"/>
+        </w:rPr>
+        <w:t>W = (β̂₁ − β̂₂)² / Var(β̂₁ − β̂₂)    (4)</w:t>
+      </w:r>
+      <w:r/>
+    </w:p>
+    <w:p>
+      <w:pPr>
+        <w:spacing w:after="120" w:lineRule="auto" w:line="276"/>
+        <w:ind w:firstLine="720"/>
+      </w:pPr>
+      <w:r>
+        <w:rPr>
+          <w:rFonts w:ascii="Times New Roman" w:hAnsi="Times New Roman"/>
+          <w:b w:val="0"/>
+          <w:i w:val="0"/>
+          <w:sz w:val="24"/>
+        </w:rPr>
+        <w:t>where where Var(β̂₁ − β̂₂) = Var(β̂₁) + Var(β̂₂) − 2Cov(β̂₁, β̂₂) is estimated using the Newey-West variance-covariance matrix. Under the null hypothesis, W follows a ^2 distribution with 1 degree of freedom.</w:t>
+      </w:r>
+    </w:p>
+    <w:p>
+      <w:pPr>
+        <w:pStyle w:val="Heading2"/>
+      </w:pPr>
+      <w:r>
+        <w:t>4.4 Forward Guidance Period Interaction</w:t>
+      </w:r>
+    </w:p>
+    <w:p>
+      <w:pPr>
+        <w:spacing w:after="120" w:lineRule="auto" w:line="276"/>
+        <w:ind w:firstLine="720"/>
+      </w:pPr>
+      <w:r>
+        <w:rPr>
+          <w:rFonts w:ascii="Times New Roman" w:hAnsi="Times New Roman"/>
+          <w:b w:val="0"/>
+          <w:i w:val="0"/>
+          <w:sz w:val="24"/>
+        </w:rPr>
+        <w:t>We test whether the effect of sentiment on asset returns differs during the forward guidance period by estimating:</w:t>
+      </w:r>
+    </w:p>
+    <w:p>
+      <w:pPr>
+        <w:spacing w:before="120" w:after="120"/>
+        <w:jc w:val="center"/>
+      </w:pPr>
+      <w:r>
+        <w:rPr>
+          <w:rFonts w:ascii="Times New Roman" w:hAnsi="Times New Roman"/>
+          <w:i/>
+          <w:sz w:val="24"/>
+        </w:rPr>
+        <w:t>Rₜ = α + β₁ · Targetₜ + β₂ · Pathₜ + β₃ · Sₜ + β₄ · (Sₜ × FGₜ) + εₜ</w:t>
+      </w:r>
+      <w:r>
+        <w:t xml:space="preserve">    (5)</w:t>
+      </w:r>
+    </w:p>
+    <w:p>
+      <w:pPr>
+        <w:spacing w:after="120" w:lineRule="auto" w:line="276"/>
+        <w:ind w:firstLine="720"/>
+      </w:pPr>
+      <w:r>
+        <w:rPr>
+          <w:rFonts w:ascii="Times New Roman" w:hAnsi="Times New Roman"/>
+          <w:b w:val="0"/>
+          <w:i w:val="0"/>
+          <w:sz w:val="24"/>
+        </w:rPr>
+        <w:t>where FGₜ is an indicator for the forward guidance period (December 2008 to December 2015, when the federal funds rate was at the zero lower bound). Under the hypothesis that language becomes a more important channel when conventional policy is constrained, β₄ &gt; 0. The forward guidance period includes 48 of the 117 meetings in our sample.</w:t>
+      </w:r>
+    </w:p>
+    <w:p>
+      <w:pPr>
+        <w:spacing w:after="120" w:lineRule="auto" w:line="276"/>
+        <w:ind w:firstLine="720"/>
+      </w:pPr>
+      <w:r>
+        <w:rPr>
+          <w:rFonts w:ascii="Times New Roman" w:hAnsi="Times New Roman"/>
+          <w:b w:val="0"/>
+          <w:i w:val="0"/>
+          <w:sz w:val="24"/>
+        </w:rPr>
+        <w:t>The inclusion of the sentiment variable Sₜ as a separate regressor is important because it allows us to distinguish between the direct effect of sentiment on returns (β₃) and the differential effect during the forward guidance period (β₄). Without the sentiment variable, the interaction term would capture both effects, making it difficult to interpret.</w:t>
+      </w:r>
+    </w:p>
+    <w:p>
+      <w:pPr>
+        <w:pStyle w:val="Heading2"/>
+      </w:pPr>
+      <w:r>
+        <w:t>4.5 Estimation</w:t>
+      </w:r>
+    </w:p>
+    <w:p>
+      <w:pPr>
+        <w:spacing w:after="120" w:lineRule="auto" w:line="276"/>
+        <w:ind w:firstLine="720"/>
+      </w:pPr>
+      <w:r>
+        <w:rPr>
+          <w:rFonts w:ascii="Times New Roman" w:hAnsi="Times New Roman"/>
+          <w:b w:val="0"/>
+          <w:i w:val="0"/>
+          <w:sz w:val="24"/>
+        </w:rPr>
+        <w:t>All regressions are estimated by OLS with Newey-West (1987) heteroskedasticity and autocorrelation consistent (HAC) standard errors, using a lag of 4. The lag choice follows the data-driven recommendation of Newey and West (1994), which yields lag = int(4(n/100)^(2/9)) ≈ 4 for n = 117. We report sensitivity to the lag choice in Section 6.</w:t>
+      </w:r>
+    </w:p>
+    <w:p>
+      <w:pPr>
+        <w:spacing w:after="120" w:lineRule="auto" w:line="276"/>
+        <w:ind w:firstLine="720"/>
+      </w:pPr>
+      <w:r>
+        <w:rPr>
+          <w:rFonts w:ascii="Times New Roman" w:hAnsi="Times New Roman"/>
+          <w:b w:val="0"/>
+          <w:i w:val="0"/>
+          <w:sz w:val="24"/>
+        </w:rPr>
+        <w:t>The use of HAC standard errors is motivated by the possibility of heteroskedasticity and autocorrelation in the regression residuals. Heteroskedasticity may arise because the variance of asset returns and sentiment changes over time, particularly around the financial crisis and the COVID pandemic. Autocorrelation may arise because FOMC statements exhibit persistence in language, with the wording of one statement influencing the wording of subsequent statements.</w:t>
+      </w:r>
+    </w:p>
+    <w:p>
+      <w:pPr>
+        <w:spacing w:after="120" w:lineRule="auto" w:line="276"/>
+        <w:ind w:firstLine="720"/>
+      </w:pPr>
+      <w:r>
+        <w:rPr>
+          <w:rFonts w:ascii="Times New Roman" w:hAnsi="Times New Roman"/>
+          <w:b w:val="0"/>
+          <w:i w:val="0"/>
+          <w:sz w:val="24"/>
+        </w:rPr>
+        <w:t>We note that the Newey-West estimator provides consistent standard errors under fairly general conditions, but it may be inefficient in small samples. As a robustness check, we also report heteroskedasticity-robust (White) standard errors and compare the results.</w:t>
+      </w:r>
+    </w:p>
+    <w:p>
+      <w:pPr>
+        <w:pStyle w:val="Heading2"/>
+      </w:pPr>
+      <w:r>
+        <w:t>4.6 Identification Assumptions</w:t>
+      </w:r>
+    </w:p>
+    <w:p>
+      <w:pPr>
+        <w:spacing w:after="120" w:lineRule="auto" w:line="276"/>
+        <w:ind w:firstLine="720"/>
+      </w:pPr>
+      <w:r>
+        <w:rPr>
+          <w:rFonts w:ascii="Times New Roman" w:hAnsi="Times New Roman"/>
+          <w:b w:val="0"/>
+          <w:i w:val="0"/>
+          <w:sz w:val="24"/>
+        </w:rPr>
+        <w:t>Our identification strategy relies on several key assumptions, which we discuss in turn.</w:t>
+      </w:r>
+    </w:p>
+    <w:p>
+      <w:pPr>
+        <w:spacing w:after="120" w:lineRule="auto" w:line="276"/>
+        <w:ind w:firstLine="720"/>
+      </w:pPr>
+      <w:r>
+        <w:rPr>
+          <w:rFonts w:ascii="Times New Roman" w:hAnsi="Times New Roman"/>
+          <w:b/>
+          <w:sz w:val="24"/>
+        </w:rPr>
+        <w:t>Assumption 1: Exogeneity of high-frequency shocks.</w:t>
+      </w:r>
+      <w:r>
+        <w:rPr>
+          <w:rFonts w:ascii="Times New Roman" w:hAnsi="Times New Roman"/>
+          <w:b w:val="0"/>
+          <w:i w:val="0"/>
+          <w:sz w:val="24"/>
+        </w:rPr>
+        <w:t>The GSS shocks are identified under the assumption that the narrow-window change in interest rate futures around the FOMC announcement captures the pure monetary policy surprise, uncontaminated by other economic news. This assumption is standard in the high-frequency identification literature and is supported by the fact that few other economic announcements occur within the 30-minute window around the FOMC announcement. However, Bauer and Swanson (2023) have challenged this assumption by showing that the shocks are partially predictable from pre-FOMC economic information. We discuss the implications of this critique in Section 6.9.</w:t>
+      </w:r>
+    </w:p>
+    <w:p>
+      <w:pPr>
+        <w:spacing w:after="120" w:lineRule="auto" w:line="276"/>
+        <w:ind w:firstLine="720"/>
+      </w:pPr>
+      <w:r>
+        <w:rPr>
+          <w:rFonts w:ascii="Times New Roman" w:hAnsi="Times New Roman"/>
+          <w:b/>
+          <w:sz w:val="24"/>
+        </w:rPr>
+        <w:t>Assumption 2: No reverse causality.</w:t>
+      </w:r>
+      <w:r>
+        <w:rPr>
+          <w:rFonts w:ascii="Times New Roman" w:hAnsi="Times New Roman"/>
+          <w:b w:val="0"/>
+          <w:i w:val="0"/>
+          <w:sz w:val="24"/>
+        </w:rPr>
+        <w:t>The sentiment regression assumes that monetary policy shocks affect FOMC statement sentiment, not the reverse. This assumption is plausible because the shocks are identified from market reactions to the FOMC announcement, while the statement is released simultaneously with the rate decision. There is no temporal ordering that would allow sentiment to affect the shocks. However, it is possible that the Fed's communication strategy influences both the language of the statement and the market's reaction to the announcement, creating a simultaneity problem. We cannot fully address this concern with our reduced-form approach, but we note that the modest R² of the sentiment regression suggests that the shocks explain only a small fraction of the variation in sentiment, which is inconsistent with a strong simultaneity effect.</w:t>
+      </w:r>
+    </w:p>
+    <w:p>
+      <w:pPr>
+        <w:spacing w:after="120" w:lineRule="auto" w:line="276"/>
+        <w:ind w:firstLine="720"/>
+      </w:pPr>
+      <w:r>
+        <w:rPr>
+          <w:rFonts w:ascii="Times New Roman" w:hAnsi="Times New Roman"/>
+          <w:b/>
+          <w:sz w:val="24"/>
+        </w:rPr>
+        <w:t>Assumption 3: Linear and additive effects.</w:t>
+      </w:r>
+      <w:r>
+        <w:rPr>
+          <w:rFonts w:ascii="Times New Roman" w:hAnsi="Times New Roman"/>
+          <w:b w:val="0"/>
+          <w:i w:val="0"/>
+          <w:sz w:val="24"/>
+        </w:rPr>
+        <w:t>The regression model assumes that the effects of the target and path shocks on sentiment are linear and additive. This assumption may be violated if the effects are nonlinear (e.g., if large shocks have disproportionately large effects on language) or if there are interaction effects between the two shocks. We test for nonlinear effects in Section 6 by estimating the model with quadratic terms and by splitting the sample by shock magnitude. The results are qualitatively similar, suggesting that the linear additive specification is a reasonable approximation.</w:t>
+      </w:r>
+    </w:p>
+    <w:p>
+      <w:pPr>
+        <w:spacing w:after="120" w:lineRule="auto" w:line="276"/>
+        <w:ind w:firstLine="720"/>
+      </w:pPr>
+      <w:r>
+        <w:rPr>
+          <w:rFonts w:ascii="Times New Roman" w:hAnsi="Times New Roman"/>
+          <w:b/>
+          <w:sz w:val="24"/>
+        </w:rPr>
+        <w:t>Assumption 4: Stable relationship over time.</w:t>
+      </w:r>
+      <w:r>
+        <w:rPr>
+          <w:rFonts w:ascii="Times New Roman" w:hAnsi="Times New Roman"/>
+          <w:b w:val="0"/>
+          <w:i w:val="0"/>
+          <w:sz w:val="24"/>
+        </w:rPr>
+        <w:t>The regression model assumes that the relationship between shocks and sentiment is stable over the sample period. This assumption may be violated if the relationship changes across monetary policy regimes (e.g., between easing and tightening cycles) or across Fed chairs. We test for time variation in Section 6 by estimating the model separately for different subperiods and by including regime-specific coefficients. The results suggest some variation across regimes, but the overall pattern — target shock significance, path shock insignificance — is robust.</w:t>
+      </w:r>
+    </w:p>
+    <w:p>
+      <w:pPr>
+        <w:pStyle w:val="Heading1"/>
+      </w:pPr>
+      <w:r>
+        <w:t>5. Results</w:t>
+      </w:r>
+    </w:p>
+    <w:p>
+      <w:pPr>
+        <w:pStyle w:val="Heading2"/>
+      </w:pPr>
+      <w:r>
+        <w:t>5.1 Sentiment and Monetary Policy Shocks</w:t>
+      </w:r>
+    </w:p>
+    <w:p>
+      <w:pPr>
+        <w:jc w:val="center"/>
+      </w:pPr>
+      <w:r>
+        <w:drawing>
+          <wp:inline xmlns:a="http://schemas.openxmlformats.org/drawingml/2006/main" xmlns:pic="http://schemas.openxmlformats.org/drawingml/2006/picture">
+            <wp:extent cx="4572000" cy="1877075"/>
+            <wp:docPr id="2" name="Picture 2"/>
+            <wp:cNvGraphicFramePr>
+              <a:graphicFrameLocks noChangeAspect="1"/>
+            </wp:cNvGraphicFramePr>
+            <a:graphic>
+              <a:graphicData uri="http://schemas.openxmlformats.org/drawingml/2006/picture">
+                <pic:pic>
+                  <pic:nvPicPr>
+                    <pic:cNvPr id="0" name="fig2_h1_scatter.png"/>
+                    <pic:cNvPicPr/>
+                  </pic:nvPicPr>
+                  <pic:blipFill>
+                    <a:blip r:embed="rId11"/>
+                    <a:stretch>
+                      <a:fillRect/>
+                    </a:stretch>
+                  </pic:blipFill>
+                  <pic:spPr>
+                    <a:xfrm>
+                      <a:off x="0" y="0"/>
+                      <a:ext cx="4572000" cy="1877075"/>
+                    </a:xfrm>
+                    <a:prstGeom prst="rect"/>
+                  </pic:spPr>
+                </pic:pic>
+              </a:graphicData>
+            </a:graphic>
+          </wp:inline>
+        </w:drawing>
+      </w:r>
+    </w:p>
+    <w:p>
+      <w:pPr>
+        <w:jc w:val="center"/>
+      </w:pPr>
+      <w:r>
+        <w:rPr>
+          <w:b/>
+          <w:sz w:val="20"/>
+        </w:rPr>
+        <w:t>Figure 2: Sentiment vs. Target and Path Shocks</w:t>
+      </w:r>
+    </w:p>
+    <w:p>
+      <w:pPr>
+        <w:spacing w:after="120" w:lineRule="auto" w:line="276"/>
+        <w:ind w:firstLine="720"/>
+      </w:pPr>
+      <w:r>
+        <w:rPr>
+          <w:rFonts w:ascii="Times New Roman" w:hAnsi="Times New Roman"/>
+          <w:b w:val="0"/>
+          <w:i w:val="0"/>
+          <w:sz w:val="24"/>
+        </w:rPr>
+      </w:r>
+    </w:p>
+    <w:p>
+      <w:pPr>
+        <w:spacing w:before="120" w:after="120"/>
+        <w:jc w:val="center"/>
+      </w:pPr>
+      <w:r>
+        <w:rPr>
+          <w:rFonts w:ascii="Times New Roman" w:hAnsi="Times New Roman"/>
+          <w:i/>
+          <w:color w:val="4A6575"/>
+          <w:sz w:val="20"/>
+        </w:rPr>
+      </w:r>
+    </w:p>
+    <w:p>
+      <w:pPr>
+        <w:spacing w:after="120" w:lineRule="auto" w:line="276"/>
+        <w:ind w:firstLine="720"/>
+      </w:pPr>
+      <w:r>
+        <w:rPr>
+          <w:rFonts w:ascii="Times New Roman" w:hAnsi="Times New Roman"/>
+          <w:b/>
+          <w:sz w:val="24"/>
+        </w:rPr>
+        <w:t>Table 2: Sentiment and Monetary Policy Shocks</w:t>
+      </w:r>
+    </w:p>
+    <w:tbl>
+      <w:tblPr>
+        <w:tblStyle w:val="TableGrid"/>
+        <w:tblW w:type="auto" w:w="0"/>
+        <w:jc w:val="center"/>
+        <w:tblLook w:firstColumn="1" w:firstRow="1" w:lastColumn="0" w:lastRow="0" w:noHBand="0" w:noVBand="1" w:val="04A0"/>
+      </w:tblPr>
+      <w:tblGrid>
+        <w:gridCol w:w="1728"/>
+        <w:gridCol w:w="1728"/>
+        <w:gridCol w:w="1728"/>
+        <w:gridCol w:w="1728"/>
+        <w:gridCol w:w="1728"/>
+      </w:tblGrid>
+      <w:tr>
+        <w:tc>
+          <w:tcPr>
+            <w:tcW w:type="dxa" w:w="1728"/>
+            <w:shd w:fill="0F2027"/>
+          </w:tcPr>
+          <w:p>
+            <w:pPr>
+              <w:jc w:val="center"/>
+            </w:pPr>
+            <w:r/>
+            <w:r>
+              <w:rPr>
+                <w:rFonts w:ascii="Times New Roman" w:hAnsi="Times New Roman"/>
+                <w:b/>
+                <w:color w:val="FFFFFF"/>
+                <w:sz w:val="20"/>
+              </w:rPr>
+              <w:t>Variable</w:t>
+            </w:r>
+          </w:p>
+        </w:tc>
+        <w:tc>
+          <w:tcPr>
+            <w:tcW w:type="dxa" w:w="1728"/>
+            <w:shd w:fill="0F2027"/>
+          </w:tcPr>
+          <w:p>
+            <w:pPr>
+              <w:jc w:val="center"/>
+            </w:pPr>
+            <w:r/>
+            <w:r>
+              <w:rPr>
+                <w:rFonts w:ascii="Times New Roman" w:hAnsi="Times New Roman"/>
+                <w:b/>
+                <w:color w:val="FFFFFF"/>
+                <w:sz w:val="20"/>
+              </w:rPr>
+              <w:t>β</w:t>
+            </w:r>
+          </w:p>
+        </w:tc>
+        <w:tc>
+          <w:tcPr>
+            <w:tcW w:type="dxa" w:w="1728"/>
+            <w:shd w:fill="0F2027"/>
+          </w:tcPr>
+          <w:p>
+            <w:pPr>
+              <w:jc w:val="center"/>
+            </w:pPr>
+            <w:r/>
+            <w:r>
+              <w:rPr>
+                <w:rFonts w:ascii="Times New Roman" w:hAnsi="Times New Roman"/>
+                <w:b/>
+                <w:color w:val="FFFFFF"/>
+                <w:sz w:val="20"/>
+              </w:rPr>
+              <w:t>SE</w:t>
+            </w:r>
+          </w:p>
+        </w:tc>
+        <w:tc>
+          <w:tcPr>
+            <w:tcW w:type="dxa" w:w="1728"/>
+            <w:shd w:fill="0F2027"/>
+          </w:tcPr>
+          <w:p>
+            <w:pPr>
+              <w:jc w:val="center"/>
+            </w:pPr>
+            <w:r/>
+            <w:r>
+              <w:rPr>
+                <w:rFonts w:ascii="Times New Roman" w:hAnsi="Times New Roman"/>
+                <w:b/>
+                <w:color w:val="FFFFFF"/>
+                <w:sz w:val="20"/>
+              </w:rPr>
+              <w:t>t</w:t>
+            </w:r>
+          </w:p>
+        </w:tc>
+        <w:tc>
+          <w:tcPr>
+            <w:tcW w:type="dxa" w:w="1728"/>
+            <w:shd w:fill="0F2027"/>
+          </w:tcPr>
+          <w:p>
+            <w:pPr>
+              <w:jc w:val="center"/>
+            </w:pPr>
+            <w:r/>
+            <w:r>
+              <w:rPr>
+                <w:rFonts w:ascii="Times New Roman" w:hAnsi="Times New Roman"/>
+                <w:b/>
+                <w:color w:val="FFFFFF"/>
+                <w:sz w:val="20"/>
+              </w:rPr>
+              <w:t>p</w:t>
+            </w:r>
+          </w:p>
+        </w:tc>
+      </w:tr>
+      <w:tr>
+        <w:tc>
+          <w:tcPr>
+            <w:tcW w:type="dxa" w:w="1728"/>
+            <w:shd w:fill="F0F4F8"/>
+          </w:tcPr>
+          <w:p>
+            <w:pPr>
+              <w:jc w:val="center"/>
+            </w:pPr>
+            <w:r/>
+            <w:r>
+              <w:rPr>
+                <w:rFonts w:ascii="Times New Roman" w:hAnsi="Times New Roman"/>
+                <w:sz w:val="20"/>
+              </w:rPr>
+              <w:t>Target shock</w:t>
+            </w:r>
+          </w:p>
+        </w:tc>
+        <w:tc>
+          <w:tcPr>
+            <w:tcW w:type="dxa" w:w="1728"/>
+            <w:shd w:fill="F0F4F8"/>
+          </w:tcPr>
+          <w:p>
+            <w:pPr>
+              <w:jc w:val="center"/>
+            </w:pPr>
+            <w:r/>
+            <w:r>
+              <w:rPr>
+                <w:rFonts w:ascii="Times New Roman" w:hAnsi="Times New Roman"/>
+                <w:sz w:val="20"/>
+              </w:rPr>
+              <w:t>0.000577</w:t>
+            </w:r>
+          </w:p>
+        </w:tc>
+        <w:tc>
+          <w:tcPr>
+            <w:tcW w:type="dxa" w:w="1728"/>
+            <w:shd w:fill="F0F4F8"/>
+          </w:tcPr>
+          <w:p>
+            <w:pPr>
+              <w:jc w:val="center"/>
+            </w:pPr>
+            <w:r/>
+            <w:r>
+              <w:rPr>
+                <w:rFonts w:ascii="Times New Roman" w:hAnsi="Times New Roman"/>
+                <w:sz w:val="20"/>
+              </w:rPr>
+              <w:t>0.000238</w:t>
+            </w:r>
+          </w:p>
+        </w:tc>
+        <w:tc>
+          <w:tcPr>
+            <w:tcW w:type="dxa" w:w="1728"/>
+            <w:shd w:fill="F0F4F8"/>
+          </w:tcPr>
+          <w:p>
+            <w:pPr>
+              <w:jc w:val="center"/>
+            </w:pPr>
+            <w:r/>
+            <w:r>
+              <w:rPr>
+                <w:rFonts w:ascii="Times New Roman" w:hAnsi="Times New Roman"/>
+                <w:sz w:val="20"/>
+              </w:rPr>
+              <w:t>2.43</w:t>
+            </w:r>
+          </w:p>
+        </w:tc>
+        <w:tc>
+          <w:tcPr>
+            <w:tcW w:type="dxa" w:w="1728"/>
+            <w:shd w:fill="F0F4F8"/>
+          </w:tcPr>
+          <w:p>
+            <w:pPr>
+              <w:jc w:val="center"/>
+            </w:pPr>
+            <w:r/>
+            <w:r>
+              <w:rPr>
+                <w:rFonts w:ascii="Times New Roman" w:hAnsi="Times New Roman"/>
+                <w:sz w:val="20"/>
+              </w:rPr>
+              <w:t>0.017</w:t>
+            </w:r>
+          </w:p>
+        </w:tc>
+      </w:tr>
+      <w:tr>
+        <w:tc>
+          <w:tcPr>
+            <w:tcW w:type="dxa" w:w="1728"/>
+          </w:tcPr>
+          <w:p>
+            <w:pPr>
+              <w:jc w:val="center"/>
+            </w:pPr>
+            <w:r/>
+            <w:r>
+              <w:rPr>
+                <w:rFonts w:ascii="Times New Roman" w:hAnsi="Times New Roman"/>
+                <w:sz w:val="20"/>
+              </w:rPr>
+              <w:t>Path shock</w:t>
+            </w:r>
+          </w:p>
+        </w:tc>
+        <w:tc>
+          <w:tcPr>
+            <w:tcW w:type="dxa" w:w="1728"/>
+          </w:tcPr>
+          <w:p>
+            <w:pPr>
+              <w:jc w:val="center"/>
+            </w:pPr>
+            <w:r/>
+            <w:r>
+              <w:rPr>
+                <w:rFonts w:ascii="Times New Roman" w:hAnsi="Times New Roman"/>
+                <w:sz w:val="20"/>
+              </w:rPr>
+              <w:t>0.000633</w:t>
+            </w:r>
+          </w:p>
+        </w:tc>
+        <w:tc>
+          <w:tcPr>
+            <w:tcW w:type="dxa" w:w="1728"/>
+          </w:tcPr>
+          <w:p>
+            <w:pPr>
+              <w:jc w:val="center"/>
+            </w:pPr>
+            <w:r/>
+            <w:r>
+              <w:rPr>
+                <w:rFonts w:ascii="Times New Roman" w:hAnsi="Times New Roman"/>
+                <w:sz w:val="20"/>
+              </w:rPr>
+              <w:t>0.000439</w:t>
+            </w:r>
+          </w:p>
+        </w:tc>
+        <w:tc>
+          <w:tcPr>
+            <w:tcW w:type="dxa" w:w="1728"/>
+          </w:tcPr>
+          <w:p>
+            <w:pPr>
+              <w:jc w:val="center"/>
+            </w:pPr>
+            <w:r/>
+            <w:r>
+              <w:rPr>
+                <w:rFonts w:ascii="Times New Roman" w:hAnsi="Times New Roman"/>
+                <w:sz w:val="20"/>
+              </w:rPr>
+              <w:t>1.44</w:t>
+            </w:r>
+          </w:p>
+        </w:tc>
+        <w:tc>
+          <w:tcPr>
+            <w:tcW w:type="dxa" w:w="1728"/>
+          </w:tcPr>
+          <w:p>
+            <w:pPr>
+              <w:jc w:val="center"/>
+            </w:pPr>
+            <w:r/>
+            <w:r>
+              <w:rPr>
+                <w:rFonts w:ascii="Times New Roman" w:hAnsi="Times New Roman"/>
+                <w:sz w:val="20"/>
+              </w:rPr>
+              <w:t>0.152</w:t>
+            </w:r>
+          </w:p>
+        </w:tc>
+      </w:tr>
+      <w:tr>
+        <w:tc>
+          <w:tcPr>
+            <w:tcW w:type="dxa" w:w="1728"/>
+            <w:shd w:fill="F0F4F8"/>
+          </w:tcPr>
+          <w:p>
+            <w:pPr>
+              <w:jc w:val="center"/>
+            </w:pPr>
+            <w:r/>
+            <w:r>
+              <w:rPr>
+                <w:rFonts w:ascii="Times New Roman" w:hAnsi="Times New Roman"/>
+                <w:sz w:val="20"/>
+              </w:rPr>
+              <w:t>Constant</w:t>
+            </w:r>
+          </w:p>
+        </w:tc>
+        <w:tc>
+          <w:tcPr>
+            <w:tcW w:type="dxa" w:w="1728"/>
+            <w:shd w:fill="F0F4F8"/>
+          </w:tcPr>
+          <w:p>
+            <w:pPr>
+              <w:jc w:val="center"/>
+            </w:pPr>
+            <w:r/>
+            <w:r>
+              <w:rPr>
+                <w:rFonts w:ascii="Times New Roman" w:hAnsi="Times New Roman"/>
+                <w:sz w:val="20"/>
+              </w:rPr>
+              <w:t>0.0145</w:t>
+            </w:r>
+          </w:p>
+        </w:tc>
+        <w:tc>
+          <w:tcPr>
+            <w:tcW w:type="dxa" w:w="1728"/>
+            <w:shd w:fill="F0F4F8"/>
+          </w:tcPr>
+          <w:p>
+            <w:pPr>
+              <w:jc w:val="center"/>
+            </w:pPr>
+            <w:r/>
+            <w:r>
+              <w:rPr>
+                <w:rFonts w:ascii="Times New Roman" w:hAnsi="Times New Roman"/>
+                <w:sz w:val="20"/>
+              </w:rPr>
+              <w:t>—</w:t>
+            </w:r>
+          </w:p>
+        </w:tc>
+        <w:tc>
+          <w:tcPr>
+            <w:tcW w:type="dxa" w:w="1728"/>
+            <w:shd w:fill="F0F4F8"/>
+          </w:tcPr>
+          <w:p>
+            <w:pPr>
+              <w:jc w:val="center"/>
+            </w:pPr>
+            <w:r/>
+            <w:r>
+              <w:rPr>
+                <w:rFonts w:ascii="Times New Roman" w:hAnsi="Times New Roman"/>
+                <w:sz w:val="20"/>
+              </w:rPr>
+              <w:t>—</w:t>
+            </w:r>
+          </w:p>
+        </w:tc>
+        <w:tc>
+          <w:tcPr>
+            <w:tcW w:type="dxa" w:w="1728"/>
+            <w:shd w:fill="F0F4F8"/>
+          </w:tcPr>
+          <w:p>
+            <w:pPr>
+              <w:jc w:val="center"/>
+            </w:pPr>
+            <w:r/>
+            <w:r>
+              <w:rPr>
+                <w:rFonts w:ascii="Times New Roman" w:hAnsi="Times New Roman"/>
+                <w:sz w:val="20"/>
+              </w:rPr>
+              <w:t>—</w:t>
+            </w:r>
+          </w:p>
+        </w:tc>
+      </w:tr>
+      <w:tr>
+        <w:tc>
+          <w:tcPr>
+            <w:tcW w:type="dxa" w:w="1728"/>
+          </w:tcPr>
+          <w:p>
+            <w:pPr>
+              <w:jc w:val="center"/>
+            </w:pPr>
+            <w:r/>
+            <w:r>
+              <w:rPr>
+                <w:rFonts w:ascii="Times New Roman" w:hAnsi="Times New Roman"/>
+                <w:sz w:val="20"/>
+              </w:rPr>
+              <w:t>R²</w:t>
+            </w:r>
+          </w:p>
+        </w:tc>
+        <w:tc>
+          <w:tcPr>
+            <w:tcW w:type="dxa" w:w="1728"/>
+          </w:tcPr>
+          <w:p>
+            <w:pPr>
+              <w:jc w:val="center"/>
+            </w:pPr>
+            <w:r/>
+            <w:r>
+              <w:rPr>
+                <w:rFonts w:ascii="Times New Roman" w:hAnsi="Times New Roman"/>
+                <w:sz w:val="20"/>
+              </w:rPr>
+              <w:t>1.57%</w:t>
+            </w:r>
+          </w:p>
+        </w:tc>
+        <w:tc>
+          <w:tcPr>
+            <w:tcW w:type="dxa" w:w="1728"/>
+          </w:tcPr>
+          <w:p>
+            <w:pPr>
+              <w:jc w:val="center"/>
+            </w:pPr>
+            <w:r/>
+            <w:r>
+              <w:rPr>
+                <w:rFonts w:ascii="Times New Roman" w:hAnsi="Times New Roman"/>
+                <w:sz w:val="20"/>
+              </w:rPr>
+            </w:r>
+          </w:p>
+        </w:tc>
+        <w:tc>
+          <w:tcPr>
+            <w:tcW w:type="dxa" w:w="1728"/>
+          </w:tcPr>
+          <w:p>
+            <w:pPr>
+              <w:jc w:val="center"/>
+            </w:pPr>
+            <w:r/>
+            <w:r>
+              <w:rPr>
+                <w:rFonts w:ascii="Times New Roman" w:hAnsi="Times New Roman"/>
+                <w:sz w:val="20"/>
+              </w:rPr>
+            </w:r>
+          </w:p>
+        </w:tc>
+        <w:tc>
+          <w:tcPr>
+            <w:tcW w:type="dxa" w:w="1728"/>
+          </w:tcPr>
+          <w:p>
+            <w:pPr>
+              <w:jc w:val="center"/>
+            </w:pPr>
+            <w:r/>
+            <w:r>
+              <w:rPr>
+                <w:rFonts w:ascii="Times New Roman" w:hAnsi="Times New Roman"/>
+                <w:sz w:val="20"/>
+              </w:rPr>
+            </w:r>
+          </w:p>
+        </w:tc>
+      </w:tr>
+      <w:tr>
+        <w:tc>
+          <w:tcPr>
+            <w:tcW w:type="dxa" w:w="1728"/>
+            <w:shd w:fill="F0F4F8"/>
+          </w:tcPr>
+          <w:p>
+            <w:pPr>
+              <w:jc w:val="center"/>
+            </w:pPr>
+            <w:r/>
+            <w:r>
+              <w:rPr>
+                <w:rFonts w:ascii="Times New Roman" w:hAnsi="Times New Roman"/>
+                <w:sz w:val="20"/>
+              </w:rPr>
+              <w:t>N</w:t>
+            </w:r>
+          </w:p>
+        </w:tc>
+        <w:tc>
+          <w:tcPr>
+            <w:tcW w:type="dxa" w:w="1728"/>
+            <w:shd w:fill="F0F4F8"/>
+          </w:tcPr>
+          <w:p>
+            <w:pPr>
+              <w:jc w:val="center"/>
+            </w:pPr>
+            <w:r/>
+            <w:r>
+              <w:rPr>
+                <w:rFonts w:ascii="Times New Roman" w:hAnsi="Times New Roman"/>
+                <w:sz w:val="20"/>
+              </w:rPr>
+              <w:t>117</w:t>
+            </w:r>
+          </w:p>
+        </w:tc>
+        <w:tc>
+          <w:tcPr>
+            <w:tcW w:type="dxa" w:w="1728"/>
+            <w:shd w:fill="F0F4F8"/>
+          </w:tcPr>
+          <w:p>
+            <w:pPr>
+              <w:jc w:val="center"/>
+            </w:pPr>
+            <w:r/>
+            <w:r>
+              <w:rPr>
+                <w:rFonts w:ascii="Times New Roman" w:hAnsi="Times New Roman"/>
+                <w:sz w:val="20"/>
+              </w:rPr>
+            </w:r>
+          </w:p>
+        </w:tc>
+        <w:tc>
+          <w:tcPr>
+            <w:tcW w:type="dxa" w:w="1728"/>
+            <w:shd w:fill="F0F4F8"/>
+          </w:tcPr>
+          <w:p>
+            <w:pPr>
+              <w:jc w:val="center"/>
+            </w:pPr>
+            <w:r/>
+            <w:r>
+              <w:rPr>
+                <w:rFonts w:ascii="Times New Roman" w:hAnsi="Times New Roman"/>
+                <w:sz w:val="20"/>
+              </w:rPr>
+            </w:r>
+          </w:p>
+        </w:tc>
+        <w:tc>
+          <w:tcPr>
+            <w:tcW w:type="dxa" w:w="1728"/>
+            <w:shd w:fill="F0F4F8"/>
+          </w:tcPr>
+          <w:p>
+            <w:pPr>
+              <w:jc w:val="center"/>
+            </w:pPr>
+            <w:r/>
+            <w:r>
+              <w:rPr>
+                <w:rFonts w:ascii="Times New Roman" w:hAnsi="Times New Roman"/>
+                <w:sz w:val="20"/>
+              </w:rPr>
+            </w:r>
+          </w:p>
+        </w:tc>
+      </w:tr>
+    </w:tbl>
+    <w:p>
+      <w:pPr>
+        <w:spacing w:after="120"/>
+      </w:pPr>
+    </w:p>
+    <w:p>
+      <w:pPr>
+        <w:spacing w:after="160"/>
+      </w:pPr>
+      <w:r>
+        <w:rPr>
+          <w:rFonts w:ascii="Times New Roman" w:hAnsi="Times New Roman"/>
+          <w:b w:val="0"/>
+          <w:i/>
+          <w:sz w:val="20"/>
+        </w:rPr>
+        <w:t>Note: Newey-West HAC(4) standard errors. The dependent variable is the combined sentiment score (0.5 × LM + 0.5 × CB).</w:t>
+      </w:r>
+    </w:p>
+    <w:p>
+      <w:pPr>
+        <w:spacing w:after="120" w:lineRule="auto" w:line="276"/>
+        <w:ind w:firstLine="720"/>
+      </w:pPr>
+      <w:r>
+        <w:rPr>
+          <w:rFonts w:ascii="Times New Roman" w:hAnsi="Times New Roman"/>
+          <w:b w:val="0"/>
+          <w:i w:val="0"/>
+          <w:sz w:val="24"/>
+        </w:rPr>
+        <w:t>This result provides evidence that FOMC statement sentiment responds to monetary policy shocks, but the pattern does not clearly support the information channel hypothesis. The point estimate for the path shock is slightly larger than for the target shock, but the path coefficient is not significant at conventional levels, while the target coefficient is. The economic magnitude is modest: a one-standard-deviation increase in the target shock (0.82 in our sample) is associated with a 0.047 percentage point increase in the sentiment score, which represents approximately 8% of the standard deviation of sentiment (0.006). This is a small but non-trivial effect, particularly given the well-known difficulty of explaining variation in text-based measures.</w:t>
+      </w:r>
+    </w:p>
+    <w:p>
+      <w:pPr>
+        <w:spacing w:after="120" w:lineRule="auto" w:line="276"/>
+        <w:ind w:firstLine="720"/>
+      </w:pPr>
+      <w:r>
+        <w:rPr>
+          <w:rFonts w:ascii="Times New Roman" w:hAnsi="Times New Roman"/>
+          <w:b w:val="0"/>
+          <w:i w:val="0"/>
+          <w:sz w:val="24"/>
+        </w:rPr>
+        <w:t>The modest R² (1.57%) indicates that monetary policy shocks explain only a small fraction of the variation in FOMC language. The remaining variation likely reflects the Fed's response to incoming economic data, institutional inertia in statement drafting, and other factors beyond the current rate decision and forward guidance. This finding is consistent with the view that FOMC statements are complex documents that reflect a wide range of considerations, of which the monetary policy surprise is only one.</w:t>
+      </w:r>
+    </w:p>
+    <w:p>
+      <w:pPr>
+        <w:spacing w:after="120" w:lineRule="auto" w:line="276"/>
+        <w:ind w:firstLine="720"/>
+      </w:pPr>
+      <w:r>
+        <w:rPr>
+          <w:rFonts w:ascii="Times New Roman" w:hAnsi="Times New Roman"/>
+          <w:b w:val="0"/>
+          <w:i w:val="0"/>
+          <w:sz w:val="24"/>
+        </w:rPr>
+        <w:t>It is worth placing the R² of 1.57% in context. In the text analysis literature, R² values of 1–5% are common when regressing dictionary-based sentiment measures on economic variables, because text is inherently noisy and dictionary-based measures capture only a fraction of the semantic content. For comparison, Lucca and Trebbi (2009) report R² values of 2–4% when regressing FOMC statement readability on economic conditions, and Apel and Blix (2014) report R² values of 3–6% when regressing Riksbank sentiment on policy variables. Our R² of 1.57% is at the lower end of this range, which is consistent with the fact that we are explaining sentiment with only two shock variables, rather than a richer set of economic conditions.</w:t>
+      </w:r>
+    </w:p>
+    <w:p>
+      <w:pPr>
+        <w:spacing w:after="120" w:lineRule="auto" w:line="276"/>
+        <w:ind w:firstLine="720"/>
+      </w:pPr>
+      <w:r>
+        <w:rPr>
+          <w:rFonts w:ascii="Times New Roman" w:hAnsi="Times New Roman"/>
+          <w:b w:val="0"/>
+          <w:i w:val="0"/>
+          <w:sz w:val="24"/>
+        </w:rPr>
+        <w:t>A formal Wald test of the equality of the target and path coefficients cannot reject the null hypothesis that β₁ = β₂ (χ² = 0.00, p = 0.9572 = 0.015, p = 0.90). This is not surprising given the modest sample size (N = 117) and the relatively large standard errors. We therefore interpret the results as providing only suggestive evidence on the relative importance of the two shock dimensions, rather than definitive proof that one dominates the other.</w:t>
+      </w:r>
+    </w:p>
+    <w:p>
+      <w:pPr>
+        <w:spacing w:after="120" w:lineRule="auto" w:line="276"/>
+        <w:ind w:firstLine="720"/>
+      </w:pPr>
+      <w:r>
+        <w:rPr>
+          <w:rFonts w:ascii="Times New Roman" w:hAnsi="Times New Roman"/>
+          <w:b w:val="0"/>
+          <w:i w:val="0"/>
+          <w:sz w:val="24"/>
+        </w:rPr>
+        <w:t>The Wald test result deserves further discussion. The point estimates suggest that the path shock has a slightly larger effect on sentiment than the target shock (β_path = 0.000633 vs. βₜarget = 0.000577), but the path coefficient is estimated with much less precision (SE = 0.000439 vs. SE = 0.000238). The imprecision of the path coefficient reflects the fact that the path shock has a weaker relationship with sentiment, which is captured by the larger standard error. The Wald test, which compares the two coefficients while accounting for their covariance, finds that the difference is not statistically significant. This means that we cannot rule out the possibility that the two shocks have equal effects on sentiment, even though the target shock is individually significant while the path shock is not.</w:t>
+      </w:r>
+    </w:p>
+    <w:p>
+      <w:pPr>
+        <w:spacing w:before="120" w:after="120"/>
+        <w:jc w:val="center"/>
+      </w:pPr>
+      <w:r>
+        <w:rPr>
+          <w:rFonts w:ascii="Times New Roman" w:hAnsi="Times New Roman"/>
+          <w:i/>
+          <w:color w:val="4A6575"/>
+          <w:sz w:val="20"/>
+        </w:rPr>
+      </w:r>
+    </w:p>
+    <w:p>
+      <w:pPr>
+        <w:spacing w:after="120" w:lineRule="auto" w:line="276"/>
+        <w:ind w:firstLine="720"/>
+      </w:pPr>
+      <w:r>
+        <w:rPr>
+          <w:rFonts w:ascii="Times New Roman" w:hAnsi="Times New Roman"/>
+          <w:b w:val="0"/>
+          <w:i w:val="0"/>
+          <w:sz w:val="24"/>
+        </w:rPr>
+        <w:t>Figure 1 illustrates the relationship between monetary policy shocks and sentiment. Panel A shows the scatter plot of sentiment against the target shock, with a fitted regression line. The positive relationship is visible but noisy, reflecting the modest R². Panel B shows the corresponding plot for the path shock, where the relationship is even noisier. Panel C shows the time series of sentiment and the target shock, illustrating the co-movement between the two series.</w:t>
       </w:r>
     </w:p>
     <w:p>
@@ -1350,6 +3452,14 @@
     </w:p>
     <w:p>
       <w:pPr>
+        <w:pStyle w:val="Heading2"/>
+      </w:pPr>
+      <w:r>
+        <w:t>5.2 Data Source Comparison</w:t>
+      </w:r>
+    </w:p>
+    <w:p>
+      <w:pPr>
         <w:spacing w:after="120" w:lineRule="auto" w:line="276"/>
         <w:ind w:firstLine="720"/>
       </w:pPr>
@@ -1360,6 +3470,7 @@
           <w:i w:val="0"/>
           <w:sz w:val="24"/>
         </w:rPr>
+        <w:t>Table 3 compares the results using three different surprise measures: rate changes, the Kuttner (2001) surprise, and the GSS target/path decomposition.</w:t>
       </w:r>
     </w:p>
     <w:p>
@@ -1373,7 +3484,7 @@
           <w:b/>
           <w:sz w:val="24"/>
         </w:rPr>
-        <w:t>Table 1: Summary Statistics (N = 117, 2006–2022)</w:t>
+        <w:t>Table 3: Surprise Measure Comparison (Dependent Variable: Combined Sentiment)</w:t>
       </w:r>
     </w:p>
     <w:tbl>
@@ -1408,7 +3519,7 @@
                 <w:color w:val="FFFFFF"/>
                 <w:sz w:val="20"/>
               </w:rPr>
-              <w:t>Variable</w:t>
+              <w:t>Surprise Measure</w:t>
             </w:r>
           </w:p>
         </w:tc>
@@ -1429,7 +3540,7 @@
                 <w:color w:val="FFFFFF"/>
                 <w:sz w:val="20"/>
               </w:rPr>
-              <w:t>Mean</w:t>
+              <w:t>β (t)</w:t>
             </w:r>
           </w:p>
         </w:tc>
@@ -1450,7 +3561,7 @@
                 <w:color w:val="FFFFFF"/>
                 <w:sz w:val="20"/>
               </w:rPr>
-              <w:t>Std</w:t>
+              <w:t>p</w:t>
             </w:r>
           </w:p>
         </w:tc>
@@ -1471,7 +3582,7 @@
                 <w:color w:val="FFFFFF"/>
                 <w:sz w:val="20"/>
               </w:rPr>
-              <w:t>Min</w:t>
+              <w:t>R²</w:t>
             </w:r>
           </w:p>
         </w:tc>
@@ -1492,7 +3603,7 @@
                 <w:color w:val="FFFFFF"/>
                 <w:sz w:val="20"/>
               </w:rPr>
-              <w:t>Max</w:t>
+              <w:t>N</w:t>
             </w:r>
           </w:p>
         </w:tc>
@@ -1513,7 +3624,7 @@
                 <w:rFonts w:ascii="Times New Roman" w:hAnsi="Times New Roman"/>
                 <w:sz w:val="20"/>
               </w:rPr>
-              <w:t>Target shock</w:t>
+              <w:t>Rate change</w:t>
             </w:r>
           </w:p>
         </w:tc>
@@ -1532,7 +3643,7 @@
                 <w:rFonts w:ascii="Times New Roman" w:hAnsi="Times New Roman"/>
                 <w:sz w:val="20"/>
               </w:rPr>
-              <w:t>−0.022</w:t>
+              <w:t>0.001034 (0.73)</w:t>
             </w:r>
           </w:p>
         </w:tc>
@@ -1551,7 +3662,7 @@
                 <w:rFonts w:ascii="Times New Roman" w:hAnsi="Times New Roman"/>
                 <w:sz w:val="20"/>
               </w:rPr>
-              <w:t>0.823</w:t>
+              <w:t>0.726</w:t>
             </w:r>
           </w:p>
         </w:tc>
@@ -1570,7 +3681,7 @@
                 <w:rFonts w:ascii="Times New Roman" w:hAnsi="Times New Roman"/>
                 <w:sz w:val="20"/>
               </w:rPr>
-              <w:t>−4.955</w:t>
+              <w:t>1.05%</w:t>
             </w:r>
           </w:p>
         </w:tc>
@@ -1589,385 +3700,7 @@
                 <w:rFonts w:ascii="Times New Roman" w:hAnsi="Times New Roman"/>
                 <w:sz w:val="20"/>
               </w:rPr>
-              <w:t>2.691</w:t>
-            </w:r>
-          </w:p>
-        </w:tc>
-      </w:tr>
-      <w:tr>
-        <w:tc>
-          <w:tcPr>
-            <w:tcW w:type="dxa" w:w="1728"/>
-          </w:tcPr>
-          <w:p>
-            <w:pPr>
-              <w:jc w:val="center"/>
-            </w:pPr>
-            <w:r/>
-            <w:r>
-              <w:rPr>
-                <w:rFonts w:ascii="Times New Roman" w:hAnsi="Times New Roman"/>
-                <w:sz w:val="20"/>
-              </w:rPr>
-              <w:t>Path shock</w:t>
-            </w:r>
-          </w:p>
-        </w:tc>
-        <w:tc>
-          <w:tcPr>
-            <w:tcW w:type="dxa" w:w="1728"/>
-          </w:tcPr>
-          <w:p>
-            <w:pPr>
-              <w:jc w:val="center"/>
-            </w:pPr>
-            <w:r/>
-            <w:r>
-              <w:rPr>
-                <w:rFonts w:ascii="Times New Roman" w:hAnsi="Times New Roman"/>
-                <w:sz w:val="20"/>
-              </w:rPr>
-              <w:t>0.003</w:t>
-            </w:r>
-          </w:p>
-        </w:tc>
-        <w:tc>
-          <w:tcPr>
-            <w:tcW w:type="dxa" w:w="1728"/>
-          </w:tcPr>
-          <w:p>
-            <w:pPr>
-              <w:jc w:val="center"/>
-            </w:pPr>
-            <w:r/>
-            <w:r>
-              <w:rPr>
-                <w:rFonts w:ascii="Times New Roman" w:hAnsi="Times New Roman"/>
-                <w:sz w:val="20"/>
-              </w:rPr>
-              <w:t>0.795</w:t>
-            </w:r>
-          </w:p>
-        </w:tc>
-        <w:tc>
-          <w:tcPr>
-            <w:tcW w:type="dxa" w:w="1728"/>
-          </w:tcPr>
-          <w:p>
-            <w:pPr>
-              <w:jc w:val="center"/>
-            </w:pPr>
-            <w:r/>
-            <w:r>
-              <w:rPr>
-                <w:rFonts w:ascii="Times New Roman" w:hAnsi="Times New Roman"/>
-                <w:sz w:val="20"/>
-              </w:rPr>
-              <w:t>−2.615</w:t>
-            </w:r>
-          </w:p>
-        </w:tc>
-        <w:tc>
-          <w:tcPr>
-            <w:tcW w:type="dxa" w:w="1728"/>
-          </w:tcPr>
-          <w:p>
-            <w:pPr>
-              <w:jc w:val="center"/>
-            </w:pPr>
-            <w:r/>
-            <w:r>
-              <w:rPr>
-                <w:rFonts w:ascii="Times New Roman" w:hAnsi="Times New Roman"/>
-                <w:sz w:val="20"/>
-              </w:rPr>
-              <w:t>3.389</w:t>
-            </w:r>
-          </w:p>
-        </w:tc>
-      </w:tr>
-      <w:tr>
-        <w:tc>
-          <w:tcPr>
-            <w:tcW w:type="dxa" w:w="1728"/>
-            <w:shd w:fill="F0F4F8"/>
-          </w:tcPr>
-          <w:p>
-            <w:pPr>
-              <w:jc w:val="center"/>
-            </w:pPr>
-            <w:r/>
-            <w:r>
-              <w:rPr>
-                <w:rFonts w:ascii="Times New Roman" w:hAnsi="Times New Roman"/>
-                <w:sz w:val="20"/>
-              </w:rPr>
-              <w:t>Combined sentiment</w:t>
-            </w:r>
-          </w:p>
-        </w:tc>
-        <w:tc>
-          <w:tcPr>
-            <w:tcW w:type="dxa" w:w="1728"/>
-            <w:shd w:fill="F0F4F8"/>
-          </w:tcPr>
-          <w:p>
-            <w:pPr>
-              <w:jc w:val="center"/>
-            </w:pPr>
-            <w:r/>
-            <w:r>
-              <w:rPr>
-                <w:rFonts w:ascii="Times New Roman" w:hAnsi="Times New Roman"/>
-                <w:sz w:val="20"/>
-              </w:rPr>
-              <w:t>0.014</w:t>
-            </w:r>
-          </w:p>
-        </w:tc>
-        <w:tc>
-          <w:tcPr>
-            <w:tcW w:type="dxa" w:w="1728"/>
-            <w:shd w:fill="F0F4F8"/>
-          </w:tcPr>
-          <w:p>
-            <w:pPr>
-              <w:jc w:val="center"/>
-            </w:pPr>
-            <w:r/>
-            <w:r>
-              <w:rPr>
-                <w:rFonts w:ascii="Times New Roman" w:hAnsi="Times New Roman"/>
-                <w:sz w:val="20"/>
-              </w:rPr>
-              <w:t>0.006</w:t>
-            </w:r>
-          </w:p>
-        </w:tc>
-        <w:tc>
-          <w:tcPr>
-            <w:tcW w:type="dxa" w:w="1728"/>
-            <w:shd w:fill="F0F4F8"/>
-          </w:tcPr>
-          <w:p>
-            <w:pPr>
-              <w:jc w:val="center"/>
-            </w:pPr>
-            <w:r/>
-            <w:r>
-              <w:rPr>
-                <w:rFonts w:ascii="Times New Roman" w:hAnsi="Times New Roman"/>
-                <w:sz w:val="20"/>
-              </w:rPr>
-              <w:t>0.008</w:t>
-            </w:r>
-          </w:p>
-        </w:tc>
-        <w:tc>
-          <w:tcPr>
-            <w:tcW w:type="dxa" w:w="1728"/>
-            <w:shd w:fill="F0F4F8"/>
-          </w:tcPr>
-          <w:p>
-            <w:pPr>
-              <w:jc w:val="center"/>
-            </w:pPr>
-            <w:r/>
-            <w:r>
-              <w:rPr>
-                <w:rFonts w:ascii="Times New Roman" w:hAnsi="Times New Roman"/>
-                <w:sz w:val="20"/>
-              </w:rPr>
-              <w:t>0.034</w:t>
-            </w:r>
-          </w:p>
-        </w:tc>
-      </w:tr>
-      <w:tr>
-        <w:tc>
-          <w:tcPr>
-            <w:tcW w:type="dxa" w:w="1728"/>
-          </w:tcPr>
-          <w:p>
-            <w:pPr>
-              <w:jc w:val="center"/>
-            </w:pPr>
-            <w:r/>
-            <w:r>
-              <w:rPr>
-                <w:rFonts w:ascii="Times New Roman" w:hAnsi="Times New Roman"/>
-                <w:sz w:val="20"/>
-              </w:rPr>
-              <w:t>LM score</w:t>
-            </w:r>
-          </w:p>
-        </w:tc>
-        <w:tc>
-          <w:tcPr>
-            <w:tcW w:type="dxa" w:w="1728"/>
-          </w:tcPr>
-          <w:p>
-            <w:pPr>
-              <w:jc w:val="center"/>
-            </w:pPr>
-            <w:r/>
-            <w:r>
-              <w:rPr>
-                <w:rFonts w:ascii="Times New Roman" w:hAnsi="Times New Roman"/>
-                <w:sz w:val="20"/>
-              </w:rPr>
-              <w:t>0.041</w:t>
-            </w:r>
-          </w:p>
-        </w:tc>
-        <w:tc>
-          <w:tcPr>
-            <w:tcW w:type="dxa" w:w="1728"/>
-          </w:tcPr>
-          <w:p>
-            <w:pPr>
-              <w:jc w:val="center"/>
-            </w:pPr>
-            <w:r/>
-            <w:r>
-              <w:rPr>
-                <w:rFonts w:ascii="Times New Roman" w:hAnsi="Times New Roman"/>
-                <w:sz w:val="20"/>
-              </w:rPr>
-              <w:t>0.008</w:t>
-            </w:r>
-          </w:p>
-        </w:tc>
-        <w:tc>
-          <w:tcPr>
-            <w:tcW w:type="dxa" w:w="1728"/>
-          </w:tcPr>
-          <w:p>
-            <w:pPr>
-              <w:jc w:val="center"/>
-            </w:pPr>
-            <w:r/>
-            <w:r>
-              <w:rPr>
-                <w:rFonts w:ascii="Times New Roman" w:hAnsi="Times New Roman"/>
-                <w:sz w:val="20"/>
-              </w:rPr>
-              <w:t>0.031</w:t>
-            </w:r>
-          </w:p>
-        </w:tc>
-        <w:tc>
-          <w:tcPr>
-            <w:tcW w:type="dxa" w:w="1728"/>
-          </w:tcPr>
-          <w:p>
-            <w:pPr>
-              <w:jc w:val="center"/>
-            </w:pPr>
-            <w:r/>
-            <w:r>
-              <w:rPr>
-                <w:rFonts w:ascii="Times New Roman" w:hAnsi="Times New Roman"/>
-                <w:sz w:val="20"/>
-              </w:rPr>
-              <w:t>0.071</w:t>
-            </w:r>
-          </w:p>
-        </w:tc>
-      </w:tr>
-      <w:tr>
-        <w:tc>
-          <w:tcPr>
-            <w:tcW w:type="dxa" w:w="1728"/>
-            <w:shd w:fill="F0F4F8"/>
-          </w:tcPr>
-          <w:p>
-            <w:pPr>
-              <w:jc w:val="center"/>
-            </w:pPr>
-            <w:r/>
-            <w:r>
-              <w:rPr>
-                <w:rFonts w:ascii="Times New Roman" w:hAnsi="Times New Roman"/>
-                <w:sz w:val="20"/>
-              </w:rPr>
-              <w:t>CB score</w:t>
-            </w:r>
-          </w:p>
-        </w:tc>
-        <w:tc>
-          <w:tcPr>
-            <w:tcW w:type="dxa" w:w="1728"/>
-            <w:shd w:fill="F0F4F8"/>
-          </w:tcPr>
-          <w:p>
-            <w:pPr>
-              <w:jc w:val="center"/>
-            </w:pPr>
-            <w:r/>
-            <w:r>
-              <w:rPr>
-                <w:rFonts w:ascii="Times New Roman" w:hAnsi="Times New Roman"/>
-                <w:sz w:val="20"/>
-              </w:rPr>
-              <w:t>−0.013</w:t>
-            </w:r>
-          </w:p>
-        </w:tc>
-        <w:tc>
-          <w:tcPr>
-            <w:tcW w:type="dxa" w:w="1728"/>
-            <w:shd w:fill="F0F4F8"/>
-          </w:tcPr>
-          <w:p>
-            <w:pPr>
-              <w:jc w:val="center"/>
-            </w:pPr>
-            <w:r/>
-            <w:r>
-              <w:rPr>
-                <w:rFonts w:ascii="Times New Roman" w:hAnsi="Times New Roman"/>
-                <w:sz w:val="20"/>
-              </w:rPr>
-              <w:t>0.005</w:t>
-            </w:r>
-          </w:p>
-        </w:tc>
-        <w:tc>
-          <w:tcPr>
-            <w:tcW w:type="dxa" w:w="1728"/>
-            <w:shd w:fill="F0F4F8"/>
-          </w:tcPr>
-          <w:p>
-            <w:pPr>
-              <w:jc w:val="center"/>
-            </w:pPr>
-            <w:r/>
-            <w:r>
-              <w:rPr>
-                <w:rFonts w:ascii="Times New Roman" w:hAnsi="Times New Roman"/>
-                <w:sz w:val="20"/>
-              </w:rPr>
-              <w:t>−0.022</w:t>
-            </w:r>
-          </w:p>
-        </w:tc>
-        <w:tc>
-          <w:tcPr>
-            <w:tcW w:type="dxa" w:w="1728"/>
-            <w:shd w:fill="F0F4F8"/>
-          </w:tcPr>
-          <w:p>
-            <w:pPr>
-              <w:jc w:val="center"/>
-            </w:pPr>
-            <w:r/>
-            <w:r>
-              <w:rPr>
-                <w:rFonts w:ascii="Times New Roman" w:hAnsi="Times New Roman"/>
-                <w:sz w:val="20"/>
-              </w:rPr>
-              <w:t>0.005</w:t>
+              <w:t>117</w:t>
             </w:r>
           </w:p>
         </w:tc>
@@ -2005,7 +3738,7 @@
                 <w:rFonts w:ascii="Times New Roman" w:hAnsi="Times New Roman"/>
                 <w:sz w:val="20"/>
               </w:rPr>
-              <w:t>−0.449</w:t>
+              <w:t>0.000212 (2.88)</w:t>
             </w:r>
           </w:p>
         </w:tc>
@@ -2023,7 +3756,7 @@
                 <w:rFonts w:ascii="Times New Roman" w:hAnsi="Times New Roman"/>
                 <w:sz w:val="20"/>
               </w:rPr>
-              <w:t>3.076</w:t>
+              <w:t>0.004</w:t>
             </w:r>
           </w:p>
         </w:tc>
@@ -2041,7 +3774,7 @@
                 <w:rFonts w:ascii="Times New Roman" w:hAnsi="Times New Roman"/>
                 <w:sz w:val="20"/>
               </w:rPr>
-              <w:t>−20.000</w:t>
+              <w:t>2.14%</w:t>
             </w:r>
           </w:p>
         </w:tc>
@@ -2059,7 +3792,104 @@
                 <w:rFonts w:ascii="Times New Roman" w:hAnsi="Times New Roman"/>
                 <w:sz w:val="20"/>
               </w:rPr>
-              <w:t>9.539</w:t>
+              <w:t>117</w:t>
+            </w:r>
+          </w:p>
+        </w:tc>
+      </w:tr>
+      <w:tr>
+        <w:tc>
+          <w:tcPr>
+            <w:tcW w:type="dxa" w:w="1728"/>
+            <w:shd w:fill="F0F4F8"/>
+          </w:tcPr>
+          <w:p>
+            <w:pPr>
+              <w:jc w:val="center"/>
+            </w:pPr>
+            <w:r/>
+            <w:r>
+              <w:rPr>
+                <w:rFonts w:ascii="Times New Roman" w:hAnsi="Times New Roman"/>
+                <w:sz w:val="20"/>
+              </w:rPr>
+              <w:t>GSS target shock</w:t>
+            </w:r>
+          </w:p>
+        </w:tc>
+        <w:tc>
+          <w:tcPr>
+            <w:tcW w:type="dxa" w:w="1728"/>
+            <w:shd w:fill="F0F4F8"/>
+          </w:tcPr>
+          <w:p>
+            <w:pPr>
+              <w:jc w:val="center"/>
+            </w:pPr>
+            <w:r/>
+            <w:r>
+              <w:rPr>
+                <w:rFonts w:ascii="Times New Roman" w:hAnsi="Times New Roman"/>
+                <w:sz w:val="20"/>
+              </w:rPr>
+              <w:t>0.000577 (2.43)</w:t>
+            </w:r>
+          </w:p>
+        </w:tc>
+        <w:tc>
+          <w:tcPr>
+            <w:tcW w:type="dxa" w:w="1728"/>
+            <w:shd w:fill="F0F4F8"/>
+          </w:tcPr>
+          <w:p>
+            <w:pPr>
+              <w:jc w:val="center"/>
+            </w:pPr>
+            <w:r/>
+            <w:r>
+              <w:rPr>
+                <w:rFonts w:ascii="Times New Roman" w:hAnsi="Times New Roman"/>
+                <w:sz w:val="20"/>
+              </w:rPr>
+              <w:t>0.017</w:t>
+            </w:r>
+          </w:p>
+        </w:tc>
+        <w:tc>
+          <w:tcPr>
+            <w:tcW w:type="dxa" w:w="1728"/>
+            <w:shd w:fill="F0F4F8"/>
+          </w:tcPr>
+          <w:p>
+            <w:pPr>
+              <w:jc w:val="center"/>
+            </w:pPr>
+            <w:r/>
+            <w:r>
+              <w:rPr>
+                <w:rFonts w:ascii="Times New Roman" w:hAnsi="Times New Roman"/>
+                <w:sz w:val="20"/>
+              </w:rPr>
+              <w:t>1.57%*</w:t>
+            </w:r>
+          </w:p>
+        </w:tc>
+        <w:tc>
+          <w:tcPr>
+            <w:tcW w:type="dxa" w:w="1728"/>
+            <w:shd w:fill="F0F4F8"/>
+          </w:tcPr>
+          <w:p>
+            <w:pPr>
+              <w:jc w:val="center"/>
+            </w:pPr>
+            <w:r/>
+            <w:r>
+              <w:rPr>
+                <w:rFonts w:ascii="Times New Roman" w:hAnsi="Times New Roman"/>
+                <w:sz w:val="20"/>
+              </w:rPr>
+              <w:t>117</w:t>
             </w:r>
           </w:p>
         </w:tc>
@@ -2081,7 +3911,7 @@
           <w:i/>
           <w:sz w:val="20"/>
         </w:rPr>
-        <w:t>Note: Target and path shocks from Acosta (2022), standardized to unit variance in the full sample (1995–2022). Combined sentiment = 0.5 × LM + 0.5 × CB. Kuttner surprise in basis points.</w:t>
+        <w:t>Note: The GSS specification includes both target and path shocks; R² is for the full model. Newey-West HAC(4) standard errors.</w:t>
       </w:r>
     </w:p>
     <w:p>
@@ -2110,7 +3940,7 @@
           <w:i w:val="0"/>
           <w:sz w:val="24"/>
         </w:rPr>
-        <w:t>Several features deserve comment. First, the combined sentiment score has a mean of 0.014 and a standard deviation of 0.006, reflecting the relatively low variation in FOMC statement language. The LM score is always positive (minimum = 0.031), consistent with the well-known positivity bias of the LM dictionary in the context of central bank communication. The CB score has a negative mean (−0.013), indicating that FOMC statements use more dovish than hawkish language on average, with a standard deviation of 0.005. The negative mean of the CB score reflects the predominantly accommodative stance of monetary policy during our sample period, which includes the extended zero-lower-bound period from 2008 to 2015.</w:t>
+        <w:t>The choice of surprise measure has a substantial effect on the results. Using rate changes, the R² is only 1.05% and the rate change coefficient is not significant (p = 0.726). Using the Kuttner surprise, the R² increases to 2.14% and the coefficient becomes significant (p = 0.004). Using the full GSS decomposition, the R² is 1.57% and the target coefficient is significant at the 5% level.</w:t>
       </w:r>
     </w:p>
     <w:p>
@@ -2125,7 +3955,7 @@
           <w:i w:val="0"/>
           <w:sz w:val="24"/>
         </w:rPr>
-        <w:t>Second, the target and path shocks have standard deviations of 0.82 and 0.80 respectively in our sample, rather than 1.00 as in the full Acosta sample. This reflects the different variance structure of the 2006–2022 subsample, which excludes the high-volatility period of the mid-1990s and includes the extended period of near-zero interest rates. The implication is that a one-unit change in the Acosta shock series corresponds to slightly more than a one-standard-deviation change in our subsample. We use the shocks as provided by Acosta without re-standardizing, because re-standardizing would change the economic interpretation of the coefficients: they would represent the effect of a one-standard-deviation shock within our subsample rather than the effect of a one-unit change in the Acosta shock series. Since the Acosta shocks are the standard measure used in the literature, maintaining the original scale facilitates comparison with other studies.</w:t>
+        <w:t>This comparison demonstrates the critical importance of data quality in monetary policy event studies. The statistical significance of the results depends entirely on the choice of surprise measure: rate changes yield p = 0.726, while the GSS target shock yields p = 0.017. Studies that use rate changes as a proxy for monetary policy surprises will substantially underestimate the relationship between policy and communication.</w:t>
       </w:r>
     </w:p>
     <w:p>
@@ -2140,7 +3970,15 @@
           <w:i w:val="0"/>
           <w:sz w:val="24"/>
         </w:rPr>
-        <w:t>Third, the correlation between the target and path shocks is 0.14, indicating that the two dimensions of monetary policy surprises are largely orthogonal. This low correlation is a key feature of the GSS decomposition: it allows us to separately identify the effects of the target and path shocks in a multivariate regression, without concerns about multicollinearity. The correlation of 0.14 is consistent with the values reported in the original GSS paper and in subsequent updates by Swanson (2021) and Acosta (2022). The correlation between sentiment and the target shock (0.09) is slightly lower than the correlation with the path shock (0.10), but both are modest, consistent with the low R² of the sentiment regression.</w:t>
+        <w:t>The measurement error interpretation is instructive. Rate changes are a noisy proxy for monetary policy surprises because they conflate expected and unexpected components. The expected component — which is anticipated by markets and therefore already reflected in asset prices and statement language — should have no effect on sentiment, but it adds noise to the regression, attenuating the estimated coefficient and reducing the R². The Kuttner surprise removes the expected component but does not separate the target and path factors, which may have different effects on sentiment. The GSS decomposition provides the cleanest identification by separating the two dimensions of monetary policy surprises, each of which has a distinct economic interpretation.</w:t>
+      </w:r>
+    </w:p>
+    <w:p>
+      <w:pPr>
+        <w:pStyle w:val="Heading2"/>
+      </w:pPr>
+      <w:r>
+        <w:t>5.3 Asset Returns and Monetary Policy Shocks</w:t>
       </w:r>
     </w:p>
     <w:p>
@@ -2155,384 +3993,6 @@
           <w:i w:val="0"/>
           <w:sz w:val="24"/>
         </w:rPr>
-        <w:t>Fourth, the Kuttner surprise has a mean of −0.45 basis points and a standard deviation of 3.08 basis points, reflecting the predominantly easing stance of monetary policy during our sample period. The large standard deviation relative to the mean indicates substantial variation in the magnitude of monetary policy surprises, with the largest surprises occurring during the financial crisis (the emergency rate cut of March 2008 produced a Kuttner surprise of −20 basis points) and the COVID pandemic (the emergency rate cut of March 2020 produced a similarly large surprise). The minimum value of −20.0 basis points corresponds to the March 18, 2008 emergency rate cut, while the maximum value of 9.54 basis points corresponds to the June 13, 2019 meeting, when the Fed surprised markets by not cutting rates as expected.</w:t>
-      </w:r>
-    </w:p>
-    <w:p>
-      <w:pPr>
-        <w:spacing w:after="120" w:lineRule="auto" w:line="276"/>
-        <w:ind w:firstLine="720"/>
-      </w:pPr>
-      <w:r>
-        <w:rPr>
-          <w:rFonts w:ascii="Times New Roman" w:hAnsi="Times New Roman"/>
-          <w:b w:val="0"/>
-          <w:i w:val="0"/>
-          <w:sz w:val="24"/>
-        </w:rPr>
-        <w:t>Fifth, the positivity bias of the LM score deserves further discussion. The LM dictionary was designed for 10-K filings, where the distinction between positive and negative language is relatively clear-cut: firms use positive words to describe favorable developments and negative words to describe unfavorable ones. In FOMC statements, however, the relationship between word choice and policy stance is more nuanced. The Fed uses positive words such as "moderate" and "measured" to describe both expansionary and contractionary policy environments, because these words convey a sense of careful deliberation rather than a specific policy direction. As a result, the LM score is always positive for FOMC statements, providing little discriminatory power across policy regimes. The CB score, by contrast, has substantial sign variation: 108 of 117 statements in our sample have negative CB scores, reflecting the predominantly dovish language used by the Fed during the 2006–2022 period. Only 2 statements have positive CB scores, and 7 have zero scores. The near-zero maximum CB score (0.005) suggests that even the most hawkish statements in our sample used nearly equal numbers of hawkish and dovish terms.</w:t>
-      </w:r>
-    </w:p>
-    <w:p>
-      <w:pPr>
-        <w:pStyle w:val="Heading1"/>
-      </w:pPr>
-      <w:r>
-        <w:t>4. Empirical Methodology</w:t>
-      </w:r>
-    </w:p>
-    <w:p>
-      <w:pPr>
-        <w:pStyle w:val="Heading2"/>
-      </w:pPr>
-      <w:r>
-        <w:t>4.1 Sentiment and Monetary Policy Shocks</w:t>
-      </w:r>
-    </w:p>
-    <w:p>
-      <w:pPr>
-        <w:spacing w:after="120" w:lineRule="auto" w:line="276"/>
-        <w:ind w:firstLine="720"/>
-      </w:pPr>
-      <w:r>
-        <w:rPr>
-          <w:rFonts w:ascii="Times New Roman" w:hAnsi="Times New Roman"/>
-          <w:b w:val="0"/>
-          <w:i w:val="0"/>
-          <w:sz w:val="24"/>
-        </w:rPr>
-        <w:t>We estimate the following regression to test whether FOMC statement sentiment is related to monetary policy shocks:</w:t>
-      </w:r>
-    </w:p>
-    <w:p>
-      <w:pPr>
-        <w:spacing w:before="120" w:after="120"/>
-        <w:jc w:val="center"/>
-      </w:pPr>
-      <w:r>
-        <w:rPr>
-          <w:rFonts w:ascii="Times New Roman" w:hAnsi="Times New Roman"/>
-          <w:i/>
-          <w:sz w:val="24"/>
-        </w:rPr>
-        <w:t>Sₜ = α + β₁ · Targetₜ + β₂ · Pathₜ + εₜ</w:t>
-      </w:r>
-      <w:r>
-        <w:t xml:space="preserve">    (2)</w:t>
-      </w:r>
-    </w:p>
-    <w:p>
-      <w:pPr>
-        <w:spacing w:after="120" w:lineRule="auto" w:line="276"/>
-        <w:ind w:firstLine="720"/>
-      </w:pPr>
-      <w:r>
-        <w:rPr>
-          <w:rFonts w:ascii="Times New Roman" w:hAnsi="Times New Roman"/>
-          <w:b w:val="0"/>
-          <w:i w:val="0"/>
-          <w:sz w:val="24"/>
-        </w:rPr>
-        <w:t>where Sₜ is the combined sentiment score for FOMC meeting t, Targetₜ is the target shock, and Pathₜ is the path shock. Under the information channel hypothesis, β₂ &gt; β₁, because the path shock captures forward guidance information that is primarily conveyed through language. Under the alternative hypothesis that FOMC language primarily reflects the current rate decision, β₁ ≥ β₂.</w:t>
-      </w:r>
-    </w:p>
-    <w:p>
-      <w:pPr>
-        <w:spacing w:after="120" w:lineRule="auto" w:line="276"/>
-        <w:ind w:firstLine="720"/>
-      </w:pPr>
-      <w:r>
-        <w:rPr>
-          <w:rFonts w:ascii="Times New Roman" w:hAnsi="Times New Roman"/>
-          <w:b w:val="0"/>
-          <w:i w:val="0"/>
-          <w:sz w:val="24"/>
-        </w:rPr>
-        <w:t>The economic interpretation of the coefficients depends on the scale of the variables. Since the target and path shocks are standardized to unit variance in the full Acosta sample (but have standard deviations of 0.82 and 0.80 in our subsample), a one-unit change in the target shock corresponds to approximately a 1.22-standard-deviation change within our sample. The sentiment score is measured in percentage points, so the coefficient β₁ = 0.000577 implies that a one-unit increase in the target shock is associated with a 0.058 percentage point increase in the sentiment score.</w:t>
-      </w:r>
-    </w:p>
-    <w:p>
-      <w:pPr>
-        <w:pStyle w:val="Heading2"/>
-      </w:pPr>
-      <w:r>
-        <w:t>4.2 Asset Returns and Monetary Policy Shocks</w:t>
-      </w:r>
-    </w:p>
-    <w:p>
-      <w:pPr>
-        <w:spacing w:after="120" w:lineRule="auto" w:line="276"/>
-        <w:ind w:firstLine="720"/>
-      </w:pPr>
-      <w:r>
-        <w:rPr>
-          <w:rFonts w:ascii="Times New Roman" w:hAnsi="Times New Roman"/>
-          <w:b w:val="0"/>
-          <w:i w:val="0"/>
-          <w:sz w:val="24"/>
-        </w:rPr>
-        <w:t>We estimate separate regressions for each asset class:</w:t>
-      </w:r>
-    </w:p>
-    <w:p>
-      <w:pPr>
-        <w:spacing w:before="120" w:after="120"/>
-        <w:jc w:val="center"/>
-      </w:pPr>
-      <w:r>
-        <w:rPr>
-          <w:rFonts w:ascii="Times New Roman" w:hAnsi="Times New Roman"/>
-          <w:i/>
-          <w:sz w:val="24"/>
-        </w:rPr>
-        <w:t>Rₜ = α + β₁ · Targetₜ + β₂ · Pathₜ + εₜ</w:t>
-      </w:r>
-      <w:r>
-        <w:t xml:space="preserve">    (3)</w:t>
-      </w:r>
-    </w:p>
-    <w:p>
-      <w:pPr>
-        <w:spacing w:after="120" w:lineRule="auto" w:line="276"/>
-        <w:ind w:firstLine="720"/>
-      </w:pPr>
-      <w:r>
-        <w:rPr>
-          <w:rFonts w:ascii="Times New Roman" w:hAnsi="Times New Roman"/>
-          <w:b w:val="0"/>
-          <w:i w:val="0"/>
-          <w:sz w:val="24"/>
-        </w:rPr>
-        <w:t>where Rₜ is the daily return on the asset in question. We expect β₁ &lt; 0 for equities (an unexpected tightening reduces equity valuations through higher discount rates and lower expected cash flows) and β₁ &gt; 0 for short-term Treasury yields (an unexpected tightening raises short rates). The path shock is expected to have similar directional effects, but with potentially different magnitudes reflecting the different channels through which forward guidance affects asset prices.</w:t>
-      </w:r>
-    </w:p>
-    <w:p>
-      <w:pPr>
-        <w:spacing w:after="120" w:lineRule="auto" w:line="276"/>
-        <w:ind w:firstLine="720"/>
-      </w:pPr>
-      <w:r>
-        <w:rPr>
-          <w:rFonts w:ascii="Times New Roman" w:hAnsi="Times New Roman"/>
-          <w:b w:val="0"/>
-          <w:i w:val="0"/>
-          <w:sz w:val="24"/>
-        </w:rPr>
-        <w:t>We estimate this regression for six asset classes: the CRSP value-weighted index, the CRSP equal-weighted index, the CRSP S&amp;P 500 index, gold, 10-year Treasury yields, and 13-week T-bill yields. The comparison between value-weighted and equal-weighted returns is of particular interest, because it provides a test of the heterogeneous sensitivity hypothesis: if small firms are more sensitive to monetary policy, the target shock should have a larger effect on equal-weighted returns than on value-weighted returns.</w:t>
-      </w:r>
-    </w:p>
-    <w:p>
-      <w:pPr>
-        <w:pStyle w:val="Heading2"/>
-      </w:pPr>
-      <w:r>
-        <w:t>4.3 Information Channel Test</w:t>
-      </w:r>
-    </w:p>
-    <w:p>
-      <w:pPr>
-        <w:spacing w:after="120" w:lineRule="auto" w:line="276"/>
-        <w:ind w:firstLine="720"/>
-      </w:pPr>
-      <w:r>
-        <w:rPr>
-          <w:rFonts w:ascii="Times New Roman" w:hAnsi="Times New Roman"/>
-          <w:b w:val="0"/>
-          <w:i w:val="0"/>
-          <w:sz w:val="24"/>
-        </w:rPr>
-        <w:t>We test the information channel by comparing the relative magnitudes of β₁ and β₂ in the sentiment regression. A formal Wald test of the null hypothesis β₁ = β₂ provides a statistical assessment of whether the two shock dimensions have differential effects on language.</w:t>
-      </w:r>
-    </w:p>
-    <w:p>
-      <w:pPr>
-        <w:spacing w:after="120" w:lineRule="auto" w:line="276"/>
-        <w:ind w:firstLine="720"/>
-      </w:pPr>
-      <w:r>
-        <w:rPr>
-          <w:rFonts w:ascii="Times New Roman" w:hAnsi="Times New Roman"/>
-          <w:b w:val="0"/>
-          <w:i w:val="0"/>
-          <w:sz w:val="24"/>
-        </w:rPr>
-        <w:t>The Wald test statistic is:</w:t>
-      </w:r>
-    </w:p>
-    <w:p>
-      <w:pPr>
-        <w:spacing w:before="120" w:after="120"/>
-        <w:jc w:val="center"/>
-      </w:pPr>
-      <w:r>
-        <w:rPr>
-          <w:rFonts w:ascii="Times New Roman" w:hAnsi="Times New Roman"/>
-          <w:i/>
-          <w:sz w:val="24"/>
-        </w:rPr>
-        <w:t>W = (β̂₁ − β̂₂)² / Var(β̂₁ − β̂₂)    (4)</w:t>
-      </w:r>
-      <w:r/>
-    </w:p>
-    <w:p>
-      <w:pPr>
-        <w:spacing w:after="120" w:lineRule="auto" w:line="276"/>
-        <w:ind w:firstLine="720"/>
-      </w:pPr>
-      <w:r>
-        <w:rPr>
-          <w:rFonts w:ascii="Times New Roman" w:hAnsi="Times New Roman"/>
-          <w:b w:val="0"/>
-          <w:i w:val="0"/>
-          <w:sz w:val="24"/>
-        </w:rPr>
-        <w:t>where where Var(β̂₁ − β̂₂) = Var(β̂₁) + Var(β̂₂) − 2Cov(β̂₁, β̂₂) is estimated using the Newey-West variance-covariance matrix. Under the null hypothesis, W follows a ^2 distribution with 1 degree of freedom.</w:t>
-      </w:r>
-    </w:p>
-    <w:p>
-      <w:pPr>
-        <w:pStyle w:val="Heading2"/>
-      </w:pPr>
-      <w:r>
-        <w:t>4.4 Forward Guidance Period Interaction</w:t>
-      </w:r>
-    </w:p>
-    <w:p>
-      <w:pPr>
-        <w:spacing w:after="120" w:lineRule="auto" w:line="276"/>
-        <w:ind w:firstLine="720"/>
-      </w:pPr>
-      <w:r>
-        <w:rPr>
-          <w:rFonts w:ascii="Times New Roman" w:hAnsi="Times New Roman"/>
-          <w:b w:val="0"/>
-          <w:i w:val="0"/>
-          <w:sz w:val="24"/>
-        </w:rPr>
-        <w:t>We test whether the effect of sentiment on asset returns differs during the forward guidance period by estimating:</w:t>
-      </w:r>
-    </w:p>
-    <w:p>
-      <w:pPr>
-        <w:spacing w:before="120" w:after="120"/>
-        <w:jc w:val="center"/>
-      </w:pPr>
-      <w:r>
-        <w:rPr>
-          <w:rFonts w:ascii="Times New Roman" w:hAnsi="Times New Roman"/>
-          <w:i/>
-          <w:sz w:val="24"/>
-        </w:rPr>
-        <w:t>Rₜ = α + β₁ · Targetₜ + β₂ · Pathₜ + β₃ · Sₜ + β₄ · (Sₜ × FGₜ) + εₜ</w:t>
-      </w:r>
-      <w:r>
-        <w:t xml:space="preserve">    (5)</w:t>
-      </w:r>
-    </w:p>
-    <w:p>
-      <w:pPr>
-        <w:spacing w:after="120" w:lineRule="auto" w:line="276"/>
-        <w:ind w:firstLine="720"/>
-      </w:pPr>
-      <w:r>
-        <w:rPr>
-          <w:rFonts w:ascii="Times New Roman" w:hAnsi="Times New Roman"/>
-          <w:b w:val="0"/>
-          <w:i w:val="0"/>
-          <w:sz w:val="24"/>
-        </w:rPr>
-        <w:t>where FGₜ is an indicator for the forward guidance period (December 2008 to December 2015, when the federal funds rate was at the zero lower bound). Under the hypothesis that language becomes a more important channel when conventional policy is constrained, β₄ &gt; 0. The forward guidance period includes 48 of the 117 meetings in our sample.</w:t>
-      </w:r>
-    </w:p>
-    <w:p>
-      <w:pPr>
-        <w:spacing w:after="120" w:lineRule="auto" w:line="276"/>
-        <w:ind w:firstLine="720"/>
-      </w:pPr>
-      <w:r>
-        <w:rPr>
-          <w:rFonts w:ascii="Times New Roman" w:hAnsi="Times New Roman"/>
-          <w:b w:val="0"/>
-          <w:i w:val="0"/>
-          <w:sz w:val="24"/>
-        </w:rPr>
-        <w:t>The inclusion of the sentiment variable Sₜ as a separate regressor is important because it allows us to distinguish between the direct effect of sentiment on returns (β₃) and the differential effect during the forward guidance period (β₄). Without the sentiment variable, the interaction term would capture both effects, making it difficult to interpret.</w:t>
-      </w:r>
-    </w:p>
-    <w:p>
-      <w:pPr>
-        <w:pStyle w:val="Heading2"/>
-      </w:pPr>
-      <w:r>
-        <w:t>4.5 Estimation</w:t>
-      </w:r>
-    </w:p>
-    <w:p>
-      <w:pPr>
-        <w:spacing w:after="120" w:lineRule="auto" w:line="276"/>
-        <w:ind w:firstLine="720"/>
-      </w:pPr>
-      <w:r>
-        <w:rPr>
-          <w:rFonts w:ascii="Times New Roman" w:hAnsi="Times New Roman"/>
-          <w:b w:val="0"/>
-          <w:i w:val="0"/>
-          <w:sz w:val="24"/>
-        </w:rPr>
-        <w:t>All regressions are estimated by OLS with Newey-West (1987) heteroskedasticity and autocorrelation consistent (HAC) standard errors, using a lag of 4. The lag choice follows the data-driven recommendation of Newey and West (1994), which yields lag = int(4(n/100)^(2/9)) ≈ 4 for n = 117. We report sensitivity to the lag choice in Section 6.</w:t>
-      </w:r>
-    </w:p>
-    <w:p>
-      <w:pPr>
-        <w:spacing w:after="120" w:lineRule="auto" w:line="276"/>
-        <w:ind w:firstLine="720"/>
-      </w:pPr>
-      <w:r>
-        <w:rPr>
-          <w:rFonts w:ascii="Times New Roman" w:hAnsi="Times New Roman"/>
-          <w:b w:val="0"/>
-          <w:i w:val="0"/>
-          <w:sz w:val="24"/>
-        </w:rPr>
-        <w:t>The use of HAC standard errors is motivated by the possibility of heteroskedasticity and autocorrelation in the regression residuals. Heteroskedasticity may arise because the variance of asset returns and sentiment changes over time, particularly around the financial crisis and the COVID pandemic. Autocorrelation may arise because FOMC statements exhibit persistence in language, with the wording of one statement influencing the wording of subsequent statements.</w:t>
-      </w:r>
-    </w:p>
-    <w:p>
-      <w:pPr>
-        <w:spacing w:after="120" w:lineRule="auto" w:line="276"/>
-        <w:ind w:firstLine="720"/>
-      </w:pPr>
-      <w:r>
-        <w:rPr>
-          <w:rFonts w:ascii="Times New Roman" w:hAnsi="Times New Roman"/>
-          <w:b w:val="0"/>
-          <w:i w:val="0"/>
-          <w:sz w:val="24"/>
-        </w:rPr>
-        <w:t>We note that the Newey-West estimator provides consistent standard errors under fairly general conditions, but it may be inefficient in small samples. As a robustness check, we also report heteroskedasticity-robust (White) standard errors and compare the results.</w:t>
-      </w:r>
-    </w:p>
-    <w:p>
-      <w:pPr>
-        <w:pStyle w:val="Heading2"/>
-      </w:pPr>
-      <w:r>
-        <w:t>4.6 Identification Assumptions</w:t>
-      </w:r>
-    </w:p>
-    <w:p>
-      <w:pPr>
-        <w:spacing w:after="120" w:lineRule="auto" w:line="276"/>
-        <w:ind w:firstLine="720"/>
-      </w:pPr>
-      <w:r>
-        <w:rPr>
-          <w:rFonts w:ascii="Times New Roman" w:hAnsi="Times New Roman"/>
-          <w:b w:val="0"/>
-          <w:i w:val="0"/>
-          <w:sz w:val="24"/>
-        </w:rPr>
-        <w:t>Our identification strategy relies on several key assumptions, which we discuss in turn.</w:t>
       </w:r>
     </w:p>
     <w:p>
@@ -2546,194 +4006,7 @@
           <w:b/>
           <w:sz w:val="24"/>
         </w:rPr>
-        <w:t>Assumption 1: Exogeneity of high-frequency shocks.</w:t>
-      </w:r>
-      <w:r>
-        <w:rPr>
-          <w:rFonts w:ascii="Times New Roman" w:hAnsi="Times New Roman"/>
-          <w:b w:val="0"/>
-          <w:i w:val="0"/>
-          <w:sz w:val="24"/>
-        </w:rPr>
-        <w:t>The GSS shocks are identified under the assumption that the narrow-window change in interest rate futures around the FOMC announcement captures the pure monetary policy surprise, uncontaminated by other economic news. This assumption is standard in the high-frequency identification literature and is supported by the fact that few other economic announcements occur within the 30-minute window around the FOMC announcement. However, Bauer and Swanson (2023) have challenged this assumption by showing that the shocks are partially predictable from pre-FOMC economic information. We discuss the implications of this critique in Section 6.9.</w:t>
-      </w:r>
-    </w:p>
-    <w:p>
-      <w:pPr>
-        <w:spacing w:after="120" w:lineRule="auto" w:line="276"/>
-        <w:ind w:firstLine="720"/>
-      </w:pPr>
-      <w:r>
-        <w:rPr>
-          <w:rFonts w:ascii="Times New Roman" w:hAnsi="Times New Roman"/>
-          <w:b/>
-          <w:sz w:val="24"/>
-        </w:rPr>
-        <w:t>Assumption 2: No reverse causality.</w:t>
-      </w:r>
-      <w:r>
-        <w:rPr>
-          <w:rFonts w:ascii="Times New Roman" w:hAnsi="Times New Roman"/>
-          <w:b w:val="0"/>
-          <w:i w:val="0"/>
-          <w:sz w:val="24"/>
-        </w:rPr>
-        <w:t>The sentiment regression assumes that monetary policy shocks affect FOMC statement sentiment, not the reverse. This assumption is plausible because the shocks are identified from market reactions to the FOMC announcement, while the statement is released simultaneously with the rate decision. There is no temporal ordering that would allow sentiment to affect the shocks. However, it is possible that the Fed's communication strategy influences both the language of the statement and the market's reaction to the announcement, creating a simultaneity problem. We cannot fully address this concern with our reduced-form approach, but we note that the modest R² of the sentiment regression suggests that the shocks explain only a small fraction of the variation in sentiment, which is inconsistent with a strong simultaneity effect.</w:t>
-      </w:r>
-    </w:p>
-    <w:p>
-      <w:pPr>
-        <w:spacing w:after="120" w:lineRule="auto" w:line="276"/>
-        <w:ind w:firstLine="720"/>
-      </w:pPr>
-      <w:r>
-        <w:rPr>
-          <w:rFonts w:ascii="Times New Roman" w:hAnsi="Times New Roman"/>
-          <w:b/>
-          <w:sz w:val="24"/>
-        </w:rPr>
-        <w:t>Assumption 3: Linear and additive effects.</w:t>
-      </w:r>
-      <w:r>
-        <w:rPr>
-          <w:rFonts w:ascii="Times New Roman" w:hAnsi="Times New Roman"/>
-          <w:b w:val="0"/>
-          <w:i w:val="0"/>
-          <w:sz w:val="24"/>
-        </w:rPr>
-        <w:t>The regression model assumes that the effects of the target and path shocks on sentiment are linear and additive. This assumption may be violated if the effects are nonlinear (e.g., if large shocks have disproportionately large effects on language) or if there are interaction effects between the two shocks. We test for nonlinear effects in Section 6 by estimating the model with quadratic terms and by splitting the sample by shock magnitude. The results are qualitatively similar, suggesting that the linear additive specification is a reasonable approximation.</w:t>
-      </w:r>
-    </w:p>
-    <w:p>
-      <w:pPr>
-        <w:spacing w:after="120" w:lineRule="auto" w:line="276"/>
-        <w:ind w:firstLine="720"/>
-      </w:pPr>
-      <w:r>
-        <w:rPr>
-          <w:rFonts w:ascii="Times New Roman" w:hAnsi="Times New Roman"/>
-          <w:b/>
-          <w:sz w:val="24"/>
-        </w:rPr>
-        <w:t>Assumption 4: Stable relationship over time.</w:t>
-      </w:r>
-      <w:r>
-        <w:rPr>
-          <w:rFonts w:ascii="Times New Roman" w:hAnsi="Times New Roman"/>
-          <w:b w:val="0"/>
-          <w:i w:val="0"/>
-          <w:sz w:val="24"/>
-        </w:rPr>
-        <w:t>The regression model assumes that the relationship between shocks and sentiment is stable over the sample period. This assumption may be violated if the relationship changes across monetary policy regimes (e.g., between easing and tightening cycles) or across Fed chairs. We test for time variation in Section 6 by estimating the model separately for different subperiods and by including regime-specific coefficients. The results suggest some variation across regimes, but the overall pattern — target shock significance, path shock insignificance — is robust.</w:t>
-      </w:r>
-    </w:p>
-    <w:p>
-      <w:pPr>
-        <w:jc w:val="center"/>
-      </w:pPr>
-      <w:r>
-        <w:drawing>
-          <wp:inline xmlns:a="http://schemas.openxmlformats.org/drawingml/2006/main" xmlns:pic="http://schemas.openxmlformats.org/drawingml/2006/picture">
-            <wp:extent cx="4572000" cy="1877075"/>
-            <wp:docPr id="2" name="Picture 2"/>
-            <wp:cNvGraphicFramePr>
-              <a:graphicFrameLocks noChangeAspect="1"/>
-            </wp:cNvGraphicFramePr>
-            <a:graphic>
-              <a:graphicData uri="http://schemas.openxmlformats.org/drawingml/2006/picture">
-                <pic:pic>
-                  <pic:nvPicPr>
-                    <pic:cNvPr id="0" name="fig2_h1_scatter.png"/>
-                    <pic:cNvPicPr/>
-                  </pic:nvPicPr>
-                  <pic:blipFill>
-                    <a:blip r:embed="rId11"/>
-                    <a:stretch>
-                      <a:fillRect/>
-                    </a:stretch>
-                  </pic:blipFill>
-                  <pic:spPr>
-                    <a:xfrm>
-                      <a:off x="0" y="0"/>
-                      <a:ext cx="4572000" cy="1877075"/>
-                    </a:xfrm>
-                    <a:prstGeom prst="rect"/>
-                  </pic:spPr>
-                </pic:pic>
-              </a:graphicData>
-            </a:graphic>
-          </wp:inline>
-        </w:drawing>
-      </w:r>
-    </w:p>
-    <w:p>
-      <w:pPr>
-        <w:jc w:val="center"/>
-      </w:pPr>
-      <w:r>
-        <w:rPr>
-          <w:b/>
-          <w:sz w:val="20"/>
-        </w:rPr>
-        <w:t>Figure 2: Sentiment vs. Target and Path Shocks</w:t>
-      </w:r>
-    </w:p>
-    <w:p>
-      <w:pPr>
-        <w:pStyle w:val="Heading1"/>
-      </w:pPr>
-      <w:r>
-        <w:t>5. Results</w:t>
-      </w:r>
-    </w:p>
-    <w:p>
-      <w:pPr>
-        <w:pStyle w:val="Heading2"/>
-      </w:pPr>
-      <w:r>
-        <w:t>5.1 Sentiment and Monetary Policy Shocks</w:t>
-      </w:r>
-    </w:p>
-    <w:p>
-      <w:pPr>
-        <w:spacing w:after="120" w:lineRule="auto" w:line="276"/>
-        <w:ind w:firstLine="720"/>
-      </w:pPr>
-      <w:r>
-        <w:rPr>
-          <w:rFonts w:ascii="Times New Roman" w:hAnsi="Times New Roman"/>
-          <w:b w:val="0"/>
-          <w:i w:val="0"/>
-          <w:sz w:val="24"/>
-        </w:rPr>
-      </w:r>
-    </w:p>
-    <w:p>
-      <w:pPr>
-        <w:spacing w:before="120" w:after="120"/>
-        <w:jc w:val="center"/>
-      </w:pPr>
-      <w:r>
-        <w:rPr>
-          <w:rFonts w:ascii="Times New Roman" w:hAnsi="Times New Roman"/>
-          <w:i/>
-          <w:color w:val="4A6575"/>
-          <w:sz w:val="20"/>
-        </w:rPr>
-      </w:r>
-    </w:p>
-    <w:p>
-      <w:pPr>
-        <w:spacing w:after="120" w:lineRule="auto" w:line="276"/>
-        <w:ind w:firstLine="720"/>
-      </w:pPr>
-      <w:r>
-        <w:rPr>
-          <w:rFonts w:ascii="Times New Roman" w:hAnsi="Times New Roman"/>
-          <w:b/>
-          <w:sz w:val="24"/>
-        </w:rPr>
-        <w:t>Table 2: Sentiment and Monetary Policy Shocks</w:t>
+        <w:t>Table 4: Asset Returns and Monetary Policy Shocks (CRSP Data)</w:t>
       </w:r>
     </w:p>
     <w:tbl>
@@ -2744,584 +4017,470 @@
         <w:tblLook w:firstColumn="1" w:firstRow="1" w:lastColumn="0" w:lastRow="0" w:noHBand="0" w:noVBand="1" w:val="04A0"/>
       </w:tblPr>
       <w:tblGrid>
-        <w:gridCol w:w="1728"/>
-        <w:gridCol w:w="1728"/>
-        <w:gridCol w:w="1728"/>
-        <w:gridCol w:w="1728"/>
-        <w:gridCol w:w="1728"/>
+        <w:gridCol w:w="1080"/>
+        <w:gridCol w:w="1080"/>
+        <w:gridCol w:w="1080"/>
+        <w:gridCol w:w="1080"/>
+        <w:gridCol w:w="1080"/>
+        <w:gridCol w:w="1080"/>
+        <w:gridCol w:w="1080"/>
+        <w:gridCol w:w="1080"/>
       </w:tblGrid>
       <w:tr>
         <w:tc>
-          <w:tcPr>
-            <w:tcW w:type="dxa" w:w="1728"/>
-            <w:shd w:fill="0F2027"/>
-          </w:tcPr>
-          <w:p>
-            <w:pPr>
-              <w:jc w:val="center"/>
-            </w:pPr>
-            <w:r/>
-            <w:r>
-              <w:rPr>
-                <w:rFonts w:ascii="Times New Roman" w:hAnsi="Times New Roman"/>
-                <w:b/>
-                <w:color w:val="FFFFFF"/>
-                <w:sz w:val="20"/>
-              </w:rPr>
-              <w:t>Variable</w:t>
-            </w:r>
-          </w:p>
-        </w:tc>
-        <w:tc>
-          <w:tcPr>
-            <w:tcW w:type="dxa" w:w="1728"/>
-            <w:shd w:fill="0F2027"/>
-          </w:tcPr>
-          <w:p>
-            <w:pPr>
-              <w:jc w:val="center"/>
-            </w:pPr>
-            <w:r/>
-            <w:r>
-              <w:rPr>
-                <w:rFonts w:ascii="Times New Roman" w:hAnsi="Times New Roman"/>
-                <w:b/>
-                <w:color w:val="FFFFFF"/>
-                <w:sz w:val="20"/>
-              </w:rPr>
-              <w:t>β</w:t>
-            </w:r>
-          </w:p>
-        </w:tc>
-        <w:tc>
-          <w:tcPr>
-            <w:tcW w:type="dxa" w:w="1728"/>
-            <w:shd w:fill="0F2027"/>
-          </w:tcPr>
-          <w:p>
-            <w:pPr>
-              <w:jc w:val="center"/>
-            </w:pPr>
-            <w:r/>
-            <w:r>
-              <w:rPr>
-                <w:rFonts w:ascii="Times New Roman" w:hAnsi="Times New Roman"/>
-                <w:b/>
-                <w:color w:val="FFFFFF"/>
-                <w:sz w:val="20"/>
-              </w:rPr>
-              <w:t>SE</w:t>
-            </w:r>
-          </w:p>
-        </w:tc>
-        <w:tc>
-          <w:tcPr>
-            <w:tcW w:type="dxa" w:w="1728"/>
-            <w:shd w:fill="0F2027"/>
-          </w:tcPr>
-          <w:p>
-            <w:pPr>
-              <w:jc w:val="center"/>
-            </w:pPr>
-            <w:r/>
-            <w:r>
-              <w:rPr>
-                <w:rFonts w:ascii="Times New Roman" w:hAnsi="Times New Roman"/>
-                <w:b/>
-                <w:color w:val="FFFFFF"/>
-                <w:sz w:val="20"/>
-              </w:rPr>
+          <w:p>
+            <w:r>
+              <w:t>Asset</w:t>
+            </w:r>
+          </w:p>
+        </w:tc>
+        <w:tc>
+          <w:p>
+            <w:r>
+              <w:t>β_T</w:t>
+            </w:r>
+          </w:p>
+        </w:tc>
+        <w:tc>
+          <w:p>
+            <w:r>
               <w:t>t</w:t>
             </w:r>
           </w:p>
         </w:tc>
         <w:tc>
-          <w:tcPr>
-            <w:tcW w:type="dxa" w:w="1728"/>
-            <w:shd w:fill="0F2027"/>
-          </w:tcPr>
-          <w:p>
-            <w:pPr>
-              <w:jc w:val="center"/>
-            </w:pPr>
-            <w:r/>
-            <w:r>
-              <w:rPr>
-                <w:rFonts w:ascii="Times New Roman" w:hAnsi="Times New Roman"/>
-                <w:b/>
-                <w:color w:val="FFFFFF"/>
-                <w:sz w:val="20"/>
-              </w:rPr>
-              <w:t>p</w:t>
+          <w:p>
+            <w:r>
+              <w:t>β_P</w:t>
+            </w:r>
+          </w:p>
+        </w:tc>
+        <w:tc>
+          <w:p>
+            <w:r>
+              <w:t>t</w:t>
+            </w:r>
+          </w:p>
+        </w:tc>
+        <w:tc>
+          <w:p>
+            <w:r>
+              <w:t>R²</w:t>
+            </w:r>
+          </w:p>
+        </w:tc>
+        <w:tc>
+          <w:p>
+            <w:r>
+              <w:t>N</w:t>
             </w:r>
           </w:p>
         </w:tc>
       </w:tr>
       <w:tr>
         <w:tc>
-          <w:tcPr>
-            <w:tcW w:type="dxa" w:w="1728"/>
-            <w:shd w:fill="F0F4F8"/>
-          </w:tcPr>
-          <w:p>
-            <w:pPr>
-              <w:jc w:val="center"/>
-            </w:pPr>
-            <w:r/>
-            <w:r>
-              <w:rPr>
-                <w:rFonts w:ascii="Times New Roman" w:hAnsi="Times New Roman"/>
-                <w:sz w:val="20"/>
-              </w:rPr>
-              <w:t>Target shock</w:t>
-            </w:r>
-          </w:p>
-        </w:tc>
-        <w:tc>
-          <w:tcPr>
-            <w:tcW w:type="dxa" w:w="1728"/>
-            <w:shd w:fill="F0F4F8"/>
-          </w:tcPr>
-          <w:p>
-            <w:pPr>
-              <w:jc w:val="center"/>
-            </w:pPr>
-            <w:r/>
-            <w:r>
-              <w:rPr>
-                <w:rFonts w:ascii="Times New Roman" w:hAnsi="Times New Roman"/>
-                <w:sz w:val="20"/>
-              </w:rPr>
-              <w:t>0.000577</w:t>
-            </w:r>
-          </w:p>
-        </w:tc>
-        <w:tc>
-          <w:tcPr>
-            <w:tcW w:type="dxa" w:w="1728"/>
-            <w:shd w:fill="F0F4F8"/>
-          </w:tcPr>
-          <w:p>
-            <w:pPr>
-              <w:jc w:val="center"/>
-            </w:pPr>
-            <w:r/>
-            <w:r>
-              <w:rPr>
-                <w:rFonts w:ascii="Times New Roman" w:hAnsi="Times New Roman"/>
-                <w:sz w:val="20"/>
-              </w:rPr>
-              <w:t>0.000238</w:t>
-            </w:r>
-          </w:p>
-        </w:tc>
-        <w:tc>
-          <w:tcPr>
-            <w:tcW w:type="dxa" w:w="1728"/>
-            <w:shd w:fill="F0F4F8"/>
-          </w:tcPr>
-          <w:p>
-            <w:pPr>
-              <w:jc w:val="center"/>
-            </w:pPr>
-            <w:r/>
-            <w:r>
-              <w:rPr>
-                <w:rFonts w:ascii="Times New Roman" w:hAnsi="Times New Roman"/>
-                <w:sz w:val="20"/>
-              </w:rPr>
-              <w:t>2.43</w:t>
-            </w:r>
-          </w:p>
-        </w:tc>
-        <w:tc>
-          <w:tcPr>
-            <w:tcW w:type="dxa" w:w="1728"/>
-            <w:shd w:fill="F0F4F8"/>
-          </w:tcPr>
-          <w:p>
-            <w:pPr>
-              <w:jc w:val="center"/>
-            </w:pPr>
-            <w:r/>
-            <w:r>
-              <w:rPr>
-                <w:rFonts w:ascii="Times New Roman" w:hAnsi="Times New Roman"/>
-                <w:sz w:val="20"/>
-              </w:rPr>
-              <w:t>0.017</w:t>
+          <w:p>
+            <w:r>
+              <w:t>CRSP VW</w:t>
+            </w:r>
+          </w:p>
+        </w:tc>
+        <w:tc>
+          <w:p>
+            <w:r>
+              <w:t>-0.435**</w:t>
+            </w:r>
+          </w:p>
+        </w:tc>
+        <w:tc>
+          <w:p>
+            <w:r>
+              <w:t>-2.05</w:t>
+            </w:r>
+          </w:p>
+        </w:tc>
+        <w:tc>
+          <w:p>
+            <w:r>
+              <w:t>-0.186</w:t>
+            </w:r>
+          </w:p>
+        </w:tc>
+        <w:tc>
+          <w:p>
+            <w:r>
+              <w:t>-0.77</w:t>
+            </w:r>
+          </w:p>
+        </w:tc>
+        <w:tc>
+          <w:p>
+            <w:r>
+              <w:t>9.1%</w:t>
+            </w:r>
+          </w:p>
+        </w:tc>
+        <w:tc>
+          <w:p>
+            <w:r>
+              <w:t>117</w:t>
             </w:r>
           </w:p>
         </w:tc>
       </w:tr>
       <w:tr>
         <w:tc>
-          <w:tcPr>
-            <w:tcW w:type="dxa" w:w="1728"/>
-          </w:tcPr>
-          <w:p>
-            <w:pPr>
-              <w:jc w:val="center"/>
-            </w:pPr>
-            <w:r/>
-            <w:r>
-              <w:rPr>
-                <w:rFonts w:ascii="Times New Roman" w:hAnsi="Times New Roman"/>
-                <w:sz w:val="20"/>
-              </w:rPr>
-              <w:t>Path shock</w:t>
-            </w:r>
-          </w:p>
-        </w:tc>
-        <w:tc>
-          <w:tcPr>
-            <w:tcW w:type="dxa" w:w="1728"/>
-          </w:tcPr>
-          <w:p>
-            <w:pPr>
-              <w:jc w:val="center"/>
-            </w:pPr>
-            <w:r/>
-            <w:r>
-              <w:rPr>
-                <w:rFonts w:ascii="Times New Roman" w:hAnsi="Times New Roman"/>
-                <w:sz w:val="20"/>
-              </w:rPr>
-              <w:t>0.000633</w:t>
-            </w:r>
-          </w:p>
-        </w:tc>
-        <w:tc>
-          <w:tcPr>
-            <w:tcW w:type="dxa" w:w="1728"/>
-          </w:tcPr>
-          <w:p>
-            <w:pPr>
-              <w:jc w:val="center"/>
-            </w:pPr>
-            <w:r/>
-            <w:r>
-              <w:rPr>
-                <w:rFonts w:ascii="Times New Roman" w:hAnsi="Times New Roman"/>
-                <w:sz w:val="20"/>
-              </w:rPr>
-              <w:t>0.000439</w:t>
-            </w:r>
-          </w:p>
-        </w:tc>
-        <w:tc>
-          <w:tcPr>
-            <w:tcW w:type="dxa" w:w="1728"/>
-          </w:tcPr>
-          <w:p>
-            <w:pPr>
-              <w:jc w:val="center"/>
-            </w:pPr>
-            <w:r/>
-            <w:r>
-              <w:rPr>
-                <w:rFonts w:ascii="Times New Roman" w:hAnsi="Times New Roman"/>
-                <w:sz w:val="20"/>
-              </w:rPr>
-              <w:t>1.44</w:t>
-            </w:r>
-          </w:p>
-        </w:tc>
-        <w:tc>
-          <w:tcPr>
-            <w:tcW w:type="dxa" w:w="1728"/>
-          </w:tcPr>
-          <w:p>
-            <w:pPr>
-              <w:jc w:val="center"/>
-            </w:pPr>
-            <w:r/>
-            <w:r>
-              <w:rPr>
-                <w:rFonts w:ascii="Times New Roman" w:hAnsi="Times New Roman"/>
-                <w:sz w:val="20"/>
-              </w:rPr>
-              <w:t>0.152</w:t>
+          <w:p>
+            <w:r>
+              <w:t>CRSP EW</w:t>
+            </w:r>
+          </w:p>
+        </w:tc>
+        <w:tc>
+          <w:p>
+            <w:r>
+              <w:t>-0.449**</w:t>
+            </w:r>
+          </w:p>
+        </w:tc>
+        <w:tc>
+          <w:p>
+            <w:r>
+              <w:t>-2.53</w:t>
+            </w:r>
+          </w:p>
+        </w:tc>
+        <w:tc>
+          <w:p>
+            <w:r>
+              <w:t>-0.174</w:t>
+            </w:r>
+          </w:p>
+        </w:tc>
+        <w:tc>
+          <w:p>
+            <w:r>
+              <w:t>-0.71</w:t>
+            </w:r>
+          </w:p>
+        </w:tc>
+        <w:tc>
+          <w:p>
+            <w:r>
+              <w:t>10.3%</w:t>
+            </w:r>
+          </w:p>
+        </w:tc>
+        <w:tc>
+          <w:p>
+            <w:r>
+              <w:t>117</w:t>
             </w:r>
           </w:p>
         </w:tc>
       </w:tr>
       <w:tr>
         <w:tc>
-          <w:tcPr>
-            <w:tcW w:type="dxa" w:w="1728"/>
-            <w:shd w:fill="F0F4F8"/>
-          </w:tcPr>
-          <w:p>
-            <w:pPr>
-              <w:jc w:val="center"/>
-            </w:pPr>
-            <w:r/>
-            <w:r>
-              <w:rPr>
-                <w:rFonts w:ascii="Times New Roman" w:hAnsi="Times New Roman"/>
-                <w:sz w:val="20"/>
-              </w:rPr>
-              <w:t>Constant</w:t>
-            </w:r>
-          </w:p>
-        </w:tc>
-        <w:tc>
-          <w:tcPr>
-            <w:tcW w:type="dxa" w:w="1728"/>
-            <w:shd w:fill="F0F4F8"/>
-          </w:tcPr>
-          <w:p>
-            <w:pPr>
-              <w:jc w:val="center"/>
-            </w:pPr>
-            <w:r/>
-            <w:r>
-              <w:rPr>
-                <w:rFonts w:ascii="Times New Roman" w:hAnsi="Times New Roman"/>
-                <w:sz w:val="20"/>
-              </w:rPr>
-              <w:t>0.0145</w:t>
-            </w:r>
-          </w:p>
-        </w:tc>
-        <w:tc>
-          <w:tcPr>
-            <w:tcW w:type="dxa" w:w="1728"/>
-            <w:shd w:fill="F0F4F8"/>
-          </w:tcPr>
-          <w:p>
-            <w:pPr>
-              <w:jc w:val="center"/>
-            </w:pPr>
-            <w:r/>
-            <w:r>
-              <w:rPr>
-                <w:rFonts w:ascii="Times New Roman" w:hAnsi="Times New Roman"/>
-                <w:sz w:val="20"/>
-              </w:rPr>
-              <w:t>—</w:t>
-            </w:r>
-          </w:p>
-        </w:tc>
-        <w:tc>
-          <w:tcPr>
-            <w:tcW w:type="dxa" w:w="1728"/>
-            <w:shd w:fill="F0F4F8"/>
-          </w:tcPr>
-          <w:p>
-            <w:pPr>
-              <w:jc w:val="center"/>
-            </w:pPr>
-            <w:r/>
-            <w:r>
-              <w:rPr>
-                <w:rFonts w:ascii="Times New Roman" w:hAnsi="Times New Roman"/>
-                <w:sz w:val="20"/>
-              </w:rPr>
-              <w:t>—</w:t>
-            </w:r>
-          </w:p>
-        </w:tc>
-        <w:tc>
-          <w:tcPr>
-            <w:tcW w:type="dxa" w:w="1728"/>
-            <w:shd w:fill="F0F4F8"/>
-          </w:tcPr>
-          <w:p>
-            <w:pPr>
-              <w:jc w:val="center"/>
-            </w:pPr>
-            <w:r/>
-            <w:r>
-              <w:rPr>
-                <w:rFonts w:ascii="Times New Roman" w:hAnsi="Times New Roman"/>
-                <w:sz w:val="20"/>
-              </w:rPr>
-              <w:t>—</w:t>
+          <w:p>
+            <w:r>
+              <w:t>S&amp;P 500</w:t>
+            </w:r>
+          </w:p>
+        </w:tc>
+        <w:tc>
+          <w:p>
+            <w:r>
+              <w:t>-0.391*</w:t>
+            </w:r>
+          </w:p>
+        </w:tc>
+        <w:tc>
+          <w:p>
+            <w:r>
+              <w:t>-1.80</w:t>
+            </w:r>
+          </w:p>
+        </w:tc>
+        <w:tc>
+          <w:p>
+            <w:r>
+              <w:t>-0.179</w:t>
+            </w:r>
+          </w:p>
+        </w:tc>
+        <w:tc>
+          <w:p>
+            <w:r>
+              <w:t>-0.80</w:t>
+            </w:r>
+          </w:p>
+        </w:tc>
+        <w:tc>
+          <w:p>
+            <w:r>
+              <w:t>7.8%</w:t>
+            </w:r>
+          </w:p>
+        </w:tc>
+        <w:tc>
+          <w:p>
+            <w:r>
+              <w:t>117</w:t>
             </w:r>
           </w:p>
         </w:tc>
       </w:tr>
       <w:tr>
         <w:tc>
-          <w:tcPr>
-            <w:tcW w:type="dxa" w:w="1728"/>
-          </w:tcPr>
-          <w:p>
-            <w:pPr>
-              <w:jc w:val="center"/>
-            </w:pPr>
-            <w:r/>
-            <w:r>
-              <w:rPr>
-                <w:rFonts w:ascii="Times New Roman" w:hAnsi="Times New Roman"/>
-                <w:sz w:val="20"/>
-              </w:rPr>
-              <w:t>R²</w:t>
-            </w:r>
-          </w:p>
-        </w:tc>
-        <w:tc>
-          <w:tcPr>
-            <w:tcW w:type="dxa" w:w="1728"/>
-          </w:tcPr>
-          <w:p>
-            <w:pPr>
-              <w:jc w:val="center"/>
-            </w:pPr>
-            <w:r/>
-            <w:r>
-              <w:rPr>
-                <w:rFonts w:ascii="Times New Roman" w:hAnsi="Times New Roman"/>
-                <w:sz w:val="20"/>
-              </w:rPr>
-              <w:t>1.57%</w:t>
-            </w:r>
-          </w:p>
-        </w:tc>
-        <w:tc>
-          <w:tcPr>
-            <w:tcW w:type="dxa" w:w="1728"/>
-          </w:tcPr>
-          <w:p>
-            <w:pPr>
-              <w:jc w:val="center"/>
-            </w:pPr>
-            <w:r/>
-            <w:r>
-              <w:rPr>
-                <w:rFonts w:ascii="Times New Roman" w:hAnsi="Times New Roman"/>
-                <w:sz w:val="20"/>
-              </w:rPr>
-            </w:r>
-          </w:p>
-        </w:tc>
-        <w:tc>
-          <w:tcPr>
-            <w:tcW w:type="dxa" w:w="1728"/>
-          </w:tcPr>
-          <w:p>
-            <w:pPr>
-              <w:jc w:val="center"/>
-            </w:pPr>
-            <w:r/>
-            <w:r>
-              <w:rPr>
-                <w:rFonts w:ascii="Times New Roman" w:hAnsi="Times New Roman"/>
-                <w:sz w:val="20"/>
-              </w:rPr>
-            </w:r>
-          </w:p>
-        </w:tc>
-        <w:tc>
-          <w:tcPr>
-            <w:tcW w:type="dxa" w:w="1728"/>
-          </w:tcPr>
-          <w:p>
-            <w:pPr>
-              <w:jc w:val="center"/>
-            </w:pPr>
-            <w:r/>
-            <w:r>
-              <w:rPr>
-                <w:rFonts w:ascii="Times New Roman" w:hAnsi="Times New Roman"/>
-                <w:sz w:val="20"/>
-              </w:rPr>
+          <w:p>
+            <w:r>
+              <w:t>NASDAQ</w:t>
+            </w:r>
+          </w:p>
+        </w:tc>
+        <w:tc>
+          <w:p>
+            <w:r>
+              <w:t>-0.282**</w:t>
+            </w:r>
+          </w:p>
+        </w:tc>
+        <w:tc>
+          <w:p>
+            <w:r>
+              <w:t>-2.09</w:t>
+            </w:r>
+          </w:p>
+        </w:tc>
+        <w:tc>
+          <w:p>
+            <w:r>
+              <w:t>-0.166</w:t>
+            </w:r>
+          </w:p>
+        </w:tc>
+        <w:tc>
+          <w:p>
+            <w:r>
+              <w:t>-1.02</w:t>
+            </w:r>
+          </w:p>
+        </w:tc>
+        <w:tc>
+          <w:p>
+            <w:r>
+              <w:t>3.4%</w:t>
+            </w:r>
+          </w:p>
+        </w:tc>
+        <w:tc>
+          <w:p>
+            <w:r>
+              <w:t>117</w:t>
             </w:r>
           </w:p>
         </w:tc>
       </w:tr>
       <w:tr>
         <w:tc>
-          <w:tcPr>
-            <w:tcW w:type="dxa" w:w="1728"/>
-            <w:shd w:fill="F0F4F8"/>
-          </w:tcPr>
-          <w:p>
-            <w:pPr>
-              <w:jc w:val="center"/>
-            </w:pPr>
-            <w:r/>
-            <w:r>
-              <w:rPr>
-                <w:rFonts w:ascii="Times New Roman" w:hAnsi="Times New Roman"/>
-                <w:sz w:val="20"/>
-              </w:rPr>
-              <w:t>N</w:t>
-            </w:r>
-          </w:p>
-        </w:tc>
-        <w:tc>
-          <w:tcPr>
-            <w:tcW w:type="dxa" w:w="1728"/>
-            <w:shd w:fill="F0F4F8"/>
-          </w:tcPr>
-          <w:p>
-            <w:pPr>
-              <w:jc w:val="center"/>
-            </w:pPr>
-            <w:r/>
-            <w:r>
-              <w:rPr>
-                <w:rFonts w:ascii="Times New Roman" w:hAnsi="Times New Roman"/>
-                <w:sz w:val="20"/>
-              </w:rPr>
+          <w:p>
+            <w:r>
+              <w:t>Gold</w:t>
+            </w:r>
+          </w:p>
+        </w:tc>
+        <w:tc>
+          <w:p>
+            <w:r>
+              <w:t>-0.404**</w:t>
+            </w:r>
+          </w:p>
+        </w:tc>
+        <w:tc>
+          <w:p>
+            <w:r>
+              <w:t>-2.46</w:t>
+            </w:r>
+          </w:p>
+        </w:tc>
+        <w:tc>
+          <w:p>
+            <w:r>
+              <w:t>-0.488</w:t>
+            </w:r>
+          </w:p>
+        </w:tc>
+        <w:tc>
+          <w:p>
+            <w:r>
+              <w:t>-1.45</w:t>
+            </w:r>
+          </w:p>
+        </w:tc>
+        <w:tc>
+          <w:p>
+            <w:r>
+              <w:t>7.0%</w:t>
+            </w:r>
+          </w:p>
+        </w:tc>
+        <w:tc>
+          <w:p>
+            <w:r>
               <w:t>117</w:t>
             </w:r>
           </w:p>
         </w:tc>
-        <w:tc>
-          <w:tcPr>
-            <w:tcW w:type="dxa" w:w="1728"/>
-            <w:shd w:fill="F0F4F8"/>
-          </w:tcPr>
-          <w:p>
-            <w:pPr>
-              <w:jc w:val="center"/>
-            </w:pPr>
-            <w:r/>
-            <w:r>
-              <w:rPr>
-                <w:rFonts w:ascii="Times New Roman" w:hAnsi="Times New Roman"/>
-                <w:sz w:val="20"/>
-              </w:rPr>
-            </w:r>
-          </w:p>
-        </w:tc>
-        <w:tc>
-          <w:tcPr>
-            <w:tcW w:type="dxa" w:w="1728"/>
-            <w:shd w:fill="F0F4F8"/>
-          </w:tcPr>
-          <w:p>
-            <w:pPr>
-              <w:jc w:val="center"/>
-            </w:pPr>
-            <w:r/>
-            <w:r>
-              <w:rPr>
-                <w:rFonts w:ascii="Times New Roman" w:hAnsi="Times New Roman"/>
-                <w:sz w:val="20"/>
-              </w:rPr>
-            </w:r>
-          </w:p>
-        </w:tc>
-        <w:tc>
-          <w:tcPr>
-            <w:tcW w:type="dxa" w:w="1728"/>
-            <w:shd w:fill="F0F4F8"/>
-          </w:tcPr>
-          <w:p>
-            <w:pPr>
-              <w:jc w:val="center"/>
-            </w:pPr>
-            <w:r/>
-            <w:r>
-              <w:rPr>
-                <w:rFonts w:ascii="Times New Roman" w:hAnsi="Times New Roman"/>
-                <w:sz w:val="20"/>
-              </w:rPr>
+      </w:tr>
+      <w:tr>
+        <w:tc>
+          <w:p>
+            <w:r>
+              <w:t>10Y Treasury</w:t>
+            </w:r>
+          </w:p>
+        </w:tc>
+        <w:tc>
+          <w:p>
+            <w:r>
+              <w:t>0.007</w:t>
+            </w:r>
+          </w:p>
+        </w:tc>
+        <w:tc>
+          <w:p>
+            <w:r>
+              <w:t>0.84</w:t>
+            </w:r>
+          </w:p>
+        </w:tc>
+        <w:tc>
+          <w:p>
+            <w:r>
+              <w:t>-0.001</w:t>
+            </w:r>
+          </w:p>
+        </w:tc>
+        <w:tc>
+          <w:p>
+            <w:r>
+              <w:t>-0.14</w:t>
+            </w:r>
+          </w:p>
+        </w:tc>
+        <w:tc>
+          <w:p>
+            <w:r>
+              <w:t>0.7%</w:t>
+            </w:r>
+          </w:p>
+        </w:tc>
+        <w:tc>
+          <w:p>
+            <w:r>
+              <w:t>117</w:t>
+            </w:r>
+          </w:p>
+        </w:tc>
+      </w:tr>
+      <w:tr>
+        <w:tc>
+          <w:p>
+            <w:r>
+              <w:t>13W T-bill</w:t>
+            </w:r>
+          </w:p>
+        </w:tc>
+        <w:tc>
+          <w:p>
+            <w:r>
+              <w:t>0.004</w:t>
+            </w:r>
+          </w:p>
+        </w:tc>
+        <w:tc>
+          <w:p>
+            <w:r>
+              <w:t>0.69</w:t>
+            </w:r>
+          </w:p>
+        </w:tc>
+        <w:tc>
+          <w:p>
+            <w:r>
+              <w:t>-0.003</w:t>
+            </w:r>
+          </w:p>
+        </w:tc>
+        <w:tc>
+          <w:p>
+            <w:r>
+              <w:t>-0.34</w:t>
+            </w:r>
+          </w:p>
+        </w:tc>
+        <w:tc>
+          <w:p>
+            <w:r>
+              <w:t>0.7%</w:t>
+            </w:r>
+          </w:p>
+        </w:tc>
+        <w:tc>
+          <w:p>
+            <w:r>
+              <w:t>117</w:t>
+            </w:r>
+          </w:p>
+        </w:tc>
+      </w:tr>
+      <w:tr>
+        <w:tc>
+          <w:p>
+            <w:r>
+              <w:t>VIX</w:t>
+            </w:r>
+          </w:p>
+        </w:tc>
+        <w:tc>
+          <w:p>
+            <w:r>
+              <w:t>-2.450</w:t>
+            </w:r>
+          </w:p>
+        </w:tc>
+        <w:tc>
+          <w:p>
+            <w:r>
+              <w:t>-1.61</w:t>
+            </w:r>
+          </w:p>
+        </w:tc>
+        <w:tc>
+          <w:p>
+            <w:r>
+              <w:t>-1.517</w:t>
+            </w:r>
+          </w:p>
+        </w:tc>
+        <w:tc>
+          <w:p>
+            <w:r>
+              <w:t>-0.93</w:t>
+            </w:r>
+          </w:p>
+        </w:tc>
+        <w:tc>
+          <w:p>
+            <w:r>
+              <w:t>7.9%</w:t>
+            </w:r>
+          </w:p>
+        </w:tc>
+        <w:tc>
+          <w:p>
+            <w:r>
+              <w:t>117</w:t>
             </w:r>
           </w:p>
         </w:tc>
@@ -3343,7 +4502,21 @@
           <w:i/>
           <w:sz w:val="20"/>
         </w:rPr>
-        <w:t>Note: Newey-West HAC(4) standard errors. The dependent variable is the combined sentiment score (0.5 × LM + 0.5 × CB).</w:t>
+        <w:t>Note: Newey-West HAC(4) standard errors. Returns in basis points for equities and gold; percentage points for Treasury yields.</w:t>
+      </w:r>
+    </w:p>
+    <w:p>
+      <w:pPr>
+        <w:spacing w:before="120" w:after="120"/>
+        <w:jc w:val="center"/>
+      </w:pPr>
+      <w:r>
+        <w:rPr>
+          <w:rFonts w:ascii="Times New Roman" w:hAnsi="Times New Roman"/>
+          <w:i/>
+          <w:color w:val="4A6575"/>
+          <w:sz w:val="20"/>
+        </w:rPr>
       </w:r>
     </w:p>
     <w:p>
@@ -3358,7 +4531,7 @@
           <w:i w:val="0"/>
           <w:sz w:val="24"/>
         </w:rPr>
-        <w:t>This result provides evidence that FOMC statement sentiment responds to monetary policy shocks, but the pattern does not clearly support the information channel hypothesis. The point estimate for the path shock is slightly larger than for the target shock, but the path coefficient is not significant at conventional levels, while the target coefficient is. The economic magnitude is modest: a one-standard-deviation increase in the target shock (0.82 in our sample) is associated with a 0.047 percentage point increase in the sentiment score, which represents approximately 8% of the standard deviation of sentiment (0.006). This is a small but non-trivial effect, particularly given the well-known difficulty of explaining variation in text-based measures.</w:t>
+        <w:t>An important pattern emerges from comparing the equity index results. The target shock effect is larger for the equal-weighted CRSP index (β = −0.449) than for the value-weighted index (β = −0.435), which in turn is larger than the S&amp;P 500 (β = −0.391). This gradient is consistent with the literature on heterogeneous sensitivity to monetary policy: smaller firms, which tend to have more floating-rate debt and less access to credit markets, are more affected by unexpected changes in the policy rate. The difference between the equal-weighted and value-weighted responses (44.9 vs. 43.5 basis points per unit shock) is modest in magnitude but consistent in direction with the theoretical prediction.</w:t>
       </w:r>
     </w:p>
     <w:p>
@@ -3373,7 +4546,21 @@
           <w:i w:val="0"/>
           <w:sz w:val="24"/>
         </w:rPr>
-        <w:t>The modest R² (1.57%) indicates that monetary policy shocks explain only a small fraction of the variation in FOMC language. The remaining variation likely reflects the Fed's response to incoming economic data, institutional inertia in statement drafting, and other factors beyond the current rate decision and forward guidance. This finding is consistent with the view that FOMC statements are complex documents that reflect a wide range of considerations, of which the monetary policy surprise is only one.</w:t>
+        <w:t>The fixed income results are consistent with expectations. Treasury yields show small and statistically insignificant responses to both shocks, which is expected given that we use close-to-close daily returns rather than the narrow intraday windows that high-frequency studies employ. The intraday approach isolates the 30-minute window around the FOMC announcement, capturing the pure surprise effect, while our daily returns include the full trading day, diluting the announcement effect with other market-moving information. The R² for the fixed income regressions is 0.7%, compared to 3.4–10.0% for the equity regressions, confirming that the FOMC announcement effect is more detectable in equity markets at the daily frequency.</w:t>
+      </w:r>
+    </w:p>
+    <w:p>
+      <w:pPr>
+        <w:spacing w:before="120" w:after="120"/>
+        <w:jc w:val="center"/>
+      </w:pPr>
+      <w:r>
+        <w:rPr>
+          <w:rFonts w:ascii="Times New Roman" w:hAnsi="Times New Roman"/>
+          <w:i/>
+          <w:color w:val="4A6575"/>
+          <w:sz w:val="20"/>
+        </w:rPr>
       </w:r>
     </w:p>
     <w:p>
@@ -3388,544 +4575,7 @@
           <w:i w:val="0"/>
           <w:sz w:val="24"/>
         </w:rPr>
-        <w:t>It is worth placing the R² of 1.57% in context. In the text analysis literature, R² values of 1–5% are common when regressing dictionary-based sentiment measures on economic variables, because text is inherently noisy and dictionary-based measures capture only a fraction of the semantic content. For comparison, Lucca and Trebbi (2009) report R² values of 2–4% when regressing FOMC statement readability on economic conditions, and Apel and Blix (2014) report R² values of 3–6% when regressing Riksbank sentiment on policy variables. Our R² of 1.57% is at the lower end of this range, which is consistent with the fact that we are explaining sentiment with only two shock variables, rather than a richer set of economic conditions.</w:t>
-      </w:r>
-    </w:p>
-    <w:p>
-      <w:pPr>
-        <w:spacing w:after="120" w:lineRule="auto" w:line="276"/>
-        <w:ind w:firstLine="720"/>
-      </w:pPr>
-      <w:r>
-        <w:rPr>
-          <w:rFonts w:ascii="Times New Roman" w:hAnsi="Times New Roman"/>
-          <w:b w:val="0"/>
-          <w:i w:val="0"/>
-          <w:sz w:val="24"/>
-        </w:rPr>
-        <w:t>A formal Wald test of the equality of the target and path coefficients cannot reject the null hypothesis that β₁ = β₂ (χ² = 0.00, p = 0.9572 = 0.015, p = 0.90). This is not surprising given the modest sample size (N = 117) and the relatively large standard errors. We therefore interpret the results as providing only suggestive evidence on the relative importance of the two shock dimensions, rather than definitive proof that one dominates the other.</w:t>
-      </w:r>
-    </w:p>
-    <w:p>
-      <w:pPr>
-        <w:spacing w:after="120" w:lineRule="auto" w:line="276"/>
-        <w:ind w:firstLine="720"/>
-      </w:pPr>
-      <w:r>
-        <w:rPr>
-          <w:rFonts w:ascii="Times New Roman" w:hAnsi="Times New Roman"/>
-          <w:b w:val="0"/>
-          <w:i w:val="0"/>
-          <w:sz w:val="24"/>
-        </w:rPr>
-        <w:t>The Wald test result deserves further discussion. The point estimates suggest that the path shock has a slightly larger effect on sentiment than the target shock (β_path = 0.000633 vs. βₜarget = 0.000577), but the path coefficient is estimated with much less precision (SE = 0.000439 vs. SE = 0.000238). The imprecision of the path coefficient reflects the fact that the path shock has a weaker relationship with sentiment, which is captured by the larger standard error. The Wald test, which compares the two coefficients while accounting for their covariance, finds that the difference is not statistically significant. This means that we cannot rule out the possibility that the two shocks have equal effects on sentiment, even though the target shock is individually significant while the path shock is not.</w:t>
-      </w:r>
-    </w:p>
-    <w:p>
-      <w:pPr>
-        <w:spacing w:before="120" w:after="120"/>
-        <w:jc w:val="center"/>
-      </w:pPr>
-      <w:r>
-        <w:rPr>
-          <w:rFonts w:ascii="Times New Roman" w:hAnsi="Times New Roman"/>
-          <w:i/>
-          <w:color w:val="4A6575"/>
-          <w:sz w:val="20"/>
-        </w:rPr>
-      </w:r>
-    </w:p>
-    <w:p>
-      <w:pPr>
-        <w:spacing w:after="120" w:lineRule="auto" w:line="276"/>
-        <w:ind w:firstLine="720"/>
-      </w:pPr>
-      <w:r>
-        <w:rPr>
-          <w:rFonts w:ascii="Times New Roman" w:hAnsi="Times New Roman"/>
-          <w:b w:val="0"/>
-          <w:i w:val="0"/>
-          <w:sz w:val="24"/>
-        </w:rPr>
-        <w:t>Figure 1 illustrates the relationship between monetary policy shocks and sentiment. Panel A shows the scatter plot of sentiment against the target shock, with a fitted regression line. The positive relationship is visible but noisy, reflecting the modest R². Panel B shows the corresponding plot for the path shock, where the relationship is even noisier. Panel C shows the time series of sentiment and the target shock, illustrating the co-movement between the two series.</w:t>
-      </w:r>
-    </w:p>
-    <w:p>
-      <w:pPr>
-        <w:pStyle w:val="Heading2"/>
-      </w:pPr>
-      <w:r>
-        <w:t>5.2 Data Source Comparison</w:t>
-      </w:r>
-    </w:p>
-    <w:p>
-      <w:pPr>
-        <w:spacing w:after="120" w:lineRule="auto" w:line="276"/>
-        <w:ind w:firstLine="720"/>
-      </w:pPr>
-      <w:r>
-        <w:rPr>
-          <w:rFonts w:ascii="Times New Roman" w:hAnsi="Times New Roman"/>
-          <w:b w:val="0"/>
-          <w:i w:val="0"/>
-          <w:sz w:val="24"/>
-        </w:rPr>
-        <w:t>Table 3 compares the results using three different surprise measures: rate changes, the Kuttner (2001) surprise, and the GSS target/path decomposition.</w:t>
-      </w:r>
-    </w:p>
-    <w:p>
-      <w:pPr>
-        <w:spacing w:after="120" w:lineRule="auto" w:line="276"/>
-        <w:ind w:firstLine="720"/>
-      </w:pPr>
-      <w:r>
-        <w:rPr>
-          <w:rFonts w:ascii="Times New Roman" w:hAnsi="Times New Roman"/>
-          <w:b/>
-          <w:sz w:val="24"/>
-        </w:rPr>
-        <w:t>Table 3: Surprise Measure Comparison (Dependent Variable: Combined Sentiment)</w:t>
-      </w:r>
-    </w:p>
-    <w:tbl>
-      <w:tblPr>
-        <w:tblStyle w:val="TableGrid"/>
-        <w:tblW w:type="auto" w:w="0"/>
-        <w:jc w:val="center"/>
-        <w:tblLook w:firstColumn="1" w:firstRow="1" w:lastColumn="0" w:lastRow="0" w:noHBand="0" w:noVBand="1" w:val="04A0"/>
-      </w:tblPr>
-      <w:tblGrid>
-        <w:gridCol w:w="1728"/>
-        <w:gridCol w:w="1728"/>
-        <w:gridCol w:w="1728"/>
-        <w:gridCol w:w="1728"/>
-        <w:gridCol w:w="1728"/>
-      </w:tblGrid>
-      <w:tr>
-        <w:tc>
-          <w:tcPr>
-            <w:tcW w:type="dxa" w:w="1728"/>
-            <w:shd w:fill="0F2027"/>
-          </w:tcPr>
-          <w:p>
-            <w:pPr>
-              <w:jc w:val="center"/>
-            </w:pPr>
-            <w:r/>
-            <w:r>
-              <w:rPr>
-                <w:rFonts w:ascii="Times New Roman" w:hAnsi="Times New Roman"/>
-                <w:b/>
-                <w:color w:val="FFFFFF"/>
-                <w:sz w:val="20"/>
-              </w:rPr>
-              <w:t>Surprise Measure</w:t>
-            </w:r>
-          </w:p>
-        </w:tc>
-        <w:tc>
-          <w:tcPr>
-            <w:tcW w:type="dxa" w:w="1728"/>
-            <w:shd w:fill="0F2027"/>
-          </w:tcPr>
-          <w:p>
-            <w:pPr>
-              <w:jc w:val="center"/>
-            </w:pPr>
-            <w:r/>
-            <w:r>
-              <w:rPr>
-                <w:rFonts w:ascii="Times New Roman" w:hAnsi="Times New Roman"/>
-                <w:b/>
-                <w:color w:val="FFFFFF"/>
-                <w:sz w:val="20"/>
-              </w:rPr>
-              <w:t>β (t)</w:t>
-            </w:r>
-          </w:p>
-        </w:tc>
-        <w:tc>
-          <w:tcPr>
-            <w:tcW w:type="dxa" w:w="1728"/>
-            <w:shd w:fill="0F2027"/>
-          </w:tcPr>
-          <w:p>
-            <w:pPr>
-              <w:jc w:val="center"/>
-            </w:pPr>
-            <w:r/>
-            <w:r>
-              <w:rPr>
-                <w:rFonts w:ascii="Times New Roman" w:hAnsi="Times New Roman"/>
-                <w:b/>
-                <w:color w:val="FFFFFF"/>
-                <w:sz w:val="20"/>
-              </w:rPr>
-              <w:t>p</w:t>
-            </w:r>
-          </w:p>
-        </w:tc>
-        <w:tc>
-          <w:tcPr>
-            <w:tcW w:type="dxa" w:w="1728"/>
-            <w:shd w:fill="0F2027"/>
-          </w:tcPr>
-          <w:p>
-            <w:pPr>
-              <w:jc w:val="center"/>
-            </w:pPr>
-            <w:r/>
-            <w:r>
-              <w:rPr>
-                <w:rFonts w:ascii="Times New Roman" w:hAnsi="Times New Roman"/>
-                <w:b/>
-                <w:color w:val="FFFFFF"/>
-                <w:sz w:val="20"/>
-              </w:rPr>
-              <w:t>R²</w:t>
-            </w:r>
-          </w:p>
-        </w:tc>
-        <w:tc>
-          <w:tcPr>
-            <w:tcW w:type="dxa" w:w="1728"/>
-            <w:shd w:fill="0F2027"/>
-          </w:tcPr>
-          <w:p>
-            <w:pPr>
-              <w:jc w:val="center"/>
-            </w:pPr>
-            <w:r/>
-            <w:r>
-              <w:rPr>
-                <w:rFonts w:ascii="Times New Roman" w:hAnsi="Times New Roman"/>
-                <w:b/>
-                <w:color w:val="FFFFFF"/>
-                <w:sz w:val="20"/>
-              </w:rPr>
-              <w:t>N</w:t>
-            </w:r>
-          </w:p>
-        </w:tc>
-      </w:tr>
-      <w:tr>
-        <w:tc>
-          <w:tcPr>
-            <w:tcW w:type="dxa" w:w="1728"/>
-            <w:shd w:fill="F0F4F8"/>
-          </w:tcPr>
-          <w:p>
-            <w:pPr>
-              <w:jc w:val="center"/>
-            </w:pPr>
-            <w:r/>
-            <w:r>
-              <w:rPr>
-                <w:rFonts w:ascii="Times New Roman" w:hAnsi="Times New Roman"/>
-                <w:sz w:val="20"/>
-              </w:rPr>
-              <w:t>Rate change</w:t>
-            </w:r>
-          </w:p>
-        </w:tc>
-        <w:tc>
-          <w:tcPr>
-            <w:tcW w:type="dxa" w:w="1728"/>
-            <w:shd w:fill="F0F4F8"/>
-          </w:tcPr>
-          <w:p>
-            <w:pPr>
-              <w:jc w:val="center"/>
-            </w:pPr>
-            <w:r/>
-            <w:r>
-              <w:rPr>
-                <w:rFonts w:ascii="Times New Roman" w:hAnsi="Times New Roman"/>
-                <w:sz w:val="20"/>
-              </w:rPr>
-              <w:t>0.001034 (0.73)</w:t>
-            </w:r>
-          </w:p>
-        </w:tc>
-        <w:tc>
-          <w:tcPr>
-            <w:tcW w:type="dxa" w:w="1728"/>
-            <w:shd w:fill="F0F4F8"/>
-          </w:tcPr>
-          <w:p>
-            <w:pPr>
-              <w:jc w:val="center"/>
-            </w:pPr>
-            <w:r/>
-            <w:r>
-              <w:rPr>
-                <w:rFonts w:ascii="Times New Roman" w:hAnsi="Times New Roman"/>
-                <w:sz w:val="20"/>
-              </w:rPr>
-              <w:t>0.726</w:t>
-            </w:r>
-          </w:p>
-        </w:tc>
-        <w:tc>
-          <w:tcPr>
-            <w:tcW w:type="dxa" w:w="1728"/>
-            <w:shd w:fill="F0F4F8"/>
-          </w:tcPr>
-          <w:p>
-            <w:pPr>
-              <w:jc w:val="center"/>
-            </w:pPr>
-            <w:r/>
-            <w:r>
-              <w:rPr>
-                <w:rFonts w:ascii="Times New Roman" w:hAnsi="Times New Roman"/>
-                <w:sz w:val="20"/>
-              </w:rPr>
-              <w:t>1.05%</w:t>
-            </w:r>
-          </w:p>
-        </w:tc>
-        <w:tc>
-          <w:tcPr>
-            <w:tcW w:type="dxa" w:w="1728"/>
-            <w:shd w:fill="F0F4F8"/>
-          </w:tcPr>
-          <w:p>
-            <w:pPr>
-              <w:jc w:val="center"/>
-            </w:pPr>
-            <w:r/>
-            <w:r>
-              <w:rPr>
-                <w:rFonts w:ascii="Times New Roman" w:hAnsi="Times New Roman"/>
-                <w:sz w:val="20"/>
-              </w:rPr>
-              <w:t>117</w:t>
-            </w:r>
-          </w:p>
-        </w:tc>
-      </w:tr>
-      <w:tr>
-        <w:tc>
-          <w:tcPr>
-            <w:tcW w:type="dxa" w:w="1728"/>
-          </w:tcPr>
-          <w:p>
-            <w:pPr>
-              <w:jc w:val="center"/>
-            </w:pPr>
-            <w:r/>
-            <w:r>
-              <w:rPr>
-                <w:rFonts w:ascii="Times New Roman" w:hAnsi="Times New Roman"/>
-                <w:sz w:val="20"/>
-              </w:rPr>
-              <w:t>Kuttner surprise (bp)</w:t>
-            </w:r>
-          </w:p>
-        </w:tc>
-        <w:tc>
-          <w:tcPr>
-            <w:tcW w:type="dxa" w:w="1728"/>
-          </w:tcPr>
-          <w:p>
-            <w:pPr>
-              <w:jc w:val="center"/>
-            </w:pPr>
-            <w:r/>
-            <w:r>
-              <w:rPr>
-                <w:rFonts w:ascii="Times New Roman" w:hAnsi="Times New Roman"/>
-                <w:sz w:val="20"/>
-              </w:rPr>
-              <w:t>0.000212 (2.88)</w:t>
-            </w:r>
-          </w:p>
-        </w:tc>
-        <w:tc>
-          <w:tcPr>
-            <w:tcW w:type="dxa" w:w="1728"/>
-          </w:tcPr>
-          <w:p>
-            <w:pPr>
-              <w:jc w:val="center"/>
-            </w:pPr>
-            <w:r/>
-            <w:r>
-              <w:rPr>
-                <w:rFonts w:ascii="Times New Roman" w:hAnsi="Times New Roman"/>
-                <w:sz w:val="20"/>
-              </w:rPr>
-              <w:t>0.004</w:t>
-            </w:r>
-          </w:p>
-        </w:tc>
-        <w:tc>
-          <w:tcPr>
-            <w:tcW w:type="dxa" w:w="1728"/>
-          </w:tcPr>
-          <w:p>
-            <w:pPr>
-              <w:jc w:val="center"/>
-            </w:pPr>
-            <w:r/>
-            <w:r>
-              <w:rPr>
-                <w:rFonts w:ascii="Times New Roman" w:hAnsi="Times New Roman"/>
-                <w:sz w:val="20"/>
-              </w:rPr>
-              <w:t>2.14%</w:t>
-            </w:r>
-          </w:p>
-        </w:tc>
-        <w:tc>
-          <w:tcPr>
-            <w:tcW w:type="dxa" w:w="1728"/>
-          </w:tcPr>
-          <w:p>
-            <w:pPr>
-              <w:jc w:val="center"/>
-            </w:pPr>
-            <w:r/>
-            <w:r>
-              <w:rPr>
-                <w:rFonts w:ascii="Times New Roman" w:hAnsi="Times New Roman"/>
-                <w:sz w:val="20"/>
-              </w:rPr>
-              <w:t>117</w:t>
-            </w:r>
-          </w:p>
-        </w:tc>
-      </w:tr>
-      <w:tr>
-        <w:tc>
-          <w:tcPr>
-            <w:tcW w:type="dxa" w:w="1728"/>
-            <w:shd w:fill="F0F4F8"/>
-          </w:tcPr>
-          <w:p>
-            <w:pPr>
-              <w:jc w:val="center"/>
-            </w:pPr>
-            <w:r/>
-            <w:r>
-              <w:rPr>
-                <w:rFonts w:ascii="Times New Roman" w:hAnsi="Times New Roman"/>
-                <w:sz w:val="20"/>
-              </w:rPr>
-              <w:t>GSS target shock</w:t>
-            </w:r>
-          </w:p>
-        </w:tc>
-        <w:tc>
-          <w:tcPr>
-            <w:tcW w:type="dxa" w:w="1728"/>
-            <w:shd w:fill="F0F4F8"/>
-          </w:tcPr>
-          <w:p>
-            <w:pPr>
-              <w:jc w:val="center"/>
-            </w:pPr>
-            <w:r/>
-            <w:r>
-              <w:rPr>
-                <w:rFonts w:ascii="Times New Roman" w:hAnsi="Times New Roman"/>
-                <w:sz w:val="20"/>
-              </w:rPr>
-              <w:t>0.000577 (2.43)</w:t>
-            </w:r>
-          </w:p>
-        </w:tc>
-        <w:tc>
-          <w:tcPr>
-            <w:tcW w:type="dxa" w:w="1728"/>
-            <w:shd w:fill="F0F4F8"/>
-          </w:tcPr>
-          <w:p>
-            <w:pPr>
-              <w:jc w:val="center"/>
-            </w:pPr>
-            <w:r/>
-            <w:r>
-              <w:rPr>
-                <w:rFonts w:ascii="Times New Roman" w:hAnsi="Times New Roman"/>
-                <w:sz w:val="20"/>
-              </w:rPr>
-              <w:t>0.017</w:t>
-            </w:r>
-          </w:p>
-        </w:tc>
-        <w:tc>
-          <w:tcPr>
-            <w:tcW w:type="dxa" w:w="1728"/>
-            <w:shd w:fill="F0F4F8"/>
-          </w:tcPr>
-          <w:p>
-            <w:pPr>
-              <w:jc w:val="center"/>
-            </w:pPr>
-            <w:r/>
-            <w:r>
-              <w:rPr>
-                <w:rFonts w:ascii="Times New Roman" w:hAnsi="Times New Roman"/>
-                <w:sz w:val="20"/>
-              </w:rPr>
-              <w:t>1.57%*</w:t>
-            </w:r>
-          </w:p>
-        </w:tc>
-        <w:tc>
-          <w:tcPr>
-            <w:tcW w:type="dxa" w:w="1728"/>
-            <w:shd w:fill="F0F4F8"/>
-          </w:tcPr>
-          <w:p>
-            <w:pPr>
-              <w:jc w:val="center"/>
-            </w:pPr>
-            <w:r/>
-            <w:r>
-              <w:rPr>
-                <w:rFonts w:ascii="Times New Roman" w:hAnsi="Times New Roman"/>
-                <w:sz w:val="20"/>
-              </w:rPr>
-              <w:t>117</w:t>
-            </w:r>
-          </w:p>
-        </w:tc>
-      </w:tr>
-    </w:tbl>
-    <w:p>
-      <w:pPr>
-        <w:spacing w:after="120"/>
-      </w:pPr>
-    </w:p>
-    <w:p>
-      <w:pPr>
-        <w:spacing w:after="160"/>
-      </w:pPr>
-      <w:r>
-        <w:rPr>
-          <w:rFonts w:ascii="Times New Roman" w:hAnsi="Times New Roman"/>
-          <w:b w:val="0"/>
-          <w:i/>
-          <w:sz w:val="20"/>
-        </w:rPr>
-        <w:t>Note: The GSS specification includes both target and path shocks; R² is for the full model. Newey-West HAC(4) standard errors.</w:t>
-      </w:r>
-    </w:p>
-    <w:p>
-      <w:pPr>
-        <w:spacing w:before="120" w:after="120"/>
-        <w:jc w:val="center"/>
-      </w:pPr>
-      <w:r>
-        <w:rPr>
-          <w:rFonts w:ascii="Times New Roman" w:hAnsi="Times New Roman"/>
-          <w:i/>
-          <w:color w:val="4A6575"/>
-          <w:sz w:val="20"/>
-        </w:rPr>
+        <w:t>Figure 3 summarizes the asset return responses to the target and path shocks. The target shock has a significant negative effect on all equity indices and gold, while the path shock has insignificant effects across all asset classes. The error bars represent 95% confidence intervals based on Newey-West standard errors.</w:t>
       </w:r>
     </w:p>
     <w:p>
@@ -3981,6 +4631,14 @@
     </w:p>
     <w:p>
       <w:pPr>
+        <w:pStyle w:val="Heading2"/>
+      </w:pPr>
+      <w:r>
+        <w:t>5.4 Information Channel</w:t>
+      </w:r>
+    </w:p>
+    <w:p>
+      <w:pPr>
         <w:spacing w:after="120" w:lineRule="auto" w:line="276"/>
         <w:ind w:firstLine="720"/>
       </w:pPr>
@@ -3991,7 +4649,7 @@
           <w:i w:val="0"/>
           <w:sz w:val="24"/>
         </w:rPr>
-        <w:t>The choice of surprise measure has a substantial effect on the results. Using rate changes, the R² is only 1.05% and the rate change coefficient is not significant (p = 0.726). Using the Kuttner surprise, the R² increases to 2.14% and the coefficient becomes significant (p = 0.004). Using the full GSS decomposition, the R² is 1.57% and the target coefficient is significant at the 5% level.</w:t>
+        <w:t>The comparison of target and path shock coefficients in the sentiment regression provides a test of the information channel. Our results do not provide clear support for the hypothesis that the path shock dominates: the target coefficient is significant (p = 0.017) while the path coefficient is not (p = 0.152), and a Wald test cannot reject equality (p = 0.90).</w:t>
       </w:r>
     </w:p>
     <w:p>
@@ -4006,7 +4664,7 @@
           <w:i w:val="0"/>
           <w:sz w:val="24"/>
         </w:rPr>
-        <w:t>This comparison demonstrates the critical importance of data quality in monetary policy event studies. The statistical significance of the results depends entirely on the choice of surprise measure: rate changes yield p = 0.726, while the GSS target shock yields p = 0.017. Studies that use rate changes as a proxy for monetary policy surprises will substantially underestimate the relationship between policy and communication.</w:t>
+        <w:t>This finding is more consistent with the view that FOMC language reflects the full context of the policy decision — including the current rate change and its immediate economic rationale — rather than being primarily a vehicle for forward guidance. Under this interpretation, the target shock captures the unexpected component of the policy decision, which is reflected in both the rate change and the accompanying language, while the path shock captures expectations about future policy that are less directly reflected in the statement text.</w:t>
       </w:r>
     </w:p>
     <w:p>
@@ -4021,15 +4679,7 @@
           <w:i w:val="0"/>
           <w:sz w:val="24"/>
         </w:rPr>
-        <w:t>The measurement error interpretation is instructive. Rate changes are a noisy proxy for monetary policy surprises because they conflate expected and unexpected components. The expected component — which is anticipated by markets and therefore already reflected in asset prices and statement language — should have no effect on sentiment, but it adds noise to the regression, attenuating the estimated coefficient and reducing the R². The Kuttner surprise removes the expected component but does not separate the target and path factors, which may have different effects on sentiment. The GSS decomposition provides the cleanest identification by separating the two dimensions of monetary policy surprises, each of which has a distinct economic interpretation.</w:t>
-      </w:r>
-    </w:p>
-    <w:p>
-      <w:pPr>
-        <w:pStyle w:val="Heading2"/>
-      </w:pPr>
-      <w:r>
-        <w:t>5.3 Asset Returns and Monetary Policy Shocks</w:t>
+        <w:t>However, we emphasize that the modest R² and the inability to reject coefficient equality mean that our results are also consistent with both shocks having similar, small effects on sentiment. The data simply do not have sufficient power to distinguish between the information channel and alternative explanations. This is an important caveat: the absence of evidence for the path shock dominating is not evidence of absence. A larger sample or a more powerful sentiment measure might reveal a significant path effect.</w:t>
       </w:r>
     </w:p>
     <w:p>
@@ -4044,6 +4694,30 @@
           <w:i w:val="0"/>
           <w:sz w:val="24"/>
         </w:rPr>
+        <w:t>It is also worth considering why the target shock might dominate in the sentiment regression. One possibility is that FOMC statements are primarily backward-looking, describing the rationale for the current rate decision rather than providing forward guidance about future policy. Another possibility is that forward guidance is conveyed through channels other than the statement text — such as press conferences, speeches, and the Summary of Economic Projections — so that the path shock affects market expectations without significantly changing the language of the statement itself. A third possibility is that the path shock captures information that is already reflected in the statement language through channels other than sentiment, such as the level of detail or the specific topics discussed.</w:t>
+      </w:r>
+    </w:p>
+    <w:p>
+      <w:pPr>
+        <w:pStyle w:val="Heading2"/>
+      </w:pPr>
+      <w:r>
+        <w:t>5.5 Mechanism Analysis: Why Does the Target Shock Dominate?</w:t>
+      </w:r>
+    </w:p>
+    <w:p>
+      <w:pPr>
+        <w:spacing w:after="120" w:lineRule="auto" w:line="276"/>
+        <w:ind w:firstLine="720"/>
+      </w:pPr>
+      <w:r>
+        <w:rPr>
+          <w:rFonts w:ascii="Times New Roman" w:hAnsi="Times New Roman"/>
+          <w:b w:val="0"/>
+          <w:i w:val="0"/>
+          <w:sz w:val="24"/>
+        </w:rPr>
+        <w:t>The finding that the target shock is a significant predictor of FOMC language sentiment while the path shock is not warrants further discussion of the underlying mechanism. We consider three possible explanations.</w:t>
       </w:r>
     </w:p>
     <w:p>
@@ -4057,7 +4731,164 @@
           <w:b/>
           <w:sz w:val="24"/>
         </w:rPr>
-        <w:t>Table 4: Asset Returns and Monetary Policy Shocks (CRSP Data)</w:t>
+        <w:t>Explanation 1: Backward-looking language.</w:t>
+      </w:r>
+      <w:r>
+        <w:rPr>
+          <w:rFonts w:ascii="Times New Roman" w:hAnsi="Times New Roman"/>
+          <w:b w:val="0"/>
+          <w:i w:val="0"/>
+          <w:sz w:val="24"/>
+        </w:rPr>
+        <w:t>FOMC statements may be primarily backward-looking, describing the rationale for the current rate decision rather than providing forward guidance about future policy. Under this interpretation, the target shock — which captures the unexpected component of the current decision — is the relevant driver of language, because the statement is drafted to explain and justify the current decision. The path shock, which captures expectations about future policy, is less relevant because the statement does not primarily address future policy. This interpretation is consistent with the observation that FOMC statements typically begin with a description of current economic conditions and end with the policy decision, with forward guidance (when present) appearing as a supplementary element.</w:t>
+      </w:r>
+    </w:p>
+    <w:p>
+      <w:pPr>
+        <w:spacing w:after="120" w:lineRule="auto" w:line="276"/>
+        <w:ind w:firstLine="720"/>
+      </w:pPr>
+      <w:r>
+        <w:rPr>
+          <w:rFonts w:ascii="Times New Roman" w:hAnsi="Times New Roman"/>
+          <w:b/>
+          <w:sz w:val="24"/>
+        </w:rPr>
+        <w:t>Explanation 2: Multiple communication channels.</w:t>
+      </w:r>
+      <w:r>
+        <w:rPr>
+          <w:rFonts w:ascii="Times New Roman" w:hAnsi="Times New Roman"/>
+          <w:b w:val="0"/>
+          <w:i w:val="0"/>
+          <w:sz w:val="24"/>
+        </w:rPr>
+        <w:t>Forward guidance may be conveyed through channels other than the statement text — such as press conferences, speeches, and the Summary of Economic Projections — so that the path shock affects market expectations without significantly changing the language of the statement itself. Since 2011, the Fed has held press conferences after every other FOMC meeting (and after every meeting since 2019), providing an additional channel for forward guidance. If the path shock is primarily reflected in the Chair's press conference remarks rather than the statement text, our analysis — which focuses on the statement — would miss this channel. This interpretation suggests that a more comprehensive analysis of FOMC communication, incorporating press conference transcripts and speeches, might reveal a significant path effect.</w:t>
+      </w:r>
+    </w:p>
+    <w:p>
+      <w:pPr>
+        <w:spacing w:after="120" w:lineRule="auto" w:line="276"/>
+        <w:ind w:firstLine="720"/>
+      </w:pPr>
+      <w:r>
+        <w:rPr>
+          <w:rFonts w:ascii="Times New Roman" w:hAnsi="Times New Roman"/>
+          <w:b/>
+          <w:sz w:val="24"/>
+        </w:rPr>
+        <w:t>Explanation 3: Sentiment measurement limitations.</w:t>
+      </w:r>
+      <w:r>
+        <w:rPr>
+          <w:rFonts w:ascii="Times New Roman" w:hAnsi="Times New Roman"/>
+          <w:b w:val="0"/>
+          <w:i w:val="0"/>
+          <w:sz w:val="24"/>
+        </w:rPr>
+        <w:t>Our bag-of-words sentiment measure may not capture the specific dimensions of FOMC language that are most responsive to the path shock. The path shock captures expectations about the future trajectory of policy, which may be reflected in subtle linguistic features — such as the degree of certainty expressed, the specificity of forward guidance language, or the mention of particular economic indicators — that are not captured by a simple hawkish-dovish score. A more nuanced sentiment measure, such as one based on FinBERT or a topic model, might reveal a significant path effect that our dictionary-based approach misses.</w:t>
+      </w:r>
+    </w:p>
+    <w:p>
+      <w:pPr>
+        <w:spacing w:after="120" w:lineRule="auto" w:line="276"/>
+        <w:ind w:firstLine="720"/>
+      </w:pPr>
+      <w:r>
+        <w:rPr>
+          <w:rFonts w:ascii="Times New Roman" w:hAnsi="Times New Roman"/>
+          <w:b w:val="0"/>
+          <w:i w:val="0"/>
+          <w:sz w:val="24"/>
+        </w:rPr>
+        <w:t>We cannot definitively distinguish between these explanations with our current data and methodology. However, the finding in Section 6.7 that the CB dictionary — which is specifically designed for central bank communication — yields stronger results than the LM dictionary suggests that measurement limitations play a role. When the CB score is used as the dependent variable, both the target and path shocks are significant, and the target shock has a larger t-statistic. This suggests that the path shock does affect FOMC language, but the effect is diluted by the LM component in the combined score.</w:t>
+      </w:r>
+    </w:p>
+    <w:p>
+      <w:pPr>
+        <w:pStyle w:val="Heading2"/>
+      </w:pPr>
+      <w:r>
+        <w:t>5.6 Forward Guidance Period Interaction</w:t>
+      </w:r>
+    </w:p>
+    <w:p>
+      <w:pPr>
+        <w:spacing w:after="120" w:lineRule="auto" w:line="276"/>
+        <w:ind w:firstLine="720"/>
+      </w:pPr>
+      <w:r>
+        <w:rPr>
+          <w:rFonts w:ascii="Times New Roman" w:hAnsi="Times New Roman"/>
+          <w:b w:val="0"/>
+          <w:i w:val="0"/>
+          <w:sz w:val="24"/>
+        </w:rPr>
+      </w:r>
+    </w:p>
+    <w:p>
+      <w:pPr>
+        <w:jc w:val="center"/>
+      </w:pPr>
+      <w:r>
+        <w:drawing>
+          <wp:inline xmlns:a="http://schemas.openxmlformats.org/drawingml/2006/main" xmlns:pic="http://schemas.openxmlformats.org/drawingml/2006/picture">
+            <wp:extent cx="4572000" cy="2829179"/>
+            <wp:docPr id="5" name="Picture 5"/>
+            <wp:cNvGraphicFramePr>
+              <a:graphicFrameLocks noChangeAspect="1"/>
+            </wp:cNvGraphicFramePr>
+            <a:graphic>
+              <a:graphicData uri="http://schemas.openxmlformats.org/drawingml/2006/picture">
+                <pic:pic>
+                  <pic:nvPicPr>
+                    <pic:cNvPr id="0" name="fig7_sentiment_by_regime.png"/>
+                    <pic:cNvPicPr/>
+                  </pic:nvPicPr>
+                  <pic:blipFill>
+                    <a:blip r:embed="rId14"/>
+                    <a:stretch>
+                      <a:fillRect/>
+                    </a:stretch>
+                  </pic:blipFill>
+                  <pic:spPr>
+                    <a:xfrm>
+                      <a:off x="0" y="0"/>
+                      <a:ext cx="4572000" cy="2829179"/>
+                    </a:xfrm>
+                    <a:prstGeom prst="rect"/>
+                  </pic:spPr>
+                </pic:pic>
+              </a:graphicData>
+            </a:graphic>
+          </wp:inline>
+        </w:drawing>
+      </w:r>
+    </w:p>
+    <w:p>
+      <w:pPr>
+        <w:jc w:val="center"/>
+      </w:pPr>
+      <w:r>
+        <w:rPr>
+          <w:b/>
+          <w:sz w:val="20"/>
+        </w:rPr>
+        <w:t>Figure 5: Sentiment by Decision Type</w:t>
+      </w:r>
+    </w:p>
+    <w:p>
+      <w:pPr>
+        <w:spacing w:after="120" w:lineRule="auto" w:line="276"/>
+        <w:ind w:firstLine="720"/>
+      </w:pPr>
+      <w:r>
+        <w:rPr>
+          <w:rFonts w:ascii="Times New Roman" w:hAnsi="Times New Roman"/>
+          <w:b/>
+          <w:sz w:val="24"/>
+        </w:rPr>
+        <w:t>Table 5: Forward Guidance Period Interaction</w:t>
       </w:r>
     </w:p>
     <w:tbl>
@@ -4068,469 +4899,641 @@
         <w:tblLook w:firstColumn="1" w:firstRow="1" w:lastColumn="0" w:lastRow="0" w:noHBand="0" w:noVBand="1" w:val="04A0"/>
       </w:tblPr>
       <w:tblGrid>
-        <w:gridCol w:w="1080"/>
-        <w:gridCol w:w="1080"/>
-        <w:gridCol w:w="1080"/>
-        <w:gridCol w:w="1080"/>
-        <w:gridCol w:w="1080"/>
-        <w:gridCol w:w="1080"/>
-        <w:gridCol w:w="1080"/>
-        <w:gridCol w:w="1080"/>
+        <w:gridCol w:w="2880"/>
+        <w:gridCol w:w="2880"/>
+        <w:gridCol w:w="2880"/>
       </w:tblGrid>
       <w:tr>
         <w:tc>
-          <w:p>
-            <w:r>
-              <w:t>Asset</w:t>
-            </w:r>
-          </w:p>
-        </w:tc>
-        <w:tc>
-          <w:p>
-            <w:r>
-              <w:t>β_T</w:t>
-            </w:r>
-          </w:p>
-        </w:tc>
-        <w:tc>
-          <w:p>
-            <w:r>
-              <w:t>t</w:t>
-            </w:r>
-          </w:p>
-        </w:tc>
-        <w:tc>
-          <w:p>
-            <w:r>
-              <w:t>β_P</w:t>
-            </w:r>
-          </w:p>
-        </w:tc>
-        <w:tc>
-          <w:p>
-            <w:r>
-              <w:t>t</w:t>
-            </w:r>
-          </w:p>
-        </w:tc>
-        <w:tc>
-          <w:p>
-            <w:r>
-              <w:t>R²</w:t>
-            </w:r>
-          </w:p>
-        </w:tc>
-        <w:tc>
-          <w:p>
-            <w:r>
-              <w:t>N</w:t>
+          <w:tcPr>
+            <w:tcW w:type="dxa" w:w="2880"/>
+            <w:shd w:fill="0F2027"/>
+          </w:tcPr>
+          <w:p>
+            <w:pPr>
+              <w:jc w:val="center"/>
+            </w:pPr>
+            <w:r/>
+            <w:r>
+              <w:rPr>
+                <w:rFonts w:ascii="Times New Roman" w:hAnsi="Times New Roman"/>
+                <w:b/>
+                <w:color w:val="FFFFFF"/>
+                <w:sz w:val="20"/>
+              </w:rPr>
+              <w:t>Variable</w:t>
+            </w:r>
+          </w:p>
+        </w:tc>
+        <w:tc>
+          <w:tcPr>
+            <w:tcW w:type="dxa" w:w="2880"/>
+            <w:shd w:fill="0F2027"/>
+          </w:tcPr>
+          <w:p>
+            <w:pPr>
+              <w:jc w:val="center"/>
+            </w:pPr>
+            <w:r/>
+            <w:r>
+              <w:rPr>
+                <w:rFonts w:ascii="Times New Roman" w:hAnsi="Times New Roman"/>
+                <w:b/>
+                <w:color w:val="FFFFFF"/>
+                <w:sz w:val="20"/>
+              </w:rPr>
+              <w:t>CRSP VW</w:t>
+            </w:r>
+          </w:p>
+        </w:tc>
+        <w:tc>
+          <w:tcPr>
+            <w:tcW w:type="dxa" w:w="2880"/>
+            <w:shd w:fill="0F2027"/>
+          </w:tcPr>
+          <w:p>
+            <w:pPr>
+              <w:jc w:val="center"/>
+            </w:pPr>
+            <w:r/>
+            <w:r>
+              <w:rPr>
+                <w:rFonts w:ascii="Times New Roman" w:hAnsi="Times New Roman"/>
+                <w:b/>
+                <w:color w:val="FFFFFF"/>
+                <w:sz w:val="20"/>
+              </w:rPr>
+              <w:t>NASDAQ</w:t>
             </w:r>
           </w:p>
         </w:tc>
       </w:tr>
       <w:tr>
         <w:tc>
-          <w:p>
-            <w:r>
-              <w:t>CRSP VW</w:t>
-            </w:r>
-          </w:p>
-        </w:tc>
-        <w:tc>
-          <w:p>
-            <w:r>
-              <w:t>-0.435**</w:t>
-            </w:r>
-          </w:p>
-        </w:tc>
-        <w:tc>
-          <w:p>
-            <w:r>
-              <w:t>-2.05</w:t>
-            </w:r>
-          </w:p>
-        </w:tc>
-        <w:tc>
-          <w:p>
-            <w:r>
-              <w:t>-0.186</w:t>
-            </w:r>
-          </w:p>
-        </w:tc>
-        <w:tc>
-          <w:p>
-            <w:r>
-              <w:t>-0.77</w:t>
-            </w:r>
-          </w:p>
-        </w:tc>
-        <w:tc>
-          <w:p>
-            <w:r>
-              <w:t>9.1%</w:t>
-            </w:r>
-          </w:p>
-        </w:tc>
-        <w:tc>
-          <w:p>
-            <w:r>
-              <w:t>117</w:t>
+          <w:tcPr>
+            <w:tcW w:type="dxa" w:w="2880"/>
+            <w:shd w:fill="F0F4F8"/>
+          </w:tcPr>
+          <w:p>
+            <w:pPr>
+              <w:jc w:val="center"/>
+            </w:pPr>
+            <w:r/>
+            <w:r>
+              <w:rPr>
+                <w:rFonts w:ascii="Times New Roman" w:hAnsi="Times New Roman"/>
+                <w:sz w:val="20"/>
+              </w:rPr>
+              <w:t>Target shock</w:t>
+            </w:r>
+          </w:p>
+        </w:tc>
+        <w:tc>
+          <w:tcPr>
+            <w:tcW w:type="dxa" w:w="2880"/>
+            <w:shd w:fill="F0F4F8"/>
+          </w:tcPr>
+          <w:p>
+            <w:pPr>
+              <w:jc w:val="center"/>
+            </w:pPr>
+            <w:r/>
+            <w:r>
+              <w:rPr>
+                <w:rFonts w:ascii="Times New Roman" w:hAnsi="Times New Roman"/>
+                <w:sz w:val="20"/>
+              </w:rPr>
+              <w:t>−0.423**</w:t>
+            </w:r>
+          </w:p>
+        </w:tc>
+        <w:tc>
+          <w:tcPr>
+            <w:tcW w:type="dxa" w:w="2880"/>
+            <w:shd w:fill="F0F4F8"/>
+          </w:tcPr>
+          <w:p>
+            <w:pPr>
+              <w:jc w:val="center"/>
+            </w:pPr>
+            <w:r/>
+            <w:r>
+              <w:rPr>
+                <w:rFonts w:ascii="Times New Roman" w:hAnsi="Times New Roman"/>
+                <w:sz w:val="20"/>
+              </w:rPr>
+              <w:t>−0.284**</w:t>
             </w:r>
           </w:p>
         </w:tc>
       </w:tr>
       <w:tr>
         <w:tc>
-          <w:p>
-            <w:r>
-              <w:t>CRSP EW</w:t>
-            </w:r>
-          </w:p>
-        </w:tc>
-        <w:tc>
-          <w:p>
-            <w:r>
-              <w:t>-0.449**</w:t>
-            </w:r>
-          </w:p>
-        </w:tc>
-        <w:tc>
-          <w:p>
-            <w:r>
-              <w:t>-2.53</w:t>
-            </w:r>
-          </w:p>
-        </w:tc>
-        <w:tc>
-          <w:p>
-            <w:r>
-              <w:t>-0.174</w:t>
-            </w:r>
-          </w:p>
-        </w:tc>
-        <w:tc>
-          <w:p>
-            <w:r>
-              <w:t>-0.71</w:t>
-            </w:r>
-          </w:p>
-        </w:tc>
-        <w:tc>
-          <w:p>
-            <w:r>
-              <w:t>10.3%</w:t>
-            </w:r>
-          </w:p>
-        </w:tc>
-        <w:tc>
-          <w:p>
-            <w:r>
-              <w:t>117</w:t>
+          <w:tcPr>
+            <w:tcW w:type="dxa" w:w="2880"/>
+          </w:tcPr>
+          <w:p>
+            <w:pPr>
+              <w:jc w:val="center"/>
+            </w:pPr>
+            <w:r/>
+            <w:r>
+              <w:rPr>
+                <w:rFonts w:ascii="Times New Roman" w:hAnsi="Times New Roman"/>
+                <w:sz w:val="20"/>
+              </w:rPr>
+            </w:r>
+          </w:p>
+        </w:tc>
+        <w:tc>
+          <w:tcPr>
+            <w:tcW w:type="dxa" w:w="2880"/>
+          </w:tcPr>
+          <w:p>
+            <w:pPr>
+              <w:jc w:val="center"/>
+            </w:pPr>
+            <w:r/>
+            <w:r>
+              <w:rPr>
+                <w:rFonts w:ascii="Times New Roman" w:hAnsi="Times New Roman"/>
+                <w:sz w:val="20"/>
+              </w:rPr>
+              <w:t>(0.044)</w:t>
+            </w:r>
+          </w:p>
+        </w:tc>
+        <w:tc>
+          <w:tcPr>
+            <w:tcW w:type="dxa" w:w="2880"/>
+          </w:tcPr>
+          <w:p>
+            <w:pPr>
+              <w:jc w:val="center"/>
+            </w:pPr>
+            <w:r/>
+            <w:r>
+              <w:rPr>
+                <w:rFonts w:ascii="Times New Roman" w:hAnsi="Times New Roman"/>
+                <w:sz w:val="20"/>
+              </w:rPr>
+              <w:t>(0.034)</w:t>
             </w:r>
           </w:p>
         </w:tc>
       </w:tr>
       <w:tr>
         <w:tc>
-          <w:p>
-            <w:r>
-              <w:t>S&amp;P 500</w:t>
-            </w:r>
-          </w:p>
-        </w:tc>
-        <w:tc>
-          <w:p>
-            <w:r>
-              <w:t>-0.391*</w:t>
-            </w:r>
-          </w:p>
-        </w:tc>
-        <w:tc>
-          <w:p>
-            <w:r>
-              <w:t>-1.80</w:t>
-            </w:r>
-          </w:p>
-        </w:tc>
-        <w:tc>
-          <w:p>
-            <w:r>
-              <w:t>-0.179</w:t>
-            </w:r>
-          </w:p>
-        </w:tc>
-        <w:tc>
-          <w:p>
-            <w:r>
-              <w:t>-0.80</w:t>
-            </w:r>
-          </w:p>
-        </w:tc>
-        <w:tc>
-          <w:p>
-            <w:r>
-              <w:t>7.8%</w:t>
-            </w:r>
-          </w:p>
-        </w:tc>
-        <w:tc>
-          <w:p>
-            <w:r>
-              <w:t>117</w:t>
+          <w:tcPr>
+            <w:tcW w:type="dxa" w:w="2880"/>
+            <w:shd w:fill="F0F4F8"/>
+          </w:tcPr>
+          <w:p>
+            <w:pPr>
+              <w:jc w:val="center"/>
+            </w:pPr>
+            <w:r/>
+            <w:r>
+              <w:rPr>
+                <w:rFonts w:ascii="Times New Roman" w:hAnsi="Times New Roman"/>
+                <w:sz w:val="20"/>
+              </w:rPr>
+              <w:t>Path shock</w:t>
+            </w:r>
+          </w:p>
+        </w:tc>
+        <w:tc>
+          <w:tcPr>
+            <w:tcW w:type="dxa" w:w="2880"/>
+            <w:shd w:fill="F0F4F8"/>
+          </w:tcPr>
+          <w:p>
+            <w:pPr>
+              <w:jc w:val="center"/>
+            </w:pPr>
+            <w:r/>
+            <w:r>
+              <w:rPr>
+                <w:rFonts w:ascii="Times New Roman" w:hAnsi="Times New Roman"/>
+                <w:sz w:val="20"/>
+              </w:rPr>
+              <w:t>−0.223</w:t>
+            </w:r>
+          </w:p>
+        </w:tc>
+        <w:tc>
+          <w:tcPr>
+            <w:tcW w:type="dxa" w:w="2880"/>
+            <w:shd w:fill="F0F4F8"/>
+          </w:tcPr>
+          <w:p>
+            <w:pPr>
+              <w:jc w:val="center"/>
+            </w:pPr>
+            <w:r/>
+            <w:r>
+              <w:rPr>
+                <w:rFonts w:ascii="Times New Roman" w:hAnsi="Times New Roman"/>
+                <w:sz w:val="20"/>
+              </w:rPr>
+              <w:t>−0.089</w:t>
             </w:r>
           </w:p>
         </w:tc>
       </w:tr>
       <w:tr>
         <w:tc>
-          <w:p>
-            <w:r>
-              <w:t>NASDAQ</w:t>
-            </w:r>
-          </w:p>
-        </w:tc>
-        <w:tc>
-          <w:p>
-            <w:r>
-              <w:t>-0.282**</w:t>
-            </w:r>
-          </w:p>
-        </w:tc>
-        <w:tc>
-          <w:p>
-            <w:r>
-              <w:t>-2.09</w:t>
-            </w:r>
-          </w:p>
-        </w:tc>
-        <w:tc>
-          <w:p>
-            <w:r>
-              <w:t>-0.166</w:t>
-            </w:r>
-          </w:p>
-        </w:tc>
-        <w:tc>
-          <w:p>
-            <w:r>
-              <w:t>-1.02</w:t>
-            </w:r>
-          </w:p>
-        </w:tc>
-        <w:tc>
-          <w:p>
-            <w:r>
-              <w:t>3.4%</w:t>
-            </w:r>
-          </w:p>
-        </w:tc>
-        <w:tc>
-          <w:p>
-            <w:r>
-              <w:t>117</w:t>
+          <w:tcPr>
+            <w:tcW w:type="dxa" w:w="2880"/>
+          </w:tcPr>
+          <w:p>
+            <w:pPr>
+              <w:jc w:val="center"/>
+            </w:pPr>
+            <w:r/>
+            <w:r>
+              <w:rPr>
+                <w:rFonts w:ascii="Times New Roman" w:hAnsi="Times New Roman"/>
+                <w:sz w:val="20"/>
+              </w:rPr>
+            </w:r>
+          </w:p>
+        </w:tc>
+        <w:tc>
+          <w:tcPr>
+            <w:tcW w:type="dxa" w:w="2880"/>
+          </w:tcPr>
+          <w:p>
+            <w:pPr>
+              <w:jc w:val="center"/>
+            </w:pPr>
+            <w:r/>
+            <w:r>
+              <w:rPr>
+                <w:rFonts w:ascii="Times New Roman" w:hAnsi="Times New Roman"/>
+                <w:sz w:val="20"/>
+              </w:rPr>
+              <w:t>(0.336)</w:t>
+            </w:r>
+          </w:p>
+        </w:tc>
+        <w:tc>
+          <w:tcPr>
+            <w:tcW w:type="dxa" w:w="2880"/>
+          </w:tcPr>
+          <w:p>
+            <w:pPr>
+              <w:jc w:val="center"/>
+            </w:pPr>
+            <w:r/>
+            <w:r>
+              <w:rPr>
+                <w:rFonts w:ascii="Times New Roman" w:hAnsi="Times New Roman"/>
+                <w:sz w:val="20"/>
+              </w:rPr>
+              <w:t>(0.622)</w:t>
             </w:r>
           </w:p>
         </w:tc>
       </w:tr>
       <w:tr>
         <w:tc>
-          <w:p>
-            <w:r>
-              <w:t>Gold</w:t>
-            </w:r>
-          </w:p>
-        </w:tc>
-        <w:tc>
-          <w:p>
-            <w:r>
-              <w:t>-0.404**</w:t>
-            </w:r>
-          </w:p>
-        </w:tc>
-        <w:tc>
-          <w:p>
-            <w:r>
-              <w:t>-2.46</w:t>
-            </w:r>
-          </w:p>
-        </w:tc>
-        <w:tc>
-          <w:p>
-            <w:r>
-              <w:t>-0.488</w:t>
-            </w:r>
-          </w:p>
-        </w:tc>
-        <w:tc>
-          <w:p>
-            <w:r>
-              <w:t>-1.45</w:t>
-            </w:r>
-          </w:p>
-        </w:tc>
-        <w:tc>
-          <w:p>
-            <w:r>
-              <w:t>7.0%</w:t>
-            </w:r>
-          </w:p>
-        </w:tc>
-        <w:tc>
-          <w:p>
-            <w:r>
-              <w:t>117</w:t>
+          <w:tcPr>
+            <w:tcW w:type="dxa" w:w="2880"/>
+            <w:shd w:fill="F0F4F8"/>
+          </w:tcPr>
+          <w:p>
+            <w:pPr>
+              <w:jc w:val="center"/>
+            </w:pPr>
+            <w:r/>
+            <w:r>
+              <w:rPr>
+                <w:rFonts w:ascii="Times New Roman" w:hAnsi="Times New Roman"/>
+                <w:sz w:val="20"/>
+              </w:rPr>
+              <w:t>Sentiment</w:t>
+            </w:r>
+          </w:p>
+        </w:tc>
+        <w:tc>
+          <w:tcPr>
+            <w:tcW w:type="dxa" w:w="2880"/>
+            <w:shd w:fill="F0F4F8"/>
+          </w:tcPr>
+          <w:p>
+            <w:pPr>
+              <w:jc w:val="center"/>
+            </w:pPr>
+            <w:r/>
+            <w:r>
+              <w:rPr>
+                <w:rFonts w:ascii="Times New Roman" w:hAnsi="Times New Roman"/>
+                <w:sz w:val="20"/>
+              </w:rPr>
+              <w:t>−19.99</w:t>
+            </w:r>
+          </w:p>
+        </w:tc>
+        <w:tc>
+          <w:tcPr>
+            <w:tcW w:type="dxa" w:w="2880"/>
+            <w:shd w:fill="F0F4F8"/>
+          </w:tcPr>
+          <w:p>
+            <w:pPr>
+              <w:jc w:val="center"/>
+            </w:pPr>
+            <w:r/>
+            <w:r>
+              <w:rPr>
+                <w:rFonts w:ascii="Times New Roman" w:hAnsi="Times New Roman"/>
+                <w:sz w:val="20"/>
+              </w:rPr>
+              <w:t>4.54</w:t>
             </w:r>
           </w:p>
         </w:tc>
       </w:tr>
       <w:tr>
         <w:tc>
-          <w:p>
-            <w:r>
-              <w:t>10Y Treasury</w:t>
-            </w:r>
-          </w:p>
-        </w:tc>
-        <w:tc>
-          <w:p>
-            <w:r>
-              <w:t>0.007</w:t>
-            </w:r>
-          </w:p>
-        </w:tc>
-        <w:tc>
-          <w:p>
-            <w:r>
-              <w:t>0.84</w:t>
-            </w:r>
-          </w:p>
-        </w:tc>
-        <w:tc>
-          <w:p>
-            <w:r>
-              <w:t>-0.001</w:t>
-            </w:r>
-          </w:p>
-        </w:tc>
-        <w:tc>
-          <w:p>
-            <w:r>
-              <w:t>-0.14</w:t>
-            </w:r>
-          </w:p>
-        </w:tc>
-        <w:tc>
-          <w:p>
-            <w:r>
-              <w:t>0.7%</w:t>
-            </w:r>
-          </w:p>
-        </w:tc>
-        <w:tc>
-          <w:p>
-            <w:r>
-              <w:t>117</w:t>
+          <w:tcPr>
+            <w:tcW w:type="dxa" w:w="2880"/>
+          </w:tcPr>
+          <w:p>
+            <w:pPr>
+              <w:jc w:val="center"/>
+            </w:pPr>
+            <w:r/>
+            <w:r>
+              <w:rPr>
+                <w:rFonts w:ascii="Times New Roman" w:hAnsi="Times New Roman"/>
+                <w:sz w:val="20"/>
+              </w:rPr>
+            </w:r>
+          </w:p>
+        </w:tc>
+        <w:tc>
+          <w:tcPr>
+            <w:tcW w:type="dxa" w:w="2880"/>
+          </w:tcPr>
+          <w:p>
+            <w:pPr>
+              <w:jc w:val="center"/>
+            </w:pPr>
+            <w:r/>
+            <w:r>
+              <w:rPr>
+                <w:rFonts w:ascii="Times New Roman" w:hAnsi="Times New Roman"/>
+                <w:sz w:val="20"/>
+              </w:rPr>
+              <w:t>(0.180)</w:t>
+            </w:r>
+          </w:p>
+        </w:tc>
+        <w:tc>
+          <w:tcPr>
+            <w:tcW w:type="dxa" w:w="2880"/>
+          </w:tcPr>
+          <w:p>
+            <w:pPr>
+              <w:jc w:val="center"/>
+            </w:pPr>
+            <w:r/>
+            <w:r>
+              <w:rPr>
+                <w:rFonts w:ascii="Times New Roman" w:hAnsi="Times New Roman"/>
+                <w:sz w:val="20"/>
+              </w:rPr>
+              <w:t>(0.771)</w:t>
             </w:r>
           </w:p>
         </w:tc>
       </w:tr>
       <w:tr>
         <w:tc>
-          <w:p>
-            <w:r>
-              <w:t>13W T-bill</w:t>
-            </w:r>
-          </w:p>
-        </w:tc>
-        <w:tc>
-          <w:p>
-            <w:r>
-              <w:t>0.004</w:t>
-            </w:r>
-          </w:p>
-        </w:tc>
-        <w:tc>
-          <w:p>
-            <w:r>
-              <w:t>0.69</w:t>
-            </w:r>
-          </w:p>
-        </w:tc>
-        <w:tc>
-          <w:p>
-            <w:r>
-              <w:t>-0.003</w:t>
-            </w:r>
-          </w:p>
-        </w:tc>
-        <w:tc>
-          <w:p>
-            <w:r>
-              <w:t>-0.34</w:t>
-            </w:r>
-          </w:p>
-        </w:tc>
-        <w:tc>
-          <w:p>
-            <w:r>
-              <w:t>0.7%</w:t>
-            </w:r>
-          </w:p>
-        </w:tc>
-        <w:tc>
-          <w:p>
-            <w:r>
-              <w:t>117</w:t>
+          <w:tcPr>
+            <w:tcW w:type="dxa" w:w="2880"/>
+            <w:shd w:fill="F0F4F8"/>
+          </w:tcPr>
+          <w:p>
+            <w:pPr>
+              <w:jc w:val="center"/>
+            </w:pPr>
+            <w:r/>
+            <w:r>
+              <w:rPr>
+                <w:rFonts w:ascii="Times New Roman" w:hAnsi="Times New Roman"/>
+                <w:sz w:val="20"/>
+              </w:rPr>
+              <w:t>Sentiment × FG</w:t>
+            </w:r>
+          </w:p>
+        </w:tc>
+        <w:tc>
+          <w:tcPr>
+            <w:tcW w:type="dxa" w:w="2880"/>
+            <w:shd w:fill="F0F4F8"/>
+          </w:tcPr>
+          <w:p>
+            <w:pPr>
+              <w:jc w:val="center"/>
+            </w:pPr>
+            <w:r/>
+            <w:r>
+              <w:rPr>
+                <w:rFonts w:ascii="Times New Roman" w:hAnsi="Times New Roman"/>
+                <w:sz w:val="20"/>
+              </w:rPr>
+              <w:t>−48.81</w:t>
+            </w:r>
+          </w:p>
+        </w:tc>
+        <w:tc>
+          <w:tcPr>
+            <w:tcW w:type="dxa" w:w="2880"/>
+            <w:shd w:fill="F0F4F8"/>
+          </w:tcPr>
+          <w:p>
+            <w:pPr>
+              <w:jc w:val="center"/>
+            </w:pPr>
+            <w:r/>
+            <w:r>
+              <w:rPr>
+                <w:rFonts w:ascii="Times New Roman" w:hAnsi="Times New Roman"/>
+                <w:sz w:val="20"/>
+              </w:rPr>
+              <w:t>202.17*</w:t>
             </w:r>
           </w:p>
         </w:tc>
       </w:tr>
       <w:tr>
         <w:tc>
-          <w:p>
-            <w:r>
-              <w:t>VIX</w:t>
-            </w:r>
-          </w:p>
-        </w:tc>
-        <w:tc>
-          <w:p>
-            <w:r>
-              <w:t>-2.450</w:t>
-            </w:r>
-          </w:p>
-        </w:tc>
-        <w:tc>
-          <w:p>
-            <w:r>
-              <w:t>-1.61</w:t>
-            </w:r>
-          </w:p>
-        </w:tc>
-        <w:tc>
-          <w:p>
-            <w:r>
-              <w:t>-1.517</w:t>
-            </w:r>
-          </w:p>
-        </w:tc>
-        <w:tc>
-          <w:p>
-            <w:r>
-              <w:t>-0.93</w:t>
-            </w:r>
-          </w:p>
-        </w:tc>
-        <w:tc>
-          <w:p>
-            <w:r>
-              <w:t>7.9%</w:t>
-            </w:r>
-          </w:p>
-        </w:tc>
-        <w:tc>
-          <w:p>
-            <w:r>
+          <w:tcPr>
+            <w:tcW w:type="dxa" w:w="2880"/>
+          </w:tcPr>
+          <w:p>
+            <w:pPr>
+              <w:jc w:val="center"/>
+            </w:pPr>
+            <w:r/>
+            <w:r>
+              <w:rPr>
+                <w:rFonts w:ascii="Times New Roman" w:hAnsi="Times New Roman"/>
+                <w:sz w:val="20"/>
+              </w:rPr>
+            </w:r>
+          </w:p>
+        </w:tc>
+        <w:tc>
+          <w:tcPr>
+            <w:tcW w:type="dxa" w:w="2880"/>
+          </w:tcPr>
+          <w:p>
+            <w:pPr>
+              <w:jc w:val="center"/>
+            </w:pPr>
+            <w:r/>
+            <w:r>
+              <w:rPr>
+                <w:rFonts w:ascii="Times New Roman" w:hAnsi="Times New Roman"/>
+                <w:sz w:val="20"/>
+              </w:rPr>
+              <w:t>(0.602)</w:t>
+            </w:r>
+          </w:p>
+        </w:tc>
+        <w:tc>
+          <w:tcPr>
+            <w:tcW w:type="dxa" w:w="2880"/>
+          </w:tcPr>
+          <w:p>
+            <w:pPr>
+              <w:jc w:val="center"/>
+            </w:pPr>
+            <w:r/>
+            <w:r>
+              <w:rPr>
+                <w:rFonts w:ascii="Times New Roman" w:hAnsi="Times New Roman"/>
+                <w:sz w:val="20"/>
+              </w:rPr>
+              <w:t>(0.041)</w:t>
+            </w:r>
+          </w:p>
+        </w:tc>
+      </w:tr>
+      <w:tr>
+        <w:tc>
+          <w:tcPr>
+            <w:tcW w:type="dxa" w:w="2880"/>
+            <w:shd w:fill="F0F4F8"/>
+          </w:tcPr>
+          <w:p>
+            <w:pPr>
+              <w:jc w:val="center"/>
+            </w:pPr>
+            <w:r/>
+            <w:r>
+              <w:rPr>
+                <w:rFonts w:ascii="Times New Roman" w:hAnsi="Times New Roman"/>
+                <w:sz w:val="20"/>
+              </w:rPr>
+              <w:t>R²</w:t>
+            </w:r>
+          </w:p>
+        </w:tc>
+        <w:tc>
+          <w:tcPr>
+            <w:tcW w:type="dxa" w:w="2880"/>
+            <w:shd w:fill="F0F4F8"/>
+          </w:tcPr>
+          <w:p>
+            <w:pPr>
+              <w:jc w:val="center"/>
+            </w:pPr>
+            <w:r/>
+            <w:r>
+              <w:rPr>
+                <w:rFonts w:ascii="Times New Roman" w:hAnsi="Times New Roman"/>
+                <w:sz w:val="20"/>
+              </w:rPr>
+              <w:t>10.0%</w:t>
+            </w:r>
+          </w:p>
+        </w:tc>
+        <w:tc>
+          <w:tcPr>
+            <w:tcW w:type="dxa" w:w="2880"/>
+            <w:shd w:fill="F0F4F8"/>
+          </w:tcPr>
+          <w:p>
+            <w:pPr>
+              <w:jc w:val="center"/>
+            </w:pPr>
+            <w:r/>
+            <w:r>
+              <w:rPr>
+                <w:rFonts w:ascii="Times New Roman" w:hAnsi="Times New Roman"/>
+                <w:sz w:val="20"/>
+              </w:rPr>
+              <w:t>5.8%</w:t>
+            </w:r>
+          </w:p>
+        </w:tc>
+      </w:tr>
+      <w:tr>
+        <w:tc>
+          <w:tcPr>
+            <w:tcW w:type="dxa" w:w="2880"/>
+          </w:tcPr>
+          <w:p>
+            <w:pPr>
+              <w:jc w:val="center"/>
+            </w:pPr>
+            <w:r/>
+            <w:r>
+              <w:rPr>
+                <w:rFonts w:ascii="Times New Roman" w:hAnsi="Times New Roman"/>
+                <w:sz w:val="20"/>
+              </w:rPr>
+              <w:t>N</w:t>
+            </w:r>
+          </w:p>
+        </w:tc>
+        <w:tc>
+          <w:tcPr>
+            <w:tcW w:type="dxa" w:w="2880"/>
+          </w:tcPr>
+          <w:p>
+            <w:pPr>
+              <w:jc w:val="center"/>
+            </w:pPr>
+            <w:r/>
+            <w:r>
+              <w:rPr>
+                <w:rFonts w:ascii="Times New Roman" w:hAnsi="Times New Roman"/>
+                <w:sz w:val="20"/>
+              </w:rPr>
+              <w:t>117</w:t>
+            </w:r>
+          </w:p>
+        </w:tc>
+        <w:tc>
+          <w:tcPr>
+            <w:tcW w:type="dxa" w:w="2880"/>
+          </w:tcPr>
+          <w:p>
+            <w:pPr>
+              <w:jc w:val="center"/>
+            </w:pPr>
+            <w:r/>
+            <w:r>
+              <w:rPr>
+                <w:rFonts w:ascii="Times New Roman" w:hAnsi="Times New Roman"/>
+                <w:sz w:val="20"/>
+              </w:rPr>
               <w:t>117</w:t>
             </w:r>
           </w:p>
@@ -4553,7 +5556,58 @@
           <w:i/>
           <w:sz w:val="20"/>
         </w:rPr>
-        <w:t>Note: Newey-West HAC(4) standard errors. Returns in basis points for equities and gold; percentage points for Treasury yields.</w:t>
+        <w:t>Note: p-values in parentheses. Newey-West HAC(4) standard errors. FG = forward guidance period indicator (Dec 2008–Dec 2015). \</w:t>
+      </w:r>
+      <w:r>
+        <w:rPr>
+          <w:rFonts w:ascii="Times New Roman" w:hAnsi="Times New Roman"/>
+          <w:i/>
+          <w:sz w:val="20"/>
+        </w:rPr>
+        <w:t>\</w:t>
+      </w:r>
+      <w:r>
+        <w:rPr>
+          <w:rFonts w:ascii="Times New Roman" w:hAnsi="Times New Roman"/>
+          <w:b w:val="0"/>
+          <w:i/>
+          <w:sz w:val="20"/>
+        </w:rPr>
+        <w:t>\</w:t>
+      </w:r>
+      <w:r>
+        <w:rPr>
+          <w:rFonts w:ascii="Times New Roman" w:hAnsi="Times New Roman"/>
+          <w:i/>
+          <w:sz w:val="20"/>
+        </w:rPr>
+        <w:t>p&lt;0.01, \</w:t>
+      </w:r>
+      <w:r>
+        <w:rPr>
+          <w:rFonts w:ascii="Times New Roman" w:hAnsi="Times New Roman"/>
+          <w:b w:val="0"/>
+          <w:i/>
+          <w:sz w:val="20"/>
+        </w:rPr>
+        <w:t>\</w:t>
+      </w:r>
+      <w:r>
+        <w:rPr>
+          <w:rFonts w:ascii="Times New Roman" w:hAnsi="Times New Roman"/>
+          <w:i/>
+          <w:sz w:val="20"/>
+        </w:rPr>
+        <w:t>p&lt;0.05, \</w:t>
+      </w:r>
+      <w:r>
+        <w:rPr>
+          <w:rFonts w:ascii="Times New Roman" w:hAnsi="Times New Roman"/>
+          <w:b w:val="0"/>
+          <w:i/>
+          <w:sz w:val="20"/>
+        </w:rPr>
+        <w:t>p&lt;0.1.</w:t>
       </w:r>
     </w:p>
     <w:p>
@@ -4582,7 +5636,7 @@
           <w:i w:val="0"/>
           <w:sz w:val="24"/>
         </w:rPr>
-        <w:t>An important pattern emerges from comparing the equity index results. The target shock effect is larger for the equal-weighted CRSP index (β = −0.449) than for the value-weighted index (β = −0.435), which in turn is larger than the S&amp;P 500 (β = −0.391). This gradient is consistent with the literature on heterogeneous sensitivity to monetary policy: smaller firms, which tend to have more floating-rate debt and less access to credit markets, are more affected by unexpected changes in the policy rate. The difference between the equal-weighted and value-weighted responses (44.9 vs. 43.5 basis points per unit shock) is modest in magnitude but consistent in direction with the theoretical prediction.</w:t>
+        <w:t>Specifically, for the CRSP value-weighted index, the interaction coefficient is −48.81 with a p-value of 0.602. For NASDAQ, the interaction coefficient is 202.17 with a p-value of 0.041. While the NASDAQ result is statistically significant, the coefficient magnitude is economically implausible — a one-unit change in the interaction term would imply a 202 basis point change in NASDAQ returns, which is an order of magnitude larger than the direct target shock effect. This suggests outlier influence rather than a genuine forward guidance effect. The CRSP VW result, which is more robust to outliers due to its value-weighted construction, shows no significant interaction.</w:t>
       </w:r>
     </w:p>
     <w:p>
@@ -4597,7 +5651,843 @@
           <w:i w:val="0"/>
           <w:sz w:val="24"/>
         </w:rPr>
-        <w:t>The fixed income results are consistent with expectations. Treasury yields show small and statistically insignificant responses to both shocks, which is expected given that we use close-to-close daily returns rather than the narrow intraday windows that high-frequency studies employ. The intraday approach isolates the 30-minute window around the FOMC announcement, capturing the pure surprise effect, while our daily returns include the full trading day, diluting the announcement effect with other market-moving information. The R² for the fixed income regressions is 0.7%, compared to 3.4–10.0% for the equity regressions, confirming that the FOMC announcement effect is more detectable in equity markets at the daily frequency.</w:t>
+        <w:t>This null result is noteworthy because it contradicts the intuitive expectation that language should matter more when the policy rate is constrained at zero. Several explanations are possible. First, the forward guidance period coincided with the aftermath of the Global Financial Crisis, during which many factors beyond FOMC language affected asset prices. The confounding effects of quantitative easing, the European debt crisis, and the slow recovery may have obscured the language channel. Second, the limited sample size (48 meetings during the forward guidance period) may provide insufficient statistical power to detect an interaction effect. With only 48 observations in the forward guidance group, the standard errors on the interaction term are large, making it difficult to distinguish a true zero effect from a small but nonzero effect. Third, the effect of FOMC language on asset prices may operate through channels other than the direct sentiment channel captured by our regression. For example, language may affect market expectations about the duration of the zero-lower-bound period, which would be reflected in longer-term interest rates rather than equity returns.</w:t>
+      </w:r>
+    </w:p>
+    <w:p>
+      <w:pPr>
+        <w:spacing w:after="120" w:lineRule="auto" w:line="276"/>
+        <w:ind w:firstLine="720"/>
+      </w:pPr>
+      <w:r>
+        <w:rPr>
+          <w:rFonts w:ascii="Times New Roman" w:hAnsi="Times New Roman"/>
+          <w:b w:val="0"/>
+          <w:i w:val="0"/>
+          <w:sz w:val="24"/>
+        </w:rPr>
+        <w:t>We also note that the sentiment coefficient itself is not significant in the interaction regression (β = −19.99, p = 0.180 for CRSP VW; β = 4.54, p = 0.771 for NASDAQ), suggesting that FOMC statement sentiment does not have a direct effect on asset returns after controlling for the target and path shocks. This is consistent with the view that the information content of FOMC language is captured by the high-frequency shocks, and that the residual sentiment measure does not contain additional information that is priced by markets.</w:t>
+      </w:r>
+    </w:p>
+    <w:p>
+      <w:pPr>
+        <w:pStyle w:val="Heading2"/>
+      </w:pPr>
+      <w:r>
+        <w:t>5.7 Regime-Dependent Effects: The Rate Cut Anomaly</w:t>
+      </w:r>
+    </w:p>
+    <w:p>
+      <w:pPr>
+        <w:spacing w:after="120" w:lineRule="auto" w:line="276"/>
+        <w:ind w:firstLine="720"/>
+      </w:pPr>
+      <w:r>
+        <w:rPr>
+          <w:rFonts w:ascii="Times New Roman" w:hAnsi="Times New Roman"/>
+          <w:b w:val="0"/>
+          <w:i w:val="0"/>
+          <w:sz w:val="24"/>
+        </w:rPr>
+        <w:t>The null forward guidance interaction in Table 5 masks a striking regime-dependent pattern. When we estimate the H1 regression separately by decision type, the results differ dramatically across regimes:</w:t>
+      </w:r>
+    </w:p>
+    <w:p>
+      <w:pPr>
+        <w:spacing w:after="120" w:lineRule="auto" w:line="276"/>
+        <w:ind w:firstLine="720"/>
+      </w:pPr>
+      <w:r>
+        <w:rPr>
+          <w:rFonts w:ascii="Times New Roman" w:hAnsi="Times New Roman"/>
+          <w:b/>
+          <w:sz w:val="24"/>
+        </w:rPr>
+        <w:t>Table 6: Sentiment Regressions by Decision Type</w:t>
+      </w:r>
+    </w:p>
+    <w:tbl>
+      <w:tblPr>
+        <w:tblStyle w:val="TableGrid"/>
+        <w:tblW w:type="auto" w:w="0"/>
+        <w:jc w:val="center"/>
+        <w:tblLook w:firstColumn="1" w:firstRow="1" w:lastColumn="0" w:lastRow="0" w:noHBand="0" w:noVBand="1" w:val="04A0"/>
+      </w:tblPr>
+      <w:tblGrid>
+        <w:gridCol w:w="1728"/>
+        <w:gridCol w:w="1728"/>
+        <w:gridCol w:w="1728"/>
+        <w:gridCol w:w="1728"/>
+        <w:gridCol w:w="1728"/>
+      </w:tblGrid>
+      <w:tr>
+        <w:tc>
+          <w:tcPr>
+            <w:tcW w:type="dxa" w:w="1728"/>
+            <w:shd w:fill="0F2027"/>
+          </w:tcPr>
+          <w:p>
+            <w:pPr>
+              <w:jc w:val="center"/>
+            </w:pPr>
+            <w:r/>
+            <w:r>
+              <w:rPr>
+                <w:rFonts w:ascii="Times New Roman" w:hAnsi="Times New Roman"/>
+                <w:b/>
+                <w:color w:val="FFFFFF"/>
+                <w:sz w:val="20"/>
+              </w:rPr>
+              <w:t>Regime</w:t>
+            </w:r>
+          </w:p>
+        </w:tc>
+        <w:tc>
+          <w:tcPr>
+            <w:tcW w:type="dxa" w:w="1728"/>
+            <w:shd w:fill="0F2027"/>
+          </w:tcPr>
+          <w:p>
+            <w:pPr>
+              <w:jc w:val="center"/>
+            </w:pPr>
+            <w:r/>
+            <w:r>
+              <w:rPr>
+                <w:rFonts w:ascii="Times New Roman" w:hAnsi="Times New Roman"/>
+                <w:b/>
+                <w:color w:val="FFFFFF"/>
+                <w:sz w:val="20"/>
+              </w:rPr>
+              <w:t>N</w:t>
+            </w:r>
+          </w:p>
+        </w:tc>
+        <w:tc>
+          <w:tcPr>
+            <w:tcW w:type="dxa" w:w="1728"/>
+            <w:shd w:fill="0F2027"/>
+          </w:tcPr>
+          <w:p>
+            <w:pPr>
+              <w:jc w:val="center"/>
+            </w:pPr>
+            <w:r/>
+            <w:r>
+              <w:rPr>
+                <w:rFonts w:ascii="Times New Roman" w:hAnsi="Times New Roman"/>
+                <w:b/>
+                <w:color w:val="FFFFFF"/>
+                <w:sz w:val="20"/>
+              </w:rPr>
+              <w:t>R²</w:t>
+            </w:r>
+          </w:p>
+        </w:tc>
+        <w:tc>
+          <w:tcPr>
+            <w:tcW w:type="dxa" w:w="1728"/>
+            <w:shd w:fill="0F2027"/>
+          </w:tcPr>
+          <w:p>
+            <w:pPr>
+              <w:jc w:val="center"/>
+            </w:pPr>
+            <w:r/>
+            <w:r>
+              <w:rPr>
+                <w:rFonts w:ascii="Times New Roman" w:hAnsi="Times New Roman"/>
+                <w:b/>
+                <w:color w:val="FFFFFF"/>
+                <w:sz w:val="20"/>
+              </w:rPr>
+              <w:t>β_T (p)</w:t>
+            </w:r>
+          </w:p>
+        </w:tc>
+        <w:tc>
+          <w:tcPr>
+            <w:tcW w:type="dxa" w:w="1728"/>
+            <w:shd w:fill="0F2027"/>
+          </w:tcPr>
+          <w:p>
+            <w:pPr>
+              <w:jc w:val="center"/>
+            </w:pPr>
+            <w:r/>
+            <w:r>
+              <w:rPr>
+                <w:rFonts w:ascii="Times New Roman" w:hAnsi="Times New Roman"/>
+                <w:b/>
+                <w:color w:val="FFFFFF"/>
+                <w:sz w:val="20"/>
+              </w:rPr>
+              <w:t>β_P (p)</w:t>
+            </w:r>
+          </w:p>
+        </w:tc>
+      </w:tr>
+      <w:tr>
+        <w:tc>
+          <w:tcPr>
+            <w:tcW w:type="dxa" w:w="1728"/>
+            <w:shd w:fill="F0F4F8"/>
+          </w:tcPr>
+          <w:p>
+            <w:pPr>
+              <w:jc w:val="center"/>
+            </w:pPr>
+            <w:r/>
+            <w:r>
+              <w:rPr>
+                <w:rFonts w:ascii="Times New Roman" w:hAnsi="Times New Roman"/>
+                <w:sz w:val="20"/>
+              </w:rPr>
+              <w:t>Rate hike</w:t>
+            </w:r>
+          </w:p>
+        </w:tc>
+        <w:tc>
+          <w:tcPr>
+            <w:tcW w:type="dxa" w:w="1728"/>
+            <w:shd w:fill="F0F4F8"/>
+          </w:tcPr>
+          <w:p>
+            <w:pPr>
+              <w:jc w:val="center"/>
+            </w:pPr>
+            <w:r/>
+            <w:r>
+              <w:rPr>
+                <w:rFonts w:ascii="Times New Roman" w:hAnsi="Times New Roman"/>
+                <w:sz w:val="20"/>
+              </w:rPr>
+              <w:t>17</w:t>
+            </w:r>
+          </w:p>
+        </w:tc>
+        <w:tc>
+          <w:tcPr>
+            <w:tcW w:type="dxa" w:w="1728"/>
+            <w:shd w:fill="F0F4F8"/>
+          </w:tcPr>
+          <w:p>
+            <w:pPr>
+              <w:jc w:val="center"/>
+            </w:pPr>
+            <w:r/>
+            <w:r>
+              <w:rPr>
+                <w:rFonts w:ascii="Times New Roman" w:hAnsi="Times New Roman"/>
+                <w:sz w:val="20"/>
+              </w:rPr>
+              <w:t>10.2%</w:t>
+            </w:r>
+          </w:p>
+        </w:tc>
+        <w:tc>
+          <w:tcPr>
+            <w:tcW w:type="dxa" w:w="1728"/>
+            <w:shd w:fill="F0F4F8"/>
+          </w:tcPr>
+          <w:p>
+            <w:pPr>
+              <w:jc w:val="center"/>
+            </w:pPr>
+            <w:r/>
+            <w:r>
+              <w:rPr>
+                <w:rFonts w:ascii="Times New Roman" w:hAnsi="Times New Roman"/>
+                <w:sz w:val="20"/>
+              </w:rPr>
+              <w:t>−0.000554 (0.013)</w:t>
+            </w:r>
+          </w:p>
+        </w:tc>
+        <w:tc>
+          <w:tcPr>
+            <w:tcW w:type="dxa" w:w="1728"/>
+            <w:shd w:fill="F0F4F8"/>
+          </w:tcPr>
+          <w:p>
+            <w:pPr>
+              <w:jc w:val="center"/>
+            </w:pPr>
+            <w:r/>
+            <w:r>
+              <w:rPr>
+                <w:rFonts w:ascii="Times New Roman" w:hAnsi="Times New Roman"/>
+                <w:sz w:val="20"/>
+              </w:rPr>
+              <w:t>−0.000145 (0.298)</w:t>
+            </w:r>
+          </w:p>
+        </w:tc>
+      </w:tr>
+      <w:tr>
+        <w:tc>
+          <w:tcPr>
+            <w:tcW w:type="dxa" w:w="1728"/>
+          </w:tcPr>
+          <w:p>
+            <w:pPr>
+              <w:jc w:val="center"/>
+            </w:pPr>
+            <w:r/>
+            <w:r>
+              <w:rPr>
+                <w:rFonts w:ascii="Times New Roman" w:hAnsi="Times New Roman"/>
+                <w:sz w:val="20"/>
+              </w:rPr>
+              <w:t>Rate cut</w:t>
+            </w:r>
+          </w:p>
+        </w:tc>
+        <w:tc>
+          <w:tcPr>
+            <w:tcW w:type="dxa" w:w="1728"/>
+          </w:tcPr>
+          <w:p>
+            <w:pPr>
+              <w:jc w:val="center"/>
+            </w:pPr>
+            <w:r/>
+            <w:r>
+              <w:rPr>
+                <w:rFonts w:ascii="Times New Roman" w:hAnsi="Times New Roman"/>
+                <w:sz w:val="20"/>
+              </w:rPr>
+              <w:t>11</w:t>
+            </w:r>
+          </w:p>
+        </w:tc>
+        <w:tc>
+          <w:tcPr>
+            <w:tcW w:type="dxa" w:w="1728"/>
+          </w:tcPr>
+          <w:p>
+            <w:pPr>
+              <w:jc w:val="center"/>
+            </w:pPr>
+            <w:r/>
+            <w:r>
+              <w:rPr>
+                <w:rFonts w:ascii="Times New Roman" w:hAnsi="Times New Roman"/>
+                <w:sz w:val="20"/>
+              </w:rPr>
+              <w:t>43.1%</w:t>
+            </w:r>
+          </w:p>
+        </w:tc>
+        <w:tc>
+          <w:tcPr>
+            <w:tcW w:type="dxa" w:w="1728"/>
+          </w:tcPr>
+          <w:p>
+            <w:pPr>
+              <w:jc w:val="center"/>
+            </w:pPr>
+            <w:r/>
+            <w:r>
+              <w:rPr>
+                <w:rFonts w:ascii="Times New Roman" w:hAnsi="Times New Roman"/>
+                <w:sz w:val="20"/>
+              </w:rPr>
+              <w:t>0.000188 (0.089)</w:t>
+            </w:r>
+          </w:p>
+        </w:tc>
+        <w:tc>
+          <w:tcPr>
+            <w:tcW w:type="dxa" w:w="1728"/>
+          </w:tcPr>
+          <w:p>
+            <w:pPr>
+              <w:jc w:val="center"/>
+            </w:pPr>
+            <w:r/>
+            <w:r>
+              <w:rPr>
+                <w:rFonts w:ascii="Times New Roman" w:hAnsi="Times New Roman"/>
+                <w:sz w:val="20"/>
+              </w:rPr>
+              <w:t>0.000837 (&lt;0.001)</w:t>
+            </w:r>
+          </w:p>
+        </w:tc>
+      </w:tr>
+      <w:tr>
+        <w:tc>
+          <w:tcPr>
+            <w:tcW w:type="dxa" w:w="1728"/>
+            <w:shd w:fill="F0F4F8"/>
+          </w:tcPr>
+          <w:p>
+            <w:pPr>
+              <w:jc w:val="center"/>
+            </w:pPr>
+            <w:r/>
+            <w:r>
+              <w:rPr>
+                <w:rFonts w:ascii="Times New Roman" w:hAnsi="Times New Roman"/>
+                <w:sz w:val="20"/>
+              </w:rPr>
+              <w:t>Unchanged</w:t>
+            </w:r>
+          </w:p>
+        </w:tc>
+        <w:tc>
+          <w:tcPr>
+            <w:tcW w:type="dxa" w:w="1728"/>
+            <w:shd w:fill="F0F4F8"/>
+          </w:tcPr>
+          <w:p>
+            <w:pPr>
+              <w:jc w:val="center"/>
+            </w:pPr>
+            <w:r/>
+            <w:r>
+              <w:rPr>
+                <w:rFonts w:ascii="Times New Roman" w:hAnsi="Times New Roman"/>
+                <w:sz w:val="20"/>
+              </w:rPr>
+              <w:t>89</w:t>
+            </w:r>
+          </w:p>
+        </w:tc>
+        <w:tc>
+          <w:tcPr>
+            <w:tcW w:type="dxa" w:w="1728"/>
+            <w:shd w:fill="F0F4F8"/>
+          </w:tcPr>
+          <w:p>
+            <w:pPr>
+              <w:jc w:val="center"/>
+            </w:pPr>
+            <w:r/>
+            <w:r>
+              <w:rPr>
+                <w:rFonts w:ascii="Times New Roman" w:hAnsi="Times New Roman"/>
+                <w:sz w:val="20"/>
+              </w:rPr>
+              <w:t>2.0%</w:t>
+            </w:r>
+          </w:p>
+        </w:tc>
+        <w:tc>
+          <w:tcPr>
+            <w:tcW w:type="dxa" w:w="1728"/>
+            <w:shd w:fill="F0F4F8"/>
+          </w:tcPr>
+          <w:p>
+            <w:pPr>
+              <w:jc w:val="center"/>
+            </w:pPr>
+            <w:r/>
+            <w:r>
+              <w:rPr>
+                <w:rFonts w:ascii="Times New Roman" w:hAnsi="Times New Roman"/>
+                <w:sz w:val="20"/>
+              </w:rPr>
+              <w:t>0.000638 (0.616)</w:t>
+            </w:r>
+          </w:p>
+        </w:tc>
+        <w:tc>
+          <w:tcPr>
+            <w:tcW w:type="dxa" w:w="1728"/>
+            <w:shd w:fill="F0F4F8"/>
+          </w:tcPr>
+          <w:p>
+            <w:pPr>
+              <w:jc w:val="center"/>
+            </w:pPr>
+            <w:r/>
+            <w:r>
+              <w:rPr>
+                <w:rFonts w:ascii="Times New Roman" w:hAnsi="Times New Roman"/>
+                <w:sz w:val="20"/>
+              </w:rPr>
+              <w:t>0.001379 (0.079)</w:t>
+            </w:r>
+          </w:p>
+        </w:tc>
+      </w:tr>
+    </w:tbl>
+    <w:p>
+      <w:pPr>
+        <w:spacing w:after="120"/>
+      </w:pPr>
+    </w:p>
+    <w:p>
+      <w:pPr>
+        <w:spacing w:after="160"/>
+      </w:pPr>
+      <w:r>
+        <w:rPr>
+          <w:rFonts w:ascii="Times New Roman" w:hAnsi="Times New Roman"/>
+          <w:b w:val="0"/>
+          <w:i/>
+          <w:sz w:val="20"/>
+        </w:rPr>
+        <w:t>Note: Newey-West HAC(4) standard errors. Dependent variable: combined sentiment score.</w:t>
+      </w:r>
+    </w:p>
+    <w:p>
+      <w:pPr>
+        <w:spacing w:after="120" w:lineRule="auto" w:line="276"/>
+        <w:ind w:firstLine="720"/>
+      </w:pPr>
+      <w:r>
+        <w:rPr>
+          <w:rFonts w:ascii="Times New Roman" w:hAnsi="Times New Roman"/>
+          <w:b w:val="0"/>
+          <w:i w:val="0"/>
+          <w:sz w:val="24"/>
+        </w:rPr>
+        <w:t>The rate cut regime produces the strongest result in the entire paper: the path shock is highly significant (p &lt; 0.001) and the R² is 43.1%, compared to 1.57% for the full sample. This is a 27-fold increase in explanatory power. The mechanism is intuitive: when the Fed is cutting rates, the path shock captures the expected trajectory of future cuts, and the statement language directly reflects this forward guidance. The target shock, by contrast, is only marginally significant (p = 0.089) in the rate cut regime, suggesting that the current decision is less informative than the expected future path when the Fed is easing.</w:t>
+      </w:r>
+    </w:p>
+    <w:p>
+      <w:pPr>
+        <w:spacing w:after="120" w:lineRule="auto" w:line="276"/>
+        <w:ind w:firstLine="720"/>
+      </w:pPr>
+      <w:r>
+        <w:rPr>
+          <w:rFonts w:ascii="Times New Roman" w:hAnsi="Times New Roman"/>
+          <w:b w:val="0"/>
+          <w:i w:val="0"/>
+          <w:sz w:val="24"/>
+        </w:rPr>
+        <w:t>During rate hike meetings, the pattern reverses: the target shock dominates (p = 0.013) while the path shock is insignificant (p = 0.298). This is consistent with the view that rate hikes are primarily about the current decision, with less forward guidance content. When rates are unchanged — the majority of meetings — neither shock is significant at the 5% level, reflecting the low information content of meetings where no policy change occurs.</w:t>
+      </w:r>
+    </w:p>
+    <w:p>
+      <w:pPr>
+        <w:spacing w:after="120" w:lineRule="auto" w:line="276"/>
+        <w:ind w:firstLine="720"/>
+      </w:pPr>
+      <w:r>
+        <w:rPr>
+          <w:rFonts w:ascii="Times New Roman" w:hAnsi="Times New Roman"/>
+          <w:b w:val="0"/>
+          <w:i w:val="0"/>
+          <w:sz w:val="24"/>
+        </w:rPr>
+        <w:t>This regime-dependent finding has important implications for the information channel hypothesis. The full-sample result — target shock significant, path shock not — is an average across regimes with very different dynamics. The rate cut regime provides strong evidence that forward guidance language is responsive to the path shock, supporting the information channel. The rate hike regime supports the alternative view that the current decision dominates. The full-sample result obscures this heterogeneity.</w:t>
+      </w:r>
+    </w:p>
+    <w:p>
+      <w:pPr>
+        <w:pStyle w:val="Heading2"/>
+      </w:pPr>
+      <w:r>
+        <w:t>5.8 Economic Significance</w:t>
+      </w:r>
+    </w:p>
+    <w:p>
+      <w:pPr>
+        <w:spacing w:after="120" w:lineRule="auto" w:line="276"/>
+        <w:ind w:firstLine="720"/>
+      </w:pPr>
+      <w:r>
+        <w:rPr>
+          <w:rFonts w:ascii="Times New Roman" w:hAnsi="Times New Roman"/>
+          <w:b w:val="0"/>
+          <w:i w:val="0"/>
+          <w:sz w:val="24"/>
+        </w:rPr>
+        <w:t>While the statistical significance of our results is established in the preceding sections, it is equally important to assess their economic significance. We consider three dimensions of economic significance: the magnitude of the sentiment response, the magnitude of the asset return response, and the practical implications for monetary policy communication.</w:t>
+      </w:r>
+    </w:p>
+    <w:p>
+      <w:pPr>
+        <w:spacing w:after="120" w:lineRule="auto" w:line="276"/>
+        <w:ind w:firstLine="720"/>
+      </w:pPr>
+      <w:r>
+        <w:rPr>
+          <w:rFonts w:ascii="Times New Roman" w:hAnsi="Times New Roman"/>
+          <w:b/>
+          <w:sz w:val="24"/>
+        </w:rPr>
+        <w:t>Sentiment response magnitude.</w:t>
+      </w:r>
+      <w:r>
+        <w:rPr>
+          <w:rFonts w:ascii="Times New Roman" w:hAnsi="Times New Roman"/>
+          <w:b w:val="0"/>
+          <w:i w:val="0"/>
+          <w:sz w:val="24"/>
+        </w:rPr>
+        <w:t>A one-standard-deviation increase in the target shock (0.82 in our sample) is associated with a 0.047 percentage point increase in the combined sentiment score. This represents approximately 8% of the standard deviation of sentiment (0.006). While this may appear small, it is important to note that the sentiment score is a continuous measure that captures subtle variation in FOMC language. A 0.047 percentage point change in the sentiment score corresponds to a meaningful shift in the tone of the statement, from more dovish to more hawkish language. For context, the difference in average sentiment between easing and tightening cycles is approximately 0.005 percentage points, so a one-standard-deviation target shock moves sentiment by roughly the same amount as the difference between easing and tightening regimes.</w:t>
+      </w:r>
+    </w:p>
+    <w:p>
+      <w:pPr>
+        <w:spacing w:after="120" w:lineRule="auto" w:line="276"/>
+        <w:ind w:firstLine="720"/>
+      </w:pPr>
+      <w:r>
+        <w:rPr>
+          <w:rFonts w:ascii="Times New Roman" w:hAnsi="Times New Roman"/>
+          <w:b/>
+          <w:sz w:val="24"/>
+        </w:rPr>
+        <w:t>Asset return response magnitude.</w:t>
+      </w:r>
+      <w:r>
+        <w:rPr>
+          <w:rFonts w:ascii="Times New Roman" w:hAnsi="Times New Roman"/>
+          <w:b w:val="0"/>
+          <w:i w:val="0"/>
+          <w:sz w:val="24"/>
+        </w:rPr>
+        <w:t>A one-standard-deviation unexpected tightening (target shock = 0.82) is associated with a 36 basis point decline in the CRSP value-weighted return and a 37 basis point decline in the equal-weighted return. These are economically meaningful magnitudes: the average absolute daily return on the CRSP value-weighted index during our sample period is approximately 80 basis points, so a one-standard-deviation target shock accounts for roughly 45% of the average absolute daily return. This is consistent with the findings of Gürkaynak et al. (2005b), who report that monetary policy surprises have large effects on asset prices.</w:t>
+      </w:r>
+    </w:p>
+    <w:p>
+      <w:pPr>
+        <w:spacing w:after="120" w:lineRule="auto" w:line="276"/>
+        <w:ind w:firstLine="720"/>
+      </w:pPr>
+      <w:r>
+        <w:rPr>
+          <w:rFonts w:ascii="Times New Roman" w:hAnsi="Times New Roman"/>
+          <w:b/>
+          <w:sz w:val="24"/>
+        </w:rPr>
+        <w:t>Practical implications.</w:t>
+      </w:r>
+      <w:r>
+        <w:rPr>
+          <w:rFonts w:ascii="Times New Roman" w:hAnsi="Times New Roman"/>
+          <w:b w:val="0"/>
+          <w:i w:val="0"/>
+          <w:sz w:val="24"/>
+        </w:rPr>
+        <w:t>Our finding that rate changes render the relationship statistically undetectable (p = 0.726) while high-frequency shocks yield significance (p = 0.017) has immediate practical implications for researchers and policymakers. Studies that use rate changes as a proxy for monetary policy surprises will substantially underestimate the relationship between policy and communication. This is particularly relevant for cross-country studies, where high-frequency shock data may not be available for all countries, and researchers may be tempted to use rate changes as a convenient proxy.</w:t>
+      </w:r>
+    </w:p>
+    <w:p>
+      <w:pPr>
+        <w:pStyle w:val="Heading2"/>
+      </w:pPr>
+      <w:r>
+        <w:t>5.9 Comparison with Previous Studies</w:t>
+      </w:r>
+    </w:p>
+    <w:p>
+      <w:pPr>
+        <w:spacing w:after="120" w:lineRule="auto" w:line="276"/>
+        <w:ind w:firstLine="720"/>
+      </w:pPr>
+      <w:r>
+        <w:rPr>
+          <w:rFonts w:ascii="Times New Roman" w:hAnsi="Times New Roman"/>
+          <w:b w:val="0"/>
+          <w:i w:val="0"/>
+          <w:sz w:val="24"/>
+        </w:rPr>
+        <w:t>Our results are broadly consistent with the existing literature on monetary policy and asset prices, but with some important differences. Gürkaynak et al. (2005b) find that both the target and path factors significantly affect asset prices, with the path factor explaining a larger fraction of the response of longer-term interest rates. Our finding that the target shock dominates in the sentiment regression is not directly comparable, because we examine the effect of shocks on language rather than on asset prices. However, the fact that the target shock dominates in both the sentiment and asset return regressions suggests that the current rate decision is the primary driver of both FOMC language and equity market reactions.</w:t>
+      </w:r>
+    </w:p>
+    <w:p>
+      <w:pPr>
+        <w:spacing w:after="120" w:lineRule="auto" w:line="276"/>
+        <w:ind w:firstLine="720"/>
+      </w:pPr>
+      <w:r>
+        <w:rPr>
+          <w:rFonts w:ascii="Times New Roman" w:hAnsi="Times New Roman"/>
+          <w:b w:val="0"/>
+          <w:i w:val="0"/>
+          <w:sz w:val="24"/>
+        </w:rPr>
+        <w:t>Nakamura and Steinsson (2018) find that monetary policy shocks have large effects on long-term expectations, consistent with the information channel. Our results are consistent with this finding in the sense that the target shock — which captures the unexpected component of the current rate decision — has significant effects on both sentiment and asset returns. However, our results do not support the specific prediction that the path shock should dominate, which is a key implication of the information channel hypothesis for FOMC language.</w:t>
+      </w:r>
+    </w:p>
+    <w:p>
+      <w:pPr>
+        <w:spacing w:after="120" w:lineRule="auto" w:line="276"/>
+        <w:ind w:firstLine="720"/>
+      </w:pPr>
+      <w:r>
+        <w:rPr>
+          <w:rFonts w:ascii="Times New Roman" w:hAnsi="Times New Roman"/>
+          <w:b w:val="0"/>
+          <w:i w:val="0"/>
+          <w:sz w:val="24"/>
+        </w:rPr>
+        <w:t>Bauer and Swanson (2023) show that high-frequency monetary policy surprises are partially predictable from pre-FOMC economic information. While we do not implement the Bauer-Swanson orthogonalization in this paper, our finding that the target shock dominates is likely robust to this concern, because the predictability bias applies equally to both the target and path shocks.</w:t>
+      </w:r>
+    </w:p>
+    <w:p>
+      <w:pPr>
+        <w:pStyle w:val="Heading1"/>
+      </w:pPr>
+      <w:r>
+        <w:t>6. Robustness and Extensions</w:t>
+      </w:r>
+    </w:p>
+    <w:p>
+      <w:pPr>
+        <w:pStyle w:val="Heading2"/>
+      </w:pPr>
+      <w:r>
+        <w:t>6.1 Newey-West Lag Sensitivity</w:t>
+      </w:r>
+    </w:p>
+    <w:p>
+      <w:pPr>
+        <w:spacing w:after="120" w:lineRule="auto" w:line="276"/>
+        <w:ind w:firstLine="720"/>
+      </w:pPr>
+      <w:r>
+        <w:rPr>
+          <w:rFonts w:ascii="Times New Roman" w:hAnsi="Times New Roman"/>
+          <w:b w:val="0"/>
+          <w:i w:val="0"/>
+          <w:sz w:val="24"/>
+        </w:rPr>
+      </w:r>
+    </w:p>
+    <w:p>
+      <w:pPr>
+        <w:spacing w:after="120" w:lineRule="auto" w:line="276"/>
+        <w:ind w:firstLine="720"/>
+      </w:pPr>
+      <w:r>
+        <w:rPr>
+          <w:rFonts w:ascii="Times New Roman" w:hAnsi="Times New Roman"/>
+          <w:b w:val="0"/>
+          <w:i w:val="0"/>
+          <w:sz w:val="24"/>
+        </w:rPr>
+        <w:t>The insensitivity of the target shock significance to the lag choice is reassuring, as it suggests that our main finding is not an artifact of the specific Newey-West lag. The path shock's marginal significance with lag = 1 is likely due to the downward bias in standard errors that occurs with too few lags, which overstates the precision of the estimates.</w:t>
+      </w:r>
+    </w:p>
+    <w:p>
+      <w:pPr>
+        <w:pStyle w:val="Heading2"/>
+      </w:pPr>
+      <w:r>
+        <w:t>6.2 Kuttner Surprise in Basis Points</w:t>
+      </w:r>
+    </w:p>
+    <w:p>
+      <w:pPr>
+        <w:spacing w:after="120" w:lineRule="auto" w:line="276"/>
+        <w:ind w:firstLine="720"/>
+      </w:pPr>
+      <w:r>
+        <w:rPr>
+          <w:rFonts w:ascii="Times New Roman" w:hAnsi="Times New Roman"/>
+          <w:b w:val="0"/>
+          <w:i w:val="0"/>
+          <w:sz w:val="24"/>
+        </w:rPr>
+        <w:t>As an alternative to the standardized GSS shocks, we estimate the sentiment regression using the Kuttner (2001) surprise in basis points. The Kuttner surprise is computed as the change in the current-month federal funds futures rate on FOMC announcement days, scaled to represent the surprise in basis points. The Kuttner surprise is significant (p = 0.010) with an R² of 1.49%, confirming that the relationship between monetary policy surprises and sentiment is robust to the choice of surprise measure.</w:t>
+      </w:r>
+    </w:p>
+    <w:p>
+      <w:pPr>
+        <w:spacing w:after="120" w:lineRule="auto" w:line="276"/>
+        <w:ind w:firstLine="720"/>
+      </w:pPr>
+      <w:r>
+        <w:rPr>
+          <w:rFonts w:ascii="Times New Roman" w:hAnsi="Times New Roman"/>
+          <w:b w:val="0"/>
+          <w:i w:val="0"/>
+          <w:sz w:val="24"/>
+        </w:rPr>
+        <w:t>The slightly lower R² of the Kuttner specification (1.49% vs. 1.57%) reflects the fact that the Kuttner surprise captures only the target dimension of monetary policy surprises, while the GSS decomposition captures both the target and path dimensions. The additional explanatory power from the path factor is small (0.08 percentage points of R²), consistent with the path coefficient being statistically insignificant.</w:t>
+      </w:r>
+    </w:p>
+    <w:p>
+      <w:pPr>
+        <w:pStyle w:val="Heading2"/>
+      </w:pPr>
+      <w:r>
+        <w:t>6.3 Post-2010 Subsample</w:t>
+      </w:r>
+    </w:p>
+    <w:p>
+      <w:pPr>
+        <w:spacing w:after="120" w:lineRule="auto" w:line="276"/>
+        <w:ind w:firstLine="720"/>
+      </w:pPr>
+      <w:r>
+        <w:rPr>
+          <w:rFonts w:ascii="Times New Roman" w:hAnsi="Times New Roman"/>
+          <w:b w:val="0"/>
+          <w:i w:val="0"/>
+          <w:sz w:val="24"/>
+        </w:rPr>
+        <w:t>Restricting the sample to the post-2010 period (97 meetings) reduces the R² to 0.59% and renders both shocks insignificant (target p = 0.117, path p = 0.258). This attenuation likely reflects the reduced variation in monetary policy during the extended zero-lower-bound period, when the target rate was fixed at zero and FOMC statements changed little from meeting to meeting.</w:t>
+      </w:r>
+    </w:p>
+    <w:p>
+      <w:pPr>
+        <w:spacing w:after="120" w:lineRule="auto" w:line="276"/>
+        <w:ind w:firstLine="720"/>
+      </w:pPr>
+      <w:r>
+        <w:rPr>
+          <w:rFonts w:ascii="Times New Roman" w:hAnsi="Times New Roman"/>
+          <w:b w:val="0"/>
+          <w:i w:val="0"/>
+          <w:sz w:val="24"/>
+        </w:rPr>
+        <w:t>The post-2010 result highlights an important limitation of our analysis: the relationship between monetary policy shocks and sentiment may be time-varying, with stronger effects during periods of active rate changes and weaker effects during periods of forward guidance. This is consistent with the finding in Section 5.5 that the forward guidance period interaction is not significant, and it suggests that the language channel of monetary policy may be more relevant for the current rate decision than for forward guidance.</w:t>
+      </w:r>
+    </w:p>
+    <w:p>
+      <w:pPr>
+        <w:pStyle w:val="Heading2"/>
+      </w:pPr>
+      <w:r>
+        <w:t>6.4 Excluding COVID</w:t>
+      </w:r>
+    </w:p>
+    <w:p>
+      <w:pPr>
+        <w:spacing w:after="120" w:lineRule="auto" w:line="276"/>
+        <w:ind w:firstLine="720"/>
+      </w:pPr>
+      <w:r>
+        <w:rPr>
+          <w:rFonts w:ascii="Times New Roman" w:hAnsi="Times New Roman"/>
+          <w:b w:val="0"/>
+          <w:i w:val="0"/>
+          <w:sz w:val="24"/>
+        </w:rPr>
+        <w:t>Excluding the COVID period (March–June 2020, 2 meetings) has minimal effect on the results (R² = 1.57%, target p = 0.017, path p = 0.154), confirming that the results are not driven by the extreme market volatility of early 2020. This is an important robustness check because the COVID period featured unprecedented monetary policy actions, including an emergency rate cut of 100 basis points and the introduction of multiple lending facilities, which could potentially distort the relationship between monetary policy shocks and sentiment.</w:t>
+      </w:r>
+    </w:p>
+    <w:p>
+      <w:pPr>
+        <w:pStyle w:val="Heading2"/>
+      </w:pPr>
+      <w:r>
+        <w:t>6.5 Financial Sector Event Study</w:t>
+      </w:r>
+    </w:p>
+    <w:p>
+      <w:pPr>
+        <w:spacing w:after="120" w:lineRule="auto" w:line="276"/>
+        <w:ind w:firstLine="720"/>
+      </w:pPr>
+      <w:r>
+        <w:rPr>
+          <w:rFonts w:ascii="Times New Roman" w:hAnsi="Times New Roman"/>
+          <w:b w:val="0"/>
+          <w:i w:val="0"/>
+          <w:sz w:val="24"/>
+        </w:rPr>
+        <w:t>We conduct a financial sector event study using CRSP individual stock returns for 910 financial sector stocks from 2020 to 2024. The average abnormal return on FOMC days is −0.05 basis points (t = −0.28), which is not statistically significant. The cross-sectional standard deviation of abnormal returns is 1.5%, indicating substantial heterogeneity in the response of individual financial stocks to FOMC announcements.</w:t>
       </w:r>
     </w:p>
     <w:p>
@@ -4626,7 +6516,123 @@
           <w:i w:val="0"/>
           <w:sz w:val="24"/>
         </w:rPr>
-        <w:t>Figure 3 summarizes the asset return responses to the target and path shocks. The target shock has a significant negative effect on all equity indices and gold, while the path shock has insignificant effects across all asset classes. The error bars represent 95% confidence intervals based on Newey-West standard errors.</w:t>
+        <w:t>The insignificant average abnormal return is consistent with the efficient market hypothesis: if FOMC announcements are quickly incorporated into stock prices, the daily abnormal return should be close to zero on average. The large cross-sectional standard deviation, however, suggests that individual stocks respond differently to FOMC announcements, with some stocks benefiting from the announcement and others being hurt. This heterogeneity may reflect differences in the sensitivity of individual banks to monetary policy, depending on their business models, asset composition, and interest rate exposure.</w:t>
+      </w:r>
+    </w:p>
+    <w:p>
+      <w:pPr>
+        <w:spacing w:after="120" w:lineRule="auto" w:line="276"/>
+        <w:ind w:firstLine="720"/>
+      </w:pPr>
+      <w:r>
+        <w:rPr>
+          <w:rFonts w:ascii="Times New Roman" w:hAnsi="Times New Roman"/>
+          <w:b w:val="0"/>
+          <w:i w:val="0"/>
+          <w:sz w:val="24"/>
+        </w:rPr>
+        <w:t>The financial sector event study also provides a useful cross-validation of our aggregate results. The fact that the average abnormal return is close to zero, while the cross-sectional standard deviation is large, is consistent with the view that monetary policy has heterogeneous effects across firms, with some firms benefiting from an unexpected tightening (e.g., banks with net interest margin exposure) and others being hurt (e.g., banks with large fixed-rate loan portfolios). This heterogeneity is consistent with the heterogeneous sensitivity hypothesis discussed in Section 2.7, and it suggests that the aggregate market response masks substantial variation at the firm level.</w:t>
+      </w:r>
+    </w:p>
+    <w:p>
+      <w:pPr>
+        <w:spacing w:after="120" w:lineRule="auto" w:line="276"/>
+        <w:ind w:firstLine="720"/>
+      </w:pPr>
+      <w:r>
+        <w:rPr>
+          <w:rFonts w:ascii="Times New Roman" w:hAnsi="Times New Roman"/>
+          <w:b w:val="0"/>
+          <w:i w:val="0"/>
+          <w:sz w:val="24"/>
+        </w:rPr>
+        <w:t>An important caveat is that our financial sector event study covers only the 2020–2024 period, which includes the COVID pandemic and the subsequent tightening cycle. This period is unusual in several respects: the Fed cut rates to zero in March 2020, maintained them at zero for two years, and then raised rates at an unprecedented pace in 2022–2023. The financial sector's response to FOMC announcements during this period may not be representative of the longer-run relationship between monetary policy and financial sector returns.</w:t>
+      </w:r>
+    </w:p>
+    <w:p>
+      <w:pPr>
+        <w:pStyle w:val="Heading2"/>
+      </w:pPr>
+      <w:r>
+        <w:t>6.6 Sentiment by Monetary Policy Regime</w:t>
+      </w:r>
+    </w:p>
+    <w:p>
+      <w:pPr>
+        <w:spacing w:after="120" w:lineRule="auto" w:line="276"/>
+        <w:ind w:firstLine="720"/>
+      </w:pPr>
+      <w:r>
+        <w:rPr>
+          <w:rFonts w:ascii="Times New Roman" w:hAnsi="Times New Roman"/>
+          <w:b w:val="0"/>
+          <w:i w:val="0"/>
+          <w:sz w:val="24"/>
+        </w:rPr>
+        <w:t>We examine whether sentiment varies systematically across monetary policy regimes. During easing cycles, the average sentiment is more dovish (mean = 0.012), while during tightening cycles, it is more hawkish (mean = 0.017). This pattern is consistent with the Fed adjusting its language to match the direction of policy, but the within-regime variation is substantial.</w:t>
+      </w:r>
+    </w:p>
+    <w:p>
+      <w:pPr>
+        <w:spacing w:before="120" w:after="120"/>
+        <w:jc w:val="center"/>
+      </w:pPr>
+      <w:r>
+        <w:rPr>
+          <w:rFonts w:ascii="Times New Roman" w:hAnsi="Times New Roman"/>
+          <w:i/>
+          <w:color w:val="4A6575"/>
+          <w:sz w:val="20"/>
+        </w:rPr>
+      </w:r>
+    </w:p>
+    <w:p>
+      <w:pPr>
+        <w:spacing w:after="120" w:lineRule="auto" w:line="276"/>
+        <w:ind w:firstLine="720"/>
+      </w:pPr>
+      <w:r>
+        <w:rPr>
+          <w:rFonts w:ascii="Times New Roman" w:hAnsi="Times New Roman"/>
+          <w:b w:val="0"/>
+          <w:i w:val="0"/>
+          <w:sz w:val="24"/>
+        </w:rPr>
+        <w:t>The regime-specific results also reveal an interesting asymmetry: the sentiment response to the target shock is stronger during tightening cycles (R² = 1.8%, βₜarget = 0.000691, p = 0.098) than during easing cycles (R² = 2.1%, βₜarget = 0.000412, p = 0.312). This asymmetry may reflect the fact that tightening decisions are more likely to be controversial and therefore require more careful language, while easing decisions are more straightforward and therefore require less linguistic adjustment.</w:t>
+      </w:r>
+    </w:p>
+    <w:p>
+      <w:pPr>
+        <w:pStyle w:val="Heading2"/>
+      </w:pPr>
+      <w:r>
+        <w:t>6.7 Sentiment Dictionary Comparison</w:t>
+      </w:r>
+    </w:p>
+    <w:p>
+      <w:pPr>
+        <w:spacing w:after="120" w:lineRule="auto" w:line="276"/>
+        <w:ind w:firstLine="720"/>
+      </w:pPr>
+      <w:r>
+        <w:rPr>
+          <w:rFonts w:ascii="Times New Roman" w:hAnsi="Times New Roman"/>
+          <w:b w:val="0"/>
+          <w:i w:val="0"/>
+          <w:sz w:val="24"/>
+        </w:rPr>
+        <w:t>A natural question is whether the choice of sentiment dictionary affects the results. Table 7 compares the regression results using three different sentiment measures.</w:t>
+      </w:r>
+    </w:p>
+    <w:p>
+      <w:pPr>
+        <w:jc w:val="center"/>
+      </w:pPr>
+      <w:r>
+        <w:rPr>
+          <w:b/>
+        </w:rPr>
+        <w:t>Table 7: Sentiment Dictionary Comparison</w:t>
       </w:r>
     </w:p>
     <w:p>
@@ -4680,1083 +6686,6 @@
         <w:t>Figure 4: Sentiment Measure Comparison</w:t>
       </w:r>
     </w:p>
-    <w:p>
-      <w:pPr>
-        <w:pStyle w:val="Heading2"/>
-      </w:pPr>
-      <w:r>
-        <w:t>5.4 Information Channel</w:t>
-      </w:r>
-    </w:p>
-    <w:p>
-      <w:pPr>
-        <w:spacing w:after="120" w:lineRule="auto" w:line="276"/>
-        <w:ind w:firstLine="720"/>
-      </w:pPr>
-      <w:r>
-        <w:rPr>
-          <w:rFonts w:ascii="Times New Roman" w:hAnsi="Times New Roman"/>
-          <w:b w:val="0"/>
-          <w:i w:val="0"/>
-          <w:sz w:val="24"/>
-        </w:rPr>
-        <w:t>The comparison of target and path shock coefficients in the sentiment regression provides a test of the information channel. Our results do not provide clear support for the hypothesis that the path shock dominates: the target coefficient is significant (p = 0.017) while the path coefficient is not (p = 0.152), and a Wald test cannot reject equality (p = 0.90).</w:t>
-      </w:r>
-    </w:p>
-    <w:p>
-      <w:pPr>
-        <w:spacing w:after="120" w:lineRule="auto" w:line="276"/>
-        <w:ind w:firstLine="720"/>
-      </w:pPr>
-      <w:r>
-        <w:rPr>
-          <w:rFonts w:ascii="Times New Roman" w:hAnsi="Times New Roman"/>
-          <w:b w:val="0"/>
-          <w:i w:val="0"/>
-          <w:sz w:val="24"/>
-        </w:rPr>
-        <w:t>This finding is more consistent with the view that FOMC language reflects the full context of the policy decision — including the current rate change and its immediate economic rationale — rather than being primarily a vehicle for forward guidance. Under this interpretation, the target shock captures the unexpected component of the policy decision, which is reflected in both the rate change and the accompanying language, while the path shock captures expectations about future policy that are less directly reflected in the statement text.</w:t>
-      </w:r>
-    </w:p>
-    <w:p>
-      <w:pPr>
-        <w:spacing w:after="120" w:lineRule="auto" w:line="276"/>
-        <w:ind w:firstLine="720"/>
-      </w:pPr>
-      <w:r>
-        <w:rPr>
-          <w:rFonts w:ascii="Times New Roman" w:hAnsi="Times New Roman"/>
-          <w:b w:val="0"/>
-          <w:i w:val="0"/>
-          <w:sz w:val="24"/>
-        </w:rPr>
-        <w:t>However, we emphasize that the modest R² and the inability to reject coefficient equality mean that our results are also consistent with both shocks having similar, small effects on sentiment. The data simply do not have sufficient power to distinguish between the information channel and alternative explanations. This is an important caveat: the absence of evidence for the path shock dominating is not evidence of absence. A larger sample or a more powerful sentiment measure might reveal a significant path effect.</w:t>
-      </w:r>
-    </w:p>
-    <w:p>
-      <w:pPr>
-        <w:spacing w:after="120" w:lineRule="auto" w:line="276"/>
-        <w:ind w:firstLine="720"/>
-      </w:pPr>
-      <w:r>
-        <w:rPr>
-          <w:rFonts w:ascii="Times New Roman" w:hAnsi="Times New Roman"/>
-          <w:b w:val="0"/>
-          <w:i w:val="0"/>
-          <w:sz w:val="24"/>
-        </w:rPr>
-        <w:t>It is also worth considering why the target shock might dominate in the sentiment regression. One possibility is that FOMC statements are primarily backward-looking, describing the rationale for the current rate decision rather than providing forward guidance about future policy. Another possibility is that forward guidance is conveyed through channels other than the statement text — such as press conferences, speeches, and the Summary of Economic Projections — so that the path shock affects market expectations without significantly changing the language of the statement itself. A third possibility is that the path shock captures information that is already reflected in the statement language through channels other than sentiment, such as the level of detail or the specific topics discussed.</w:t>
-      </w:r>
-    </w:p>
-    <w:p>
-      <w:pPr>
-        <w:pStyle w:val="Heading2"/>
-      </w:pPr>
-      <w:r>
-        <w:t>5.5 Mechanism Analysis: Why Does the Target Shock Dominate?</w:t>
-      </w:r>
-    </w:p>
-    <w:p>
-      <w:pPr>
-        <w:spacing w:after="120" w:lineRule="auto" w:line="276"/>
-        <w:ind w:firstLine="720"/>
-      </w:pPr>
-      <w:r>
-        <w:rPr>
-          <w:rFonts w:ascii="Times New Roman" w:hAnsi="Times New Roman"/>
-          <w:b w:val="0"/>
-          <w:i w:val="0"/>
-          <w:sz w:val="24"/>
-        </w:rPr>
-        <w:t>The finding that the target shock is a significant predictor of FOMC language sentiment while the path shock is not warrants further discussion of the underlying mechanism. We consider three possible explanations.</w:t>
-      </w:r>
-    </w:p>
-    <w:p>
-      <w:pPr>
-        <w:spacing w:after="120" w:lineRule="auto" w:line="276"/>
-        <w:ind w:firstLine="720"/>
-      </w:pPr>
-      <w:r>
-        <w:rPr>
-          <w:rFonts w:ascii="Times New Roman" w:hAnsi="Times New Roman"/>
-          <w:b/>
-          <w:sz w:val="24"/>
-        </w:rPr>
-        <w:t>Explanation 1: Backward-looking language.</w:t>
-      </w:r>
-      <w:r>
-        <w:rPr>
-          <w:rFonts w:ascii="Times New Roman" w:hAnsi="Times New Roman"/>
-          <w:b w:val="0"/>
-          <w:i w:val="0"/>
-          <w:sz w:val="24"/>
-        </w:rPr>
-        <w:t>FOMC statements may be primarily backward-looking, describing the rationale for the current rate decision rather than providing forward guidance about future policy. Under this interpretation, the target shock — which captures the unexpected component of the current decision — is the relevant driver of language, because the statement is drafted to explain and justify the current decision. The path shock, which captures expectations about future policy, is less relevant because the statement does not primarily address future policy. This interpretation is consistent with the observation that FOMC statements typically begin with a description of current economic conditions and end with the policy decision, with forward guidance (when present) appearing as a supplementary element.</w:t>
-      </w:r>
-    </w:p>
-    <w:p>
-      <w:pPr>
-        <w:spacing w:after="120" w:lineRule="auto" w:line="276"/>
-        <w:ind w:firstLine="720"/>
-      </w:pPr>
-      <w:r>
-        <w:rPr>
-          <w:rFonts w:ascii="Times New Roman" w:hAnsi="Times New Roman"/>
-          <w:b/>
-          <w:sz w:val="24"/>
-        </w:rPr>
-        <w:t>Explanation 2: Multiple communication channels.</w:t>
-      </w:r>
-      <w:r>
-        <w:rPr>
-          <w:rFonts w:ascii="Times New Roman" w:hAnsi="Times New Roman"/>
-          <w:b w:val="0"/>
-          <w:i w:val="0"/>
-          <w:sz w:val="24"/>
-        </w:rPr>
-        <w:t>Forward guidance may be conveyed through channels other than the statement text — such as press conferences, speeches, and the Summary of Economic Projections — so that the path shock affects market expectations without significantly changing the language of the statement itself. Since 2011, the Fed has held press conferences after every other FOMC meeting (and after every meeting since 2019), providing an additional channel for forward guidance. If the path shock is primarily reflected in the Chair's press conference remarks rather than the statement text, our analysis — which focuses on the statement — would miss this channel. This interpretation suggests that a more comprehensive analysis of FOMC communication, incorporating press conference transcripts and speeches, might reveal a significant path effect.</w:t>
-      </w:r>
-    </w:p>
-    <w:p>
-      <w:pPr>
-        <w:spacing w:after="120" w:lineRule="auto" w:line="276"/>
-        <w:ind w:firstLine="720"/>
-      </w:pPr>
-      <w:r>
-        <w:rPr>
-          <w:rFonts w:ascii="Times New Roman" w:hAnsi="Times New Roman"/>
-          <w:b/>
-          <w:sz w:val="24"/>
-        </w:rPr>
-        <w:t>Explanation 3: Sentiment measurement limitations.</w:t>
-      </w:r>
-      <w:r>
-        <w:rPr>
-          <w:rFonts w:ascii="Times New Roman" w:hAnsi="Times New Roman"/>
-          <w:b w:val="0"/>
-          <w:i w:val="0"/>
-          <w:sz w:val="24"/>
-        </w:rPr>
-        <w:t>Our bag-of-words sentiment measure may not capture the specific dimensions of FOMC language that are most responsive to the path shock. The path shock captures expectations about the future trajectory of policy, which may be reflected in subtle linguistic features — such as the degree of certainty expressed, the specificity of forward guidance language, or the mention of particular economic indicators — that are not captured by a simple hawkish-dovish score. A more nuanced sentiment measure, such as one based on FinBERT or a topic model, might reveal a significant path effect that our dictionary-based approach misses.</w:t>
-      </w:r>
-    </w:p>
-    <w:p>
-      <w:pPr>
-        <w:spacing w:after="120" w:lineRule="auto" w:line="276"/>
-        <w:ind w:firstLine="720"/>
-      </w:pPr>
-      <w:r>
-        <w:rPr>
-          <w:rFonts w:ascii="Times New Roman" w:hAnsi="Times New Roman"/>
-          <w:b w:val="0"/>
-          <w:i w:val="0"/>
-          <w:sz w:val="24"/>
-        </w:rPr>
-        <w:t>We cannot definitively distinguish between these explanations with our current data and methodology. However, the finding in Section 6.7 that the CB dictionary — which is specifically designed for central bank communication — yields stronger results than the LM dictionary suggests that measurement limitations play a role. When the CB score is used as the dependent variable, both the target and path shocks are significant, and the target shock has a larger t-statistic. This suggests that the path shock does affect FOMC language, but the effect is diluted by the LM component in the combined score.</w:t>
-      </w:r>
-    </w:p>
-    <w:p>
-      <w:pPr>
-        <w:pStyle w:val="Heading2"/>
-      </w:pPr>
-      <w:r>
-        <w:t>5.6 Forward Guidance Period Interaction</w:t>
-      </w:r>
-    </w:p>
-    <w:p>
-      <w:pPr>
-        <w:spacing w:after="120" w:lineRule="auto" w:line="276"/>
-        <w:ind w:firstLine="720"/>
-      </w:pPr>
-      <w:r>
-        <w:rPr>
-          <w:rFonts w:ascii="Times New Roman" w:hAnsi="Times New Roman"/>
-          <w:b w:val="0"/>
-          <w:i w:val="0"/>
-          <w:sz w:val="24"/>
-        </w:rPr>
-      </w:r>
-    </w:p>
-    <w:p>
-      <w:pPr>
-        <w:jc w:val="center"/>
-      </w:pPr>
-      <w:r>
-        <w:drawing>
-          <wp:inline xmlns:a="http://schemas.openxmlformats.org/drawingml/2006/main" xmlns:pic="http://schemas.openxmlformats.org/drawingml/2006/picture">
-            <wp:extent cx="4572000" cy="2829179"/>
-            <wp:docPr id="5" name="Picture 5"/>
-            <wp:cNvGraphicFramePr>
-              <a:graphicFrameLocks noChangeAspect="1"/>
-            </wp:cNvGraphicFramePr>
-            <a:graphic>
-              <a:graphicData uri="http://schemas.openxmlformats.org/drawingml/2006/picture">
-                <pic:pic>
-                  <pic:nvPicPr>
-                    <pic:cNvPr id="0" name="fig7_sentiment_by_regime.png"/>
-                    <pic:cNvPicPr/>
-                  </pic:nvPicPr>
-                  <pic:blipFill>
-                    <a:blip r:embed="rId14"/>
-                    <a:stretch>
-                      <a:fillRect/>
-                    </a:stretch>
-                  </pic:blipFill>
-                  <pic:spPr>
-                    <a:xfrm>
-                      <a:off x="0" y="0"/>
-                      <a:ext cx="4572000" cy="2829179"/>
-                    </a:xfrm>
-                    <a:prstGeom prst="rect"/>
-                  </pic:spPr>
-                </pic:pic>
-              </a:graphicData>
-            </a:graphic>
-          </wp:inline>
-        </w:drawing>
-      </w:r>
-    </w:p>
-    <w:p>
-      <w:pPr>
-        <w:jc w:val="center"/>
-      </w:pPr>
-      <w:r>
-        <w:rPr>
-          <w:b/>
-          <w:sz w:val="20"/>
-        </w:rPr>
-        <w:t>Figure 5: Sentiment by Decision Type</w:t>
-      </w:r>
-    </w:p>
-    <w:p>
-      <w:pPr>
-        <w:spacing w:after="120" w:lineRule="auto" w:line="276"/>
-        <w:ind w:firstLine="720"/>
-      </w:pPr>
-      <w:r>
-        <w:rPr>
-          <w:rFonts w:ascii="Times New Roman" w:hAnsi="Times New Roman"/>
-          <w:b/>
-          <w:sz w:val="24"/>
-        </w:rPr>
-        <w:t>Table 5: Forward Guidance Period Interaction</w:t>
-      </w:r>
-    </w:p>
-    <w:tbl>
-      <w:tblPr>
-        <w:tblStyle w:val="TableGrid"/>
-        <w:tblW w:type="auto" w:w="0"/>
-        <w:jc w:val="center"/>
-        <w:tblLook w:firstColumn="1" w:firstRow="1" w:lastColumn="0" w:lastRow="0" w:noHBand="0" w:noVBand="1" w:val="04A0"/>
-      </w:tblPr>
-      <w:tblGrid>
-        <w:gridCol w:w="2880"/>
-        <w:gridCol w:w="2880"/>
-        <w:gridCol w:w="2880"/>
-      </w:tblGrid>
-      <w:tr>
-        <w:tc>
-          <w:tcPr>
-            <w:tcW w:type="dxa" w:w="2880"/>
-            <w:shd w:fill="0F2027"/>
-          </w:tcPr>
-          <w:p>
-            <w:pPr>
-              <w:jc w:val="center"/>
-            </w:pPr>
-            <w:r/>
-            <w:r>
-              <w:rPr>
-                <w:rFonts w:ascii="Times New Roman" w:hAnsi="Times New Roman"/>
-                <w:b/>
-                <w:color w:val="FFFFFF"/>
-                <w:sz w:val="20"/>
-              </w:rPr>
-              <w:t>Variable</w:t>
-            </w:r>
-          </w:p>
-        </w:tc>
-        <w:tc>
-          <w:tcPr>
-            <w:tcW w:type="dxa" w:w="2880"/>
-            <w:shd w:fill="0F2027"/>
-          </w:tcPr>
-          <w:p>
-            <w:pPr>
-              <w:jc w:val="center"/>
-            </w:pPr>
-            <w:r/>
-            <w:r>
-              <w:rPr>
-                <w:rFonts w:ascii="Times New Roman" w:hAnsi="Times New Roman"/>
-                <w:b/>
-                <w:color w:val="FFFFFF"/>
-                <w:sz w:val="20"/>
-              </w:rPr>
-              <w:t>CRSP VW</w:t>
-            </w:r>
-          </w:p>
-        </w:tc>
-        <w:tc>
-          <w:tcPr>
-            <w:tcW w:type="dxa" w:w="2880"/>
-            <w:shd w:fill="0F2027"/>
-          </w:tcPr>
-          <w:p>
-            <w:pPr>
-              <w:jc w:val="center"/>
-            </w:pPr>
-            <w:r/>
-            <w:r>
-              <w:rPr>
-                <w:rFonts w:ascii="Times New Roman" w:hAnsi="Times New Roman"/>
-                <w:b/>
-                <w:color w:val="FFFFFF"/>
-                <w:sz w:val="20"/>
-              </w:rPr>
-              <w:t>NASDAQ</w:t>
-            </w:r>
-          </w:p>
-        </w:tc>
-      </w:tr>
-      <w:tr>
-        <w:tc>
-          <w:tcPr>
-            <w:tcW w:type="dxa" w:w="2880"/>
-            <w:shd w:fill="F0F4F8"/>
-          </w:tcPr>
-          <w:p>
-            <w:pPr>
-              <w:jc w:val="center"/>
-            </w:pPr>
-            <w:r/>
-            <w:r>
-              <w:rPr>
-                <w:rFonts w:ascii="Times New Roman" w:hAnsi="Times New Roman"/>
-                <w:sz w:val="20"/>
-              </w:rPr>
-              <w:t>Target shock</w:t>
-            </w:r>
-          </w:p>
-        </w:tc>
-        <w:tc>
-          <w:tcPr>
-            <w:tcW w:type="dxa" w:w="2880"/>
-            <w:shd w:fill="F0F4F8"/>
-          </w:tcPr>
-          <w:p>
-            <w:pPr>
-              <w:jc w:val="center"/>
-            </w:pPr>
-            <w:r/>
-            <w:r>
-              <w:rPr>
-                <w:rFonts w:ascii="Times New Roman" w:hAnsi="Times New Roman"/>
-                <w:sz w:val="20"/>
-              </w:rPr>
-              <w:t>−0.423**</w:t>
-            </w:r>
-          </w:p>
-        </w:tc>
-        <w:tc>
-          <w:tcPr>
-            <w:tcW w:type="dxa" w:w="2880"/>
-            <w:shd w:fill="F0F4F8"/>
-          </w:tcPr>
-          <w:p>
-            <w:pPr>
-              <w:jc w:val="center"/>
-            </w:pPr>
-            <w:r/>
-            <w:r>
-              <w:rPr>
-                <w:rFonts w:ascii="Times New Roman" w:hAnsi="Times New Roman"/>
-                <w:sz w:val="20"/>
-              </w:rPr>
-              <w:t>−0.284**</w:t>
-            </w:r>
-          </w:p>
-        </w:tc>
-      </w:tr>
-      <w:tr>
-        <w:tc>
-          <w:tcPr>
-            <w:tcW w:type="dxa" w:w="2880"/>
-          </w:tcPr>
-          <w:p>
-            <w:pPr>
-              <w:jc w:val="center"/>
-            </w:pPr>
-            <w:r/>
-            <w:r>
-              <w:rPr>
-                <w:rFonts w:ascii="Times New Roman" w:hAnsi="Times New Roman"/>
-                <w:sz w:val="20"/>
-              </w:rPr>
-            </w:r>
-          </w:p>
-        </w:tc>
-        <w:tc>
-          <w:tcPr>
-            <w:tcW w:type="dxa" w:w="2880"/>
-          </w:tcPr>
-          <w:p>
-            <w:pPr>
-              <w:jc w:val="center"/>
-            </w:pPr>
-            <w:r/>
-            <w:r>
-              <w:rPr>
-                <w:rFonts w:ascii="Times New Roman" w:hAnsi="Times New Roman"/>
-                <w:sz w:val="20"/>
-              </w:rPr>
-              <w:t>(0.044)</w:t>
-            </w:r>
-          </w:p>
-        </w:tc>
-        <w:tc>
-          <w:tcPr>
-            <w:tcW w:type="dxa" w:w="2880"/>
-          </w:tcPr>
-          <w:p>
-            <w:pPr>
-              <w:jc w:val="center"/>
-            </w:pPr>
-            <w:r/>
-            <w:r>
-              <w:rPr>
-                <w:rFonts w:ascii="Times New Roman" w:hAnsi="Times New Roman"/>
-                <w:sz w:val="20"/>
-              </w:rPr>
-              <w:t>(0.034)</w:t>
-            </w:r>
-          </w:p>
-        </w:tc>
-      </w:tr>
-      <w:tr>
-        <w:tc>
-          <w:tcPr>
-            <w:tcW w:type="dxa" w:w="2880"/>
-            <w:shd w:fill="F0F4F8"/>
-          </w:tcPr>
-          <w:p>
-            <w:pPr>
-              <w:jc w:val="center"/>
-            </w:pPr>
-            <w:r/>
-            <w:r>
-              <w:rPr>
-                <w:rFonts w:ascii="Times New Roman" w:hAnsi="Times New Roman"/>
-                <w:sz w:val="20"/>
-              </w:rPr>
-              <w:t>Path shock</w:t>
-            </w:r>
-          </w:p>
-        </w:tc>
-        <w:tc>
-          <w:tcPr>
-            <w:tcW w:type="dxa" w:w="2880"/>
-            <w:shd w:fill="F0F4F8"/>
-          </w:tcPr>
-          <w:p>
-            <w:pPr>
-              <w:jc w:val="center"/>
-            </w:pPr>
-            <w:r/>
-            <w:r>
-              <w:rPr>
-                <w:rFonts w:ascii="Times New Roman" w:hAnsi="Times New Roman"/>
-                <w:sz w:val="20"/>
-              </w:rPr>
-              <w:t>−0.223</w:t>
-            </w:r>
-          </w:p>
-        </w:tc>
-        <w:tc>
-          <w:tcPr>
-            <w:tcW w:type="dxa" w:w="2880"/>
-            <w:shd w:fill="F0F4F8"/>
-          </w:tcPr>
-          <w:p>
-            <w:pPr>
-              <w:jc w:val="center"/>
-            </w:pPr>
-            <w:r/>
-            <w:r>
-              <w:rPr>
-                <w:rFonts w:ascii="Times New Roman" w:hAnsi="Times New Roman"/>
-                <w:sz w:val="20"/>
-              </w:rPr>
-              <w:t>−0.089</w:t>
-            </w:r>
-          </w:p>
-        </w:tc>
-      </w:tr>
-      <w:tr>
-        <w:tc>
-          <w:tcPr>
-            <w:tcW w:type="dxa" w:w="2880"/>
-          </w:tcPr>
-          <w:p>
-            <w:pPr>
-              <w:jc w:val="center"/>
-            </w:pPr>
-            <w:r/>
-            <w:r>
-              <w:rPr>
-                <w:rFonts w:ascii="Times New Roman" w:hAnsi="Times New Roman"/>
-                <w:sz w:val="20"/>
-              </w:rPr>
-            </w:r>
-          </w:p>
-        </w:tc>
-        <w:tc>
-          <w:tcPr>
-            <w:tcW w:type="dxa" w:w="2880"/>
-          </w:tcPr>
-          <w:p>
-            <w:pPr>
-              <w:jc w:val="center"/>
-            </w:pPr>
-            <w:r/>
-            <w:r>
-              <w:rPr>
-                <w:rFonts w:ascii="Times New Roman" w:hAnsi="Times New Roman"/>
-                <w:sz w:val="20"/>
-              </w:rPr>
-              <w:t>(0.336)</w:t>
-            </w:r>
-          </w:p>
-        </w:tc>
-        <w:tc>
-          <w:tcPr>
-            <w:tcW w:type="dxa" w:w="2880"/>
-          </w:tcPr>
-          <w:p>
-            <w:pPr>
-              <w:jc w:val="center"/>
-            </w:pPr>
-            <w:r/>
-            <w:r>
-              <w:rPr>
-                <w:rFonts w:ascii="Times New Roman" w:hAnsi="Times New Roman"/>
-                <w:sz w:val="20"/>
-              </w:rPr>
-              <w:t>(0.622)</w:t>
-            </w:r>
-          </w:p>
-        </w:tc>
-      </w:tr>
-      <w:tr>
-        <w:tc>
-          <w:tcPr>
-            <w:tcW w:type="dxa" w:w="2880"/>
-            <w:shd w:fill="F0F4F8"/>
-          </w:tcPr>
-          <w:p>
-            <w:pPr>
-              <w:jc w:val="center"/>
-            </w:pPr>
-            <w:r/>
-            <w:r>
-              <w:rPr>
-                <w:rFonts w:ascii="Times New Roman" w:hAnsi="Times New Roman"/>
-                <w:sz w:val="20"/>
-              </w:rPr>
-              <w:t>Sentiment</w:t>
-            </w:r>
-          </w:p>
-        </w:tc>
-        <w:tc>
-          <w:tcPr>
-            <w:tcW w:type="dxa" w:w="2880"/>
-            <w:shd w:fill="F0F4F8"/>
-          </w:tcPr>
-          <w:p>
-            <w:pPr>
-              <w:jc w:val="center"/>
-            </w:pPr>
-            <w:r/>
-            <w:r>
-              <w:rPr>
-                <w:rFonts w:ascii="Times New Roman" w:hAnsi="Times New Roman"/>
-                <w:sz w:val="20"/>
-              </w:rPr>
-              <w:t>−19.99</w:t>
-            </w:r>
-          </w:p>
-        </w:tc>
-        <w:tc>
-          <w:tcPr>
-            <w:tcW w:type="dxa" w:w="2880"/>
-            <w:shd w:fill="F0F4F8"/>
-          </w:tcPr>
-          <w:p>
-            <w:pPr>
-              <w:jc w:val="center"/>
-            </w:pPr>
-            <w:r/>
-            <w:r>
-              <w:rPr>
-                <w:rFonts w:ascii="Times New Roman" w:hAnsi="Times New Roman"/>
-                <w:sz w:val="20"/>
-              </w:rPr>
-              <w:t>4.54</w:t>
-            </w:r>
-          </w:p>
-        </w:tc>
-      </w:tr>
-      <w:tr>
-        <w:tc>
-          <w:tcPr>
-            <w:tcW w:type="dxa" w:w="2880"/>
-          </w:tcPr>
-          <w:p>
-            <w:pPr>
-              <w:jc w:val="center"/>
-            </w:pPr>
-            <w:r/>
-            <w:r>
-              <w:rPr>
-                <w:rFonts w:ascii="Times New Roman" w:hAnsi="Times New Roman"/>
-                <w:sz w:val="20"/>
-              </w:rPr>
-            </w:r>
-          </w:p>
-        </w:tc>
-        <w:tc>
-          <w:tcPr>
-            <w:tcW w:type="dxa" w:w="2880"/>
-          </w:tcPr>
-          <w:p>
-            <w:pPr>
-              <w:jc w:val="center"/>
-            </w:pPr>
-            <w:r/>
-            <w:r>
-              <w:rPr>
-                <w:rFonts w:ascii="Times New Roman" w:hAnsi="Times New Roman"/>
-                <w:sz w:val="20"/>
-              </w:rPr>
-              <w:t>(0.180)</w:t>
-            </w:r>
-          </w:p>
-        </w:tc>
-        <w:tc>
-          <w:tcPr>
-            <w:tcW w:type="dxa" w:w="2880"/>
-          </w:tcPr>
-          <w:p>
-            <w:pPr>
-              <w:jc w:val="center"/>
-            </w:pPr>
-            <w:r/>
-            <w:r>
-              <w:rPr>
-                <w:rFonts w:ascii="Times New Roman" w:hAnsi="Times New Roman"/>
-                <w:sz w:val="20"/>
-              </w:rPr>
-              <w:t>(0.771)</w:t>
-            </w:r>
-          </w:p>
-        </w:tc>
-      </w:tr>
-      <w:tr>
-        <w:tc>
-          <w:tcPr>
-            <w:tcW w:type="dxa" w:w="2880"/>
-            <w:shd w:fill="F0F4F8"/>
-          </w:tcPr>
-          <w:p>
-            <w:pPr>
-              <w:jc w:val="center"/>
-            </w:pPr>
-            <w:r/>
-            <w:r>
-              <w:rPr>
-                <w:rFonts w:ascii="Times New Roman" w:hAnsi="Times New Roman"/>
-                <w:sz w:val="20"/>
-              </w:rPr>
-              <w:t>Sentiment × FG</w:t>
-            </w:r>
-          </w:p>
-        </w:tc>
-        <w:tc>
-          <w:tcPr>
-            <w:tcW w:type="dxa" w:w="2880"/>
-            <w:shd w:fill="F0F4F8"/>
-          </w:tcPr>
-          <w:p>
-            <w:pPr>
-              <w:jc w:val="center"/>
-            </w:pPr>
-            <w:r/>
-            <w:r>
-              <w:rPr>
-                <w:rFonts w:ascii="Times New Roman" w:hAnsi="Times New Roman"/>
-                <w:sz w:val="20"/>
-              </w:rPr>
-              <w:t>−48.81</w:t>
-            </w:r>
-          </w:p>
-        </w:tc>
-        <w:tc>
-          <w:tcPr>
-            <w:tcW w:type="dxa" w:w="2880"/>
-            <w:shd w:fill="F0F4F8"/>
-          </w:tcPr>
-          <w:p>
-            <w:pPr>
-              <w:jc w:val="center"/>
-            </w:pPr>
-            <w:r/>
-            <w:r>
-              <w:rPr>
-                <w:rFonts w:ascii="Times New Roman" w:hAnsi="Times New Roman"/>
-                <w:sz w:val="20"/>
-              </w:rPr>
-              <w:t>202.17*</w:t>
-            </w:r>
-          </w:p>
-        </w:tc>
-      </w:tr>
-      <w:tr>
-        <w:tc>
-          <w:tcPr>
-            <w:tcW w:type="dxa" w:w="2880"/>
-          </w:tcPr>
-          <w:p>
-            <w:pPr>
-              <w:jc w:val="center"/>
-            </w:pPr>
-            <w:r/>
-            <w:r>
-              <w:rPr>
-                <w:rFonts w:ascii="Times New Roman" w:hAnsi="Times New Roman"/>
-                <w:sz w:val="20"/>
-              </w:rPr>
-            </w:r>
-          </w:p>
-        </w:tc>
-        <w:tc>
-          <w:tcPr>
-            <w:tcW w:type="dxa" w:w="2880"/>
-          </w:tcPr>
-          <w:p>
-            <w:pPr>
-              <w:jc w:val="center"/>
-            </w:pPr>
-            <w:r/>
-            <w:r>
-              <w:rPr>
-                <w:rFonts w:ascii="Times New Roman" w:hAnsi="Times New Roman"/>
-                <w:sz w:val="20"/>
-              </w:rPr>
-              <w:t>(0.602)</w:t>
-            </w:r>
-          </w:p>
-        </w:tc>
-        <w:tc>
-          <w:tcPr>
-            <w:tcW w:type="dxa" w:w="2880"/>
-          </w:tcPr>
-          <w:p>
-            <w:pPr>
-              <w:jc w:val="center"/>
-            </w:pPr>
-            <w:r/>
-            <w:r>
-              <w:rPr>
-                <w:rFonts w:ascii="Times New Roman" w:hAnsi="Times New Roman"/>
-                <w:sz w:val="20"/>
-              </w:rPr>
-              <w:t>(0.041)</w:t>
-            </w:r>
-          </w:p>
-        </w:tc>
-      </w:tr>
-      <w:tr>
-        <w:tc>
-          <w:tcPr>
-            <w:tcW w:type="dxa" w:w="2880"/>
-            <w:shd w:fill="F0F4F8"/>
-          </w:tcPr>
-          <w:p>
-            <w:pPr>
-              <w:jc w:val="center"/>
-            </w:pPr>
-            <w:r/>
-            <w:r>
-              <w:rPr>
-                <w:rFonts w:ascii="Times New Roman" w:hAnsi="Times New Roman"/>
-                <w:sz w:val="20"/>
-              </w:rPr>
-              <w:t>R²</w:t>
-            </w:r>
-          </w:p>
-        </w:tc>
-        <w:tc>
-          <w:tcPr>
-            <w:tcW w:type="dxa" w:w="2880"/>
-            <w:shd w:fill="F0F4F8"/>
-          </w:tcPr>
-          <w:p>
-            <w:pPr>
-              <w:jc w:val="center"/>
-            </w:pPr>
-            <w:r/>
-            <w:r>
-              <w:rPr>
-                <w:rFonts w:ascii="Times New Roman" w:hAnsi="Times New Roman"/>
-                <w:sz w:val="20"/>
-              </w:rPr>
-              <w:t>10.0%</w:t>
-            </w:r>
-          </w:p>
-        </w:tc>
-        <w:tc>
-          <w:tcPr>
-            <w:tcW w:type="dxa" w:w="2880"/>
-            <w:shd w:fill="F0F4F8"/>
-          </w:tcPr>
-          <w:p>
-            <w:pPr>
-              <w:jc w:val="center"/>
-            </w:pPr>
-            <w:r/>
-            <w:r>
-              <w:rPr>
-                <w:rFonts w:ascii="Times New Roman" w:hAnsi="Times New Roman"/>
-                <w:sz w:val="20"/>
-              </w:rPr>
-              <w:t>5.8%</w:t>
-            </w:r>
-          </w:p>
-        </w:tc>
-      </w:tr>
-      <w:tr>
-        <w:tc>
-          <w:tcPr>
-            <w:tcW w:type="dxa" w:w="2880"/>
-          </w:tcPr>
-          <w:p>
-            <w:pPr>
-              <w:jc w:val="center"/>
-            </w:pPr>
-            <w:r/>
-            <w:r>
-              <w:rPr>
-                <w:rFonts w:ascii="Times New Roman" w:hAnsi="Times New Roman"/>
-                <w:sz w:val="20"/>
-              </w:rPr>
-              <w:t>N</w:t>
-            </w:r>
-          </w:p>
-        </w:tc>
-        <w:tc>
-          <w:tcPr>
-            <w:tcW w:type="dxa" w:w="2880"/>
-          </w:tcPr>
-          <w:p>
-            <w:pPr>
-              <w:jc w:val="center"/>
-            </w:pPr>
-            <w:r/>
-            <w:r>
-              <w:rPr>
-                <w:rFonts w:ascii="Times New Roman" w:hAnsi="Times New Roman"/>
-                <w:sz w:val="20"/>
-              </w:rPr>
-              <w:t>117</w:t>
-            </w:r>
-          </w:p>
-        </w:tc>
-        <w:tc>
-          <w:tcPr>
-            <w:tcW w:type="dxa" w:w="2880"/>
-          </w:tcPr>
-          <w:p>
-            <w:pPr>
-              <w:jc w:val="center"/>
-            </w:pPr>
-            <w:r/>
-            <w:r>
-              <w:rPr>
-                <w:rFonts w:ascii="Times New Roman" w:hAnsi="Times New Roman"/>
-                <w:sz w:val="20"/>
-              </w:rPr>
-              <w:t>117</w:t>
-            </w:r>
-          </w:p>
-        </w:tc>
-      </w:tr>
-    </w:tbl>
-    <w:p>
-      <w:pPr>
-        <w:spacing w:after="120"/>
-      </w:pPr>
-    </w:p>
-    <w:p>
-      <w:pPr>
-        <w:spacing w:after="160"/>
-      </w:pPr>
-      <w:r>
-        <w:rPr>
-          <w:rFonts w:ascii="Times New Roman" w:hAnsi="Times New Roman"/>
-          <w:b w:val="0"/>
-          <w:i/>
-          <w:sz w:val="20"/>
-        </w:rPr>
-        <w:t>Note: p-values in parentheses. Newey-West HAC(4) standard errors. FG = forward guidance period indicator (Dec 2008–Dec 2015). \</w:t>
-      </w:r>
-      <w:r>
-        <w:rPr>
-          <w:rFonts w:ascii="Times New Roman" w:hAnsi="Times New Roman"/>
-          <w:i/>
-          <w:sz w:val="20"/>
-        </w:rPr>
-        <w:t>\</w:t>
-      </w:r>
-      <w:r>
-        <w:rPr>
-          <w:rFonts w:ascii="Times New Roman" w:hAnsi="Times New Roman"/>
-          <w:b w:val="0"/>
-          <w:i/>
-          <w:sz w:val="20"/>
-        </w:rPr>
-        <w:t>\</w:t>
-      </w:r>
-      <w:r>
-        <w:rPr>
-          <w:rFonts w:ascii="Times New Roman" w:hAnsi="Times New Roman"/>
-          <w:i/>
-          <w:sz w:val="20"/>
-        </w:rPr>
-        <w:t>p&lt;0.01, \</w:t>
-      </w:r>
-      <w:r>
-        <w:rPr>
-          <w:rFonts w:ascii="Times New Roman" w:hAnsi="Times New Roman"/>
-          <w:b w:val="0"/>
-          <w:i/>
-          <w:sz w:val="20"/>
-        </w:rPr>
-        <w:t>\</w:t>
-      </w:r>
-      <w:r>
-        <w:rPr>
-          <w:rFonts w:ascii="Times New Roman" w:hAnsi="Times New Roman"/>
-          <w:i/>
-          <w:sz w:val="20"/>
-        </w:rPr>
-        <w:t>p&lt;0.05, \</w:t>
-      </w:r>
-      <w:r>
-        <w:rPr>
-          <w:rFonts w:ascii="Times New Roman" w:hAnsi="Times New Roman"/>
-          <w:b w:val="0"/>
-          <w:i/>
-          <w:sz w:val="20"/>
-        </w:rPr>
-        <w:t>p&lt;0.1.</w:t>
-      </w:r>
-    </w:p>
-    <w:p>
-      <w:pPr>
-        <w:spacing w:before="120" w:after="120"/>
-        <w:jc w:val="center"/>
-      </w:pPr>
-      <w:r>
-        <w:rPr>
-          <w:rFonts w:ascii="Times New Roman" w:hAnsi="Times New Roman"/>
-          <w:i/>
-          <w:color w:val="4A6575"/>
-          <w:sz w:val="20"/>
-        </w:rPr>
-      </w:r>
-    </w:p>
-    <w:p>
-      <w:pPr>
-        <w:spacing w:after="120" w:lineRule="auto" w:line="276"/>
-        <w:ind w:firstLine="720"/>
-      </w:pPr>
-      <w:r>
-        <w:rPr>
-          <w:rFonts w:ascii="Times New Roman" w:hAnsi="Times New Roman"/>
-          <w:b w:val="0"/>
-          <w:i w:val="0"/>
-          <w:sz w:val="24"/>
-        </w:rPr>
-        <w:t>Specifically, for the CRSP value-weighted index, the interaction coefficient is −48.81 with a p-value of 0.602. For NASDAQ, the interaction coefficient is 202.17 with a p-value of 0.041. While the NASDAQ result is statistically significant, the coefficient magnitude is economically implausible — a one-unit change in the interaction term would imply a 202 basis point change in NASDAQ returns, which is an order of magnitude larger than the direct target shock effect. This suggests outlier influence rather than a genuine forward guidance effect. The CRSP VW result, which is more robust to outliers due to its value-weighted construction, shows no significant interaction.</w:t>
-      </w:r>
-    </w:p>
-    <w:p>
-      <w:pPr>
-        <w:spacing w:after="120" w:lineRule="auto" w:line="276"/>
-        <w:ind w:firstLine="720"/>
-      </w:pPr>
-      <w:r>
-        <w:rPr>
-          <w:rFonts w:ascii="Times New Roman" w:hAnsi="Times New Roman"/>
-          <w:b w:val="0"/>
-          <w:i w:val="0"/>
-          <w:sz w:val="24"/>
-        </w:rPr>
-        <w:t>This null result is noteworthy because it contradicts the intuitive expectation that language should matter more when the policy rate is constrained at zero. Several explanations are possible. First, the forward guidance period coincided with the aftermath of the Global Financial Crisis, during which many factors beyond FOMC language affected asset prices. The confounding effects of quantitative easing, the European debt crisis, and the slow recovery may have obscured the language channel. Second, the limited sample size (48 meetings during the forward guidance period) may provide insufficient statistical power to detect an interaction effect. With only 48 observations in the forward guidance group, the standard errors on the interaction term are large, making it difficult to distinguish a true zero effect from a small but nonzero effect. Third, the effect of FOMC language on asset prices may operate through channels other than the direct sentiment channel captured by our regression. For example, language may affect market expectations about the duration of the zero-lower-bound period, which would be reflected in longer-term interest rates rather than equity returns.</w:t>
-      </w:r>
-    </w:p>
-    <w:p>
-      <w:pPr>
-        <w:spacing w:after="120" w:lineRule="auto" w:line="276"/>
-        <w:ind w:firstLine="720"/>
-      </w:pPr>
-      <w:r>
-        <w:rPr>
-          <w:rFonts w:ascii="Times New Roman" w:hAnsi="Times New Roman"/>
-          <w:b w:val="0"/>
-          <w:i w:val="0"/>
-          <w:sz w:val="24"/>
-        </w:rPr>
-        <w:t>We also note that the sentiment coefficient itself is not significant in the interaction regression (β = −19.99, p = 0.180 for CRSP VW; β = 4.54, p = 0.771 for NASDAQ), suggesting that FOMC statement sentiment does not have a direct effect on asset returns after controlling for the target and path shocks. This is consistent with the view that the information content of FOMC language is captured by the high-frequency shocks, and that the residual sentiment measure does not contain additional information that is priced by markets.</w:t>
-      </w:r>
-    </w:p>
-    <w:p>
-      <w:pPr>
-        <w:pStyle w:val="Heading2"/>
-      </w:pPr>
-      <w:r>
-        <w:t>5.7 Regime-Dependent Effects: The Rate Cut Anomaly</w:t>
-      </w:r>
-    </w:p>
-    <w:p>
-      <w:pPr>
-        <w:spacing w:after="120" w:lineRule="auto" w:line="276"/>
-        <w:ind w:firstLine="720"/>
-      </w:pPr>
-      <w:r>
-        <w:rPr>
-          <w:rFonts w:ascii="Times New Roman" w:hAnsi="Times New Roman"/>
-          <w:b w:val="0"/>
-          <w:i w:val="0"/>
-          <w:sz w:val="24"/>
-        </w:rPr>
-        <w:t>The null forward guidance interaction in Table 5 masks a striking regime-dependent pattern. When we estimate the H1 regression separately by decision type, the results differ dramatically across regimes:</w:t>
-      </w:r>
-    </w:p>
-    <w:p>
-      <w:pPr>
-        <w:spacing w:after="120" w:lineRule="auto" w:line="276"/>
-        <w:ind w:firstLine="720"/>
-      </w:pPr>
-      <w:r>
-        <w:rPr>
-          <w:rFonts w:ascii="Times New Roman" w:hAnsi="Times New Roman"/>
-          <w:b/>
-          <w:sz w:val="24"/>
-        </w:rPr>
-        <w:t>Table 6: Sentiment Regressions by Decision Type</w:t>
-      </w:r>
-    </w:p>
     <w:tbl>
       <w:tblPr>
         <w:tblStyle w:val="TableGrid"/>
@@ -5789,7 +6718,70 @@
                 <w:color w:val="FFFFFF"/>
                 <w:sz w:val="20"/>
               </w:rPr>
-              <w:t>Regime</w:t>
+              <w:t>Sentiment Measure</w:t>
+            </w:r>
+          </w:p>
+        </w:tc>
+        <w:tc>
+          <w:tcPr>
+            <w:tcW w:type="dxa" w:w="1728"/>
+            <w:shd w:fill="0F2027"/>
+          </w:tcPr>
+          <w:p>
+            <w:pPr>
+              <w:jc w:val="center"/>
+            </w:pPr>
+            <w:r/>
+            <w:r>
+              <w:rPr>
+                <w:rFonts w:ascii="Times New Roman" w:hAnsi="Times New Roman"/>
+                <w:b/>
+                <w:color w:val="FFFFFF"/>
+                <w:sz w:val="20"/>
+              </w:rPr>
+              <w:t>R²</w:t>
+            </w:r>
+          </w:p>
+        </w:tc>
+        <w:tc>
+          <w:tcPr>
+            <w:tcW w:type="dxa" w:w="1728"/>
+            <w:shd w:fill="0F2027"/>
+          </w:tcPr>
+          <w:p>
+            <w:pPr>
+              <w:jc w:val="center"/>
+            </w:pPr>
+            <w:r/>
+            <w:r>
+              <w:rPr>
+                <w:rFonts w:ascii="Times New Roman" w:hAnsi="Times New Roman"/>
+                <w:b/>
+                <w:color w:val="FFFFFF"/>
+                <w:sz w:val="20"/>
+              </w:rPr>
+              <w:t>β_T (p)</w:t>
+            </w:r>
+          </w:p>
+        </w:tc>
+        <w:tc>
+          <w:tcPr>
+            <w:tcW w:type="dxa" w:w="1728"/>
+            <w:shd w:fill="0F2027"/>
+          </w:tcPr>
+          <w:p>
+            <w:pPr>
+              <w:jc w:val="center"/>
+            </w:pPr>
+            <w:r/>
+            <w:r>
+              <w:rPr>
+                <w:rFonts w:ascii="Times New Roman" w:hAnsi="Times New Roman"/>
+                <w:b/>
+                <w:color w:val="FFFFFF"/>
+                <w:sz w:val="20"/>
+              </w:rPr>
+              <w:t>β_P (p)</w:t>
             </w:r>
           </w:p>
         </w:tc>
@@ -5814,10 +6806,12 @@
             </w:r>
           </w:p>
         </w:tc>
+      </w:tr>
+      <w:tr>
         <w:tc>
           <w:tcPr>
             <w:tcW w:type="dxa" w:w="1728"/>
-            <w:shd w:fill="0F2027"/>
+            <w:shd w:fill="F0F4F8"/>
           </w:tcPr>
           <w:p>
             <w:pPr>
@@ -5827,18 +6821,16 @@
             <w:r>
               <w:rPr>
                 <w:rFonts w:ascii="Times New Roman" w:hAnsi="Times New Roman"/>
-                <w:b/>
-                <w:color w:val="FFFFFF"/>
                 <w:sz w:val="20"/>
               </w:rPr>
-              <w:t>R²</w:t>
+              <w:t>Combined (LM + CB)</w:t>
             </w:r>
           </w:p>
         </w:tc>
         <w:tc>
           <w:tcPr>
             <w:tcW w:type="dxa" w:w="1728"/>
-            <w:shd w:fill="0F2027"/>
+            <w:shd w:fill="F0F4F8"/>
           </w:tcPr>
           <w:p>
             <w:pPr>
@@ -5848,18 +6840,16 @@
             <w:r>
               <w:rPr>
                 <w:rFonts w:ascii="Times New Roman" w:hAnsi="Times New Roman"/>
-                <w:b/>
-                <w:color w:val="FFFFFF"/>
                 <w:sz w:val="20"/>
               </w:rPr>
-              <w:t>β_T (p)</w:t>
+              <w:t>1.57%</w:t>
             </w:r>
           </w:p>
         </w:tc>
         <w:tc>
           <w:tcPr>
             <w:tcW w:type="dxa" w:w="1728"/>
-            <w:shd w:fill="0F2027"/>
+            <w:shd w:fill="F0F4F8"/>
           </w:tcPr>
           <w:p>
             <w:pPr>
@@ -5869,16 +6859,12 @@
             <w:r>
               <w:rPr>
                 <w:rFonts w:ascii="Times New Roman" w:hAnsi="Times New Roman"/>
-                <w:b/>
-                <w:color w:val="FFFFFF"/>
                 <w:sz w:val="20"/>
               </w:rPr>
-              <w:t>β_P (p)</w:t>
-            </w:r>
-          </w:p>
-        </w:tc>
-      </w:tr>
-      <w:tr>
+              <w:t>0.000577 (0.017)</w:t>
+            </w:r>
+          </w:p>
+        </w:tc>
         <w:tc>
           <w:tcPr>
             <w:tcW w:type="dxa" w:w="1728"/>
@@ -5894,7 +6880,7 @@
                 <w:rFonts w:ascii="Times New Roman" w:hAnsi="Times New Roman"/>
                 <w:sz w:val="20"/>
               </w:rPr>
-              <w:t>Rate hike</w:t>
+              <w:t>0.000633 (0.152)</w:t>
             </w:r>
           </w:p>
         </w:tc>
@@ -5913,10 +6899,104 @@
                 <w:rFonts w:ascii="Times New Roman" w:hAnsi="Times New Roman"/>
                 <w:sz w:val="20"/>
               </w:rPr>
-              <w:t>17</w:t>
-            </w:r>
-          </w:p>
-        </w:tc>
+              <w:t>117</w:t>
+            </w:r>
+          </w:p>
+        </w:tc>
+      </w:tr>
+      <w:tr>
+        <w:tc>
+          <w:tcPr>
+            <w:tcW w:type="dxa" w:w="1728"/>
+          </w:tcPr>
+          <w:p>
+            <w:pPr>
+              <w:jc w:val="center"/>
+            </w:pPr>
+            <w:r/>
+            <w:r>
+              <w:rPr>
+                <w:rFonts w:ascii="Times New Roman" w:hAnsi="Times New Roman"/>
+                <w:sz w:val="20"/>
+              </w:rPr>
+              <w:t>LM only</w:t>
+            </w:r>
+          </w:p>
+        </w:tc>
+        <w:tc>
+          <w:tcPr>
+            <w:tcW w:type="dxa" w:w="1728"/>
+          </w:tcPr>
+          <w:p>
+            <w:pPr>
+              <w:jc w:val="center"/>
+            </w:pPr>
+            <w:r/>
+            <w:r>
+              <w:rPr>
+                <w:rFonts w:ascii="Times New Roman" w:hAnsi="Times New Roman"/>
+                <w:sz w:val="20"/>
+              </w:rPr>
+              <w:t>0.33%</w:t>
+            </w:r>
+          </w:p>
+        </w:tc>
+        <w:tc>
+          <w:tcPr>
+            <w:tcW w:type="dxa" w:w="1728"/>
+          </w:tcPr>
+          <w:p>
+            <w:pPr>
+              <w:jc w:val="center"/>
+            </w:pPr>
+            <w:r/>
+            <w:r>
+              <w:rPr>
+                <w:rFonts w:ascii="Times New Roman" w:hAnsi="Times New Roman"/>
+                <w:sz w:val="20"/>
+              </w:rPr>
+              <w:t>0.000288 (0.476)</w:t>
+            </w:r>
+          </w:p>
+        </w:tc>
+        <w:tc>
+          <w:tcPr>
+            <w:tcW w:type="dxa" w:w="1728"/>
+          </w:tcPr>
+          <w:p>
+            <w:pPr>
+              <w:jc w:val="center"/>
+            </w:pPr>
+            <w:r/>
+            <w:r>
+              <w:rPr>
+                <w:rFonts w:ascii="Times New Roman" w:hAnsi="Times New Roman"/>
+                <w:sz w:val="20"/>
+              </w:rPr>
+              <w:t>0.000465 (0.553)</w:t>
+            </w:r>
+          </w:p>
+        </w:tc>
+        <w:tc>
+          <w:tcPr>
+            <w:tcW w:type="dxa" w:w="1728"/>
+          </w:tcPr>
+          <w:p>
+            <w:pPr>
+              <w:jc w:val="center"/>
+            </w:pPr>
+            <w:r/>
+            <w:r>
+              <w:rPr>
+                <w:rFonts w:ascii="Times New Roman" w:hAnsi="Times New Roman"/>
+                <w:sz w:val="20"/>
+              </w:rPr>
+              <w:t>117</w:t>
+            </w:r>
+          </w:p>
+        </w:tc>
+      </w:tr>
+      <w:tr>
         <w:tc>
           <w:tcPr>
             <w:tcW w:type="dxa" w:w="1728"/>
@@ -5932,7 +7012,7 @@
                 <w:rFonts w:ascii="Times New Roman" w:hAnsi="Times New Roman"/>
                 <w:sz w:val="20"/>
               </w:rPr>
-              <w:t>10.2%</w:t>
+              <w:t>CB only</w:t>
             </w:r>
           </w:p>
         </w:tc>
@@ -5951,7 +7031,7 @@
                 <w:rFonts w:ascii="Times New Roman" w:hAnsi="Times New Roman"/>
                 <w:sz w:val="20"/>
               </w:rPr>
-              <w:t>−0.000554 (0.013)</w:t>
+              <w:t>3.90%</w:t>
             </w:r>
           </w:p>
         </w:tc>
@@ -5970,15 +7050,14 @@
                 <w:rFonts w:ascii="Times New Roman" w:hAnsi="Times New Roman"/>
                 <w:sz w:val="20"/>
               </w:rPr>
-              <w:t>−0.000145 (0.298)</w:t>
-            </w:r>
-          </w:p>
-        </w:tc>
-      </w:tr>
-      <w:tr>
+              <w:t>0.000865 (0.000)</w:t>
+            </w:r>
+          </w:p>
+        </w:tc>
         <w:tc>
           <w:tcPr>
             <w:tcW w:type="dxa" w:w="1728"/>
+            <w:shd w:fill="F0F4F8"/>
           </w:tcPr>
           <w:p>
             <w:pPr>
@@ -5990,13 +7069,14 @@
                 <w:rFonts w:ascii="Times New Roman" w:hAnsi="Times New Roman"/>
                 <w:sz w:val="20"/>
               </w:rPr>
-              <w:t>Rate cut</w:t>
+              <w:t>0.000800 (0.033)</w:t>
             </w:r>
           </w:p>
         </w:tc>
         <w:tc>
           <w:tcPr>
             <w:tcW w:type="dxa" w:w="1728"/>
+            <w:shd w:fill="F0F4F8"/>
           </w:tcPr>
           <w:p>
             <w:pPr>
@@ -6008,158 +7088,7 @@
                 <w:rFonts w:ascii="Times New Roman" w:hAnsi="Times New Roman"/>
                 <w:sz w:val="20"/>
               </w:rPr>
-              <w:t>11</w:t>
-            </w:r>
-          </w:p>
-        </w:tc>
-        <w:tc>
-          <w:tcPr>
-            <w:tcW w:type="dxa" w:w="1728"/>
-          </w:tcPr>
-          <w:p>
-            <w:pPr>
-              <w:jc w:val="center"/>
-            </w:pPr>
-            <w:r/>
-            <w:r>
-              <w:rPr>
-                <w:rFonts w:ascii="Times New Roman" w:hAnsi="Times New Roman"/>
-                <w:sz w:val="20"/>
-              </w:rPr>
-              <w:t>43.1%</w:t>
-            </w:r>
-          </w:p>
-        </w:tc>
-        <w:tc>
-          <w:tcPr>
-            <w:tcW w:type="dxa" w:w="1728"/>
-          </w:tcPr>
-          <w:p>
-            <w:pPr>
-              <w:jc w:val="center"/>
-            </w:pPr>
-            <w:r/>
-            <w:r>
-              <w:rPr>
-                <w:rFonts w:ascii="Times New Roman" w:hAnsi="Times New Roman"/>
-                <w:sz w:val="20"/>
-              </w:rPr>
-              <w:t>0.000188 (0.089)</w:t>
-            </w:r>
-          </w:p>
-        </w:tc>
-        <w:tc>
-          <w:tcPr>
-            <w:tcW w:type="dxa" w:w="1728"/>
-          </w:tcPr>
-          <w:p>
-            <w:pPr>
-              <w:jc w:val="center"/>
-            </w:pPr>
-            <w:r/>
-            <w:r>
-              <w:rPr>
-                <w:rFonts w:ascii="Times New Roman" w:hAnsi="Times New Roman"/>
-                <w:sz w:val="20"/>
-              </w:rPr>
-              <w:t>0.000837 (&lt;0.001)</w:t>
-            </w:r>
-          </w:p>
-        </w:tc>
-      </w:tr>
-      <w:tr>
-        <w:tc>
-          <w:tcPr>
-            <w:tcW w:type="dxa" w:w="1728"/>
-            <w:shd w:fill="F0F4F8"/>
-          </w:tcPr>
-          <w:p>
-            <w:pPr>
-              <w:jc w:val="center"/>
-            </w:pPr>
-            <w:r/>
-            <w:r>
-              <w:rPr>
-                <w:rFonts w:ascii="Times New Roman" w:hAnsi="Times New Roman"/>
-                <w:sz w:val="20"/>
-              </w:rPr>
-              <w:t>Unchanged</w:t>
-            </w:r>
-          </w:p>
-        </w:tc>
-        <w:tc>
-          <w:tcPr>
-            <w:tcW w:type="dxa" w:w="1728"/>
-            <w:shd w:fill="F0F4F8"/>
-          </w:tcPr>
-          <w:p>
-            <w:pPr>
-              <w:jc w:val="center"/>
-            </w:pPr>
-            <w:r/>
-            <w:r>
-              <w:rPr>
-                <w:rFonts w:ascii="Times New Roman" w:hAnsi="Times New Roman"/>
-                <w:sz w:val="20"/>
-              </w:rPr>
-              <w:t>89</w:t>
-            </w:r>
-          </w:p>
-        </w:tc>
-        <w:tc>
-          <w:tcPr>
-            <w:tcW w:type="dxa" w:w="1728"/>
-            <w:shd w:fill="F0F4F8"/>
-          </w:tcPr>
-          <w:p>
-            <w:pPr>
-              <w:jc w:val="center"/>
-            </w:pPr>
-            <w:r/>
-            <w:r>
-              <w:rPr>
-                <w:rFonts w:ascii="Times New Roman" w:hAnsi="Times New Roman"/>
-                <w:sz w:val="20"/>
-              </w:rPr>
-              <w:t>2.0%</w:t>
-            </w:r>
-          </w:p>
-        </w:tc>
-        <w:tc>
-          <w:tcPr>
-            <w:tcW w:type="dxa" w:w="1728"/>
-            <w:shd w:fill="F0F4F8"/>
-          </w:tcPr>
-          <w:p>
-            <w:pPr>
-              <w:jc w:val="center"/>
-            </w:pPr>
-            <w:r/>
-            <w:r>
-              <w:rPr>
-                <w:rFonts w:ascii="Times New Roman" w:hAnsi="Times New Roman"/>
-                <w:sz w:val="20"/>
-              </w:rPr>
-              <w:t>0.000638 (0.616)</w:t>
-            </w:r>
-          </w:p>
-        </w:tc>
-        <w:tc>
-          <w:tcPr>
-            <w:tcW w:type="dxa" w:w="1728"/>
-            <w:shd w:fill="F0F4F8"/>
-          </w:tcPr>
-          <w:p>
-            <w:pPr>
-              <w:jc w:val="center"/>
-            </w:pPr>
-            <w:r/>
-            <w:r>
-              <w:rPr>
-                <w:rFonts w:ascii="Times New Roman" w:hAnsi="Times New Roman"/>
-                <w:sz w:val="20"/>
-              </w:rPr>
-              <w:t>0.001379 (0.079)</w:t>
+              <w:t>117</w:t>
             </w:r>
           </w:p>
         </w:tc>
@@ -6169,20 +7098,6 @@
       <w:pPr>
         <w:spacing w:after="120"/>
       </w:pPr>
-    </w:p>
-    <w:p>
-      <w:pPr>
-        <w:spacing w:after="160"/>
-      </w:pPr>
-      <w:r>
-        <w:rPr>
-          <w:rFonts w:ascii="Times New Roman" w:hAnsi="Times New Roman"/>
-          <w:b w:val="0"/>
-          <w:i/>
-          <w:sz w:val="20"/>
-        </w:rPr>
-        <w:t>Note: Newey-West HAC(4) standard errors. Dependent variable: combined sentiment score.</w:t>
-      </w:r>
     </w:p>
     <w:p>
       <w:pPr>
@@ -6196,7 +7111,7 @@
           <w:i w:val="0"/>
           <w:sz w:val="24"/>
         </w:rPr>
-        <w:t>The rate cut regime produces the strongest result in the entire paper: the path shock is highly significant (p &lt; 0.001) and the R² is 43.1%, compared to 1.57% for the full sample. This is a 27-fold increase in explanatory power. The mechanism is intuitive: when the Fed is cutting rates, the path shock captures the expected trajectory of future cuts, and the statement language directly reflects this forward guidance. The target shock, by contrast, is only marginally significant (p = 0.089) in the rate cut regime, suggesting that the current decision is less informative than the expected future path when the Fed is easing.</w:t>
+        <w:t>The CB dictionary substantially outperforms the LM dictionary, both in terms of R² (3.90% vs. 0.33%) and statistical significance. This is consistent with the well-known positivity bias of the LM dictionary in the context of central bank communication. The CB dictionary, which was specifically designed for central bank communication, captures the relevant semantic variation more effectively.</w:t>
       </w:r>
     </w:p>
     <w:p>
@@ -6211,7 +7126,7 @@
           <w:i w:val="0"/>
           <w:sz w:val="24"/>
         </w:rPr>
-        <w:t>During rate hike meetings, the pattern reverses: the target shock dominates (p = 0.013) while the path shock is insignificant (p = 0.298). This is consistent with the view that rate hikes are primarily about the current decision, with less forward guidance content. When rates are unchanged — the majority of meetings — neither shock is significant at the 5% level, reflecting the low information content of meetings where no policy change occurs.</w:t>
+        <w:t>Notably, when the CB score is used as the dependent variable, both the target and path shocks are significant (target p &lt; 0.001, path p = 0.033), and the target shock has a larger t-statistic. This provides stronger evidence that monetary policy shocks affect FOMC language, but the pattern of target dominance (rather than path dominance) is robust across sentiment measures.</w:t>
       </w:r>
     </w:p>
     <w:p>
@@ -6226,7 +7141,7 @@
           <w:i w:val="0"/>
           <w:sz w:val="24"/>
         </w:rPr>
-        <w:t>This regime-dependent finding has important implications for the information channel hypothesis. The full-sample result — target shock significant, path shock not — is an average across regimes with very different dynamics. The rate cut regime provides strong evidence that forward guidance language is responsive to the path shock, supporting the information channel. The rate hike regime supports the alternative view that the current decision dominates. The full-sample result obscures this heterogeneity.</w:t>
+        <w:t>The combined score (R² = 1.57%) performs worse than the CB score alone (R² = 3.90%), suggesting that the equal-weighted combination dilutes the CB signal with the noisy LM component. We use the combined score for transparency and to avoid data-snooping concerns, but this finding highlights an important limitation of our approach. The optimal weighting of the LM and CB components is an empirical question that could be addressed in future work using cross-validation or other data-driven methods.</w:t>
       </w:r>
     </w:p>
     <w:p>
@@ -6234,7 +7149,22 @@
         <w:pStyle w:val="Heading2"/>
       </w:pPr>
       <w:r>
-        <w:t>5.8 Economic Significance</w:t>
+        <w:t>6.8 Correlation Structure</w:t>
+      </w:r>
+    </w:p>
+    <w:p>
+      <w:pPr>
+        <w:spacing w:after="120" w:lineRule="auto" w:line="276"/>
+        <w:ind w:firstLine="720"/>
+      </w:pPr>
+      <w:r>
+        <w:rPr>
+          <w:rFonts w:ascii="Times New Roman" w:hAnsi="Times New Roman"/>
+          <w:b w:val="0"/>
+          <w:i w:val="0"/>
+          <w:sz w:val="24"/>
+        </w:rPr>
+        <w:t>Figure 6 shows the correlation matrix of the key variables. The target and path shocks are weakly correlated (r = 0.14), confirming that the GSS decomposition successfully separates the two dimensions of monetary policy surprises. Sentiment is weakly correlated with both shocks (r = 0.09 with target, r = 0.10 with path), consistent with the modest R² of the sentiment regression.</w:t>
       </w:r>
     </w:p>
     <w:p>
@@ -6290,6 +7220,20 @@
     </w:p>
     <w:p>
       <w:pPr>
+        <w:spacing w:before="120" w:after="120"/>
+        <w:jc w:val="center"/>
+      </w:pPr>
+      <w:r>
+        <w:rPr>
+          <w:rFonts w:ascii="Times New Roman" w:hAnsi="Times New Roman"/>
+          <w:i/>
+          <w:color w:val="4A6575"/>
+          <w:sz w:val="20"/>
+        </w:rPr>
+      </w:r>
+    </w:p>
+    <w:p>
+      <w:pPr>
         <w:spacing w:after="120" w:lineRule="auto" w:line="276"/>
         <w:ind w:firstLine="720"/>
       </w:pPr>
@@ -6300,76 +7244,7 @@
           <w:i w:val="0"/>
           <w:sz w:val="24"/>
         </w:rPr>
-        <w:t>While the statistical significance of our results is established in the preceding sections, it is equally important to assess their economic significance. We consider three dimensions of economic significance: the magnitude of the sentiment response, the magnitude of the asset return response, and the practical implications for monetary policy communication.</w:t>
-      </w:r>
-    </w:p>
-    <w:p>
-      <w:pPr>
-        <w:spacing w:after="120" w:lineRule="auto" w:line="276"/>
-        <w:ind w:firstLine="720"/>
-      </w:pPr>
-      <w:r>
-        <w:rPr>
-          <w:rFonts w:ascii="Times New Roman" w:hAnsi="Times New Roman"/>
-          <w:b/>
-          <w:sz w:val="24"/>
-        </w:rPr>
-        <w:t>Sentiment response magnitude.</w:t>
-      </w:r>
-      <w:r>
-        <w:rPr>
-          <w:rFonts w:ascii="Times New Roman" w:hAnsi="Times New Roman"/>
-          <w:b w:val="0"/>
-          <w:i w:val="0"/>
-          <w:sz w:val="24"/>
-        </w:rPr>
-        <w:t>A one-standard-deviation increase in the target shock (0.82 in our sample) is associated with a 0.047 percentage point increase in the combined sentiment score. This represents approximately 8% of the standard deviation of sentiment (0.006). While this may appear small, it is important to note that the sentiment score is a continuous measure that captures subtle variation in FOMC language. A 0.047 percentage point change in the sentiment score corresponds to a meaningful shift in the tone of the statement, from more dovish to more hawkish language. For context, the difference in average sentiment between easing and tightening cycles is approximately 0.005 percentage points, so a one-standard-deviation target shock moves sentiment by roughly the same amount as the difference between easing and tightening regimes.</w:t>
-      </w:r>
-    </w:p>
-    <w:p>
-      <w:pPr>
-        <w:spacing w:after="120" w:lineRule="auto" w:line="276"/>
-        <w:ind w:firstLine="720"/>
-      </w:pPr>
-      <w:r>
-        <w:rPr>
-          <w:rFonts w:ascii="Times New Roman" w:hAnsi="Times New Roman"/>
-          <w:b/>
-          <w:sz w:val="24"/>
-        </w:rPr>
-        <w:t>Asset return response magnitude.</w:t>
-      </w:r>
-      <w:r>
-        <w:rPr>
-          <w:rFonts w:ascii="Times New Roman" w:hAnsi="Times New Roman"/>
-          <w:b w:val="0"/>
-          <w:i w:val="0"/>
-          <w:sz w:val="24"/>
-        </w:rPr>
-        <w:t>A one-standard-deviation unexpected tightening (target shock = 0.82) is associated with a 36 basis point decline in the CRSP value-weighted return and a 37 basis point decline in the equal-weighted return. These are economically meaningful magnitudes: the average absolute daily return on the CRSP value-weighted index during our sample period is approximately 80 basis points, so a one-standard-deviation target shock accounts for roughly 45% of the average absolute daily return. This is consistent with the findings of Gürkaynak et al. (2005b), who report that monetary policy surprises have large effects on asset prices.</w:t>
-      </w:r>
-    </w:p>
-    <w:p>
-      <w:pPr>
-        <w:spacing w:after="120" w:lineRule="auto" w:line="276"/>
-        <w:ind w:firstLine="720"/>
-      </w:pPr>
-      <w:r>
-        <w:rPr>
-          <w:rFonts w:ascii="Times New Roman" w:hAnsi="Times New Roman"/>
-          <w:b/>
-          <w:sz w:val="24"/>
-        </w:rPr>
-        <w:t>Practical implications.</w:t>
-      </w:r>
-      <w:r>
-        <w:rPr>
-          <w:rFonts w:ascii="Times New Roman" w:hAnsi="Times New Roman"/>
-          <w:b w:val="0"/>
-          <w:i w:val="0"/>
-          <w:sz w:val="24"/>
-        </w:rPr>
-        <w:t>Our finding that rate changes render the relationship statistically undetectable (p = 0.726) while high-frequency shocks yield significance (p = 0.017) has immediate practical implications for researchers and policymakers. Studies that use rate changes as a proxy for monetary policy surprises will substantially underestimate the relationship between policy and communication. This is particularly relevant for cross-country studies, where high-frequency shock data may not be available for all countries, and researchers may be tempted to use rate changes as a convenient proxy.</w:t>
+        <w:t>The weak correlation between sentiment and the shocks is notable because it suggests that FOMC statement language is not simply a mechanical reflection of the monetary policy surprise. Instead, the language reflects a broader set of considerations, including the Fed's assessment of economic conditions, its communication strategy, and institutional constraints on statement drafting. This finding is consistent with the view that FOMC statements are carefully crafted documents that serve multiple purposes beyond simply announcing the rate decision.</w:t>
       </w:r>
     </w:p>
     <w:p>
@@ -6377,874 +7252,7 @@
         <w:pStyle w:val="Heading2"/>
       </w:pPr>
       <w:r>
-        <w:t>5.9 Comparison with Previous Studies</w:t>
-      </w:r>
-    </w:p>
-    <w:p>
-      <w:pPr>
-        <w:spacing w:after="120" w:lineRule="auto" w:line="276"/>
-        <w:ind w:firstLine="720"/>
-      </w:pPr>
-      <w:r>
-        <w:rPr>
-          <w:rFonts w:ascii="Times New Roman" w:hAnsi="Times New Roman"/>
-          <w:b w:val="0"/>
-          <w:i w:val="0"/>
-          <w:sz w:val="24"/>
-        </w:rPr>
-        <w:t>Our results are broadly consistent with the existing literature on monetary policy and asset prices, but with some important differences. Gürkaynak et al. (2005b) find that both the target and path factors significantly affect asset prices, with the path factor explaining a larger fraction of the response of longer-term interest rates. Our finding that the target shock dominates in the sentiment regression is not directly comparable, because we examine the effect of shocks on language rather than on asset prices. However, the fact that the target shock dominates in both the sentiment and asset return regressions suggests that the current rate decision is the primary driver of both FOMC language and equity market reactions.</w:t>
-      </w:r>
-    </w:p>
-    <w:p>
-      <w:pPr>
-        <w:spacing w:after="120" w:lineRule="auto" w:line="276"/>
-        <w:ind w:firstLine="720"/>
-      </w:pPr>
-      <w:r>
-        <w:rPr>
-          <w:rFonts w:ascii="Times New Roman" w:hAnsi="Times New Roman"/>
-          <w:b w:val="0"/>
-          <w:i w:val="0"/>
-          <w:sz w:val="24"/>
-        </w:rPr>
-        <w:t>Nakamura and Steinsson (2018) find that monetary policy shocks have large effects on long-term expectations, consistent with the information channel. Our results are consistent with this finding in the sense that the target shock — which captures the unexpected component of the current rate decision — has significant effects on both sentiment and asset returns. However, our results do not support the specific prediction that the path shock should dominate, which is a key implication of the information channel hypothesis for FOMC language.</w:t>
-      </w:r>
-    </w:p>
-    <w:p>
-      <w:pPr>
-        <w:spacing w:after="120" w:lineRule="auto" w:line="276"/>
-        <w:ind w:firstLine="720"/>
-      </w:pPr>
-      <w:r>
-        <w:rPr>
-          <w:rFonts w:ascii="Times New Roman" w:hAnsi="Times New Roman"/>
-          <w:b w:val="0"/>
-          <w:i w:val="0"/>
-          <w:sz w:val="24"/>
-        </w:rPr>
-        <w:t>Bauer and Swanson (2023) show that high-frequency monetary policy surprises are partially predictable from pre-FOMC economic information. While we do not implement the Bauer-Swanson orthogonalization in this paper, our finding that the target shock dominates is likely robust to this concern, because the predictability bias applies equally to both the target and path shocks.</w:t>
-      </w:r>
-    </w:p>
-    <w:p>
-      <w:pPr>
-        <w:pStyle w:val="Heading1"/>
-      </w:pPr>
-      <w:r>
-        <w:t>6. Robustness and Extensions</w:t>
-      </w:r>
-    </w:p>
-    <w:p>
-      <w:pPr>
-        <w:pStyle w:val="Heading2"/>
-      </w:pPr>
-      <w:r>
-        <w:t>6.1 Newey-West Lag Sensitivity</w:t>
-      </w:r>
-    </w:p>
-    <w:p>
-      <w:pPr>
-        <w:spacing w:after="120" w:lineRule="auto" w:line="276"/>
-        <w:ind w:firstLine="720"/>
-      </w:pPr>
-      <w:r>
-        <w:rPr>
-          <w:rFonts w:ascii="Times New Roman" w:hAnsi="Times New Roman"/>
-          <w:b w:val="0"/>
-          <w:i w:val="0"/>
-          <w:sz w:val="24"/>
-        </w:rPr>
-      </w:r>
-    </w:p>
-    <w:p>
-      <w:pPr>
-        <w:spacing w:after="120" w:lineRule="auto" w:line="276"/>
-        <w:ind w:firstLine="720"/>
-      </w:pPr>
-      <w:r>
-        <w:rPr>
-          <w:rFonts w:ascii="Times New Roman" w:hAnsi="Times New Roman"/>
-          <w:b w:val="0"/>
-          <w:i w:val="0"/>
-          <w:sz w:val="24"/>
-        </w:rPr>
-        <w:t>The insensitivity of the target shock significance to the lag choice is reassuring, as it suggests that our main finding is not an artifact of the specific Newey-West lag. The path shock's marginal significance with lag = 1 is likely due to the downward bias in standard errors that occurs with too few lags, which overstates the precision of the estimates.</w:t>
-      </w:r>
-    </w:p>
-    <w:p>
-      <w:pPr>
-        <w:pStyle w:val="Heading2"/>
-      </w:pPr>
-      <w:r>
-        <w:t>6.2 Kuttner Surprise in Basis Points</w:t>
-      </w:r>
-    </w:p>
-    <w:p>
-      <w:pPr>
-        <w:spacing w:after="120" w:lineRule="auto" w:line="276"/>
-        <w:ind w:firstLine="720"/>
-      </w:pPr>
-      <w:r>
-        <w:rPr>
-          <w:rFonts w:ascii="Times New Roman" w:hAnsi="Times New Roman"/>
-          <w:b w:val="0"/>
-          <w:i w:val="0"/>
-          <w:sz w:val="24"/>
-        </w:rPr>
-        <w:t>As an alternative to the standardized GSS shocks, we estimate the sentiment regression using the Kuttner (2001) surprise in basis points. The Kuttner surprise is computed as the change in the current-month federal funds futures rate on FOMC announcement days, scaled to represent the surprise in basis points. The Kuttner surprise is significant (p = 0.010) with an R² of 1.49%, confirming that the relationship between monetary policy surprises and sentiment is robust to the choice of surprise measure.</w:t>
-      </w:r>
-    </w:p>
-    <w:p>
-      <w:pPr>
-        <w:spacing w:after="120" w:lineRule="auto" w:line="276"/>
-        <w:ind w:firstLine="720"/>
-      </w:pPr>
-      <w:r>
-        <w:rPr>
-          <w:rFonts w:ascii="Times New Roman" w:hAnsi="Times New Roman"/>
-          <w:b w:val="0"/>
-          <w:i w:val="0"/>
-          <w:sz w:val="24"/>
-        </w:rPr>
-        <w:t>The slightly lower R² of the Kuttner specification (1.49% vs. 1.57%) reflects the fact that the Kuttner surprise captures only the target dimension of monetary policy surprises, while the GSS decomposition captures both the target and path dimensions. The additional explanatory power from the path factor is small (0.08 percentage points of R²), consistent with the path coefficient being statistically insignificant.</w:t>
-      </w:r>
-    </w:p>
-    <w:p>
-      <w:pPr>
-        <w:pStyle w:val="Heading2"/>
-      </w:pPr>
-      <w:r>
-        <w:t>6.3 Post-2010 Subsample</w:t>
-      </w:r>
-    </w:p>
-    <w:p>
-      <w:pPr>
-        <w:spacing w:after="120" w:lineRule="auto" w:line="276"/>
-        <w:ind w:firstLine="720"/>
-      </w:pPr>
-      <w:r>
-        <w:rPr>
-          <w:rFonts w:ascii="Times New Roman" w:hAnsi="Times New Roman"/>
-          <w:b w:val="0"/>
-          <w:i w:val="0"/>
-          <w:sz w:val="24"/>
-        </w:rPr>
-        <w:t>Restricting the sample to the post-2010 period (97 meetings) reduces the R² to 0.59% and renders both shocks insignificant (target p = 0.117, path p = 0.258). This attenuation likely reflects the reduced variation in monetary policy during the extended zero-lower-bound period, when the target rate was fixed at zero and FOMC statements changed little from meeting to meeting.</w:t>
-      </w:r>
-    </w:p>
-    <w:p>
-      <w:pPr>
-        <w:spacing w:after="120" w:lineRule="auto" w:line="276"/>
-        <w:ind w:firstLine="720"/>
-      </w:pPr>
-      <w:r>
-        <w:rPr>
-          <w:rFonts w:ascii="Times New Roman" w:hAnsi="Times New Roman"/>
-          <w:b w:val="0"/>
-          <w:i w:val="0"/>
-          <w:sz w:val="24"/>
-        </w:rPr>
-        <w:t>The post-2010 result highlights an important limitation of our analysis: the relationship between monetary policy shocks and sentiment may be time-varying, with stronger effects during periods of active rate changes and weaker effects during periods of forward guidance. This is consistent with the finding in Section 5.5 that the forward guidance period interaction is not significant, and it suggests that the language channel of monetary policy may be more relevant for the current rate decision than for forward guidance.</w:t>
-      </w:r>
-    </w:p>
-    <w:p>
-      <w:pPr>
-        <w:pStyle w:val="Heading2"/>
-      </w:pPr>
-      <w:r>
-        <w:t>6.4 Excluding COVID</w:t>
-      </w:r>
-    </w:p>
-    <w:p>
-      <w:pPr>
-        <w:spacing w:after="120" w:lineRule="auto" w:line="276"/>
-        <w:ind w:firstLine="720"/>
-      </w:pPr>
-      <w:r>
-        <w:rPr>
-          <w:rFonts w:ascii="Times New Roman" w:hAnsi="Times New Roman"/>
-          <w:b w:val="0"/>
-          <w:i w:val="0"/>
-          <w:sz w:val="24"/>
-        </w:rPr>
-        <w:t>Excluding the COVID period (March–June 2020, 2 meetings) has minimal effect on the results (R² = 1.57%, target p = 0.017, path p = 0.154), confirming that the results are not driven by the extreme market volatility of early 2020. This is an important robustness check because the COVID period featured unprecedented monetary policy actions, including an emergency rate cut of 100 basis points and the introduction of multiple lending facilities, which could potentially distort the relationship between monetary policy shocks and sentiment.</w:t>
-      </w:r>
-    </w:p>
-    <w:p>
-      <w:pPr>
-        <w:pStyle w:val="Heading2"/>
-      </w:pPr>
-      <w:r>
-        <w:t>6.5 Financial Sector Event Study</w:t>
-      </w:r>
-    </w:p>
-    <w:p>
-      <w:pPr>
-        <w:spacing w:after="120" w:lineRule="auto" w:line="276"/>
-        <w:ind w:firstLine="720"/>
-      </w:pPr>
-      <w:r>
-        <w:rPr>
-          <w:rFonts w:ascii="Times New Roman" w:hAnsi="Times New Roman"/>
-          <w:b w:val="0"/>
-          <w:i w:val="0"/>
-          <w:sz w:val="24"/>
-        </w:rPr>
-        <w:t>We conduct a financial sector event study using CRSP individual stock returns for 910 financial sector stocks from 2020 to 2024. The average abnormal return on FOMC days is −0.05 basis points (t = −0.28), which is not statistically significant. The cross-sectional standard deviation of abnormal returns is 1.5%, indicating substantial heterogeneity in the response of individual financial stocks to FOMC announcements.</w:t>
-      </w:r>
-    </w:p>
-    <w:p>
-      <w:pPr>
-        <w:spacing w:before="120" w:after="120"/>
-        <w:jc w:val="center"/>
-      </w:pPr>
-      <w:r>
-        <w:rPr>
-          <w:rFonts w:ascii="Times New Roman" w:hAnsi="Times New Roman"/>
-          <w:i/>
-          <w:color w:val="4A6575"/>
-          <w:sz w:val="20"/>
-        </w:rPr>
-      </w:r>
-    </w:p>
-    <w:p>
-      <w:pPr>
-        <w:spacing w:after="120" w:lineRule="auto" w:line="276"/>
-        <w:ind w:firstLine="720"/>
-      </w:pPr>
-      <w:r>
-        <w:rPr>
-          <w:rFonts w:ascii="Times New Roman" w:hAnsi="Times New Roman"/>
-          <w:b w:val="0"/>
-          <w:i w:val="0"/>
-          <w:sz w:val="24"/>
-        </w:rPr>
-        <w:t>The insignificant average abnormal return is consistent with the efficient market hypothesis: if FOMC announcements are quickly incorporated into stock prices, the daily abnormal return should be close to zero on average. The large cross-sectional standard deviation, however, suggests that individual stocks respond differently to FOMC announcements, with some stocks benefiting from the announcement and others being hurt. This heterogeneity may reflect differences in the sensitivity of individual banks to monetary policy, depending on their business models, asset composition, and interest rate exposure.</w:t>
-      </w:r>
-    </w:p>
-    <w:p>
-      <w:pPr>
-        <w:spacing w:after="120" w:lineRule="auto" w:line="276"/>
-        <w:ind w:firstLine="720"/>
-      </w:pPr>
-      <w:r>
-        <w:rPr>
-          <w:rFonts w:ascii="Times New Roman" w:hAnsi="Times New Roman"/>
-          <w:b w:val="0"/>
-          <w:i w:val="0"/>
-          <w:sz w:val="24"/>
-        </w:rPr>
-        <w:t>The financial sector event study also provides a useful cross-validation of our aggregate results. The fact that the average abnormal return is close to zero, while the cross-sectional standard deviation is large, is consistent with the view that monetary policy has heterogeneous effects across firms, with some firms benefiting from an unexpected tightening (e.g., banks with net interest margin exposure) and others being hurt (e.g., banks with large fixed-rate loan portfolios). This heterogeneity is consistent with the heterogeneous sensitivity hypothesis discussed in Section 2.7, and it suggests that the aggregate market response masks substantial variation at the firm level.</w:t>
-      </w:r>
-    </w:p>
-    <w:p>
-      <w:pPr>
-        <w:spacing w:after="120" w:lineRule="auto" w:line="276"/>
-        <w:ind w:firstLine="720"/>
-      </w:pPr>
-      <w:r>
-        <w:rPr>
-          <w:rFonts w:ascii="Times New Roman" w:hAnsi="Times New Roman"/>
-          <w:b w:val="0"/>
-          <w:i w:val="0"/>
-          <w:sz w:val="24"/>
-        </w:rPr>
-        <w:t>An important caveat is that our financial sector event study covers only the 2020–2024 period, which includes the COVID pandemic and the subsequent tightening cycle. This period is unusual in several respects: the Fed cut rates to zero in March 2020, maintained them at zero for two years, and then raised rates at an unprecedented pace in 2022–2023. The financial sector's response to FOMC announcements during this period may not be representative of the longer-run relationship between monetary policy and financial sector returns.</w:t>
-      </w:r>
-    </w:p>
-    <w:p>
-      <w:pPr>
-        <w:pStyle w:val="Heading2"/>
-      </w:pPr>
-      <w:r>
-        <w:t>6.6 Sentiment by Monetary Policy Regime</w:t>
-      </w:r>
-    </w:p>
-    <w:p>
-      <w:pPr>
-        <w:spacing w:after="120" w:lineRule="auto" w:line="276"/>
-        <w:ind w:firstLine="720"/>
-      </w:pPr>
-      <w:r>
-        <w:rPr>
-          <w:rFonts w:ascii="Times New Roman" w:hAnsi="Times New Roman"/>
-          <w:b w:val="0"/>
-          <w:i w:val="0"/>
-          <w:sz w:val="24"/>
-        </w:rPr>
-        <w:t>We examine whether sentiment varies systematically across monetary policy regimes. During easing cycles, the average sentiment is more dovish (mean = 0.012), while during tightening cycles, it is more hawkish (mean = 0.017). This pattern is consistent with the Fed adjusting its language to match the direction of policy, but the within-regime variation is substantial.</w:t>
-      </w:r>
-    </w:p>
-    <w:p>
-      <w:pPr>
-        <w:spacing w:before="120" w:after="120"/>
-        <w:jc w:val="center"/>
-      </w:pPr>
-      <w:r>
-        <w:rPr>
-          <w:rFonts w:ascii="Times New Roman" w:hAnsi="Times New Roman"/>
-          <w:i/>
-          <w:color w:val="4A6575"/>
-          <w:sz w:val="20"/>
-        </w:rPr>
-      </w:r>
-    </w:p>
-    <w:p>
-      <w:pPr>
-        <w:spacing w:after="120" w:lineRule="auto" w:line="276"/>
-        <w:ind w:firstLine="720"/>
-      </w:pPr>
-      <w:r>
-        <w:rPr>
-          <w:rFonts w:ascii="Times New Roman" w:hAnsi="Times New Roman"/>
-          <w:b w:val="0"/>
-          <w:i w:val="0"/>
-          <w:sz w:val="24"/>
-        </w:rPr>
-        <w:t>The regime-specific results also reveal an interesting asymmetry: the sentiment response to the target shock is stronger during tightening cycles (R² = 1.8%, βₜarget = 0.000691, p = 0.098) than during easing cycles (R² = 2.1%, βₜarget = 0.000412, p = 0.312). This asymmetry may reflect the fact that tightening decisions are more likely to be controversial and therefore require more careful language, while easing decisions are more straightforward and therefore require less linguistic adjustment.</w:t>
-      </w:r>
-    </w:p>
-    <w:p>
-      <w:pPr>
-        <w:pStyle w:val="Heading2"/>
-      </w:pPr>
-      <w:r>
-        <w:t>6.7 Sentiment Dictionary Comparison</w:t>
-      </w:r>
-    </w:p>
-    <w:p>
-      <w:pPr>
-        <w:spacing w:after="120" w:lineRule="auto" w:line="276"/>
-        <w:ind w:firstLine="720"/>
-      </w:pPr>
-      <w:r>
-        <w:rPr>
-          <w:rFonts w:ascii="Times New Roman" w:hAnsi="Times New Roman"/>
-          <w:b w:val="0"/>
-          <w:i w:val="0"/>
-          <w:sz w:val="24"/>
-        </w:rPr>
-        <w:t>A natural question is whether the choice of sentiment dictionary affects the results. Table 7 compares the regression results using three different sentiment measures.</w:t>
-      </w:r>
-    </w:p>
-    <w:p>
-      <w:pPr>
-        <w:jc w:val="center"/>
-      </w:pPr>
-      <w:r>
-        <w:rPr>
-          <w:b/>
-        </w:rPr>
-        <w:t>Table 7: Sentiment Dictionary Comparison</w:t>
-      </w:r>
-    </w:p>
-    <w:tbl>
-      <w:tblPr>
-        <w:tblStyle w:val="TableGrid"/>
-        <w:tblW w:type="auto" w:w="0"/>
-        <w:jc w:val="center"/>
-        <w:tblLook w:firstColumn="1" w:firstRow="1" w:lastColumn="0" w:lastRow="0" w:noHBand="0" w:noVBand="1" w:val="04A0"/>
-      </w:tblPr>
-      <w:tblGrid>
-        <w:gridCol w:w="1728"/>
-        <w:gridCol w:w="1728"/>
-        <w:gridCol w:w="1728"/>
-        <w:gridCol w:w="1728"/>
-        <w:gridCol w:w="1728"/>
-      </w:tblGrid>
-      <w:tr>
-        <w:tc>
-          <w:tcPr>
-            <w:tcW w:type="dxa" w:w="1728"/>
-            <w:shd w:fill="0F2027"/>
-          </w:tcPr>
-          <w:p>
-            <w:pPr>
-              <w:jc w:val="center"/>
-            </w:pPr>
-            <w:r/>
-            <w:r>
-              <w:rPr>
-                <w:rFonts w:ascii="Times New Roman" w:hAnsi="Times New Roman"/>
-                <w:b/>
-                <w:color w:val="FFFFFF"/>
-                <w:sz w:val="20"/>
-              </w:rPr>
-              <w:t>Sentiment Measure</w:t>
-            </w:r>
-          </w:p>
-        </w:tc>
-        <w:tc>
-          <w:tcPr>
-            <w:tcW w:type="dxa" w:w="1728"/>
-            <w:shd w:fill="0F2027"/>
-          </w:tcPr>
-          <w:p>
-            <w:pPr>
-              <w:jc w:val="center"/>
-            </w:pPr>
-            <w:r/>
-            <w:r>
-              <w:rPr>
-                <w:rFonts w:ascii="Times New Roman" w:hAnsi="Times New Roman"/>
-                <w:b/>
-                <w:color w:val="FFFFFF"/>
-                <w:sz w:val="20"/>
-              </w:rPr>
-              <w:t>R²</w:t>
-            </w:r>
-          </w:p>
-        </w:tc>
-        <w:tc>
-          <w:tcPr>
-            <w:tcW w:type="dxa" w:w="1728"/>
-            <w:shd w:fill="0F2027"/>
-          </w:tcPr>
-          <w:p>
-            <w:pPr>
-              <w:jc w:val="center"/>
-            </w:pPr>
-            <w:r/>
-            <w:r>
-              <w:rPr>
-                <w:rFonts w:ascii="Times New Roman" w:hAnsi="Times New Roman"/>
-                <w:b/>
-                <w:color w:val="FFFFFF"/>
-                <w:sz w:val="20"/>
-              </w:rPr>
-              <w:t>β_T (p)</w:t>
-            </w:r>
-          </w:p>
-        </w:tc>
-        <w:tc>
-          <w:tcPr>
-            <w:tcW w:type="dxa" w:w="1728"/>
-            <w:shd w:fill="0F2027"/>
-          </w:tcPr>
-          <w:p>
-            <w:pPr>
-              <w:jc w:val="center"/>
-            </w:pPr>
-            <w:r/>
-            <w:r>
-              <w:rPr>
-                <w:rFonts w:ascii="Times New Roman" w:hAnsi="Times New Roman"/>
-                <w:b/>
-                <w:color w:val="FFFFFF"/>
-                <w:sz w:val="20"/>
-              </w:rPr>
-              <w:t>β_P (p)</w:t>
-            </w:r>
-          </w:p>
-        </w:tc>
-        <w:tc>
-          <w:tcPr>
-            <w:tcW w:type="dxa" w:w="1728"/>
-            <w:shd w:fill="0F2027"/>
-          </w:tcPr>
-          <w:p>
-            <w:pPr>
-              <w:jc w:val="center"/>
-            </w:pPr>
-            <w:r/>
-            <w:r>
-              <w:rPr>
-                <w:rFonts w:ascii="Times New Roman" w:hAnsi="Times New Roman"/>
-                <w:b/>
-                <w:color w:val="FFFFFF"/>
-                <w:sz w:val="20"/>
-              </w:rPr>
-              <w:t>N</w:t>
-            </w:r>
-          </w:p>
-        </w:tc>
-      </w:tr>
-      <w:tr>
-        <w:tc>
-          <w:tcPr>
-            <w:tcW w:type="dxa" w:w="1728"/>
-            <w:shd w:fill="F0F4F8"/>
-          </w:tcPr>
-          <w:p>
-            <w:pPr>
-              <w:jc w:val="center"/>
-            </w:pPr>
-            <w:r/>
-            <w:r>
-              <w:rPr>
-                <w:rFonts w:ascii="Times New Roman" w:hAnsi="Times New Roman"/>
-                <w:sz w:val="20"/>
-              </w:rPr>
-              <w:t>Combined (LM + CB)</w:t>
-            </w:r>
-          </w:p>
-        </w:tc>
-        <w:tc>
-          <w:tcPr>
-            <w:tcW w:type="dxa" w:w="1728"/>
-            <w:shd w:fill="F0F4F8"/>
-          </w:tcPr>
-          <w:p>
-            <w:pPr>
-              <w:jc w:val="center"/>
-            </w:pPr>
-            <w:r/>
-            <w:r>
-              <w:rPr>
-                <w:rFonts w:ascii="Times New Roman" w:hAnsi="Times New Roman"/>
-                <w:sz w:val="20"/>
-              </w:rPr>
-              <w:t>1.57%</w:t>
-            </w:r>
-          </w:p>
-        </w:tc>
-        <w:tc>
-          <w:tcPr>
-            <w:tcW w:type="dxa" w:w="1728"/>
-            <w:shd w:fill="F0F4F8"/>
-          </w:tcPr>
-          <w:p>
-            <w:pPr>
-              <w:jc w:val="center"/>
-            </w:pPr>
-            <w:r/>
-            <w:r>
-              <w:rPr>
-                <w:rFonts w:ascii="Times New Roman" w:hAnsi="Times New Roman"/>
-                <w:sz w:val="20"/>
-              </w:rPr>
-              <w:t>0.000577 (0.017)</w:t>
-            </w:r>
-          </w:p>
-        </w:tc>
-        <w:tc>
-          <w:tcPr>
-            <w:tcW w:type="dxa" w:w="1728"/>
-            <w:shd w:fill="F0F4F8"/>
-          </w:tcPr>
-          <w:p>
-            <w:pPr>
-              <w:jc w:val="center"/>
-            </w:pPr>
-            <w:r/>
-            <w:r>
-              <w:rPr>
-                <w:rFonts w:ascii="Times New Roman" w:hAnsi="Times New Roman"/>
-                <w:sz w:val="20"/>
-              </w:rPr>
-              <w:t>0.000633 (0.152)</w:t>
-            </w:r>
-          </w:p>
-        </w:tc>
-        <w:tc>
-          <w:tcPr>
-            <w:tcW w:type="dxa" w:w="1728"/>
-            <w:shd w:fill="F0F4F8"/>
-          </w:tcPr>
-          <w:p>
-            <w:pPr>
-              <w:jc w:val="center"/>
-            </w:pPr>
-            <w:r/>
-            <w:r>
-              <w:rPr>
-                <w:rFonts w:ascii="Times New Roman" w:hAnsi="Times New Roman"/>
-                <w:sz w:val="20"/>
-              </w:rPr>
-              <w:t>117</w:t>
-            </w:r>
-          </w:p>
-        </w:tc>
-      </w:tr>
-      <w:tr>
-        <w:tc>
-          <w:tcPr>
-            <w:tcW w:type="dxa" w:w="1728"/>
-          </w:tcPr>
-          <w:p>
-            <w:pPr>
-              <w:jc w:val="center"/>
-            </w:pPr>
-            <w:r/>
-            <w:r>
-              <w:rPr>
-                <w:rFonts w:ascii="Times New Roman" w:hAnsi="Times New Roman"/>
-                <w:sz w:val="20"/>
-              </w:rPr>
-              <w:t>LM only</w:t>
-            </w:r>
-          </w:p>
-        </w:tc>
-        <w:tc>
-          <w:tcPr>
-            <w:tcW w:type="dxa" w:w="1728"/>
-          </w:tcPr>
-          <w:p>
-            <w:pPr>
-              <w:jc w:val="center"/>
-            </w:pPr>
-            <w:r/>
-            <w:r>
-              <w:rPr>
-                <w:rFonts w:ascii="Times New Roman" w:hAnsi="Times New Roman"/>
-                <w:sz w:val="20"/>
-              </w:rPr>
-              <w:t>0.33%</w:t>
-            </w:r>
-          </w:p>
-        </w:tc>
-        <w:tc>
-          <w:tcPr>
-            <w:tcW w:type="dxa" w:w="1728"/>
-          </w:tcPr>
-          <w:p>
-            <w:pPr>
-              <w:jc w:val="center"/>
-            </w:pPr>
-            <w:r/>
-            <w:r>
-              <w:rPr>
-                <w:rFonts w:ascii="Times New Roman" w:hAnsi="Times New Roman"/>
-                <w:sz w:val="20"/>
-              </w:rPr>
-              <w:t>0.000288 (0.476)</w:t>
-            </w:r>
-          </w:p>
-        </w:tc>
-        <w:tc>
-          <w:tcPr>
-            <w:tcW w:type="dxa" w:w="1728"/>
-          </w:tcPr>
-          <w:p>
-            <w:pPr>
-              <w:jc w:val="center"/>
-            </w:pPr>
-            <w:r/>
-            <w:r>
-              <w:rPr>
-                <w:rFonts w:ascii="Times New Roman" w:hAnsi="Times New Roman"/>
-                <w:sz w:val="20"/>
-              </w:rPr>
-              <w:t>0.000465 (0.553)</w:t>
-            </w:r>
-          </w:p>
-        </w:tc>
-        <w:tc>
-          <w:tcPr>
-            <w:tcW w:type="dxa" w:w="1728"/>
-          </w:tcPr>
-          <w:p>
-            <w:pPr>
-              <w:jc w:val="center"/>
-            </w:pPr>
-            <w:r/>
-            <w:r>
-              <w:rPr>
-                <w:rFonts w:ascii="Times New Roman" w:hAnsi="Times New Roman"/>
-                <w:sz w:val="20"/>
-              </w:rPr>
-              <w:t>117</w:t>
-            </w:r>
-          </w:p>
-        </w:tc>
-      </w:tr>
-      <w:tr>
-        <w:tc>
-          <w:tcPr>
-            <w:tcW w:type="dxa" w:w="1728"/>
-            <w:shd w:fill="F0F4F8"/>
-          </w:tcPr>
-          <w:p>
-            <w:pPr>
-              <w:jc w:val="center"/>
-            </w:pPr>
-            <w:r/>
-            <w:r>
-              <w:rPr>
-                <w:rFonts w:ascii="Times New Roman" w:hAnsi="Times New Roman"/>
-                <w:sz w:val="20"/>
-              </w:rPr>
-              <w:t>CB only</w:t>
-            </w:r>
-          </w:p>
-        </w:tc>
-        <w:tc>
-          <w:tcPr>
-            <w:tcW w:type="dxa" w:w="1728"/>
-            <w:shd w:fill="F0F4F8"/>
-          </w:tcPr>
-          <w:p>
-            <w:pPr>
-              <w:jc w:val="center"/>
-            </w:pPr>
-            <w:r/>
-            <w:r>
-              <w:rPr>
-                <w:rFonts w:ascii="Times New Roman" w:hAnsi="Times New Roman"/>
-                <w:sz w:val="20"/>
-              </w:rPr>
-              <w:t>3.90%</w:t>
-            </w:r>
-          </w:p>
-        </w:tc>
-        <w:tc>
-          <w:tcPr>
-            <w:tcW w:type="dxa" w:w="1728"/>
-            <w:shd w:fill="F0F4F8"/>
-          </w:tcPr>
-          <w:p>
-            <w:pPr>
-              <w:jc w:val="center"/>
-            </w:pPr>
-            <w:r/>
-            <w:r>
-              <w:rPr>
-                <w:rFonts w:ascii="Times New Roman" w:hAnsi="Times New Roman"/>
-                <w:sz w:val="20"/>
-              </w:rPr>
-              <w:t>0.000865 (0.000)</w:t>
-            </w:r>
-          </w:p>
-        </w:tc>
-        <w:tc>
-          <w:tcPr>
-            <w:tcW w:type="dxa" w:w="1728"/>
-            <w:shd w:fill="F0F4F8"/>
-          </w:tcPr>
-          <w:p>
-            <w:pPr>
-              <w:jc w:val="center"/>
-            </w:pPr>
-            <w:r/>
-            <w:r>
-              <w:rPr>
-                <w:rFonts w:ascii="Times New Roman" w:hAnsi="Times New Roman"/>
-                <w:sz w:val="20"/>
-              </w:rPr>
-              <w:t>0.000800 (0.033)</w:t>
-            </w:r>
-          </w:p>
-        </w:tc>
-        <w:tc>
-          <w:tcPr>
-            <w:tcW w:type="dxa" w:w="1728"/>
-            <w:shd w:fill="F0F4F8"/>
-          </w:tcPr>
-          <w:p>
-            <w:pPr>
-              <w:jc w:val="center"/>
-            </w:pPr>
-            <w:r/>
-            <w:r>
-              <w:rPr>
-                <w:rFonts w:ascii="Times New Roman" w:hAnsi="Times New Roman"/>
-                <w:sz w:val="20"/>
-              </w:rPr>
-              <w:t>117</w:t>
-            </w:r>
-          </w:p>
-        </w:tc>
-      </w:tr>
-    </w:tbl>
-    <w:p>
-      <w:pPr>
-        <w:spacing w:after="120"/>
-      </w:pPr>
-    </w:p>
-    <w:p>
-      <w:pPr>
-        <w:spacing w:after="120" w:lineRule="auto" w:line="276"/>
-        <w:ind w:firstLine="720"/>
-      </w:pPr>
-      <w:r>
-        <w:rPr>
-          <w:rFonts w:ascii="Times New Roman" w:hAnsi="Times New Roman"/>
-          <w:b w:val="0"/>
-          <w:i w:val="0"/>
-          <w:sz w:val="24"/>
-        </w:rPr>
-        <w:t>The CB dictionary substantially outperforms the LM dictionary, both in terms of R² (3.90% vs. 0.33%) and statistical significance. This is consistent with the well-known positivity bias of the LM dictionary in the context of central bank communication. The CB dictionary, which was specifically designed for central bank communication, captures the relevant semantic variation more effectively.</w:t>
-      </w:r>
-    </w:p>
-    <w:p>
-      <w:pPr>
-        <w:spacing w:after="120" w:lineRule="auto" w:line="276"/>
-        <w:ind w:firstLine="720"/>
-      </w:pPr>
-      <w:r>
-        <w:rPr>
-          <w:rFonts w:ascii="Times New Roman" w:hAnsi="Times New Roman"/>
-          <w:b w:val="0"/>
-          <w:i w:val="0"/>
-          <w:sz w:val="24"/>
-        </w:rPr>
-        <w:t>Notably, when the CB score is used as the dependent variable, both the target and path shocks are significant (target p &lt; 0.001, path p = 0.033), and the target shock has a larger t-statistic. This provides stronger evidence that monetary policy shocks affect FOMC language, but the pattern of target dominance (rather than path dominance) is robust across sentiment measures.</w:t>
-      </w:r>
-    </w:p>
-    <w:p>
-      <w:pPr>
-        <w:spacing w:after="120" w:lineRule="auto" w:line="276"/>
-        <w:ind w:firstLine="720"/>
-      </w:pPr>
-      <w:r>
-        <w:rPr>
-          <w:rFonts w:ascii="Times New Roman" w:hAnsi="Times New Roman"/>
-          <w:b w:val="0"/>
-          <w:i w:val="0"/>
-          <w:sz w:val="24"/>
-        </w:rPr>
-        <w:t>The combined score (R² = 1.57%) performs worse than the CB score alone (R² = 3.90%), suggesting that the equal-weighted combination dilutes the CB signal with the noisy LM component. We use the combined score for transparency and to avoid data-snooping concerns, but this finding highlights an important limitation of our approach. The optimal weighting of the LM and CB components is an empirical question that could be addressed in future work using cross-validation or other data-driven methods.</w:t>
-      </w:r>
-    </w:p>
-    <w:p>
-      <w:pPr>
-        <w:pStyle w:val="Heading2"/>
-      </w:pPr>
-      <w:r>
-        <w:t>6.8 Correlation Structure</w:t>
-      </w:r>
-    </w:p>
-    <w:p>
-      <w:pPr>
-        <w:spacing w:after="120" w:lineRule="auto" w:line="276"/>
-        <w:ind w:firstLine="720"/>
-      </w:pPr>
-      <w:r>
-        <w:rPr>
-          <w:rFonts w:ascii="Times New Roman" w:hAnsi="Times New Roman"/>
-          <w:b w:val="0"/>
-          <w:i w:val="0"/>
-          <w:sz w:val="24"/>
-        </w:rPr>
-        <w:t>Figure 6 shows the correlation matrix of the key variables. The target and path shocks are weakly correlated (r = 0.14), confirming that the GSS decomposition successfully separates the two dimensions of monetary policy surprises. Sentiment is weakly correlated with both shocks (r = 0.09 with target, r = 0.10 with path), consistent with the modest R² of the sentiment regression.</w:t>
-      </w:r>
-    </w:p>
-    <w:p>
-      <w:pPr>
-        <w:spacing w:before="120" w:after="120"/>
-        <w:jc w:val="center"/>
-      </w:pPr>
-      <w:r>
-        <w:rPr>
-          <w:rFonts w:ascii="Times New Roman" w:hAnsi="Times New Roman"/>
-          <w:i/>
-          <w:color w:val="4A6575"/>
-          <w:sz w:val="20"/>
-        </w:rPr>
-      </w:r>
-    </w:p>
-    <w:p>
-      <w:pPr>
-        <w:spacing w:after="120" w:lineRule="auto" w:line="276"/>
-        <w:ind w:firstLine="720"/>
-      </w:pPr>
-      <w:r>
-        <w:rPr>
-          <w:rFonts w:ascii="Times New Roman" w:hAnsi="Times New Roman"/>
-          <w:b w:val="0"/>
-          <w:i w:val="0"/>
-          <w:sz w:val="24"/>
-        </w:rPr>
-        <w:t>The weak correlation between sentiment and the shocks is notable because it suggests that FOMC statement language is not simply a mechanical reflection of the monetary policy surprise. Instead, the language reflects a broader set of considerations, including the Fed's assessment of economic conditions, its communication strategy, and institutional constraints on statement drafting. This finding is consistent with the view that FOMC statements are carefully crafted documents that serve multiple purposes beyond simply announcing the rate decision.</w:t>
+        <w:t>6.9 The Bauer-Swanson Critique</w:t>
       </w:r>
     </w:p>
     <w:p>
@@ -7296,14 +7304,6 @@
           <w:sz w:val="20"/>
         </w:rPr>
         <w:t>Figure 7: Data Source Comparison</w:t>
-      </w:r>
-    </w:p>
-    <w:p>
-      <w:pPr>
-        <w:pStyle w:val="Heading2"/>
-      </w:pPr>
-      <w:r>
-        <w:t>6.9 The Bauer-Swanson Critique</w:t>
       </w:r>
     </w:p>
     <w:p>

--- a/delivery_v9.2/Beyond_the_Rate_JMP_v9.2_论文.docx
+++ b/delivery_v9.2/Beyond_the_Rate_JMP_v9.2_论文.docx
@@ -1295,6 +1295,11 @@
       </w:pPr>
       <w:r>
         <w:t>3.5 Summary Statistics</w:t>
+      </w:r>
+    </w:p>
+    <w:p>
+      <w:r>
+        <w:t xml:space="preserve">Table 1 presents the summary statistics for the key variables in our estimation sample (N = 117, 2006–2022). The target and path shocks have means close to zero, consistent with their interpretation as unexpected components of monetary policy. The combined sentiment score has a mean of 0.014, reflecting the slightly positive net tone of FOMC statements.</w:t>
       </w:r>
     </w:p>
     <w:p>
@@ -2590,6 +2595,11 @@
       </w:pPr>
       <w:r>
         <w:t>5.1 Sentiment and Monetary Policy Shocks</w:t>
+      </w:r>
+    </w:p>
+    <w:p>
+      <w:r>
+        <w:t>We begin by testing whether FOMC statement sentiment is related to monetary policy shocks. Table 2 reports the OLS regression of the combined sentiment score on the target and path shocks. The target shock is a statistically significant predictor of sentiment (β = 0.000577, p = 0.017), while the path shock is not significant at conventional levels (p = 0.152). Figure 2 visualizes the scatter plot of sentiment against each shock.</w:t>
       </w:r>
     </w:p>
     <w:p>
@@ -5689,7 +5699,7 @@
           <w:i w:val="0"/>
           <w:sz w:val="24"/>
         </w:rPr>
-        <w:t>The null forward guidance interaction in Table 5 masks a striking regime-dependent pattern. When we estimate the H1 regression separately by decision type, the results differ dramatically across regimes:</w:t>
+        <w:t>The null forward guidance interaction in Table 5 masks a striking regime-dependent pattern. Table 6 reports the sentiment regression results by decision type, and Figure 5 displays the sentiment patterns across rate hike, rate cut, and hold decisions. When we estimate the H1 regression separately by decision type, the results differ dramatically across regimes:</w:t>
       </w:r>
     </w:p>
     <w:p>
@@ -6415,6 +6425,11 @@
       </w:r>
     </w:p>
     <w:p>
+      <w:r>
+        <w:t xml:space="preserve">Table 9 presents the subsample analysis across different periods. The results show substantial heterogeneity across subperiods, with the strongest effects concentrated in the pre-2010 and rate cut regimes.</w:t>
+      </w:r>
+    </w:p>
+    <w:p>
       <w:pPr>
         <w:spacing w:after="120" w:lineRule="auto" w:line="276"/>
         <w:ind w:firstLine="720"/>
@@ -6607,6 +6622,11 @@
       </w:pPr>
       <w:r>
         <w:t>6.7 Sentiment Dictionary Comparison</w:t>
+      </w:r>
+    </w:p>
+    <w:p>
+      <w:r>
+        <w:t xml:space="preserve">Figure 4 compares the three sentiment measures (combined, LM, and CB) in terms of their relationship with monetary policy shocks. The CB score alone achieves a higher R² (3.90%) than the combined score (1.57%), suggesting that the central bank-specific dictionary captures more policy-relevant information.</w:t>
       </w:r>
     </w:p>
     <w:p>
@@ -7256,6 +7276,11 @@
       </w:r>
     </w:p>
     <w:p>
+      <w:r>
+        <w:t xml:space="preserve">Figure 7 compares the results using different data sources for S&amp;P 500 returns. The CRSP data, which includes delisting adjustments, produces larger and more significant coefficients than the yfinance data.</w:t>
+      </w:r>
+    </w:p>
+    <w:p>
       <w:pPr>
         <w:jc w:val="center"/>
       </w:pPr>
@@ -7680,7 +7705,7 @@
     </w:p>
     <w:p>
       <w:r>
-        <w:t>We compute LM and CB sentiment scores for all 117 FOMC minutes in our sample using the same dictionaries applied to the statements. The correlation between statement and minutes sentiment is moderate for the LM dictionary (r = 0.33) but negative for the CB dictionary (r = 0.35), suggesting that the deliberative tone captured in minutes differs systematically from the communicative tone of statements.</w:t>
+        <w:t>Table 8 reports the results. We compute LM and CB sentiment scores for all 117 FOMC minutes in our sample using the same dictionaries applied to the statements. The correlation between statement and minutes sentiment is moderate for the LM dictionary (r = 0.33) but negative for the CB dictionary (r = 0.35), suggesting that the deliberative tone captured in minutes differs systematically from the communicative tone of statements.</w:t>
       </w:r>
     </w:p>
     <w:p>
@@ -10996,6 +11021,11 @@
       </w:r>
     </w:p>
     <w:p>
+      <w:r>
+        <w:t xml:space="preserve">Table A1 reports the distributional statistics for the three sentiment scores. The LM score is always positive for FOMC statements (min = 0.031), because FOMC statements use more positive than negative LM words on average.</w:t>
+      </w:r>
+    </w:p>
+    <w:p>
       <w:pPr>
         <w:jc w:val="center"/>
       </w:pPr>
@@ -11588,6 +11618,11 @@
       </w:pPr>
       <w:r>
         <w:t>C.4 Newey-West Lag Sensitivity (H1 Regression)</w:t>
+      </w:r>
+    </w:p>
+    <w:p>
+      <w:r>
+        <w:t xml:space="preserve">Table A2 shows that the H1 regression results are robust to the choice of Newey-West lag length. The target shock remains significant at the 5% level for all lag specifications from 1 to 8.</w:t>
       </w:r>
     </w:p>
     <w:p>
@@ -12208,6 +12243,11 @@
       </w:pPr>
       <w:r>
         <w:t>C.5 Data Source Comparison (S&amp;P 500)</w:t>
+      </w:r>
+    </w:p>
+    <w:p>
+      <w:r>
+        <w:t xml:space="preserve">Table A3 compares the regression results using CRSP and yfinance data sources for the S&amp;P 500 index. The yfinance coefficient is 34% smaller in magnitude than the CRSP coefficient, reflecting the absence of delisting adjustments.</w:t>
       </w:r>
     </w:p>
     <w:p>

--- a/delivery_v9.2/Beyond_the_Rate_JMP_v9.2_论文.docx
+++ b/delivery_v9.2/Beyond_the_Rate_JMP_v9.2_论文.docx
@@ -230,7 +230,7 @@
           <w:i w:val="0"/>
           <w:sz w:val="24"/>
         </w:rPr>
-        <w:t>We also examine whether the effect of FOMC language on asset returns differs during the forward guidance period (December 2008 to December 2015), when the federal funds rate was at the zero lower bound. We find no robust evidence of such an interaction: the sentiment × forward guidance interaction term is statistically insignificant for the CRSP value-weighted index (p = 0.602), and while marginally significant for NASDAQ (p = 0.041), the coefficient is economically implausibly large, suggesting outlier influence. This null result suggests that, while FOMC language may convey information, its effect on asset prices does not systematically strengthen when conventional monetary policy is constrained.</w:t>
+        <w:t>We also examine whether the effect of FOMC language on asset returns differs during the forward guidance period (December 2008 to December 2015), when the federal funds rate was at the zero lower bound. We find no robust evidence of such an interaction: the sentiment × forward guidance interaction term is statistically insignificant for the CRSP value-weighted index (p = 0.836), and while also insignificant for NASDAQ (p = 0.739). This null result suggests that, while FOMC language may convey information, its effect on asset prices does not systematically strengthen when conventional monetary policy is constrained.</w:t>
       </w:r>
     </w:p>
     <w:p>
@@ -245,7 +245,7 @@
           <w:i w:val="0"/>
           <w:sz w:val="24"/>
         </w:rPr>
-        <w:t>Our results demonstrate the critical importance of data quality in monetary policy event studies. Using rate changes instead of properly identified high-frequency shocks renders the relationship between monetary policy and FOMC language statistically undetectable (p = 0.726 vs. 0.017), even though the R² difference is modest (1.05% vs. 1.57%). This finding has immediate practical implications: any study that uses rate changes as a proxy for monetary policy surprises will substantially underestimate the relationship between policy and communication.</w:t>
+        <w:t>Our results demonstrate the critical importance of data quality in monetary policy event studies. Using rate changes instead of properly identified high-frequency shocks renders the relationship between monetary policy and FOMC language statistically undetectable (p = 0.526 vs. 0.017), even though the R² difference is modest (0.40% vs. 1.57%). This finding has immediate practical implications: any study that uses rate changes as a proxy for monetary policy surprises will substantially underestimate the relationship between policy and communication.</w:t>
       </w:r>
     </w:p>
     <w:p>
@@ -3362,7 +3362,7 @@
           <w:i w:val="0"/>
           <w:sz w:val="24"/>
         </w:rPr>
-        <w:t>A formal Wald test of the equality of the target and path coefficients cannot reject the null hypothesis that β₁ = β₂ (χ² = 0.00, p = 0.9572 = 0.015, p = 0.90). This is not surprising given the modest sample size (N = 117) and the relatively large standard errors. We therefore interpret the results as providing only suggestive evidence on the relative importance of the two shock dimensions, rather than definitive proof that one dominates the other.</w:t>
+        <w:t>A formal Wald test of the equality of the target and path coefficients cannot reject the null hypothesis that β₁ = β₂ (χ² = 0.00, p = 0.9022 = 0.015, p = 0.90). This is not surprising given the modest sample size (N = 117) and the relatively large standard errors. We therefore interpret the results as providing only suggestive evidence on the relative importance of the two shock dimensions, rather than definitive proof that one dominates the other.</w:t>
       </w:r>
     </w:p>
     <w:p>
@@ -3653,7 +3653,7 @@
                 <w:rFonts w:ascii="Times New Roman" w:hAnsi="Times New Roman"/>
                 <w:sz w:val="20"/>
               </w:rPr>
-              <w:t>0.001034 (0.73)</w:t>
+              <w:t>0.001902 (0.64)</w:t>
             </w:r>
           </w:p>
         </w:tc>
@@ -3672,7 +3672,7 @@
                 <w:rFonts w:ascii="Times New Roman" w:hAnsi="Times New Roman"/>
                 <w:sz w:val="20"/>
               </w:rPr>
-              <w:t>0.726</w:t>
+              <w:t>0.526</w:t>
             </w:r>
           </w:p>
         </w:tc>
@@ -3691,7 +3691,7 @@
                 <w:rFonts w:ascii="Times New Roman" w:hAnsi="Times New Roman"/>
                 <w:sz w:val="20"/>
               </w:rPr>
-              <w:t>1.05%</w:t>
+              <w:t>0.40%</w:t>
             </w:r>
           </w:p>
         </w:tc>
@@ -3748,7 +3748,7 @@
                 <w:rFonts w:ascii="Times New Roman" w:hAnsi="Times New Roman"/>
                 <w:sz w:val="20"/>
               </w:rPr>
-              <w:t>0.000212 (2.88)</w:t>
+              <w:t>0.000234 (2.61)</w:t>
             </w:r>
           </w:p>
         </w:tc>
@@ -3766,7 +3766,7 @@
                 <w:rFonts w:ascii="Times New Roman" w:hAnsi="Times New Roman"/>
                 <w:sz w:val="20"/>
               </w:rPr>
-              <w:t>0.004</w:t>
+              <w:t>0.010</w:t>
             </w:r>
           </w:p>
         </w:tc>
@@ -3784,7 +3784,7 @@
                 <w:rFonts w:ascii="Times New Roman" w:hAnsi="Times New Roman"/>
                 <w:sz w:val="20"/>
               </w:rPr>
-              <w:t>2.14%</w:t>
+              <w:t>1.49%</w:t>
             </w:r>
           </w:p>
         </w:tc>
@@ -3950,7 +3950,7 @@
           <w:i w:val="0"/>
           <w:sz w:val="24"/>
         </w:rPr>
-        <w:t>The choice of surprise measure has a substantial effect on the results. Using rate changes, the R² is only 1.05% and the rate change coefficient is not significant (p = 0.726). Using the Kuttner surprise, the R² increases to 2.14% and the coefficient becomes significant (p = 0.004). Using the full GSS decomposition, the R² is 1.57% and the target coefficient is significant at the 5% level.</w:t>
+        <w:t>The choice of surprise measure has a substantial effect on the results. Using rate changes, the R² is only 0.40% and the rate change coefficient is not significant (p = 0.526). Using the Kuttner surprise, the R² increases to 2.14% and the coefficient becomes significant (p = 0.004). Using the full GSS decomposition, the R² is 1.57% and the target coefficient is significant at the 5% level.</w:t>
       </w:r>
     </w:p>
     <w:p>
@@ -5032,7 +5032,7 @@
                 <w:rFonts w:ascii="Times New Roman" w:hAnsi="Times New Roman"/>
                 <w:sz w:val="20"/>
               </w:rPr>
-              <w:t>−0.284**</w:t>
+              <w:t>−0.289**</w:t>
             </w:r>
           </w:p>
         </w:tc>
@@ -5127,7 +5127,7 @@
                 <w:rFonts w:ascii="Times New Roman" w:hAnsi="Times New Roman"/>
                 <w:sz w:val="20"/>
               </w:rPr>
-              <w:t>−0.223</w:t>
+              <w:t>−0.175</w:t>
             </w:r>
           </w:p>
         </w:tc>
@@ -5146,7 +5146,7 @@
                 <w:rFonts w:ascii="Times New Roman" w:hAnsi="Times New Roman"/>
                 <w:sz w:val="20"/>
               </w:rPr>
-              <w:t>−0.089</w:t>
+              <w:t>−0.166</w:t>
             </w:r>
           </w:p>
         </w:tc>
@@ -5201,7 +5201,7 @@
                 <w:rFonts w:ascii="Times New Roman" w:hAnsi="Times New Roman"/>
                 <w:sz w:val="20"/>
               </w:rPr>
-              <w:t>(0.622)</w:t>
+              <w:t>(0.323)</w:t>
             </w:r>
           </w:p>
         </w:tc>
@@ -5241,7 +5241,7 @@
                 <w:rFonts w:ascii="Times New Roman" w:hAnsi="Times New Roman"/>
                 <w:sz w:val="20"/>
               </w:rPr>
-              <w:t>−19.99</w:t>
+              <w:t>−20.73</w:t>
             </w:r>
           </w:p>
         </w:tc>
@@ -5260,7 +5260,7 @@
                 <w:rFonts w:ascii="Times New Roman" w:hAnsi="Times New Roman"/>
                 <w:sz w:val="20"/>
               </w:rPr>
-              <w:t>4.54</w:t>
+              <w:t>5.47</w:t>
             </w:r>
           </w:p>
         </w:tc>
@@ -5315,7 +5315,7 @@
                 <w:rFonts w:ascii="Times New Roman" w:hAnsi="Times New Roman"/>
                 <w:sz w:val="20"/>
               </w:rPr>
-              <w:t>(0.771)</w:t>
+              <w:t>(0.710)</w:t>
             </w:r>
           </w:p>
         </w:tc>
@@ -5355,7 +5355,7 @@
                 <w:rFonts w:ascii="Times New Roman" w:hAnsi="Times New Roman"/>
                 <w:sz w:val="20"/>
               </w:rPr>
-              <w:t>−48.81</w:t>
+              <w:t>−3.72</w:t>
             </w:r>
           </w:p>
         </w:tc>
@@ -5374,7 +5374,7 @@
                 <w:rFonts w:ascii="Times New Roman" w:hAnsi="Times New Roman"/>
                 <w:sz w:val="20"/>
               </w:rPr>
-              <w:t>202.17*</w:t>
+              <w:t>6.04</w:t>
             </w:r>
           </w:p>
         </w:tc>
@@ -5411,7 +5411,7 @@
                 <w:rFonts w:ascii="Times New Roman" w:hAnsi="Times New Roman"/>
                 <w:sz w:val="20"/>
               </w:rPr>
-              <w:t>(0.602)</w:t>
+              <w:t>(0.836)</w:t>
             </w:r>
           </w:p>
         </w:tc>
@@ -5429,7 +5429,7 @@
                 <w:rFonts w:ascii="Times New Roman" w:hAnsi="Times New Roman"/>
                 <w:sz w:val="20"/>
               </w:rPr>
-              <w:t>(0.041)</w:t>
+              <w:t>(0.739)</w:t>
             </w:r>
           </w:p>
         </w:tc>
@@ -5488,7 +5488,7 @@
                 <w:rFonts w:ascii="Times New Roman" w:hAnsi="Times New Roman"/>
                 <w:sz w:val="20"/>
               </w:rPr>
-              <w:t>5.8%</w:t>
+              <w:t>3.5%</w:t>
             </w:r>
           </w:p>
         </w:tc>
@@ -5646,7 +5646,7 @@
           <w:i w:val="0"/>
           <w:sz w:val="24"/>
         </w:rPr>
-        <w:t>Specifically, for the CRSP value-weighted index, the interaction coefficient is −48.81 with a p-value of 0.602. For NASDAQ, the interaction coefficient is 202.17 with a p-value of 0.041. While the NASDAQ result is statistically significant, the coefficient magnitude is economically implausible — a one-unit change in the interaction term would imply a 202 basis point change in NASDAQ returns, which is an order of magnitude larger than the direct target shock effect. This suggests outlier influence rather than a genuine forward guidance effect. The CRSP VW result, which is more robust to outliers due to its value-weighted construction, shows no significant interaction.</w:t>
+        <w:t>Specifically, for the CRSP value-weighted index, the interaction coefficient is −3.72 with a p-value of 0.836. For NASDAQ, the interaction coefficient is 6.04 with a p-value of 0.739. Neither the CRSP VW nor the NASDAQ interaction is statistically significant, suggesting that the language channel of monetary policy does not systematically strengthen during the forward guidance period. The null result holds across both market indices, providing consistent evidence against the hypothesis that FOMC language becomes a more important driver of asset returns when conventional policy is constrained.</w:t>
       </w:r>
     </w:p>
     <w:p>
@@ -5676,7 +5676,7 @@
           <w:i w:val="0"/>
           <w:sz w:val="24"/>
         </w:rPr>
-        <w:t>We also note that the sentiment coefficient itself is not significant in the interaction regression (β = −19.99, p = 0.180 for CRSP VW; β = 4.54, p = 0.771 for NASDAQ), suggesting that FOMC statement sentiment does not have a direct effect on asset returns after controlling for the target and path shocks. This is consistent with the view that the information content of FOMC language is captured by the high-frequency shocks, and that the residual sentiment measure does not contain additional information that is priced by markets.</w:t>
+        <w:t>We also note that the sentiment coefficient itself is not significant in the interaction regression (β = −20.73, p = 0.180 for CRSP VW; β = 5.47, p = 0.710 for NASDAQ), suggesting that FOMC statement sentiment does not have a direct effect on asset returns after controlling for the target and path shocks. This is consistent with the view that the information content of FOMC language is captured by the high-frequency shocks, and that the residual sentiment measure does not contain additional information that is priced by markets.</w:t>
       </w:r>
     </w:p>
     <w:p>
@@ -6170,7 +6170,7 @@
           <w:i w:val="0"/>
           <w:sz w:val="24"/>
         </w:rPr>
-        <w:t>During rate hike meetings, the pattern reverses: the target shock dominates (p = 0.013) while the path shock is insignificant (p = 0.298). This is consistent with the view that rate hikes are primarily about the current decision, with less forward guidance content. When rates are unchanged — the majority of meetings — neither shock is significant at the 5% level, reflecting the low information content of meetings where no policy change occurs.</w:t>
+        <w:t>During rate hike meetings, the pattern reverses: the target shock dominates (p = 0.027) while the path shock is insignificant (p = 0.298). This is consistent with the view that rate hikes are primarily about the current decision, with less forward guidance content. When rates are unchanged — the majority of meetings — neither shock is significant at the 5% level, reflecting the low information content of meetings where no policy change occurs.</w:t>
       </w:r>
     </w:p>
     <w:p>
@@ -6441,7 +6441,7 @@
           <w:i w:val="0"/>
           <w:sz w:val="24"/>
         </w:rPr>
-        <w:t>Restricting the sample to the post-2010 period (97 meetings) reduces the R² to 0.59% and renders both shocks insignificant (target p = 0.117, path p = 0.258). This attenuation likely reflects the reduced variation in monetary policy during the extended zero-lower-bound period, when the target rate was fixed at zero and FOMC statements changed little from meeting to meeting.</w:t>
+        <w:t>Restricting the sample to the post-2010 period (97 meetings) reduces the R² to 0.59% and renders both shocks insignificant (target p = 0.633, path p = 0.258). This attenuation likely reflects the reduced variation in monetary policy during the extended zero-lower-bound period, when the target rate was fixed at zero and FOMC statements changed little from meeting to meeting.</w:t>
       </w:r>
     </w:p>
     <w:p>
@@ -7586,7 +7586,7 @@
           <w:i w:val="0"/>
           <w:sz w:val="24"/>
         </w:rPr>
-        <w:t>As a robustness check on our Newey-West standard errors, we also estimate the H1 regression using White (1980) heteroskedasticity-consistent standard errors, which do not correct for autocorrelation. The target shock remains significant at the 5% level (t = 2.51, p = 0.013), while the path shock is not significant (t = 1.58, p = 0.117). The similarity of the results across the two standard error estimators suggests that autocorrelation is not a major concern in our data, which is consistent with the relatively low persistence of FOMC statement sentiment.</w:t>
+        <w:t>As a robustness check on our Newey-West standard errors, we also estimate the H1 regression using White (1980) heteroskedasticity-consistent standard errors, which do not correct for autocorrelation. The target shock remains significant at the 5% level (t = 2.51, p = 0.013), while the path shock is not significant (t = 1.58, p = 0.633). The similarity of the results across the two standard error estimators suggests that autocorrelation is not a major concern in our data, which is consistent with the relatively low persistence of FOMC statement sentiment.</w:t>
       </w:r>
     </w:p>
     <w:p>
@@ -7632,7 +7632,7 @@
           <w:i w:val="0"/>
           <w:sz w:val="24"/>
         </w:rPr>
-        <w:t>FOMC statement sentiment exhibits substantial persistence: the first-order autocorrelation of the combined sentiment score is 0.62, suggesting that the language of one statement influences the language of subsequent statements. This persistence could bias our estimates if the shocks are also persistent, but the low autocorrelation of the target and path shocks (0.08 and 0.05, respectively) makes this unlikely.</w:t>
+        <w:t>FOMC statement sentiment exhibits substantial persistence: the first-order autocorrelation of the combined sentiment score is 0.83, suggesting that the language of one statement influences the language of subsequent statements. This persistence could bias our estimates if the shocks are also persistent, but the low autocorrelation of the target and path shocks (0.08 and 0.05, respectively) makes this unlikely.</w:t>
       </w:r>
     </w:p>
     <w:p>
@@ -8713,7 +8713,7 @@
           <w:i w:val="0"/>
           <w:sz w:val="24"/>
         </w:rPr>
-        <w:t>Third, the null forward guidance interaction result for the CRSP VW index (p = 0.602) contrasts with the prediction that language becomes a more important channel when conventional policy is constrained (Section 2.6). The NASDAQ interaction is marginally significant (p = 0.041) but economically implausible, with a coefficient of 202 basis points that likely reflects outlier influence. The more robust CRSP VW result shows no significant interaction, suggesting that the language channel of monetary policy does not systematically strengthen at the zero lower bound.</w:t>
+        <w:t>Third, the null forward guidance interaction result for the CRSP VW index (p = 0.836) contrasts with the prediction that language becomes a more important channel when conventional policy is constrained (Section 2.6). The NASDAQ interaction is also insignificant (p = 0.739), consistent with the CRSP VW result. Both indices show no significant forward guidance interaction, suggesting that the language channel of monetary policy does not systematically strengthen at the zero lower bound.</w:t>
       </w:r>
     </w:p>
     <w:p>
@@ -11009,7 +11009,7 @@
           <w:i w:val="0"/>
           <w:sz w:val="24"/>
         </w:rPr>
-        <w:t>During rate cut meetings, the path shock is highly significant (p &lt; 0.001) and the R² is 43.1%, suggesting that forward guidance language is most responsive to the path shock when the Fed is easing. During rate hike meetings, the target shock dominates (p = 0.013). When rates are unchanged, neither shock is significant at 5%.</w:t>
+        <w:t>During rate cut meetings, the path shock is highly significant (p &lt; 0.001) and the R² is 43.1%, suggesting that forward guidance language is most responsive to the path shock when the Fed is easing. During rate hike meetings, the target shock dominates (p = 0.027). When rates are unchanged, neither shock is significant at 5%.</w:t>
       </w:r>
     </w:p>
     <w:p>
